--- a/Presentations/Assignment 2 - Robotic Concept Development.docx
+++ b/Presentations/Assignment 2 - Robotic Concept Development.docx
@@ -115,6 +115,9 @@
     <w:p>
       <w:pPr>
         <w:pStyle w:val="Heading2"/>
+        <w:rPr>
+          <w:rFonts w:hint="eastAsia"/>
+        </w:rPr>
       </w:pPr>
       <w:bookmarkStart w:id="4" w:name="assignment-objective"/>
       <w:r>
@@ -168,6 +171,9 @@
     <w:p>
       <w:pPr>
         <w:pStyle w:val="Heading2"/>
+        <w:rPr>
+          <w:rFonts w:hint="eastAsia"/>
+        </w:rPr>
       </w:pPr>
       <w:bookmarkStart w:id="5" w:name="project-details"/>
       <w:bookmarkEnd w:id="4"/>
@@ -226,7 +232,7 @@
         <w:pStyle w:val="BodyText"/>
         <w:numPr>
           <w:ilvl w:val="0"/>
-          <w:numId w:val="17"/>
+          <w:numId w:val="5"/>
         </w:numPr>
         <w:rPr>
           <w:rFonts w:ascii="Times New Roman" w:hAnsi="Times New Roman" w:cs="Times New Roman"/>
@@ -268,7 +274,7 @@
         <w:pStyle w:val="BodyText"/>
         <w:numPr>
           <w:ilvl w:val="0"/>
-          <w:numId w:val="17"/>
+          <w:numId w:val="5"/>
         </w:numPr>
         <w:rPr>
           <w:rFonts w:ascii="Times New Roman" w:hAnsi="Times New Roman" w:cs="Times New Roman"/>
@@ -324,7 +330,7 @@
         <w:pStyle w:val="BodyText"/>
         <w:numPr>
           <w:ilvl w:val="0"/>
-          <w:numId w:val="17"/>
+          <w:numId w:val="5"/>
         </w:numPr>
         <w:rPr>
           <w:rFonts w:ascii="Times New Roman" w:hAnsi="Times New Roman" w:cs="Times New Roman"/>
@@ -372,6 +378,9 @@
     <w:p>
       <w:pPr>
         <w:pStyle w:val="Heading2"/>
+        <w:rPr>
+          <w:rFonts w:hint="eastAsia"/>
+        </w:rPr>
       </w:pPr>
       <w:bookmarkStart w:id="6" w:name="problem-re-definition-refinement-stage"/>
       <w:bookmarkEnd w:id="5"/>
@@ -382,6 +391,9 @@
     <w:p>
       <w:pPr>
         <w:pStyle w:val="Heading3"/>
+        <w:rPr>
+          <w:rFonts w:hint="eastAsia"/>
+        </w:rPr>
       </w:pPr>
       <w:bookmarkStart w:id="7" w:name="refined-problem-statement"/>
       <w:r>
@@ -407,6 +419,9 @@
     <w:p>
       <w:pPr>
         <w:pStyle w:val="Heading3"/>
+        <w:rPr>
+          <w:rFonts w:hint="eastAsia"/>
+        </w:rPr>
       </w:pPr>
       <w:bookmarkStart w:id="8" w:name="target-users-application-environment"/>
       <w:bookmarkEnd w:id="7"/>
@@ -579,6 +594,9 @@
     <w:p>
       <w:pPr>
         <w:pStyle w:val="Heading3"/>
+        <w:rPr>
+          <w:rFonts w:hint="eastAsia"/>
+        </w:rPr>
       </w:pPr>
       <w:bookmarkStart w:id="9" w:name="constraints"/>
       <w:bookmarkEnd w:id="8"/>
@@ -747,6 +765,9 @@
     <w:p>
       <w:pPr>
         <w:pStyle w:val="Heading2"/>
+        <w:rPr>
+          <w:rFonts w:hint="eastAsia"/>
+        </w:rPr>
       </w:pPr>
       <w:bookmarkStart w:id="10" w:name="X75fbcaad07e89d5bb82911f00c397cd1b6114ae"/>
       <w:bookmarkEnd w:id="3"/>
@@ -759,6 +780,9 @@
     <w:p>
       <w:pPr>
         <w:pStyle w:val="Heading3"/>
+        <w:rPr>
+          <w:rFonts w:hint="eastAsia"/>
+        </w:rPr>
       </w:pPr>
       <w:bookmarkStart w:id="11" w:name="overall-system-function"/>
       <w:r>
@@ -784,6 +808,9 @@
     <w:p>
       <w:pPr>
         <w:pStyle w:val="Heading3"/>
+        <w:rPr>
+          <w:rFonts w:hint="eastAsia"/>
+        </w:rPr>
       </w:pPr>
       <w:bookmarkStart w:id="12" w:name="functional-breakdown"/>
       <w:bookmarkEnd w:id="11"/>
@@ -1247,6 +1274,9 @@
     <w:p>
       <w:pPr>
         <w:pStyle w:val="Heading3"/>
+        <w:rPr>
+          <w:rFonts w:hint="eastAsia"/>
+        </w:rPr>
       </w:pPr>
       <w:bookmarkStart w:id="13" w:name="functional-block-diagram-mandatory"/>
       <w:bookmarkEnd w:id="12"/>
@@ -1268,6 +1298,9 @@
             <wp:wrapTopAndBottom/>
             <wp:docPr id="1259716757" name="Picture 1">
               <a:extLst xmlns:a="http://schemas.openxmlformats.org/drawingml/2006/main">
+                <a:ext uri="{FF2B5EF4-FFF2-40B4-BE49-F238E27FC236}">
+                  <a16:creationId xmlns:a16="http://schemas.microsoft.com/office/drawing/2014/main" id="{DF20EBCF-150C-43CF-9E27-41EFADA4E2E4}"/>
+                </a:ext>
                 <a:ext uri="{C183D7F6-B498-43B3-948B-1728B52AA6E4}">
                   <adec:decorative xmlns:adec="http://schemas.microsoft.com/office/drawing/2017/decorative" val="1"/>
                 </a:ext>
@@ -1292,7 +1325,7 @@
                     </pic:cNvPicPr>
                   </pic:nvPicPr>
                   <pic:blipFill>
-                    <a:blip r:embed="rId5" cstate="print">
+                    <a:blip r:embed="rId7" cstate="print">
                       <a:extLst>
                         <a:ext uri="{28A0092B-C50C-407E-A947-70E740481C1C}">
                           <a14:useLocalDpi xmlns:a14="http://schemas.microsoft.com/office/drawing/2010/main" val="0"/>
@@ -1341,6 +1374,9 @@
     <w:p>
       <w:pPr>
         <w:pStyle w:val="Heading2"/>
+        <w:rPr>
+          <w:rFonts w:hint="eastAsia"/>
+        </w:rPr>
       </w:pPr>
       <w:bookmarkStart w:id="14" w:name="algorithmic-design-core-requirement"/>
       <w:bookmarkEnd w:id="10"/>
@@ -1352,6 +1388,9 @@
     <w:p>
       <w:pPr>
         <w:pStyle w:val="Heading3"/>
+        <w:rPr>
+          <w:rFonts w:hint="eastAsia"/>
+        </w:rPr>
       </w:pPr>
       <w:bookmarkStart w:id="15" w:name="control-flowchart"/>
       <w:r>
@@ -1373,6 +1412,9 @@
             <wp:effectExtent l="0" t="0" r="6350" b="0"/>
             <wp:docPr id="2088652988" name="Picture 2">
               <a:extLst xmlns:a="http://schemas.openxmlformats.org/drawingml/2006/main">
+                <a:ext uri="{FF2B5EF4-FFF2-40B4-BE49-F238E27FC236}">
+                  <a16:creationId xmlns:a16="http://schemas.microsoft.com/office/drawing/2014/main" id="{EB317A77-345F-42DF-AC12-7E20D4B65C69}"/>
+                </a:ext>
                 <a:ext uri="{C183D7F6-B498-43B3-948B-1728B52AA6E4}">
                   <adec:decorative xmlns:adec="http://schemas.microsoft.com/office/drawing/2017/decorative" val="1"/>
                 </a:ext>
@@ -1397,7 +1439,7 @@
                     </pic:cNvPicPr>
                   </pic:nvPicPr>
                   <pic:blipFill>
-                    <a:blip r:embed="rId6" cstate="print">
+                    <a:blip r:embed="rId8" cstate="print">
                       <a:extLst>
                         <a:ext uri="{28A0092B-C50C-407E-A947-70E740481C1C}">
                           <a14:useLocalDpi xmlns:a14="http://schemas.microsoft.com/office/drawing/2010/main" val="0"/>
@@ -1432,6 +1474,9 @@
     <w:p>
       <w:pPr>
         <w:pStyle w:val="Heading3"/>
+        <w:rPr>
+          <w:rFonts w:hint="eastAsia"/>
+        </w:rPr>
       </w:pPr>
       <w:bookmarkStart w:id="16" w:name="pseudocode"/>
       <w:bookmarkEnd w:id="15"/>
@@ -1758,6 +1803,9 @@
     <w:p>
       <w:pPr>
         <w:pStyle w:val="Heading2"/>
+        <w:rPr>
+          <w:rFonts w:hint="eastAsia"/>
+        </w:rPr>
       </w:pPr>
       <w:bookmarkStart w:id="17" w:name="X2b5a0422447f8526a3a2ff691381d921a50079a"/>
       <w:bookmarkEnd w:id="14"/>
@@ -1768,31 +1816,24 @@
     </w:p>
     <w:tbl>
       <w:tblPr>
+        <w:tblStyle w:val="GridTable4"/>
         <w:tblW w:w="0" w:type="auto"/>
-        <w:tblCellSpacing w:w="15" w:type="dxa"/>
-        <w:tblCellMar>
-          <w:top w:w="15" w:type="dxa"/>
-          <w:left w:w="15" w:type="dxa"/>
-          <w:bottom w:w="15" w:type="dxa"/>
-          <w:right w:w="15" w:type="dxa"/>
-        </w:tblCellMar>
         <w:tblLook w:val="04A0" w:firstRow="1" w:lastRow="0" w:firstColumn="1" w:lastColumn="0" w:noHBand="0" w:noVBand="1"/>
       </w:tblPr>
       <w:tblGrid>
-        <w:gridCol w:w="1446"/>
-        <w:gridCol w:w="2628"/>
-        <w:gridCol w:w="2417"/>
-        <w:gridCol w:w="2869"/>
+        <w:gridCol w:w="1627"/>
+        <w:gridCol w:w="2558"/>
+        <w:gridCol w:w="2399"/>
+        <w:gridCol w:w="2766"/>
       </w:tblGrid>
       <w:tr>
         <w:trPr>
-          <w:tblHeader/>
-          <w:tblCellSpacing w:w="15" w:type="dxa"/>
+          <w:cnfStyle w:val="100000000000" w:firstRow="1" w:lastRow="0" w:firstColumn="0" w:lastColumn="0" w:oddVBand="0" w:evenVBand="0" w:oddHBand="0" w:evenHBand="0" w:firstRowFirstColumn="0" w:firstRowLastColumn="0" w:lastRowFirstColumn="0" w:lastRowLastColumn="0"/>
         </w:trPr>
         <w:tc>
           <w:tcPr>
-            <w:tcW w:w="0" w:type="auto"/>
-            <w:vAlign w:val="center"/>
+            <w:cnfStyle w:val="001000000000" w:firstRow="0" w:lastRow="0" w:firstColumn="1" w:lastColumn="0" w:oddVBand="0" w:evenVBand="0" w:oddHBand="0" w:evenHBand="0" w:firstRowFirstColumn="0" w:firstRowLastColumn="0" w:lastRowFirstColumn="0" w:lastRowLastColumn="0"/>
+            <w:tcW w:w="0" w:type="auto"/>
             <w:hideMark/>
           </w:tcPr>
           <w:p>
@@ -1800,15 +1841,15 @@
               <w:pStyle w:val="BodyText"/>
               <w:rPr>
                 <w:rFonts w:ascii="Times New Roman" w:hAnsi="Times New Roman" w:cs="Times New Roman"/>
-                <w:b/>
-                <w:bCs/>
-              </w:rPr>
-            </w:pPr>
-            <w:r>
-              <w:rPr>
-                <w:rFonts w:ascii="Times New Roman" w:hAnsi="Times New Roman" w:cs="Times New Roman"/>
-                <w:b/>
-                <w:bCs/>
+                <w:b w:val="0"/>
+                <w:bCs w:val="0"/>
+              </w:rPr>
+            </w:pPr>
+            <w:r>
+              <w:rPr>
+                <w:rFonts w:ascii="Times New Roman" w:hAnsi="Times New Roman" w:cs="Times New Roman"/>
+                <w:b w:val="0"/>
+                <w:bCs w:val="0"/>
               </w:rPr>
               <w:t>Parameter</w:t>
             </w:r>
@@ -1817,23 +1858,23 @@
         <w:tc>
           <w:tcPr>
             <w:tcW w:w="0" w:type="auto"/>
-            <w:vAlign w:val="center"/>
             <w:hideMark/>
           </w:tcPr>
           <w:p>
             <w:pPr>
               <w:pStyle w:val="BodyText"/>
-              <w:rPr>
-                <w:rFonts w:ascii="Times New Roman" w:hAnsi="Times New Roman" w:cs="Times New Roman"/>
-                <w:b/>
-                <w:bCs/>
-              </w:rPr>
-            </w:pPr>
-            <w:r>
-              <w:rPr>
-                <w:rFonts w:ascii="Times New Roman" w:hAnsi="Times New Roman" w:cs="Times New Roman"/>
-                <w:b/>
-                <w:bCs/>
+              <w:cnfStyle w:val="100000000000" w:firstRow="1" w:lastRow="0" w:firstColumn="0" w:lastColumn="0" w:oddVBand="0" w:evenVBand="0" w:oddHBand="0" w:evenHBand="0" w:firstRowFirstColumn="0" w:firstRowLastColumn="0" w:lastRowFirstColumn="0" w:lastRowLastColumn="0"/>
+              <w:rPr>
+                <w:rFonts w:ascii="Times New Roman" w:hAnsi="Times New Roman" w:cs="Times New Roman"/>
+                <w:b w:val="0"/>
+                <w:bCs w:val="0"/>
+              </w:rPr>
+            </w:pPr>
+            <w:r>
+              <w:rPr>
+                <w:rFonts w:ascii="Times New Roman" w:hAnsi="Times New Roman" w:cs="Times New Roman"/>
+                <w:b w:val="0"/>
+                <w:bCs w:val="0"/>
               </w:rPr>
               <w:t>Concept 1 – Mechanical</w:t>
             </w:r>
@@ -1842,23 +1883,23 @@
         <w:tc>
           <w:tcPr>
             <w:tcW w:w="0" w:type="auto"/>
-            <w:vAlign w:val="center"/>
             <w:hideMark/>
           </w:tcPr>
           <w:p>
             <w:pPr>
               <w:pStyle w:val="BodyText"/>
-              <w:rPr>
-                <w:rFonts w:ascii="Times New Roman" w:hAnsi="Times New Roman" w:cs="Times New Roman"/>
-                <w:b/>
-                <w:bCs/>
-              </w:rPr>
-            </w:pPr>
-            <w:r>
-              <w:rPr>
-                <w:rFonts w:ascii="Times New Roman" w:hAnsi="Times New Roman" w:cs="Times New Roman"/>
-                <w:b/>
-                <w:bCs/>
+              <w:cnfStyle w:val="100000000000" w:firstRow="1" w:lastRow="0" w:firstColumn="0" w:lastColumn="0" w:oddVBand="0" w:evenVBand="0" w:oddHBand="0" w:evenHBand="0" w:firstRowFirstColumn="0" w:firstRowLastColumn="0" w:lastRowFirstColumn="0" w:lastRowLastColumn="0"/>
+              <w:rPr>
+                <w:rFonts w:ascii="Times New Roman" w:hAnsi="Times New Roman" w:cs="Times New Roman"/>
+                <w:b w:val="0"/>
+                <w:bCs w:val="0"/>
+              </w:rPr>
+            </w:pPr>
+            <w:r>
+              <w:rPr>
+                <w:rFonts w:ascii="Times New Roman" w:hAnsi="Times New Roman" w:cs="Times New Roman"/>
+                <w:b w:val="0"/>
+                <w:bCs w:val="0"/>
               </w:rPr>
               <w:t>Concept 2 – Sensor/AI</w:t>
             </w:r>
@@ -1867,23 +1908,23 @@
         <w:tc>
           <w:tcPr>
             <w:tcW w:w="0" w:type="auto"/>
-            <w:vAlign w:val="center"/>
             <w:hideMark/>
           </w:tcPr>
           <w:p>
             <w:pPr>
               <w:pStyle w:val="BodyText"/>
-              <w:rPr>
-                <w:rFonts w:ascii="Times New Roman" w:hAnsi="Times New Roman" w:cs="Times New Roman"/>
-                <w:b/>
-                <w:bCs/>
-              </w:rPr>
-            </w:pPr>
-            <w:r>
-              <w:rPr>
-                <w:rFonts w:ascii="Times New Roman" w:hAnsi="Times New Roman" w:cs="Times New Roman"/>
-                <w:b/>
-                <w:bCs/>
+              <w:cnfStyle w:val="100000000000" w:firstRow="1" w:lastRow="0" w:firstColumn="0" w:lastColumn="0" w:oddVBand="0" w:evenVBand="0" w:oddHBand="0" w:evenHBand="0" w:firstRowFirstColumn="0" w:firstRowLastColumn="0" w:lastRowFirstColumn="0" w:lastRowLastColumn="0"/>
+              <w:rPr>
+                <w:rFonts w:ascii="Times New Roman" w:hAnsi="Times New Roman" w:cs="Times New Roman"/>
+                <w:b w:val="0"/>
+                <w:bCs w:val="0"/>
+              </w:rPr>
+            </w:pPr>
+            <w:r>
+              <w:rPr>
+                <w:rFonts w:ascii="Times New Roman" w:hAnsi="Times New Roman" w:cs="Times New Roman"/>
+                <w:b w:val="0"/>
+                <w:bCs w:val="0"/>
               </w:rPr>
               <w:t>Concept 3 – Hybrid (Selected)</w:t>
             </w:r>
@@ -1892,12 +1933,12 @@
       </w:tr>
       <w:tr>
         <w:trPr>
-          <w:tblCellSpacing w:w="15" w:type="dxa"/>
+          <w:cnfStyle w:val="000000100000" w:firstRow="0" w:lastRow="0" w:firstColumn="0" w:lastColumn="0" w:oddVBand="0" w:evenVBand="0" w:oddHBand="1" w:evenHBand="0" w:firstRowFirstColumn="0" w:firstRowLastColumn="0" w:lastRowFirstColumn="0" w:lastRowLastColumn="0"/>
         </w:trPr>
         <w:tc>
           <w:tcPr>
-            <w:tcW w:w="0" w:type="auto"/>
-            <w:vAlign w:val="center"/>
+            <w:cnfStyle w:val="001000000000" w:firstRow="0" w:lastRow="0" w:firstColumn="1" w:lastColumn="0" w:oddVBand="0" w:evenVBand="0" w:oddHBand="0" w:evenHBand="0" w:firstRowFirstColumn="0" w:firstRowLastColumn="0" w:lastRowFirstColumn="0" w:lastRowLastColumn="0"/>
+            <w:tcW w:w="0" w:type="auto"/>
             <w:hideMark/>
           </w:tcPr>
           <w:p>
@@ -1918,12 +1959,12 @@
         <w:tc>
           <w:tcPr>
             <w:tcW w:w="0" w:type="auto"/>
-            <w:vAlign w:val="center"/>
             <w:hideMark/>
           </w:tcPr>
           <w:p>
             <w:pPr>
               <w:pStyle w:val="BodyText"/>
+              <w:cnfStyle w:val="000000100000" w:firstRow="0" w:lastRow="0" w:firstColumn="0" w:lastColumn="0" w:oddVBand="0" w:evenVBand="0" w:oddHBand="1" w:evenHBand="0" w:firstRowFirstColumn="0" w:firstRowLastColumn="0" w:lastRowFirstColumn="0" w:lastRowLastColumn="0"/>
               <w:rPr>
                 <w:rFonts w:ascii="Times New Roman" w:hAnsi="Times New Roman" w:cs="Times New Roman"/>
               </w:rPr>
@@ -1939,12 +1980,12 @@
         <w:tc>
           <w:tcPr>
             <w:tcW w:w="0" w:type="auto"/>
-            <w:vAlign w:val="center"/>
             <w:hideMark/>
           </w:tcPr>
           <w:p>
             <w:pPr>
               <w:pStyle w:val="BodyText"/>
+              <w:cnfStyle w:val="000000100000" w:firstRow="0" w:lastRow="0" w:firstColumn="0" w:lastColumn="0" w:oddVBand="0" w:evenVBand="0" w:oddHBand="1" w:evenHBand="0" w:firstRowFirstColumn="0" w:firstRowLastColumn="0" w:lastRowFirstColumn="0" w:lastRowLastColumn="0"/>
               <w:rPr>
                 <w:rFonts w:ascii="Times New Roman" w:hAnsi="Times New Roman" w:cs="Times New Roman"/>
               </w:rPr>
@@ -1960,12 +2001,12 @@
         <w:tc>
           <w:tcPr>
             <w:tcW w:w="0" w:type="auto"/>
-            <w:vAlign w:val="center"/>
             <w:hideMark/>
           </w:tcPr>
           <w:p>
             <w:pPr>
               <w:pStyle w:val="BodyText"/>
+              <w:cnfStyle w:val="000000100000" w:firstRow="0" w:lastRow="0" w:firstColumn="0" w:lastColumn="0" w:oddVBand="0" w:evenVBand="0" w:oddHBand="1" w:evenHBand="0" w:firstRowFirstColumn="0" w:firstRowLastColumn="0" w:lastRowFirstColumn="0" w:lastRowLastColumn="0"/>
               <w:rPr>
                 <w:rFonts w:ascii="Times New Roman" w:hAnsi="Times New Roman" w:cs="Times New Roman"/>
               </w:rPr>
@@ -1975,18 +2016,104 @@
                 <w:rFonts w:ascii="Times New Roman" w:hAnsi="Times New Roman" w:cs="Times New Roman"/>
               </w:rPr>
               <w:t>Balanced system combining sensing, control, and mobility</w:t>
+            </w:r>
+          </w:p>
+        </w:tc>
+      </w:tr>
+      <w:tr>
+        <w:tc>
+          <w:tcPr>
+            <w:cnfStyle w:val="001000000000" w:firstRow="0" w:lastRow="0" w:firstColumn="1" w:lastColumn="0" w:oddVBand="0" w:evenVBand="0" w:oddHBand="0" w:evenHBand="0" w:firstRowFirstColumn="0" w:firstRowLastColumn="0" w:lastRowFirstColumn="0" w:lastRowLastColumn="0"/>
+            <w:tcW w:w="0" w:type="auto"/>
+            <w:hideMark/>
+          </w:tcPr>
+          <w:p>
+            <w:pPr>
+              <w:pStyle w:val="BodyText"/>
+              <w:rPr>
+                <w:rFonts w:ascii="Times New Roman" w:hAnsi="Times New Roman" w:cs="Times New Roman"/>
+              </w:rPr>
+            </w:pPr>
+            <w:r>
+              <w:rPr>
+                <w:rFonts w:ascii="Times New Roman" w:hAnsi="Times New Roman" w:cs="Times New Roman"/>
+              </w:rPr>
+              <w:t>Locomotion Type</w:t>
+            </w:r>
+          </w:p>
+        </w:tc>
+        <w:tc>
+          <w:tcPr>
+            <w:tcW w:w="0" w:type="auto"/>
+            <w:hideMark/>
+          </w:tcPr>
+          <w:p>
+            <w:pPr>
+              <w:pStyle w:val="BodyText"/>
+              <w:cnfStyle w:val="000000000000" w:firstRow="0" w:lastRow="0" w:firstColumn="0" w:lastColumn="0" w:oddVBand="0" w:evenVBand="0" w:oddHBand="0" w:evenHBand="0" w:firstRowFirstColumn="0" w:firstRowLastColumn="0" w:lastRowFirstColumn="0" w:lastRowLastColumn="0"/>
+              <w:rPr>
+                <w:rFonts w:ascii="Times New Roman" w:hAnsi="Times New Roman" w:cs="Times New Roman"/>
+              </w:rPr>
+            </w:pPr>
+            <w:r>
+              <w:rPr>
+                <w:rFonts w:ascii="Times New Roman" w:hAnsi="Times New Roman" w:cs="Times New Roman"/>
+              </w:rPr>
+              <w:t>Wheeled</w:t>
+            </w:r>
+          </w:p>
+        </w:tc>
+        <w:tc>
+          <w:tcPr>
+            <w:tcW w:w="0" w:type="auto"/>
+            <w:hideMark/>
+          </w:tcPr>
+          <w:p>
+            <w:pPr>
+              <w:pStyle w:val="BodyText"/>
+              <w:cnfStyle w:val="000000000000" w:firstRow="0" w:lastRow="0" w:firstColumn="0" w:lastColumn="0" w:oddVBand="0" w:evenVBand="0" w:oddHBand="0" w:evenHBand="0" w:firstRowFirstColumn="0" w:firstRowLastColumn="0" w:lastRowFirstColumn="0" w:lastRowLastColumn="0"/>
+              <w:rPr>
+                <w:rFonts w:ascii="Times New Roman" w:hAnsi="Times New Roman" w:cs="Times New Roman"/>
+              </w:rPr>
+            </w:pPr>
+            <w:r>
+              <w:rPr>
+                <w:rFonts w:ascii="Times New Roman" w:hAnsi="Times New Roman" w:cs="Times New Roman"/>
+              </w:rPr>
+              <w:t>Minimal / static</w:t>
+            </w:r>
+          </w:p>
+        </w:tc>
+        <w:tc>
+          <w:tcPr>
+            <w:tcW w:w="0" w:type="auto"/>
+            <w:hideMark/>
+          </w:tcPr>
+          <w:p>
+            <w:pPr>
+              <w:pStyle w:val="BodyText"/>
+              <w:cnfStyle w:val="000000000000" w:firstRow="0" w:lastRow="0" w:firstColumn="0" w:lastColumn="0" w:oddVBand="0" w:evenVBand="0" w:oddHBand="0" w:evenHBand="0" w:firstRowFirstColumn="0" w:firstRowLastColumn="0" w:lastRowFirstColumn="0" w:lastRowLastColumn="0"/>
+              <w:rPr>
+                <w:rFonts w:ascii="Times New Roman" w:hAnsi="Times New Roman" w:cs="Times New Roman"/>
+              </w:rPr>
+            </w:pPr>
+            <w:r>
+              <w:rPr>
+                <w:rFonts w:ascii="Times New Roman" w:hAnsi="Times New Roman" w:cs="Times New Roman"/>
+              </w:rPr>
+              <w:t>Biped (duck-inspired)</w:t>
             </w:r>
           </w:p>
         </w:tc>
       </w:tr>
       <w:tr>
         <w:trPr>
-          <w:tblCellSpacing w:w="15" w:type="dxa"/>
+          <w:cnfStyle w:val="000000100000" w:firstRow="0" w:lastRow="0" w:firstColumn="0" w:lastColumn="0" w:oddVBand="0" w:evenVBand="0" w:oddHBand="1" w:evenHBand="0" w:firstRowFirstColumn="0" w:firstRowLastColumn="0" w:lastRowFirstColumn="0" w:lastRowLastColumn="0"/>
         </w:trPr>
         <w:tc>
           <w:tcPr>
-            <w:tcW w:w="0" w:type="auto"/>
-            <w:vAlign w:val="center"/>
+            <w:cnfStyle w:val="001000000000" w:firstRow="0" w:lastRow="0" w:firstColumn="1" w:lastColumn="0" w:oddVBand="0" w:evenVBand="0" w:oddHBand="0" w:evenHBand="0" w:firstRowFirstColumn="0" w:firstRowLastColumn="0" w:lastRowFirstColumn="0" w:lastRowLastColumn="0"/>
+            <w:tcW w:w="0" w:type="auto"/>
             <w:hideMark/>
           </w:tcPr>
           <w:p>
@@ -2000,82 +2127,180 @@
               <w:rPr>
                 <w:rFonts w:ascii="Times New Roman" w:hAnsi="Times New Roman" w:cs="Times New Roman"/>
               </w:rPr>
-              <w:t>Locomotion Type</w:t>
-            </w:r>
-          </w:p>
-        </w:tc>
-        <w:tc>
-          <w:tcPr>
-            <w:tcW w:w="0" w:type="auto"/>
-            <w:vAlign w:val="center"/>
+              <w:t>Sensor Strategy</w:t>
+            </w:r>
+          </w:p>
+        </w:tc>
+        <w:tc>
+          <w:tcPr>
+            <w:tcW w:w="0" w:type="auto"/>
             <w:hideMark/>
           </w:tcPr>
           <w:p>
             <w:pPr>
               <w:pStyle w:val="BodyText"/>
-              <w:rPr>
-                <w:rFonts w:ascii="Times New Roman" w:hAnsi="Times New Roman" w:cs="Times New Roman"/>
-              </w:rPr>
-            </w:pPr>
-            <w:r>
-              <w:rPr>
-                <w:rFonts w:ascii="Times New Roman" w:hAnsi="Times New Roman" w:cs="Times New Roman"/>
-              </w:rPr>
-              <w:t>Wheeled</w:t>
-            </w:r>
-          </w:p>
-        </w:tc>
-        <w:tc>
-          <w:tcPr>
-            <w:tcW w:w="0" w:type="auto"/>
-            <w:vAlign w:val="center"/>
+              <w:cnfStyle w:val="000000100000" w:firstRow="0" w:lastRow="0" w:firstColumn="0" w:lastColumn="0" w:oddVBand="0" w:evenVBand="0" w:oddHBand="1" w:evenHBand="0" w:firstRowFirstColumn="0" w:firstRowLastColumn="0" w:lastRowFirstColumn="0" w:lastRowLastColumn="0"/>
+              <w:rPr>
+                <w:rFonts w:ascii="Times New Roman" w:hAnsi="Times New Roman" w:cs="Times New Roman"/>
+              </w:rPr>
+            </w:pPr>
+            <w:r>
+              <w:rPr>
+                <w:rFonts w:ascii="Times New Roman" w:hAnsi="Times New Roman" w:cs="Times New Roman"/>
+              </w:rPr>
+              <w:t xml:space="preserve">Basic sensors (gas, </w:t>
+            </w:r>
+            <w:r>
+              <w:rPr>
+                <w:rFonts w:ascii="Times New Roman" w:hAnsi="Times New Roman" w:cs="Times New Roman"/>
+              </w:rPr>
+              <w:t>temperature</w:t>
+            </w:r>
+            <w:r>
+              <w:rPr>
+                <w:rFonts w:ascii="Times New Roman" w:hAnsi="Times New Roman" w:cs="Times New Roman"/>
+              </w:rPr>
+              <w:t>, proximity)</w:t>
+            </w:r>
+          </w:p>
+        </w:tc>
+        <w:tc>
+          <w:tcPr>
+            <w:tcW w:w="0" w:type="auto"/>
             <w:hideMark/>
           </w:tcPr>
           <w:p>
             <w:pPr>
               <w:pStyle w:val="BodyText"/>
-              <w:rPr>
-                <w:rFonts w:ascii="Times New Roman" w:hAnsi="Times New Roman" w:cs="Times New Roman"/>
-              </w:rPr>
-            </w:pPr>
-            <w:r>
-              <w:rPr>
-                <w:rFonts w:ascii="Times New Roman" w:hAnsi="Times New Roman" w:cs="Times New Roman"/>
-              </w:rPr>
-              <w:t>Minimal / static</w:t>
-            </w:r>
-          </w:p>
-        </w:tc>
-        <w:tc>
-          <w:tcPr>
-            <w:tcW w:w="0" w:type="auto"/>
-            <w:vAlign w:val="center"/>
+              <w:cnfStyle w:val="000000100000" w:firstRow="0" w:lastRow="0" w:firstColumn="0" w:lastColumn="0" w:oddVBand="0" w:evenVBand="0" w:oddHBand="1" w:evenHBand="0" w:firstRowFirstColumn="0" w:firstRowLastColumn="0" w:lastRowFirstColumn="0" w:lastRowLastColumn="0"/>
+              <w:rPr>
+                <w:rFonts w:ascii="Times New Roman" w:hAnsi="Times New Roman" w:cs="Times New Roman"/>
+              </w:rPr>
+            </w:pPr>
+            <w:r>
+              <w:rPr>
+                <w:rFonts w:ascii="Times New Roman" w:hAnsi="Times New Roman" w:cs="Times New Roman"/>
+              </w:rPr>
+              <w:t>Camera, microphone, environmental sensors</w:t>
+            </w:r>
+          </w:p>
+        </w:tc>
+        <w:tc>
+          <w:tcPr>
+            <w:tcW w:w="0" w:type="auto"/>
             <w:hideMark/>
           </w:tcPr>
           <w:p>
             <w:pPr>
               <w:pStyle w:val="BodyText"/>
-              <w:rPr>
-                <w:rFonts w:ascii="Times New Roman" w:hAnsi="Times New Roman" w:cs="Times New Roman"/>
-              </w:rPr>
-            </w:pPr>
-            <w:r>
-              <w:rPr>
-                <w:rFonts w:ascii="Times New Roman" w:hAnsi="Times New Roman" w:cs="Times New Roman"/>
-              </w:rPr>
-              <w:t>Biped (duck-inspired)</w:t>
+              <w:cnfStyle w:val="000000100000" w:firstRow="0" w:lastRow="0" w:firstColumn="0" w:lastColumn="0" w:oddVBand="0" w:evenVBand="0" w:oddHBand="1" w:evenHBand="0" w:firstRowFirstColumn="0" w:firstRowLastColumn="0" w:lastRowFirstColumn="0" w:lastRowLastColumn="0"/>
+              <w:rPr>
+                <w:rFonts w:ascii="Times New Roman" w:hAnsi="Times New Roman" w:cs="Times New Roman"/>
+              </w:rPr>
+            </w:pPr>
+            <w:r>
+              <w:rPr>
+                <w:rFonts w:ascii="Times New Roman" w:hAnsi="Times New Roman" w:cs="Times New Roman"/>
+              </w:rPr>
+              <w:t>Environmental + basic CV + proximity</w:t>
+            </w:r>
+          </w:p>
+        </w:tc>
+      </w:tr>
+      <w:tr>
+        <w:tc>
+          <w:tcPr>
+            <w:cnfStyle w:val="001000000000" w:firstRow="0" w:lastRow="0" w:firstColumn="1" w:lastColumn="0" w:oddVBand="0" w:evenVBand="0" w:oddHBand="0" w:evenHBand="0" w:firstRowFirstColumn="0" w:firstRowLastColumn="0" w:lastRowFirstColumn="0" w:lastRowLastColumn="0"/>
+            <w:tcW w:w="0" w:type="auto"/>
+            <w:hideMark/>
+          </w:tcPr>
+          <w:p>
+            <w:pPr>
+              <w:pStyle w:val="BodyText"/>
+              <w:rPr>
+                <w:rFonts w:ascii="Times New Roman" w:hAnsi="Times New Roman" w:cs="Times New Roman"/>
+              </w:rPr>
+            </w:pPr>
+            <w:r>
+              <w:rPr>
+                <w:rFonts w:ascii="Times New Roman" w:hAnsi="Times New Roman" w:cs="Times New Roman"/>
+              </w:rPr>
+              <w:t>AI / Processing</w:t>
+            </w:r>
+          </w:p>
+        </w:tc>
+        <w:tc>
+          <w:tcPr>
+            <w:tcW w:w="0" w:type="auto"/>
+            <w:hideMark/>
+          </w:tcPr>
+          <w:p>
+            <w:pPr>
+              <w:pStyle w:val="BodyText"/>
+              <w:cnfStyle w:val="000000000000" w:firstRow="0" w:lastRow="0" w:firstColumn="0" w:lastColumn="0" w:oddVBand="0" w:evenVBand="0" w:oddHBand="0" w:evenHBand="0" w:firstRowFirstColumn="0" w:firstRowLastColumn="0" w:lastRowFirstColumn="0" w:lastRowLastColumn="0"/>
+              <w:rPr>
+                <w:rFonts w:ascii="Times New Roman" w:hAnsi="Times New Roman" w:cs="Times New Roman"/>
+              </w:rPr>
+            </w:pPr>
+            <w:r>
+              <w:rPr>
+                <w:rFonts w:ascii="Times New Roman" w:hAnsi="Times New Roman" w:cs="Times New Roman"/>
+              </w:rPr>
+              <w:t>Simple rule-based</w:t>
+            </w:r>
+          </w:p>
+        </w:tc>
+        <w:tc>
+          <w:tcPr>
+            <w:tcW w:w="0" w:type="auto"/>
+            <w:hideMark/>
+          </w:tcPr>
+          <w:p>
+            <w:pPr>
+              <w:pStyle w:val="BodyText"/>
+              <w:cnfStyle w:val="000000000000" w:firstRow="0" w:lastRow="0" w:firstColumn="0" w:lastColumn="0" w:oddVBand="0" w:evenVBand="0" w:oddHBand="0" w:evenHBand="0" w:firstRowFirstColumn="0" w:firstRowLastColumn="0" w:lastRowFirstColumn="0" w:lastRowLastColumn="0"/>
+              <w:rPr>
+                <w:rFonts w:ascii="Times New Roman" w:hAnsi="Times New Roman" w:cs="Times New Roman"/>
+              </w:rPr>
+            </w:pPr>
+            <w:r>
+              <w:rPr>
+                <w:rFonts w:ascii="Times New Roman" w:hAnsi="Times New Roman" w:cs="Times New Roman"/>
+              </w:rPr>
+              <w:t>CV + rule-based processing</w:t>
+            </w:r>
+          </w:p>
+        </w:tc>
+        <w:tc>
+          <w:tcPr>
+            <w:tcW w:w="0" w:type="auto"/>
+            <w:hideMark/>
+          </w:tcPr>
+          <w:p>
+            <w:pPr>
+              <w:pStyle w:val="BodyText"/>
+              <w:cnfStyle w:val="000000000000" w:firstRow="0" w:lastRow="0" w:firstColumn="0" w:lastColumn="0" w:oddVBand="0" w:evenVBand="0" w:oddHBand="0" w:evenHBand="0" w:firstRowFirstColumn="0" w:firstRowLastColumn="0" w:lastRowFirstColumn="0" w:lastRowLastColumn="0"/>
+              <w:rPr>
+                <w:rFonts w:ascii="Times New Roman" w:hAnsi="Times New Roman" w:cs="Times New Roman"/>
+              </w:rPr>
+            </w:pPr>
+            <w:r>
+              <w:rPr>
+                <w:rFonts w:ascii="Times New Roman" w:hAnsi="Times New Roman" w:cs="Times New Roman"/>
+              </w:rPr>
+              <w:t>Rule-based + state machine</w:t>
             </w:r>
           </w:p>
         </w:tc>
       </w:tr>
       <w:tr>
         <w:trPr>
-          <w:tblCellSpacing w:w="15" w:type="dxa"/>
+          <w:cnfStyle w:val="000000100000" w:firstRow="0" w:lastRow="0" w:firstColumn="0" w:lastColumn="0" w:oddVBand="0" w:evenVBand="0" w:oddHBand="1" w:evenHBand="0" w:firstRowFirstColumn="0" w:firstRowLastColumn="0" w:lastRowFirstColumn="0" w:lastRowLastColumn="0"/>
         </w:trPr>
         <w:tc>
           <w:tcPr>
-            <w:tcW w:w="0" w:type="auto"/>
-            <w:vAlign w:val="center"/>
+            <w:cnfStyle w:val="001000000000" w:firstRow="0" w:lastRow="0" w:firstColumn="1" w:lastColumn="0" w:oddVBand="0" w:evenVBand="0" w:oddHBand="0" w:evenHBand="0" w:firstRowFirstColumn="0" w:firstRowLastColumn="0" w:lastRowFirstColumn="0" w:lastRowLastColumn="0"/>
+            <w:tcW w:w="0" w:type="auto"/>
             <w:hideMark/>
           </w:tcPr>
           <w:p>
@@ -2089,94 +2314,168 @@
               <w:rPr>
                 <w:rFonts w:ascii="Times New Roman" w:hAnsi="Times New Roman" w:cs="Times New Roman"/>
               </w:rPr>
-              <w:t>Sensor Strategy</w:t>
-            </w:r>
-          </w:p>
-        </w:tc>
-        <w:tc>
-          <w:tcPr>
-            <w:tcW w:w="0" w:type="auto"/>
-            <w:vAlign w:val="center"/>
+              <w:t>Actuation Method</w:t>
+            </w:r>
+          </w:p>
+        </w:tc>
+        <w:tc>
+          <w:tcPr>
+            <w:tcW w:w="0" w:type="auto"/>
             <w:hideMark/>
           </w:tcPr>
           <w:p>
             <w:pPr>
               <w:pStyle w:val="BodyText"/>
-              <w:rPr>
-                <w:rFonts w:ascii="Times New Roman" w:hAnsi="Times New Roman" w:cs="Times New Roman"/>
-              </w:rPr>
-            </w:pPr>
-            <w:r>
-              <w:rPr>
-                <w:rFonts w:ascii="Times New Roman" w:hAnsi="Times New Roman" w:cs="Times New Roman"/>
-              </w:rPr>
-              <w:t xml:space="preserve">Basic sensors (gas, </w:t>
-            </w:r>
-            <w:r>
-              <w:rPr>
-                <w:rFonts w:ascii="Times New Roman" w:hAnsi="Times New Roman" w:cs="Times New Roman"/>
-              </w:rPr>
-              <w:t>temperature</w:t>
-            </w:r>
-            <w:r>
-              <w:rPr>
-                <w:rFonts w:ascii="Times New Roman" w:hAnsi="Times New Roman" w:cs="Times New Roman"/>
-              </w:rPr>
-              <w:t>, proximity)</w:t>
-            </w:r>
-          </w:p>
-        </w:tc>
-        <w:tc>
-          <w:tcPr>
-            <w:tcW w:w="0" w:type="auto"/>
-            <w:vAlign w:val="center"/>
+              <w:cnfStyle w:val="000000100000" w:firstRow="0" w:lastRow="0" w:firstColumn="0" w:lastColumn="0" w:oddVBand="0" w:evenVBand="0" w:oddHBand="1" w:evenHBand="0" w:firstRowFirstColumn="0" w:firstRowLastColumn="0" w:lastRowFirstColumn="0" w:lastRowLastColumn="0"/>
+              <w:rPr>
+                <w:rFonts w:ascii="Times New Roman" w:hAnsi="Times New Roman" w:cs="Times New Roman"/>
+              </w:rPr>
+            </w:pPr>
+            <w:r>
+              <w:rPr>
+                <w:rFonts w:ascii="Times New Roman" w:hAnsi="Times New Roman" w:cs="Times New Roman"/>
+              </w:rPr>
+              <w:t>DC motors + servo</w:t>
+            </w:r>
+          </w:p>
+        </w:tc>
+        <w:tc>
+          <w:tcPr>
+            <w:tcW w:w="0" w:type="auto"/>
             <w:hideMark/>
           </w:tcPr>
           <w:p>
             <w:pPr>
               <w:pStyle w:val="BodyText"/>
-              <w:rPr>
-                <w:rFonts w:ascii="Times New Roman" w:hAnsi="Times New Roman" w:cs="Times New Roman"/>
-              </w:rPr>
-            </w:pPr>
-            <w:r>
-              <w:rPr>
-                <w:rFonts w:ascii="Times New Roman" w:hAnsi="Times New Roman" w:cs="Times New Roman"/>
-              </w:rPr>
-              <w:t>Camera, microphone, environmental sensors</w:t>
-            </w:r>
-          </w:p>
-        </w:tc>
-        <w:tc>
-          <w:tcPr>
-            <w:tcW w:w="0" w:type="auto"/>
-            <w:vAlign w:val="center"/>
+              <w:cnfStyle w:val="000000100000" w:firstRow="0" w:lastRow="0" w:firstColumn="0" w:lastColumn="0" w:oddVBand="0" w:evenVBand="0" w:oddHBand="1" w:evenHBand="0" w:firstRowFirstColumn="0" w:firstRowLastColumn="0" w:lastRowFirstColumn="0" w:lastRowLastColumn="0"/>
+              <w:rPr>
+                <w:rFonts w:ascii="Times New Roman" w:hAnsi="Times New Roman" w:cs="Times New Roman"/>
+              </w:rPr>
+            </w:pPr>
+            <w:r>
+              <w:rPr>
+                <w:rFonts w:ascii="Times New Roman" w:hAnsi="Times New Roman" w:cs="Times New Roman"/>
+              </w:rPr>
+              <w:t>Limited actuation (mostly expressive)</w:t>
+            </w:r>
+          </w:p>
+        </w:tc>
+        <w:tc>
+          <w:tcPr>
+            <w:tcW w:w="0" w:type="auto"/>
             <w:hideMark/>
           </w:tcPr>
           <w:p>
             <w:pPr>
               <w:pStyle w:val="BodyText"/>
-              <w:rPr>
-                <w:rFonts w:ascii="Times New Roman" w:hAnsi="Times New Roman" w:cs="Times New Roman"/>
-              </w:rPr>
-            </w:pPr>
-            <w:r>
-              <w:rPr>
-                <w:rFonts w:ascii="Times New Roman" w:hAnsi="Times New Roman" w:cs="Times New Roman"/>
-              </w:rPr>
-              <w:t>Environmental + basic CV + proximity</w:t>
+              <w:cnfStyle w:val="000000100000" w:firstRow="0" w:lastRow="0" w:firstColumn="0" w:lastColumn="0" w:oddVBand="0" w:evenVBand="0" w:oddHBand="1" w:evenHBand="0" w:firstRowFirstColumn="0" w:firstRowLastColumn="0" w:lastRowFirstColumn="0" w:lastRowLastColumn="0"/>
+              <w:rPr>
+                <w:rFonts w:ascii="Times New Roman" w:hAnsi="Times New Roman" w:cs="Times New Roman"/>
+              </w:rPr>
+            </w:pPr>
+            <w:r>
+              <w:rPr>
+                <w:rFonts w:ascii="Times New Roman" w:hAnsi="Times New Roman" w:cs="Times New Roman"/>
+              </w:rPr>
+              <w:t>Biped legs + head/eye actuation</w:t>
+            </w:r>
+          </w:p>
+        </w:tc>
+      </w:tr>
+      <w:tr>
+        <w:tc>
+          <w:tcPr>
+            <w:cnfStyle w:val="001000000000" w:firstRow="0" w:lastRow="0" w:firstColumn="1" w:lastColumn="0" w:oddVBand="0" w:evenVBand="0" w:oddHBand="0" w:evenHBand="0" w:firstRowFirstColumn="0" w:firstRowLastColumn="0" w:lastRowFirstColumn="0" w:lastRowLastColumn="0"/>
+            <w:tcW w:w="0" w:type="auto"/>
+            <w:hideMark/>
+          </w:tcPr>
+          <w:p>
+            <w:pPr>
+              <w:pStyle w:val="BodyText"/>
+              <w:rPr>
+                <w:rFonts w:ascii="Times New Roman" w:hAnsi="Times New Roman" w:cs="Times New Roman"/>
+              </w:rPr>
+            </w:pPr>
+            <w:r>
+              <w:rPr>
+                <w:rFonts w:ascii="Times New Roman" w:hAnsi="Times New Roman" w:cs="Times New Roman"/>
+              </w:rPr>
+              <w:t>Autonomy Level</w:t>
+            </w:r>
+          </w:p>
+        </w:tc>
+        <w:tc>
+          <w:tcPr>
+            <w:tcW w:w="0" w:type="auto"/>
+            <w:hideMark/>
+          </w:tcPr>
+          <w:p>
+            <w:pPr>
+              <w:pStyle w:val="BodyText"/>
+              <w:cnfStyle w:val="000000000000" w:firstRow="0" w:lastRow="0" w:firstColumn="0" w:lastColumn="0" w:oddVBand="0" w:evenVBand="0" w:oddHBand="0" w:evenHBand="0" w:firstRowFirstColumn="0" w:firstRowLastColumn="0" w:lastRowFirstColumn="0" w:lastRowLastColumn="0"/>
+              <w:rPr>
+                <w:rFonts w:ascii="Times New Roman" w:hAnsi="Times New Roman" w:cs="Times New Roman"/>
+              </w:rPr>
+            </w:pPr>
+            <w:r>
+              <w:rPr>
+                <w:rFonts w:ascii="Times New Roman" w:hAnsi="Times New Roman" w:cs="Times New Roman"/>
+              </w:rPr>
+              <w:t>Low to semi-autonomous</w:t>
+            </w:r>
+          </w:p>
+        </w:tc>
+        <w:tc>
+          <w:tcPr>
+            <w:tcW w:w="0" w:type="auto"/>
+            <w:hideMark/>
+          </w:tcPr>
+          <w:p>
+            <w:pPr>
+              <w:pStyle w:val="BodyText"/>
+              <w:cnfStyle w:val="000000000000" w:firstRow="0" w:lastRow="0" w:firstColumn="0" w:lastColumn="0" w:oddVBand="0" w:evenVBand="0" w:oddHBand="0" w:evenHBand="0" w:firstRowFirstColumn="0" w:firstRowLastColumn="0" w:lastRowFirstColumn="0" w:lastRowLastColumn="0"/>
+              <w:rPr>
+                <w:rFonts w:ascii="Times New Roman" w:hAnsi="Times New Roman" w:cs="Times New Roman"/>
+              </w:rPr>
+            </w:pPr>
+            <w:r>
+              <w:rPr>
+                <w:rFonts w:ascii="Times New Roman" w:hAnsi="Times New Roman" w:cs="Times New Roman"/>
+              </w:rPr>
+              <w:t>High</w:t>
+            </w:r>
+          </w:p>
+        </w:tc>
+        <w:tc>
+          <w:tcPr>
+            <w:tcW w:w="0" w:type="auto"/>
+            <w:hideMark/>
+          </w:tcPr>
+          <w:p>
+            <w:pPr>
+              <w:pStyle w:val="BodyText"/>
+              <w:cnfStyle w:val="000000000000" w:firstRow="0" w:lastRow="0" w:firstColumn="0" w:lastColumn="0" w:oddVBand="0" w:evenVBand="0" w:oddHBand="0" w:evenHBand="0" w:firstRowFirstColumn="0" w:firstRowLastColumn="0" w:lastRowFirstColumn="0" w:lastRowLastColumn="0"/>
+              <w:rPr>
+                <w:rFonts w:ascii="Times New Roman" w:hAnsi="Times New Roman" w:cs="Times New Roman"/>
+              </w:rPr>
+            </w:pPr>
+            <w:r>
+              <w:rPr>
+                <w:rFonts w:ascii="Times New Roman" w:hAnsi="Times New Roman" w:cs="Times New Roman"/>
+              </w:rPr>
+              <w:t>Semi-autonomous</w:t>
             </w:r>
           </w:p>
         </w:tc>
       </w:tr>
       <w:tr>
         <w:trPr>
-          <w:tblCellSpacing w:w="15" w:type="dxa"/>
+          <w:cnfStyle w:val="000000100000" w:firstRow="0" w:lastRow="0" w:firstColumn="0" w:lastColumn="0" w:oddVBand="0" w:evenVBand="0" w:oddHBand="1" w:evenHBand="0" w:firstRowFirstColumn="0" w:firstRowLastColumn="0" w:lastRowFirstColumn="0" w:lastRowLastColumn="0"/>
         </w:trPr>
         <w:tc>
           <w:tcPr>
-            <w:tcW w:w="0" w:type="auto"/>
-            <w:vAlign w:val="center"/>
+            <w:cnfStyle w:val="001000000000" w:firstRow="0" w:lastRow="0" w:firstColumn="1" w:lastColumn="0" w:oddVBand="0" w:evenVBand="0" w:oddHBand="0" w:evenHBand="0" w:firstRowFirstColumn="0" w:firstRowLastColumn="0" w:lastRowFirstColumn="0" w:lastRowLastColumn="0"/>
+            <w:tcW w:w="0" w:type="auto"/>
             <w:hideMark/>
           </w:tcPr>
           <w:p>
@@ -2190,82 +2489,79 @@
               <w:rPr>
                 <w:rFonts w:ascii="Times New Roman" w:hAnsi="Times New Roman" w:cs="Times New Roman"/>
               </w:rPr>
-              <w:t>AI / Processing</w:t>
-            </w:r>
-          </w:p>
-        </w:tc>
-        <w:tc>
-          <w:tcPr>
-            <w:tcW w:w="0" w:type="auto"/>
-            <w:vAlign w:val="center"/>
+              <w:t>Advantages</w:t>
+            </w:r>
+          </w:p>
+        </w:tc>
+        <w:tc>
+          <w:tcPr>
+            <w:tcW w:w="0" w:type="auto"/>
             <w:hideMark/>
           </w:tcPr>
           <w:p>
             <w:pPr>
               <w:pStyle w:val="BodyText"/>
-              <w:rPr>
-                <w:rFonts w:ascii="Times New Roman" w:hAnsi="Times New Roman" w:cs="Times New Roman"/>
-              </w:rPr>
-            </w:pPr>
-            <w:r>
-              <w:rPr>
-                <w:rFonts w:ascii="Times New Roman" w:hAnsi="Times New Roman" w:cs="Times New Roman"/>
-              </w:rPr>
-              <w:t>Simple rule-based</w:t>
-            </w:r>
-          </w:p>
-        </w:tc>
-        <w:tc>
-          <w:tcPr>
-            <w:tcW w:w="0" w:type="auto"/>
-            <w:vAlign w:val="center"/>
+              <w:cnfStyle w:val="000000100000" w:firstRow="0" w:lastRow="0" w:firstColumn="0" w:lastColumn="0" w:oddVBand="0" w:evenVBand="0" w:oddHBand="1" w:evenHBand="0" w:firstRowFirstColumn="0" w:firstRowLastColumn="0" w:lastRowFirstColumn="0" w:lastRowLastColumn="0"/>
+              <w:rPr>
+                <w:rFonts w:ascii="Times New Roman" w:hAnsi="Times New Roman" w:cs="Times New Roman"/>
+              </w:rPr>
+            </w:pPr>
+            <w:r>
+              <w:rPr>
+                <w:rFonts w:ascii="Times New Roman" w:hAnsi="Times New Roman" w:cs="Times New Roman"/>
+              </w:rPr>
+              <w:t>Low cost, easy to build, reliable</w:t>
+            </w:r>
+          </w:p>
+        </w:tc>
+        <w:tc>
+          <w:tcPr>
+            <w:tcW w:w="0" w:type="auto"/>
             <w:hideMark/>
           </w:tcPr>
           <w:p>
             <w:pPr>
               <w:pStyle w:val="BodyText"/>
-              <w:rPr>
-                <w:rFonts w:ascii="Times New Roman" w:hAnsi="Times New Roman" w:cs="Times New Roman"/>
-              </w:rPr>
-            </w:pPr>
-            <w:r>
-              <w:rPr>
-                <w:rFonts w:ascii="Times New Roman" w:hAnsi="Times New Roman" w:cs="Times New Roman"/>
-              </w:rPr>
-              <w:t>CV + rule-based processing</w:t>
-            </w:r>
-          </w:p>
-        </w:tc>
-        <w:tc>
-          <w:tcPr>
-            <w:tcW w:w="0" w:type="auto"/>
-            <w:vAlign w:val="center"/>
+              <w:cnfStyle w:val="000000100000" w:firstRow="0" w:lastRow="0" w:firstColumn="0" w:lastColumn="0" w:oddVBand="0" w:evenVBand="0" w:oddHBand="1" w:evenHBand="0" w:firstRowFirstColumn="0" w:firstRowLastColumn="0" w:lastRowFirstColumn="0" w:lastRowLastColumn="0"/>
+              <w:rPr>
+                <w:rFonts w:ascii="Times New Roman" w:hAnsi="Times New Roman" w:cs="Times New Roman"/>
+              </w:rPr>
+            </w:pPr>
+            <w:r>
+              <w:rPr>
+                <w:rFonts w:ascii="Times New Roman" w:hAnsi="Times New Roman" w:cs="Times New Roman"/>
+              </w:rPr>
+              <w:t>High intelligence, better interaction</w:t>
+            </w:r>
+          </w:p>
+        </w:tc>
+        <w:tc>
+          <w:tcPr>
+            <w:tcW w:w="0" w:type="auto"/>
             <w:hideMark/>
           </w:tcPr>
           <w:p>
             <w:pPr>
               <w:pStyle w:val="BodyText"/>
-              <w:rPr>
-                <w:rFonts w:ascii="Times New Roman" w:hAnsi="Times New Roman" w:cs="Times New Roman"/>
-              </w:rPr>
-            </w:pPr>
-            <w:r>
-              <w:rPr>
-                <w:rFonts w:ascii="Times New Roman" w:hAnsi="Times New Roman" w:cs="Times New Roman"/>
-              </w:rPr>
-              <w:t>Rule-based + state machine</w:t>
+              <w:cnfStyle w:val="000000100000" w:firstRow="0" w:lastRow="0" w:firstColumn="0" w:lastColumn="0" w:oddVBand="0" w:evenVBand="0" w:oddHBand="1" w:evenHBand="0" w:firstRowFirstColumn="0" w:firstRowLastColumn="0" w:lastRowFirstColumn="0" w:lastRowLastColumn="0"/>
+              <w:rPr>
+                <w:rFonts w:ascii="Times New Roman" w:hAnsi="Times New Roman" w:cs="Times New Roman"/>
+              </w:rPr>
+            </w:pPr>
+            <w:r>
+              <w:rPr>
+                <w:rFonts w:ascii="Times New Roman" w:hAnsi="Times New Roman" w:cs="Times New Roman"/>
+              </w:rPr>
+              <w:t>Balanced performance, good interaction, research value</w:t>
             </w:r>
           </w:p>
         </w:tc>
       </w:tr>
       <w:tr>
-        <w:trPr>
-          <w:tblCellSpacing w:w="15" w:type="dxa"/>
-        </w:trPr>
-        <w:tc>
-          <w:tcPr>
-            <w:tcW w:w="0" w:type="auto"/>
-            <w:vAlign w:val="center"/>
+        <w:tc>
+          <w:tcPr>
+            <w:cnfStyle w:val="001000000000" w:firstRow="0" w:lastRow="0" w:firstColumn="1" w:lastColumn="0" w:oddVBand="0" w:evenVBand="0" w:oddHBand="0" w:evenHBand="0" w:firstRowFirstColumn="0" w:firstRowLastColumn="0" w:lastRowFirstColumn="0" w:lastRowLastColumn="0"/>
+            <w:tcW w:w="0" w:type="auto"/>
             <w:hideMark/>
           </w:tcPr>
           <w:p>
@@ -2279,328 +2575,75 @@
               <w:rPr>
                 <w:rFonts w:ascii="Times New Roman" w:hAnsi="Times New Roman" w:cs="Times New Roman"/>
               </w:rPr>
-              <w:t>Actuation Method</w:t>
-            </w:r>
-          </w:p>
-        </w:tc>
-        <w:tc>
-          <w:tcPr>
-            <w:tcW w:w="0" w:type="auto"/>
-            <w:vAlign w:val="center"/>
+              <w:t>Limitations</w:t>
+            </w:r>
+          </w:p>
+        </w:tc>
+        <w:tc>
+          <w:tcPr>
+            <w:tcW w:w="0" w:type="auto"/>
             <w:hideMark/>
           </w:tcPr>
           <w:p>
             <w:pPr>
               <w:pStyle w:val="BodyText"/>
-              <w:rPr>
-                <w:rFonts w:ascii="Times New Roman" w:hAnsi="Times New Roman" w:cs="Times New Roman"/>
-              </w:rPr>
-            </w:pPr>
-            <w:r>
-              <w:rPr>
-                <w:rFonts w:ascii="Times New Roman" w:hAnsi="Times New Roman" w:cs="Times New Roman"/>
-              </w:rPr>
-              <w:t>DC motors + servo</w:t>
-            </w:r>
-          </w:p>
-        </w:tc>
-        <w:tc>
-          <w:tcPr>
-            <w:tcW w:w="0" w:type="auto"/>
-            <w:vAlign w:val="center"/>
+              <w:cnfStyle w:val="000000000000" w:firstRow="0" w:lastRow="0" w:firstColumn="0" w:lastColumn="0" w:oddVBand="0" w:evenVBand="0" w:oddHBand="0" w:evenHBand="0" w:firstRowFirstColumn="0" w:firstRowLastColumn="0" w:lastRowFirstColumn="0" w:lastRowLastColumn="0"/>
+              <w:rPr>
+                <w:rFonts w:ascii="Times New Roman" w:hAnsi="Times New Roman" w:cs="Times New Roman"/>
+              </w:rPr>
+            </w:pPr>
+            <w:r>
+              <w:rPr>
+                <w:rFonts w:ascii="Times New Roman" w:hAnsi="Times New Roman" w:cs="Times New Roman"/>
+              </w:rPr>
+              <w:t>Less interactive, low intelligence</w:t>
+            </w:r>
+          </w:p>
+        </w:tc>
+        <w:tc>
+          <w:tcPr>
+            <w:tcW w:w="0" w:type="auto"/>
             <w:hideMark/>
           </w:tcPr>
           <w:p>
             <w:pPr>
               <w:pStyle w:val="BodyText"/>
-              <w:rPr>
-                <w:rFonts w:ascii="Times New Roman" w:hAnsi="Times New Roman" w:cs="Times New Roman"/>
-              </w:rPr>
-            </w:pPr>
-            <w:r>
-              <w:rPr>
-                <w:rFonts w:ascii="Times New Roman" w:hAnsi="Times New Roman" w:cs="Times New Roman"/>
-              </w:rPr>
-              <w:t>Limited actuation (mostly expressive)</w:t>
-            </w:r>
-          </w:p>
-        </w:tc>
-        <w:tc>
-          <w:tcPr>
-            <w:tcW w:w="0" w:type="auto"/>
-            <w:vAlign w:val="center"/>
+              <w:cnfStyle w:val="000000000000" w:firstRow="0" w:lastRow="0" w:firstColumn="0" w:lastColumn="0" w:oddVBand="0" w:evenVBand="0" w:oddHBand="0" w:evenHBand="0" w:firstRowFirstColumn="0" w:firstRowLastColumn="0" w:lastRowFirstColumn="0" w:lastRowLastColumn="0"/>
+              <w:rPr>
+                <w:rFonts w:ascii="Times New Roman" w:hAnsi="Times New Roman" w:cs="Times New Roman"/>
+              </w:rPr>
+            </w:pPr>
+            <w:r>
+              <w:rPr>
+                <w:rFonts w:ascii="Times New Roman" w:hAnsi="Times New Roman" w:cs="Times New Roman"/>
+              </w:rPr>
+              <w:t xml:space="preserve">High cost, complex, </w:t>
+            </w:r>
+            <w:proofErr w:type="gramStart"/>
+            <w:r>
+              <w:rPr>
+                <w:rFonts w:ascii="Times New Roman" w:hAnsi="Times New Roman" w:cs="Times New Roman"/>
+              </w:rPr>
+              <w:t>compute</w:t>
+            </w:r>
+            <w:proofErr w:type="gramEnd"/>
+            <w:r>
+              <w:rPr>
+                <w:rFonts w:ascii="Times New Roman" w:hAnsi="Times New Roman" w:cs="Times New Roman"/>
+              </w:rPr>
+              <w:t>-heavy</w:t>
+            </w:r>
+          </w:p>
+        </w:tc>
+        <w:tc>
+          <w:tcPr>
+            <w:tcW w:w="0" w:type="auto"/>
             <w:hideMark/>
           </w:tcPr>
           <w:p>
             <w:pPr>
               <w:pStyle w:val="BodyText"/>
-              <w:rPr>
-                <w:rFonts w:ascii="Times New Roman" w:hAnsi="Times New Roman" w:cs="Times New Roman"/>
-              </w:rPr>
-            </w:pPr>
-            <w:r>
-              <w:rPr>
-                <w:rFonts w:ascii="Times New Roman" w:hAnsi="Times New Roman" w:cs="Times New Roman"/>
-              </w:rPr>
-              <w:t>Biped legs + head/eye actuation</w:t>
-            </w:r>
-          </w:p>
-        </w:tc>
-      </w:tr>
-      <w:tr>
-        <w:trPr>
-          <w:tblCellSpacing w:w="15" w:type="dxa"/>
-        </w:trPr>
-        <w:tc>
-          <w:tcPr>
-            <w:tcW w:w="0" w:type="auto"/>
-            <w:vAlign w:val="center"/>
-            <w:hideMark/>
-          </w:tcPr>
-          <w:p>
-            <w:pPr>
-              <w:pStyle w:val="BodyText"/>
-              <w:rPr>
-                <w:rFonts w:ascii="Times New Roman" w:hAnsi="Times New Roman" w:cs="Times New Roman"/>
-              </w:rPr>
-            </w:pPr>
-            <w:r>
-              <w:rPr>
-                <w:rFonts w:ascii="Times New Roman" w:hAnsi="Times New Roman" w:cs="Times New Roman"/>
-              </w:rPr>
-              <w:t>Autonomy Level</w:t>
-            </w:r>
-          </w:p>
-        </w:tc>
-        <w:tc>
-          <w:tcPr>
-            <w:tcW w:w="0" w:type="auto"/>
-            <w:vAlign w:val="center"/>
-            <w:hideMark/>
-          </w:tcPr>
-          <w:p>
-            <w:pPr>
-              <w:pStyle w:val="BodyText"/>
-              <w:rPr>
-                <w:rFonts w:ascii="Times New Roman" w:hAnsi="Times New Roman" w:cs="Times New Roman"/>
-              </w:rPr>
-            </w:pPr>
-            <w:r>
-              <w:rPr>
-                <w:rFonts w:ascii="Times New Roman" w:hAnsi="Times New Roman" w:cs="Times New Roman"/>
-              </w:rPr>
-              <w:t>Low to semi-autonomous</w:t>
-            </w:r>
-          </w:p>
-        </w:tc>
-        <w:tc>
-          <w:tcPr>
-            <w:tcW w:w="0" w:type="auto"/>
-            <w:vAlign w:val="center"/>
-            <w:hideMark/>
-          </w:tcPr>
-          <w:p>
-            <w:pPr>
-              <w:pStyle w:val="BodyText"/>
-              <w:rPr>
-                <w:rFonts w:ascii="Times New Roman" w:hAnsi="Times New Roman" w:cs="Times New Roman"/>
-              </w:rPr>
-            </w:pPr>
-            <w:r>
-              <w:rPr>
-                <w:rFonts w:ascii="Times New Roman" w:hAnsi="Times New Roman" w:cs="Times New Roman"/>
-              </w:rPr>
-              <w:t>High</w:t>
-            </w:r>
-          </w:p>
-        </w:tc>
-        <w:tc>
-          <w:tcPr>
-            <w:tcW w:w="0" w:type="auto"/>
-            <w:vAlign w:val="center"/>
-            <w:hideMark/>
-          </w:tcPr>
-          <w:p>
-            <w:pPr>
-              <w:pStyle w:val="BodyText"/>
-              <w:rPr>
-                <w:rFonts w:ascii="Times New Roman" w:hAnsi="Times New Roman" w:cs="Times New Roman"/>
-              </w:rPr>
-            </w:pPr>
-            <w:r>
-              <w:rPr>
-                <w:rFonts w:ascii="Times New Roman" w:hAnsi="Times New Roman" w:cs="Times New Roman"/>
-              </w:rPr>
-              <w:t>Semi-autonomous</w:t>
-            </w:r>
-          </w:p>
-        </w:tc>
-      </w:tr>
-      <w:tr>
-        <w:trPr>
-          <w:tblCellSpacing w:w="15" w:type="dxa"/>
-        </w:trPr>
-        <w:tc>
-          <w:tcPr>
-            <w:tcW w:w="0" w:type="auto"/>
-            <w:vAlign w:val="center"/>
-            <w:hideMark/>
-          </w:tcPr>
-          <w:p>
-            <w:pPr>
-              <w:pStyle w:val="BodyText"/>
-              <w:rPr>
-                <w:rFonts w:ascii="Times New Roman" w:hAnsi="Times New Roman" w:cs="Times New Roman"/>
-              </w:rPr>
-            </w:pPr>
-            <w:r>
-              <w:rPr>
-                <w:rFonts w:ascii="Times New Roman" w:hAnsi="Times New Roman" w:cs="Times New Roman"/>
-              </w:rPr>
-              <w:t>Advantages</w:t>
-            </w:r>
-          </w:p>
-        </w:tc>
-        <w:tc>
-          <w:tcPr>
-            <w:tcW w:w="0" w:type="auto"/>
-            <w:vAlign w:val="center"/>
-            <w:hideMark/>
-          </w:tcPr>
-          <w:p>
-            <w:pPr>
-              <w:pStyle w:val="BodyText"/>
-              <w:rPr>
-                <w:rFonts w:ascii="Times New Roman" w:hAnsi="Times New Roman" w:cs="Times New Roman"/>
-              </w:rPr>
-            </w:pPr>
-            <w:r>
-              <w:rPr>
-                <w:rFonts w:ascii="Times New Roman" w:hAnsi="Times New Roman" w:cs="Times New Roman"/>
-              </w:rPr>
-              <w:t>Low cost, easy to build, reliable</w:t>
-            </w:r>
-          </w:p>
-        </w:tc>
-        <w:tc>
-          <w:tcPr>
-            <w:tcW w:w="0" w:type="auto"/>
-            <w:vAlign w:val="center"/>
-            <w:hideMark/>
-          </w:tcPr>
-          <w:p>
-            <w:pPr>
-              <w:pStyle w:val="BodyText"/>
-              <w:rPr>
-                <w:rFonts w:ascii="Times New Roman" w:hAnsi="Times New Roman" w:cs="Times New Roman"/>
-              </w:rPr>
-            </w:pPr>
-            <w:r>
-              <w:rPr>
-                <w:rFonts w:ascii="Times New Roman" w:hAnsi="Times New Roman" w:cs="Times New Roman"/>
-              </w:rPr>
-              <w:t>High intelligence, better interaction</w:t>
-            </w:r>
-          </w:p>
-        </w:tc>
-        <w:tc>
-          <w:tcPr>
-            <w:tcW w:w="0" w:type="auto"/>
-            <w:vAlign w:val="center"/>
-            <w:hideMark/>
-          </w:tcPr>
-          <w:p>
-            <w:pPr>
-              <w:pStyle w:val="BodyText"/>
-              <w:rPr>
-                <w:rFonts w:ascii="Times New Roman" w:hAnsi="Times New Roman" w:cs="Times New Roman"/>
-              </w:rPr>
-            </w:pPr>
-            <w:r>
-              <w:rPr>
-                <w:rFonts w:ascii="Times New Roman" w:hAnsi="Times New Roman" w:cs="Times New Roman"/>
-              </w:rPr>
-              <w:t>Balanced performance, good interaction, research value</w:t>
-            </w:r>
-          </w:p>
-        </w:tc>
-      </w:tr>
-      <w:tr>
-        <w:trPr>
-          <w:tblCellSpacing w:w="15" w:type="dxa"/>
-        </w:trPr>
-        <w:tc>
-          <w:tcPr>
-            <w:tcW w:w="0" w:type="auto"/>
-            <w:vAlign w:val="center"/>
-            <w:hideMark/>
-          </w:tcPr>
-          <w:p>
-            <w:pPr>
-              <w:pStyle w:val="BodyText"/>
-              <w:rPr>
-                <w:rFonts w:ascii="Times New Roman" w:hAnsi="Times New Roman" w:cs="Times New Roman"/>
-              </w:rPr>
-            </w:pPr>
-            <w:r>
-              <w:rPr>
-                <w:rFonts w:ascii="Times New Roman" w:hAnsi="Times New Roman" w:cs="Times New Roman"/>
-              </w:rPr>
-              <w:t>Limitations</w:t>
-            </w:r>
-          </w:p>
-        </w:tc>
-        <w:tc>
-          <w:tcPr>
-            <w:tcW w:w="0" w:type="auto"/>
-            <w:vAlign w:val="center"/>
-            <w:hideMark/>
-          </w:tcPr>
-          <w:p>
-            <w:pPr>
-              <w:pStyle w:val="BodyText"/>
-              <w:rPr>
-                <w:rFonts w:ascii="Times New Roman" w:hAnsi="Times New Roman" w:cs="Times New Roman"/>
-              </w:rPr>
-            </w:pPr>
-            <w:r>
-              <w:rPr>
-                <w:rFonts w:ascii="Times New Roman" w:hAnsi="Times New Roman" w:cs="Times New Roman"/>
-              </w:rPr>
-              <w:t>Less interactive, low intelligence</w:t>
-            </w:r>
-          </w:p>
-        </w:tc>
-        <w:tc>
-          <w:tcPr>
-            <w:tcW w:w="0" w:type="auto"/>
-            <w:vAlign w:val="center"/>
-            <w:hideMark/>
-          </w:tcPr>
-          <w:p>
-            <w:pPr>
-              <w:pStyle w:val="BodyText"/>
-              <w:rPr>
-                <w:rFonts w:ascii="Times New Roman" w:hAnsi="Times New Roman" w:cs="Times New Roman"/>
-              </w:rPr>
-            </w:pPr>
-            <w:r>
-              <w:rPr>
-                <w:rFonts w:ascii="Times New Roman" w:hAnsi="Times New Roman" w:cs="Times New Roman"/>
-              </w:rPr>
-              <w:t>High cost, complex, compute-heavy</w:t>
-            </w:r>
-          </w:p>
-        </w:tc>
-        <w:tc>
-          <w:tcPr>
-            <w:tcW w:w="0" w:type="auto"/>
-            <w:vAlign w:val="center"/>
-            <w:hideMark/>
-          </w:tcPr>
-          <w:p>
-            <w:pPr>
-              <w:pStyle w:val="BodyText"/>
+              <w:cnfStyle w:val="000000000000" w:firstRow="0" w:lastRow="0" w:firstColumn="0" w:lastColumn="0" w:oddVBand="0" w:evenVBand="0" w:oddHBand="0" w:evenHBand="0" w:firstRowFirstColumn="0" w:firstRowLastColumn="0" w:lastRowFirstColumn="0" w:lastRowLastColumn="0"/>
               <w:rPr>
                 <w:rFonts w:ascii="Times New Roman" w:hAnsi="Times New Roman" w:cs="Times New Roman"/>
               </w:rPr>
@@ -2623,6 +2666,9 @@
     <w:p>
       <w:pPr>
         <w:pStyle w:val="Heading2"/>
+        <w:rPr>
+          <w:rFonts w:hint="eastAsia"/>
+        </w:rPr>
       </w:pPr>
       <w:bookmarkStart w:id="18" w:name="concept-sketches-mandatory"/>
       <w:bookmarkEnd w:id="17"/>
@@ -2645,6 +2691,9 @@
         </w:rPr>
       </w:pPr>
       <w:r>
+        <w:rPr>
+          <w:noProof/>
+        </w:rPr>
         <w:drawing>
           <wp:anchor distT="0" distB="0" distL="114300" distR="114300" simplePos="0" relativeHeight="251658266" behindDoc="0" locked="0" layoutInCell="1" allowOverlap="1" wp14:anchorId="40DDE91F" wp14:editId="0EDBBEA6">
             <wp:simplePos x="0" y="0"/>
@@ -2660,7 +2709,7 @@
             <wp:docPr id="11" name="Picture 10">
               <a:extLst xmlns:a="http://schemas.openxmlformats.org/drawingml/2006/main">
                 <a:ext uri="{FF2B5EF4-FFF2-40B4-BE49-F238E27FC236}">
-                  <a16:creationId xmlns:a16="http://schemas.microsoft.com/office/drawing/2014/main" id="{03DFB4DD-FE98-CDD3-5C8D-84A21B68F132}"/>
+                  <a16:creationId xmlns:a16="http://schemas.microsoft.com/office/drawing/2014/main" id="{CB6451EB-39E8-4215-A518-E94A2886DF47}"/>
                 </a:ext>
               </a:extLst>
             </wp:docPr>
@@ -2683,7 +2732,7 @@
                     </pic:cNvPicPr>
                   </pic:nvPicPr>
                   <pic:blipFill rotWithShape="1">
-                    <a:blip r:embed="rId7">
+                    <a:blip r:embed="rId9">
                       <a:extLst>
                         <a:ext uri="{28A0092B-C50C-407E-A947-70E740481C1C}">
                           <a14:useLocalDpi xmlns:a14="http://schemas.microsoft.com/office/drawing/2010/main" val="0"/>
@@ -2738,7 +2787,13 @@
                 <wp:extent cx="815340" cy="457200"/>
                 <wp:effectExtent l="0" t="0" r="22860" b="19050"/>
                 <wp:wrapNone/>
-                <wp:docPr id="1153356719" name="Text Box 17"/>
+                <wp:docPr id="1153356719" name="Text Box 17">
+                  <a:extLst xmlns:a="http://schemas.openxmlformats.org/drawingml/2006/main">
+                    <a:ext uri="{FF2B5EF4-FFF2-40B4-BE49-F238E27FC236}">
+                      <a16:creationId xmlns:a16="http://schemas.microsoft.com/office/drawing/2014/main" id="{D304A3CC-C4F8-4E1C-8C2E-96760E4B76E4}"/>
+                    </a:ext>
+                  </a:extLst>
+                </wp:docPr>
                 <wp:cNvGraphicFramePr>
                   <a:graphicFrameLocks xmlns:a="http://schemas.openxmlformats.org/drawingml/2006/main"/>
                 </wp:cNvGraphicFramePr>
@@ -2898,7 +2953,13 @@
                 <wp:extent cx="815340" cy="1404620"/>
                 <wp:effectExtent l="0" t="0" r="22860" b="24765"/>
                 <wp:wrapNone/>
-                <wp:docPr id="1004616506" name="Text Box 2"/>
+                <wp:docPr id="1004616506" name="Text Box 2">
+                  <a:extLst xmlns:a="http://schemas.openxmlformats.org/drawingml/2006/main">
+                    <a:ext uri="{FF2B5EF4-FFF2-40B4-BE49-F238E27FC236}">
+                      <a16:creationId xmlns:a16="http://schemas.microsoft.com/office/drawing/2014/main" id="{7B32B878-823D-4515-A3EF-843F5740A1C8}"/>
+                    </a:ext>
+                  </a:extLst>
+                </wp:docPr>
                 <wp:cNvGraphicFramePr>
                   <a:graphicFrameLocks xmlns:a="http://schemas.openxmlformats.org/drawingml/2006/main"/>
                 </wp:cNvGraphicFramePr>
@@ -2991,7 +3052,13 @@
                 <wp:extent cx="1424940" cy="1404620"/>
                 <wp:effectExtent l="0" t="0" r="22860" b="24765"/>
                 <wp:wrapNone/>
-                <wp:docPr id="1660571579" name="Text Box 2"/>
+                <wp:docPr id="1660571579" name="Text Box 2">
+                  <a:extLst xmlns:a="http://schemas.openxmlformats.org/drawingml/2006/main">
+                    <a:ext uri="{FF2B5EF4-FFF2-40B4-BE49-F238E27FC236}">
+                      <a16:creationId xmlns:a16="http://schemas.microsoft.com/office/drawing/2014/main" id="{3B859F5A-87C9-4CFC-8DEE-5C7666BF86F7}"/>
+                    </a:ext>
+                  </a:extLst>
+                </wp:docPr>
                 <wp:cNvGraphicFramePr>
                   <a:graphicFrameLocks xmlns:a="http://schemas.openxmlformats.org/drawingml/2006/main"/>
                 </wp:cNvGraphicFramePr>
@@ -3105,7 +3172,13 @@
           <wp:inline distT="0" distB="0" distL="0" distR="0" wp14:anchorId="72A5B2C5" wp14:editId="6BFBC846">
             <wp:extent cx="2698519" cy="2825750"/>
             <wp:effectExtent l="0" t="0" r="6985" b="0"/>
-            <wp:docPr id="1755617319" name="Picture 1" descr="EMO AI Pet robot with Personality and Ideas"/>
+            <wp:docPr id="1755617319" name="Picture 1" descr="EMO AI Pet robot with Personality and Ideas">
+              <a:extLst xmlns:a="http://schemas.openxmlformats.org/drawingml/2006/main">
+                <a:ext uri="{FF2B5EF4-FFF2-40B4-BE49-F238E27FC236}">
+                  <a16:creationId xmlns:a16="http://schemas.microsoft.com/office/drawing/2014/main" id="{969CCD4F-D405-41BE-9402-56CF96D68478}"/>
+                </a:ext>
+              </a:extLst>
+            </wp:docPr>
             <wp:cNvGraphicFramePr>
               <a:graphicFrameLocks xmlns:a="http://schemas.openxmlformats.org/drawingml/2006/main" noChangeAspect="1"/>
             </wp:cNvGraphicFramePr>
@@ -3119,7 +3192,7 @@
                     </pic:cNvPicPr>
                   </pic:nvPicPr>
                   <pic:blipFill rotWithShape="1">
-                    <a:blip r:embed="rId8" cstate="print">
+                    <a:blip r:embed="rId10" cstate="print">
                       <a:extLst>
                         <a:ext uri="{28A0092B-C50C-407E-A947-70E740481C1C}">
                           <a14:useLocalDpi xmlns:a14="http://schemas.microsoft.com/office/drawing/2010/main" val="0"/>
@@ -3184,7 +3257,13 @@
                 <wp:extent cx="1440180" cy="1404620"/>
                 <wp:effectExtent l="0" t="0" r="26670" b="24765"/>
                 <wp:wrapSquare wrapText="bothSides"/>
-                <wp:docPr id="1573721069" name="Text Box 2"/>
+                <wp:docPr id="1573721069" name="Text Box 2">
+                  <a:extLst xmlns:a="http://schemas.openxmlformats.org/drawingml/2006/main">
+                    <a:ext uri="{FF2B5EF4-FFF2-40B4-BE49-F238E27FC236}">
+                      <a16:creationId xmlns:a16="http://schemas.microsoft.com/office/drawing/2014/main" id="{8CC9FCEF-0815-46AC-A621-803BD2D2A427}"/>
+                    </a:ext>
+                  </a:extLst>
+                </wp:docPr>
                 <wp:cNvGraphicFramePr>
                   <a:graphicFrameLocks xmlns:a="http://schemas.openxmlformats.org/drawingml/2006/main"/>
                 </wp:cNvGraphicFramePr>
@@ -3276,7 +3355,13 @@
                 <wp:extent cx="1950720" cy="1404620"/>
                 <wp:effectExtent l="0" t="0" r="11430" b="24765"/>
                 <wp:wrapSquare wrapText="bothSides"/>
-                <wp:docPr id="1353244808" name="Text Box 2"/>
+                <wp:docPr id="1353244808" name="Text Box 2">
+                  <a:extLst xmlns:a="http://schemas.openxmlformats.org/drawingml/2006/main">
+                    <a:ext uri="{FF2B5EF4-FFF2-40B4-BE49-F238E27FC236}">
+                      <a16:creationId xmlns:a16="http://schemas.microsoft.com/office/drawing/2014/main" id="{1A6E4FCF-0802-4802-9079-1DBD8D9F21FB}"/>
+                    </a:ext>
+                  </a:extLst>
+                </wp:docPr>
                 <wp:cNvGraphicFramePr>
                   <a:graphicFrameLocks xmlns:a="http://schemas.openxmlformats.org/drawingml/2006/main"/>
                 </wp:cNvGraphicFramePr>
@@ -3368,7 +3453,13 @@
                 <wp:extent cx="1722120" cy="487680"/>
                 <wp:effectExtent l="0" t="0" r="11430" b="26670"/>
                 <wp:wrapNone/>
-                <wp:docPr id="1178452581" name="Text Box 2"/>
+                <wp:docPr id="1178452581" name="Text Box 2">
+                  <a:extLst xmlns:a="http://schemas.openxmlformats.org/drawingml/2006/main">
+                    <a:ext uri="{FF2B5EF4-FFF2-40B4-BE49-F238E27FC236}">
+                      <a16:creationId xmlns:a16="http://schemas.microsoft.com/office/drawing/2014/main" id="{D43E26C2-ED21-425E-B0D2-871DA2116EF5}"/>
+                    </a:ext>
+                  </a:extLst>
+                </wp:docPr>
                 <wp:cNvGraphicFramePr>
                   <a:graphicFrameLocks xmlns:a="http://schemas.openxmlformats.org/drawingml/2006/main"/>
                 </wp:cNvGraphicFramePr>
@@ -3457,7 +3548,13 @@
                 <wp:extent cx="815340" cy="1404620"/>
                 <wp:effectExtent l="0" t="0" r="22860" b="24765"/>
                 <wp:wrapNone/>
-                <wp:docPr id="1099466813" name="Text Box 2"/>
+                <wp:docPr id="1099466813" name="Text Box 2">
+                  <a:extLst xmlns:a="http://schemas.openxmlformats.org/drawingml/2006/main">
+                    <a:ext uri="{FF2B5EF4-FFF2-40B4-BE49-F238E27FC236}">
+                      <a16:creationId xmlns:a16="http://schemas.microsoft.com/office/drawing/2014/main" id="{2590A9AD-20DD-43E4-8B0F-9E7391884C42}"/>
+                    </a:ext>
+                  </a:extLst>
+                </wp:docPr>
                 <wp:cNvGraphicFramePr>
                   <a:graphicFrameLocks xmlns:a="http://schemas.openxmlformats.org/drawingml/2006/main"/>
                 </wp:cNvGraphicFramePr>
@@ -3552,7 +3649,13 @@
                 <wp:extent cx="2012950" cy="546100"/>
                 <wp:effectExtent l="0" t="0" r="25400" b="25400"/>
                 <wp:wrapNone/>
-                <wp:docPr id="1920040481" name="Straight Connector 21"/>
+                <wp:docPr id="1920040481" name="Straight Connector 21">
+                  <a:extLst xmlns:a="http://schemas.openxmlformats.org/drawingml/2006/main">
+                    <a:ext uri="{FF2B5EF4-FFF2-40B4-BE49-F238E27FC236}">
+                      <a16:creationId xmlns:a16="http://schemas.microsoft.com/office/drawing/2014/main" id="{75D01C03-AE50-4B19-89FA-EA46EB9667F8}"/>
+                    </a:ext>
+                  </a:extLst>
+                </wp:docPr>
                 <wp:cNvGraphicFramePr/>
                 <a:graphic xmlns:a="http://schemas.openxmlformats.org/drawingml/2006/main">
                   <a:graphicData uri="http://schemas.microsoft.com/office/word/2010/wordprocessingShape">
@@ -3597,7 +3700,7 @@
           </mc:Choice>
           <mc:Fallback>
             <w:pict>
-              <v:line w14:anchorId="527FA6AD" id="Straight Connector 21" o:spid="_x0000_s1026" style="position:absolute;flip:x;z-index:251658254;visibility:visible;mso-wrap-style:square;mso-width-percent:0;mso-height-percent:0;mso-wrap-distance-left:9pt;mso-wrap-distance-top:0;mso-wrap-distance-right:9pt;mso-wrap-distance-bottom:0;mso-position-horizontal:absolute;mso-position-horizontal-relative:text;mso-position-vertical:absolute;mso-position-vertical-relative:text;mso-width-percent:0;mso-height-percent:0;mso-width-relative:margin;mso-height-relative:margin" from="90.5pt,189.5pt" to="249pt,232.5pt" o:gfxdata="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" strokecolor="#156082 [3204]" strokeweight="1pt">
+              <v:line w14:anchorId="3212CFB1" id="Straight Connector 21" o:spid="_x0000_s1026" style="position:absolute;flip:x;z-index:251658254;visibility:visible;mso-wrap-style:square;mso-width-percent:0;mso-height-percent:0;mso-wrap-distance-left:9pt;mso-wrap-distance-top:0;mso-wrap-distance-right:9pt;mso-wrap-distance-bottom:0;mso-position-horizontal:absolute;mso-position-horizontal-relative:text;mso-position-vertical:absolute;mso-position-vertical-relative:text;mso-width-percent:0;mso-height-percent:0;mso-width-relative:margin;mso-height-relative:margin" from="90.5pt,189.5pt" to="249pt,232.5pt" o:gfxdata="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" strokecolor="#156082 [3204]" strokeweight="1pt">
                 <v:stroke joinstyle="miter"/>
               </v:line>
             </w:pict>
@@ -3624,7 +3727,13 @@
                 <wp:extent cx="850900" cy="228600"/>
                 <wp:effectExtent l="0" t="0" r="25400" b="19050"/>
                 <wp:wrapNone/>
-                <wp:docPr id="299823865" name="Straight Connector 29"/>
+                <wp:docPr id="299823865" name="Straight Connector 29">
+                  <a:extLst xmlns:a="http://schemas.openxmlformats.org/drawingml/2006/main">
+                    <a:ext uri="{FF2B5EF4-FFF2-40B4-BE49-F238E27FC236}">
+                      <a16:creationId xmlns:a16="http://schemas.microsoft.com/office/drawing/2014/main" id="{C390B59E-B654-4F40-B7D7-D185850553FE}"/>
+                    </a:ext>
+                  </a:extLst>
+                </wp:docPr>
                 <wp:cNvGraphicFramePr/>
                 <a:graphic xmlns:a="http://schemas.openxmlformats.org/drawingml/2006/main">
                   <a:graphicData uri="http://schemas.microsoft.com/office/word/2010/wordprocessingShape">
@@ -3673,7 +3782,7 @@
           </mc:Choice>
           <mc:Fallback>
             <w:pict>
-              <v:line w14:anchorId="63ACAC16" id="Straight Connector 29" o:spid="_x0000_s1026" style="position:absolute;flip:x y;z-index:251658263;visibility:visible;mso-wrap-style:square;mso-width-percent:0;mso-height-percent:0;mso-wrap-distance-left:9pt;mso-wrap-distance-top:0;mso-wrap-distance-right:9pt;mso-wrap-distance-bottom:0;mso-position-horizontal:absolute;mso-position-horizontal-relative:text;mso-position-vertical:absolute;mso-position-vertical-relative:text;mso-width-percent:0;mso-height-percent:0;mso-width-relative:margin;mso-height-relative:margin" from="315pt,435.5pt" to="382pt,453.5pt" o:gfxdata="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" strokecolor="black [3213]" strokeweight="1pt">
+              <v:line w14:anchorId="2CC07B12" id="Straight Connector 29" o:spid="_x0000_s1026" style="position:absolute;flip:x y;z-index:251658263;visibility:visible;mso-wrap-style:square;mso-width-percent:0;mso-height-percent:0;mso-wrap-distance-left:9pt;mso-wrap-distance-top:0;mso-wrap-distance-right:9pt;mso-wrap-distance-bottom:0;mso-position-horizontal:absolute;mso-position-horizontal-relative:text;mso-position-vertical:absolute;mso-position-vertical-relative:text;mso-width-percent:0;mso-height-percent:0;mso-width-relative:margin;mso-height-relative:margin" from="315pt,435.5pt" to="382pt,453.5pt" o:gfxdata="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" strokecolor="black [3213]" strokeweight="1pt">
                 <v:stroke joinstyle="miter"/>
               </v:line>
             </w:pict>
@@ -3700,7 +3809,13 @@
                 <wp:extent cx="355600" cy="190500"/>
                 <wp:effectExtent l="0" t="0" r="25400" b="19050"/>
                 <wp:wrapNone/>
-                <wp:docPr id="883121246" name="Straight Connector 28"/>
+                <wp:docPr id="883121246" name="Straight Connector 28">
+                  <a:extLst xmlns:a="http://schemas.openxmlformats.org/drawingml/2006/main">
+                    <a:ext uri="{FF2B5EF4-FFF2-40B4-BE49-F238E27FC236}">
+                      <a16:creationId xmlns:a16="http://schemas.microsoft.com/office/drawing/2014/main" id="{4346E3C0-180F-400E-B029-06A044C12582}"/>
+                    </a:ext>
+                  </a:extLst>
+                </wp:docPr>
                 <wp:cNvGraphicFramePr/>
                 <a:graphic xmlns:a="http://schemas.openxmlformats.org/drawingml/2006/main">
                   <a:graphicData uri="http://schemas.microsoft.com/office/word/2010/wordprocessingShape">
@@ -3749,7 +3864,7 @@
           </mc:Choice>
           <mc:Fallback>
             <w:pict>
-              <v:line w14:anchorId="57F9962D" id="Straight Connector 28" o:spid="_x0000_s1026" style="position:absolute;flip:x y;z-index:251658262;visibility:visible;mso-wrap-style:square;mso-width-percent:0;mso-height-percent:0;mso-wrap-distance-left:9pt;mso-wrap-distance-top:0;mso-wrap-distance-right:9pt;mso-wrap-distance-bottom:0;mso-position-horizontal:absolute;mso-position-horizontal-relative:text;mso-position-vertical:absolute;mso-position-vertical-relative:text;mso-width-percent:0;mso-height-percent:0;mso-width-relative:margin;mso-height-relative:margin" from="372.5pt,352.5pt" to="400.5pt,367.5pt" o:gfxdata="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" strokecolor="black [3213]" strokeweight="1pt">
+              <v:line w14:anchorId="586C4496" id="Straight Connector 28" o:spid="_x0000_s1026" style="position:absolute;flip:x y;z-index:251658262;visibility:visible;mso-wrap-style:square;mso-width-percent:0;mso-height-percent:0;mso-wrap-distance-left:9pt;mso-wrap-distance-top:0;mso-wrap-distance-right:9pt;mso-wrap-distance-bottom:0;mso-position-horizontal:absolute;mso-position-horizontal-relative:text;mso-position-vertical:absolute;mso-position-vertical-relative:text;mso-width-percent:0;mso-height-percent:0;mso-width-relative:margin;mso-height-relative:margin" from="372.5pt,352.5pt" to="400.5pt,367.5pt" o:gfxdata="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" strokecolor="black [3213]" strokeweight="1pt">
                 <v:stroke joinstyle="miter"/>
               </v:line>
             </w:pict>
@@ -3776,7 +3891,13 @@
                 <wp:extent cx="838200" cy="330200"/>
                 <wp:effectExtent l="0" t="0" r="19050" b="31750"/>
                 <wp:wrapNone/>
-                <wp:docPr id="1193073857" name="Straight Connector 27"/>
+                <wp:docPr id="1193073857" name="Straight Connector 27">
+                  <a:extLst xmlns:a="http://schemas.openxmlformats.org/drawingml/2006/main">
+                    <a:ext uri="{FF2B5EF4-FFF2-40B4-BE49-F238E27FC236}">
+                      <a16:creationId xmlns:a16="http://schemas.microsoft.com/office/drawing/2014/main" id="{8C37B4DA-BE39-4849-B4F0-0453A023B236}"/>
+                    </a:ext>
+                  </a:extLst>
+                </wp:docPr>
                 <wp:cNvGraphicFramePr/>
                 <a:graphic xmlns:a="http://schemas.openxmlformats.org/drawingml/2006/main">
                   <a:graphicData uri="http://schemas.microsoft.com/office/word/2010/wordprocessingShape">
@@ -3825,7 +3946,7 @@
           </mc:Choice>
           <mc:Fallback>
             <w:pict>
-              <v:line w14:anchorId="46B3CA5E" id="Straight Connector 27" o:spid="_x0000_s1026" style="position:absolute;flip:x;z-index:251658261;visibility:visible;mso-wrap-style:square;mso-width-percent:0;mso-height-percent:0;mso-wrap-distance-left:9pt;mso-wrap-distance-top:0;mso-wrap-distance-right:9pt;mso-wrap-distance-bottom:0;mso-position-horizontal:absolute;mso-position-horizontal-relative:text;mso-position-vertical:absolute;mso-position-vertical-relative:text;mso-width-percent:0;mso-height-percent:0;mso-width-relative:margin;mso-height-relative:margin" from="312pt,284.5pt" to="378pt,310.5pt" o:gfxdata="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" strokecolor="black [3213]" strokeweight="1pt">
+              <v:line w14:anchorId="588B4A84" id="Straight Connector 27" o:spid="_x0000_s1026" style="position:absolute;flip:x;z-index:251658261;visibility:visible;mso-wrap-style:square;mso-width-percent:0;mso-height-percent:0;mso-wrap-distance-left:9pt;mso-wrap-distance-top:0;mso-wrap-distance-right:9pt;mso-wrap-distance-bottom:0;mso-position-horizontal:absolute;mso-position-horizontal-relative:text;mso-position-vertical:absolute;mso-position-vertical-relative:text;mso-width-percent:0;mso-height-percent:0;mso-width-relative:margin;mso-height-relative:margin" from="312pt,284.5pt" to="378pt,310.5pt" o:gfxdata="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" strokecolor="black [3213]" strokeweight="1pt">
                 <v:stroke joinstyle="miter"/>
               </v:line>
             </w:pict>
@@ -3852,7 +3973,13 @@
                 <wp:extent cx="1974850" cy="793750"/>
                 <wp:effectExtent l="0" t="0" r="25400" b="25400"/>
                 <wp:wrapNone/>
-                <wp:docPr id="2046754737" name="Straight Connector 25"/>
+                <wp:docPr id="2046754737" name="Straight Connector 25">
+                  <a:extLst xmlns:a="http://schemas.openxmlformats.org/drawingml/2006/main">
+                    <a:ext uri="{FF2B5EF4-FFF2-40B4-BE49-F238E27FC236}">
+                      <a16:creationId xmlns:a16="http://schemas.microsoft.com/office/drawing/2014/main" id="{D13F740D-35B9-4982-BB85-D19FC74B04D9}"/>
+                    </a:ext>
+                  </a:extLst>
+                </wp:docPr>
                 <wp:cNvGraphicFramePr/>
                 <a:graphic xmlns:a="http://schemas.openxmlformats.org/drawingml/2006/main">
                   <a:graphicData uri="http://schemas.microsoft.com/office/word/2010/wordprocessingShape">
@@ -3901,7 +4028,7 @@
           </mc:Choice>
           <mc:Fallback>
             <w:pict>
-              <v:line w14:anchorId="6DFA4141" id="Straight Connector 25" o:spid="_x0000_s1026" style="position:absolute;flip:x;z-index:251658259;visibility:visible;mso-wrap-style:square;mso-width-percent:0;mso-height-percent:0;mso-wrap-distance-left:9pt;mso-wrap-distance-top:0;mso-wrap-distance-right:9pt;mso-wrap-distance-bottom:0;mso-position-horizontal:absolute;mso-position-horizontal-relative:text;mso-position-vertical:absolute;mso-position-vertical-relative:text;mso-width-percent:0;mso-height-percent:0;mso-width-relative:margin;mso-height-relative:margin" from="200pt,153.5pt" to="355.5pt,3in" o:gfxdata="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" strokecolor="black [3213]" strokeweight="1pt">
+              <v:line w14:anchorId="5680583A" id="Straight Connector 25" o:spid="_x0000_s1026" style="position:absolute;flip:x;z-index:251658259;visibility:visible;mso-wrap-style:square;mso-width-percent:0;mso-height-percent:0;mso-wrap-distance-left:9pt;mso-wrap-distance-top:0;mso-wrap-distance-right:9pt;mso-wrap-distance-bottom:0;mso-position-horizontal:absolute;mso-position-horizontal-relative:text;mso-position-vertical:absolute;mso-position-vertical-relative:text;mso-width-percent:0;mso-height-percent:0;mso-width-relative:margin;mso-height-relative:margin" from="200pt,153.5pt" to="355.5pt,3in" o:gfxdata="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" strokecolor="black [3213]" strokeweight="1pt">
                 <v:stroke joinstyle="miter"/>
               </v:line>
             </w:pict>
@@ -3928,7 +4055,13 @@
                 <wp:extent cx="1365250" cy="647700"/>
                 <wp:effectExtent l="0" t="0" r="25400" b="19050"/>
                 <wp:wrapNone/>
-                <wp:docPr id="691790166" name="Straight Connector 26"/>
+                <wp:docPr id="691790166" name="Straight Connector 26">
+                  <a:extLst xmlns:a="http://schemas.openxmlformats.org/drawingml/2006/main">
+                    <a:ext uri="{FF2B5EF4-FFF2-40B4-BE49-F238E27FC236}">
+                      <a16:creationId xmlns:a16="http://schemas.microsoft.com/office/drawing/2014/main" id="{B50CBA61-3D2F-441F-8EF5-A7703A52C7C2}"/>
+                    </a:ext>
+                  </a:extLst>
+                </wp:docPr>
                 <wp:cNvGraphicFramePr/>
                 <a:graphic xmlns:a="http://schemas.openxmlformats.org/drawingml/2006/main">
                   <a:graphicData uri="http://schemas.microsoft.com/office/word/2010/wordprocessingShape">
@@ -3977,7 +4110,7 @@
           </mc:Choice>
           <mc:Fallback>
             <w:pict>
-              <v:line w14:anchorId="2F74DDA3" id="Straight Connector 26" o:spid="_x0000_s1026" style="position:absolute;flip:x;z-index:251658260;visibility:visible;mso-wrap-style:square;mso-width-percent:0;mso-height-percent:0;mso-wrap-distance-left:9pt;mso-wrap-distance-top:0;mso-wrap-distance-right:9pt;mso-wrap-distance-bottom:0;mso-position-horizontal:absolute;mso-position-horizontal-relative:text;mso-position-vertical:absolute;mso-position-vertical-relative:text;mso-width-percent:0;mso-height-percent:0;mso-width-relative:margin;mso-height-relative:margin" from="272pt,229pt" to="379.5pt,280pt" o:gfxdata="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" strokecolor="black [3213]" strokeweight="1pt">
+              <v:line w14:anchorId="0E97DC30" id="Straight Connector 26" o:spid="_x0000_s1026" style="position:absolute;flip:x;z-index:251658260;visibility:visible;mso-wrap-style:square;mso-width-percent:0;mso-height-percent:0;mso-wrap-distance-left:9pt;mso-wrap-distance-top:0;mso-wrap-distance-right:9pt;mso-wrap-distance-bottom:0;mso-position-horizontal:absolute;mso-position-horizontal-relative:text;mso-position-vertical:absolute;mso-position-vertical-relative:text;mso-width-percent:0;mso-height-percent:0;mso-width-relative:margin;mso-height-relative:margin" from="272pt,229pt" to="379.5pt,280pt" o:gfxdata="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" strokecolor="black [3213]" strokeweight="1pt">
                 <v:stroke joinstyle="miter"/>
               </v:line>
             </w:pict>
@@ -4004,7 +4137,13 @@
                 <wp:extent cx="1435100" cy="266700"/>
                 <wp:effectExtent l="0" t="0" r="12700" b="19050"/>
                 <wp:wrapNone/>
-                <wp:docPr id="1580748108" name="Straight Connector 24"/>
+                <wp:docPr id="1580748108" name="Straight Connector 24">
+                  <a:extLst xmlns:a="http://schemas.openxmlformats.org/drawingml/2006/main">
+                    <a:ext uri="{FF2B5EF4-FFF2-40B4-BE49-F238E27FC236}">
+                      <a16:creationId xmlns:a16="http://schemas.microsoft.com/office/drawing/2014/main" id="{E2F3F271-DD2B-4C80-B0EB-B0DECBBBBBB7}"/>
+                    </a:ext>
+                  </a:extLst>
+                </wp:docPr>
                 <wp:cNvGraphicFramePr/>
                 <a:graphic xmlns:a="http://schemas.openxmlformats.org/drawingml/2006/main">
                   <a:graphicData uri="http://schemas.microsoft.com/office/word/2010/wordprocessingShape">
@@ -4053,7 +4192,7 @@
           </mc:Choice>
           <mc:Fallback>
             <w:pict>
-              <v:line w14:anchorId="727D9DC3" id="Straight Connector 24" o:spid="_x0000_s1026" style="position:absolute;flip:x;z-index:251658257;visibility:visible;mso-wrap-style:square;mso-width-percent:0;mso-height-percent:0;mso-wrap-distance-left:9pt;mso-wrap-distance-top:0;mso-wrap-distance-right:9pt;mso-wrap-distance-bottom:0;mso-position-horizontal:absolute;mso-position-horizontal-relative:text;mso-position-vertical:absolute;mso-position-vertical-relative:text;mso-width-percent:0;mso-height-percent:0;mso-width-relative:margin;mso-height-relative:margin" from="241.5pt,105.5pt" to="354.5pt,126.5pt" o:gfxdata="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" strokecolor="black [3213]" strokeweight="1pt">
+              <v:line w14:anchorId="050FBEDE" id="Straight Connector 24" o:spid="_x0000_s1026" style="position:absolute;flip:x;z-index:251658257;visibility:visible;mso-wrap-style:square;mso-width-percent:0;mso-height-percent:0;mso-wrap-distance-left:9pt;mso-wrap-distance-top:0;mso-wrap-distance-right:9pt;mso-wrap-distance-bottom:0;mso-position-horizontal:absolute;mso-position-horizontal-relative:text;mso-position-vertical:absolute;mso-position-vertical-relative:text;mso-width-percent:0;mso-height-percent:0;mso-width-relative:margin;mso-height-relative:margin" from="241.5pt,105.5pt" to="354.5pt,126.5pt" o:gfxdata="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" strokecolor="black [3213]" strokeweight="1pt">
                 <v:stroke joinstyle="miter"/>
               </v:line>
             </w:pict>
@@ -4080,7 +4219,13 @@
                 <wp:extent cx="952500" cy="349250"/>
                 <wp:effectExtent l="0" t="0" r="19050" b="31750"/>
                 <wp:wrapNone/>
-                <wp:docPr id="792339098" name="Straight Connector 23"/>
+                <wp:docPr id="792339098" name="Straight Connector 23">
+                  <a:extLst xmlns:a="http://schemas.openxmlformats.org/drawingml/2006/main">
+                    <a:ext uri="{FF2B5EF4-FFF2-40B4-BE49-F238E27FC236}">
+                      <a16:creationId xmlns:a16="http://schemas.microsoft.com/office/drawing/2014/main" id="{BBA90C5D-7B10-4470-BD13-99605CC65765}"/>
+                    </a:ext>
+                  </a:extLst>
+                </wp:docPr>
                 <wp:cNvGraphicFramePr/>
                 <a:graphic xmlns:a="http://schemas.openxmlformats.org/drawingml/2006/main">
                   <a:graphicData uri="http://schemas.microsoft.com/office/word/2010/wordprocessingShape">
@@ -4125,7 +4270,7 @@
           </mc:Choice>
           <mc:Fallback>
             <w:pict>
-              <v:line w14:anchorId="567850A5" id="Straight Connector 23" o:spid="_x0000_s1026" style="position:absolute;flip:x;z-index:251658256;visibility:visible;mso-wrap-style:square;mso-width-percent:0;mso-height-percent:0;mso-wrap-distance-left:9pt;mso-wrap-distance-top:0;mso-wrap-distance-right:9pt;mso-wrap-distance-bottom:0;mso-position-horizontal:absolute;mso-position-horizontal-relative:text;mso-position-vertical:absolute;mso-position-vertical-relative:text;mso-width-percent:0;mso-height-percent:0;mso-width-relative:margin;mso-height-relative:margin" from="306pt,21pt" to="381pt,48.5pt" o:gfxdata="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" strokecolor="#156082 [3204]" strokeweight="1pt">
+              <v:line w14:anchorId="66ADC27B" id="Straight Connector 23" o:spid="_x0000_s1026" style="position:absolute;flip:x;z-index:251658256;visibility:visible;mso-wrap-style:square;mso-width-percent:0;mso-height-percent:0;mso-wrap-distance-left:9pt;mso-wrap-distance-top:0;mso-wrap-distance-right:9pt;mso-wrap-distance-bottom:0;mso-position-horizontal:absolute;mso-position-horizontal-relative:text;mso-position-vertical:absolute;mso-position-vertical-relative:text;mso-width-percent:0;mso-height-percent:0;mso-width-relative:margin;mso-height-relative:margin" from="306pt,21pt" to="381pt,48.5pt" o:gfxdata="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" strokecolor="#156082 [3204]" strokeweight="1pt">
                 <v:stroke joinstyle="miter"/>
               </v:line>
             </w:pict>
@@ -4152,7 +4297,13 @@
                 <wp:extent cx="1327150" cy="533400"/>
                 <wp:effectExtent l="0" t="0" r="6350" b="0"/>
                 <wp:wrapNone/>
-                <wp:docPr id="1229419709" name="Text Box 15"/>
+                <wp:docPr id="1229419709" name="Text Box 15">
+                  <a:extLst xmlns:a="http://schemas.openxmlformats.org/drawingml/2006/main">
+                    <a:ext uri="{FF2B5EF4-FFF2-40B4-BE49-F238E27FC236}">
+                      <a16:creationId xmlns:a16="http://schemas.microsoft.com/office/drawing/2014/main" id="{3C257E21-159C-4B54-8F88-51AE8C82CE3F}"/>
+                    </a:ext>
+                  </a:extLst>
+                </wp:docPr>
                 <wp:cNvGraphicFramePr>
                   <a:graphicFrameLocks xmlns:a="http://schemas.openxmlformats.org/drawingml/2006/main"/>
                 </wp:cNvGraphicFramePr>
@@ -4251,7 +4402,13 @@
                 <wp:extent cx="1143000" cy="279400"/>
                 <wp:effectExtent l="0" t="0" r="0" b="6350"/>
                 <wp:wrapNone/>
-                <wp:docPr id="386347373" name="Text Box 12"/>
+                <wp:docPr id="386347373" name="Text Box 12">
+                  <a:extLst xmlns:a="http://schemas.openxmlformats.org/drawingml/2006/main">
+                    <a:ext uri="{FF2B5EF4-FFF2-40B4-BE49-F238E27FC236}">
+                      <a16:creationId xmlns:a16="http://schemas.microsoft.com/office/drawing/2014/main" id="{01326EB0-D68A-43BF-96BB-21CDF7F32804}"/>
+                    </a:ext>
+                  </a:extLst>
+                </wp:docPr>
                 <wp:cNvGraphicFramePr>
                   <a:graphicFrameLocks xmlns:a="http://schemas.openxmlformats.org/drawingml/2006/main"/>
                 </wp:cNvGraphicFramePr>
@@ -4349,7 +4506,13 @@
                 <wp:extent cx="1130300" cy="285750"/>
                 <wp:effectExtent l="0" t="0" r="12700" b="19050"/>
                 <wp:wrapNone/>
-                <wp:docPr id="1917881487" name="Straight Connector 22"/>
+                <wp:docPr id="1917881487" name="Straight Connector 22">
+                  <a:extLst xmlns:a="http://schemas.openxmlformats.org/drawingml/2006/main">
+                    <a:ext uri="{FF2B5EF4-FFF2-40B4-BE49-F238E27FC236}">
+                      <a16:creationId xmlns:a16="http://schemas.microsoft.com/office/drawing/2014/main" id="{0734E6D7-C3DE-427B-BD97-EA089383C798}"/>
+                    </a:ext>
+                  </a:extLst>
+                </wp:docPr>
                 <wp:cNvGraphicFramePr/>
                 <a:graphic xmlns:a="http://schemas.openxmlformats.org/drawingml/2006/main">
                   <a:graphicData uri="http://schemas.microsoft.com/office/word/2010/wordprocessingShape">
@@ -4394,7 +4557,7 @@
           </mc:Choice>
           <mc:Fallback>
             <w:pict>
-              <v:line w14:anchorId="1E81823A" id="Straight Connector 22" o:spid="_x0000_s1026" style="position:absolute;flip:x y;z-index:251658255;visibility:visible;mso-wrap-style:square;mso-width-percent:0;mso-height-percent:0;mso-wrap-distance-left:9pt;mso-wrap-distance-top:0;mso-wrap-distance-right:9pt;mso-wrap-distance-bottom:0;mso-position-horizontal:absolute;mso-position-horizontal-relative:text;mso-position-vertical:absolute;mso-position-vertical-relative:text;mso-width-percent:0;mso-height-percent:0;mso-width-relative:margin;mso-height-relative:margin" from="87.5pt,294.5pt" to="176.5pt,317pt" o:gfxdata="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" strokecolor="#156082 [3204]" strokeweight="1pt">
+              <v:line w14:anchorId="3839AB00" id="Straight Connector 22" o:spid="_x0000_s1026" style="position:absolute;flip:x y;z-index:251658255;visibility:visible;mso-wrap-style:square;mso-width-percent:0;mso-height-percent:0;mso-wrap-distance-left:9pt;mso-wrap-distance-top:0;mso-wrap-distance-right:9pt;mso-wrap-distance-bottom:0;mso-position-horizontal:absolute;mso-position-horizontal-relative:text;mso-position-vertical:absolute;mso-position-vertical-relative:text;mso-width-percent:0;mso-height-percent:0;mso-width-relative:margin;mso-height-relative:margin" from="87.5pt,294.5pt" to="176.5pt,317pt" o:gfxdata="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" strokecolor="#156082 [3204]" strokeweight="1pt">
                 <v:stroke joinstyle="miter"/>
               </v:line>
             </w:pict>
@@ -4421,7 +4584,13 @@
                 <wp:extent cx="3086100" cy="266700"/>
                 <wp:effectExtent l="0" t="0" r="19050" b="19050"/>
                 <wp:wrapNone/>
-                <wp:docPr id="1613385385" name="Straight Connector 20"/>
+                <wp:docPr id="1613385385" name="Straight Connector 20">
+                  <a:extLst xmlns:a="http://schemas.openxmlformats.org/drawingml/2006/main">
+                    <a:ext uri="{FF2B5EF4-FFF2-40B4-BE49-F238E27FC236}">
+                      <a16:creationId xmlns:a16="http://schemas.microsoft.com/office/drawing/2014/main" id="{20199A95-C248-4B9E-B83D-79B06FE07285}"/>
+                    </a:ext>
+                  </a:extLst>
+                </wp:docPr>
                 <wp:cNvGraphicFramePr/>
                 <a:graphic xmlns:a="http://schemas.openxmlformats.org/drawingml/2006/main">
                   <a:graphicData uri="http://schemas.microsoft.com/office/word/2010/wordprocessingShape">
@@ -4466,7 +4635,7 @@
           </mc:Choice>
           <mc:Fallback>
             <w:pict>
-              <v:line w14:anchorId="0B0E994F" id="Straight Connector 20" o:spid="_x0000_s1026" style="position:absolute;flip:x y;z-index:251658253;visibility:visible;mso-wrap-style:square;mso-width-percent:0;mso-height-percent:0;mso-wrap-distance-left:9pt;mso-wrap-distance-top:0;mso-wrap-distance-right:9pt;mso-wrap-distance-bottom:0;mso-position-horizontal:absolute;mso-position-horizontal-relative:text;mso-position-vertical:absolute;mso-position-vertical-relative:text;mso-width-percent:0;mso-height-percent:0;mso-width-relative:margin;mso-height-relative:margin" from="88pt,166.5pt" to="331pt,187.5pt" o:gfxdata="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" strokecolor="#156082 [3204]" strokeweight="1pt">
+              <v:line w14:anchorId="2DDDD7AF" id="Straight Connector 20" o:spid="_x0000_s1026" style="position:absolute;flip:x y;z-index:251658253;visibility:visible;mso-wrap-style:square;mso-width-percent:0;mso-height-percent:0;mso-wrap-distance-left:9pt;mso-wrap-distance-top:0;mso-wrap-distance-right:9pt;mso-wrap-distance-bottom:0;mso-position-horizontal:absolute;mso-position-horizontal-relative:text;mso-position-vertical:absolute;mso-position-vertical-relative:text;mso-width-percent:0;mso-height-percent:0;mso-width-relative:margin;mso-height-relative:margin" from="88pt,166.5pt" to="331pt,187.5pt" o:gfxdata="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" strokecolor="#156082 [3204]" strokeweight="1pt">
                 <v:stroke joinstyle="miter"/>
               </v:line>
             </w:pict>
@@ -4493,7 +4662,13 @@
                 <wp:extent cx="1879600" cy="514350"/>
                 <wp:effectExtent l="0" t="0" r="25400" b="19050"/>
                 <wp:wrapNone/>
-                <wp:docPr id="211055772" name="Straight Connector 19"/>
+                <wp:docPr id="211055772" name="Straight Connector 19">
+                  <a:extLst xmlns:a="http://schemas.openxmlformats.org/drawingml/2006/main">
+                    <a:ext uri="{FF2B5EF4-FFF2-40B4-BE49-F238E27FC236}">
+                      <a16:creationId xmlns:a16="http://schemas.microsoft.com/office/drawing/2014/main" id="{AEB77B70-B074-4E74-BD37-CE6CE44FC59D}"/>
+                    </a:ext>
+                  </a:extLst>
+                </wp:docPr>
                 <wp:cNvGraphicFramePr/>
                 <a:graphic xmlns:a="http://schemas.openxmlformats.org/drawingml/2006/main">
                   <a:graphicData uri="http://schemas.microsoft.com/office/word/2010/wordprocessingShape">
@@ -4538,7 +4713,7 @@
           </mc:Choice>
           <mc:Fallback>
             <w:pict>
-              <v:line w14:anchorId="39806CE2" id="Straight Connector 19" o:spid="_x0000_s1026" style="position:absolute;flip:x;z-index:251658252;visibility:visible;mso-wrap-style:square;mso-width-percent:0;mso-height-percent:0;mso-wrap-distance-left:9pt;mso-wrap-distance-top:0;mso-wrap-distance-right:9pt;mso-wrap-distance-bottom:0;mso-position-horizontal:absolute;mso-position-horizontal-relative:text;mso-position-vertical:absolute;mso-position-vertical-relative:text;mso-width-percent:0;mso-height-percent:0;mso-width-relative:margin;mso-height-relative:margin" from="56pt,64pt" to="204pt,104.5pt" o:gfxdata="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" strokecolor="#156082 [3204]" strokeweight="1pt">
+              <v:line w14:anchorId="1D73EFD3" id="Straight Connector 19" o:spid="_x0000_s1026" style="position:absolute;flip:x;z-index:251658252;visibility:visible;mso-wrap-style:square;mso-width-percent:0;mso-height-percent:0;mso-wrap-distance-left:9pt;mso-wrap-distance-top:0;mso-wrap-distance-right:9pt;mso-wrap-distance-bottom:0;mso-position-horizontal:absolute;mso-position-horizontal-relative:text;mso-position-vertical:absolute;mso-position-vertical-relative:text;mso-width-percent:0;mso-height-percent:0;mso-width-relative:margin;mso-height-relative:margin" from="56pt,64pt" to="204pt,104.5pt" o:gfxdata="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" strokecolor="#156082 [3204]" strokeweight="1pt">
                 <v:stroke joinstyle="miter"/>
               </v:line>
             </w:pict>
@@ -4565,7 +4740,13 @@
                 <wp:extent cx="1143000" cy="279400"/>
                 <wp:effectExtent l="0" t="0" r="0" b="6350"/>
                 <wp:wrapNone/>
-                <wp:docPr id="383142275" name="Text Box 18"/>
+                <wp:docPr id="383142275" name="Text Box 18">
+                  <a:extLst xmlns:a="http://schemas.openxmlformats.org/drawingml/2006/main">
+                    <a:ext uri="{FF2B5EF4-FFF2-40B4-BE49-F238E27FC236}">
+                      <a16:creationId xmlns:a16="http://schemas.microsoft.com/office/drawing/2014/main" id="{59CE37C1-9E52-4E06-A758-5F769B94CDF3}"/>
+                    </a:ext>
+                  </a:extLst>
+                </wp:docPr>
                 <wp:cNvGraphicFramePr>
                   <a:graphicFrameLocks xmlns:a="http://schemas.openxmlformats.org/drawingml/2006/main"/>
                 </wp:cNvGraphicFramePr>
@@ -4664,7 +4845,13 @@
                 <wp:extent cx="1143000" cy="279400"/>
                 <wp:effectExtent l="0" t="0" r="0" b="6350"/>
                 <wp:wrapNone/>
-                <wp:docPr id="981459318" name="Text Box 17"/>
+                <wp:docPr id="981459318" name="Text Box 17">
+                  <a:extLst xmlns:a="http://schemas.openxmlformats.org/drawingml/2006/main">
+                    <a:ext uri="{FF2B5EF4-FFF2-40B4-BE49-F238E27FC236}">
+                      <a16:creationId xmlns:a16="http://schemas.microsoft.com/office/drawing/2014/main" id="{2723EEA1-EBC8-4237-B4CF-B6DBFB9F895F}"/>
+                    </a:ext>
+                  </a:extLst>
+                </wp:docPr>
                 <wp:cNvGraphicFramePr>
                   <a:graphicFrameLocks xmlns:a="http://schemas.openxmlformats.org/drawingml/2006/main"/>
                 </wp:cNvGraphicFramePr>
@@ -4763,7 +4950,13 @@
                 <wp:extent cx="1143000" cy="279400"/>
                 <wp:effectExtent l="0" t="0" r="0" b="6350"/>
                 <wp:wrapNone/>
-                <wp:docPr id="1684052482" name="Text Box 16"/>
+                <wp:docPr id="1684052482" name="Text Box 16">
+                  <a:extLst xmlns:a="http://schemas.openxmlformats.org/drawingml/2006/main">
+                    <a:ext uri="{FF2B5EF4-FFF2-40B4-BE49-F238E27FC236}">
+                      <a16:creationId xmlns:a16="http://schemas.microsoft.com/office/drawing/2014/main" id="{76E022C2-518B-428E-8991-39EE410834F6}"/>
+                    </a:ext>
+                  </a:extLst>
+                </wp:docPr>
                 <wp:cNvGraphicFramePr>
                   <a:graphicFrameLocks xmlns:a="http://schemas.openxmlformats.org/drawingml/2006/main"/>
                 </wp:cNvGraphicFramePr>
@@ -4862,7 +5055,13 @@
                 <wp:extent cx="1143000" cy="279400"/>
                 <wp:effectExtent l="0" t="0" r="0" b="6350"/>
                 <wp:wrapNone/>
-                <wp:docPr id="607479163" name="Text Box 13"/>
+                <wp:docPr id="607479163" name="Text Box 13">
+                  <a:extLst xmlns:a="http://schemas.openxmlformats.org/drawingml/2006/main">
+                    <a:ext uri="{FF2B5EF4-FFF2-40B4-BE49-F238E27FC236}">
+                      <a16:creationId xmlns:a16="http://schemas.microsoft.com/office/drawing/2014/main" id="{D8217D13-EFDF-40FD-9B0E-3A1BCF33C9E4}"/>
+                    </a:ext>
+                  </a:extLst>
+                </wp:docPr>
                 <wp:cNvGraphicFramePr>
                   <a:graphicFrameLocks xmlns:a="http://schemas.openxmlformats.org/drawingml/2006/main"/>
                 </wp:cNvGraphicFramePr>
@@ -4967,7 +5166,13 @@
                 <wp:extent cx="1143000" cy="279400"/>
                 <wp:effectExtent l="0" t="0" r="0" b="6350"/>
                 <wp:wrapNone/>
-                <wp:docPr id="1404349819" name="Text Box 11"/>
+                <wp:docPr id="1404349819" name="Text Box 11">
+                  <a:extLst xmlns:a="http://schemas.openxmlformats.org/drawingml/2006/main">
+                    <a:ext uri="{FF2B5EF4-FFF2-40B4-BE49-F238E27FC236}">
+                      <a16:creationId xmlns:a16="http://schemas.microsoft.com/office/drawing/2014/main" id="{76051658-12E0-4820-894B-C7A8EDB436A1}"/>
+                    </a:ext>
+                  </a:extLst>
+                </wp:docPr>
                 <wp:cNvGraphicFramePr>
                   <a:graphicFrameLocks xmlns:a="http://schemas.openxmlformats.org/drawingml/2006/main"/>
                 </wp:cNvGraphicFramePr>
@@ -5065,7 +5270,13 @@
                 <wp:extent cx="1143000" cy="279400"/>
                 <wp:effectExtent l="0" t="0" r="0" b="6350"/>
                 <wp:wrapNone/>
-                <wp:docPr id="234051839" name="Text Box 10"/>
+                <wp:docPr id="234051839" name="Text Box 10">
+                  <a:extLst xmlns:a="http://schemas.openxmlformats.org/drawingml/2006/main">
+                    <a:ext uri="{FF2B5EF4-FFF2-40B4-BE49-F238E27FC236}">
+                      <a16:creationId xmlns:a16="http://schemas.microsoft.com/office/drawing/2014/main" id="{84CF72A8-1AD9-47D7-9B34-36E3E83DD592}"/>
+                    </a:ext>
+                  </a:extLst>
+                </wp:docPr>
                 <wp:cNvGraphicFramePr>
                   <a:graphicFrameLocks xmlns:a="http://schemas.openxmlformats.org/drawingml/2006/main"/>
                 </wp:cNvGraphicFramePr>
@@ -5163,7 +5374,13 @@
                 <wp:extent cx="1143000" cy="279400"/>
                 <wp:effectExtent l="0" t="0" r="0" b="6350"/>
                 <wp:wrapNone/>
-                <wp:docPr id="1833987442" name="Text Box 9"/>
+                <wp:docPr id="1833987442" name="Text Box 9">
+                  <a:extLst xmlns:a="http://schemas.openxmlformats.org/drawingml/2006/main">
+                    <a:ext uri="{FF2B5EF4-FFF2-40B4-BE49-F238E27FC236}">
+                      <a16:creationId xmlns:a16="http://schemas.microsoft.com/office/drawing/2014/main" id="{BDC193AE-AA90-4C63-9D54-934D25640718}"/>
+                    </a:ext>
+                  </a:extLst>
+                </wp:docPr>
                 <wp:cNvGraphicFramePr>
                   <a:graphicFrameLocks xmlns:a="http://schemas.openxmlformats.org/drawingml/2006/main"/>
                 </wp:cNvGraphicFramePr>
@@ -5261,7 +5478,13 @@
                 <wp:extent cx="1143000" cy="279400"/>
                 <wp:effectExtent l="0" t="0" r="0" b="6350"/>
                 <wp:wrapNone/>
-                <wp:docPr id="4938578" name="Text Box 8"/>
+                <wp:docPr id="4938578" name="Text Box 8">
+                  <a:extLst xmlns:a="http://schemas.openxmlformats.org/drawingml/2006/main">
+                    <a:ext uri="{FF2B5EF4-FFF2-40B4-BE49-F238E27FC236}">
+                      <a16:creationId xmlns:a16="http://schemas.microsoft.com/office/drawing/2014/main" id="{916EB489-595D-46E4-9617-CA8B1C6CED67}"/>
+                    </a:ext>
+                  </a:extLst>
+                </wp:docPr>
                 <wp:cNvGraphicFramePr>
                   <a:graphicFrameLocks xmlns:a="http://schemas.openxmlformats.org/drawingml/2006/main"/>
                 </wp:cNvGraphicFramePr>
@@ -5371,7 +5594,13 @@
                 <wp:extent cx="1143000" cy="279400"/>
                 <wp:effectExtent l="0" t="0" r="0" b="6350"/>
                 <wp:wrapNone/>
-                <wp:docPr id="217" name="Text Box 2"/>
+                <wp:docPr id="217" name="Text Box 2">
+                  <a:extLst xmlns:a="http://schemas.openxmlformats.org/drawingml/2006/main">
+                    <a:ext uri="{FF2B5EF4-FFF2-40B4-BE49-F238E27FC236}">
+                      <a16:creationId xmlns:a16="http://schemas.microsoft.com/office/drawing/2014/main" id="{5BC0C2A3-ECF0-423E-8981-778D968A89BB}"/>
+                    </a:ext>
+                  </a:extLst>
+                </wp:docPr>
                 <wp:cNvGraphicFramePr>
                   <a:graphicFrameLocks xmlns:a="http://schemas.openxmlformats.org/drawingml/2006/main"/>
                 </wp:cNvGraphicFramePr>
@@ -5452,6 +5681,7 @@
       <w:r>
         <w:rPr>
           <w:rFonts w:ascii="Times New Roman" w:hAnsi="Times New Roman" w:cs="Times New Roman"/>
+          <w:noProof/>
           <w:color w:val="000000" w:themeColor="text1"/>
         </w:rPr>
         <w:drawing>
@@ -5461,7 +5691,7 @@
             <wp:docPr id="3074" name="Picture 2">
               <a:extLst xmlns:a="http://schemas.openxmlformats.org/drawingml/2006/main">
                 <a:ext uri="{FF2B5EF4-FFF2-40B4-BE49-F238E27FC236}">
-                  <a16:creationId xmlns:a16="http://schemas.microsoft.com/office/drawing/2014/main" id="{C1A1208E-D4A0-1A2E-5DC7-CD8A82704DE9}"/>
+                  <a16:creationId xmlns:a16="http://schemas.microsoft.com/office/drawing/2014/main" id="{8AC3C6EC-4058-42CC-A301-6D2EE55FA01C}"/>
                 </a:ext>
               </a:extLst>
             </wp:docPr>
@@ -5484,11 +5714,11 @@
                     </pic:cNvPicPr>
                   </pic:nvPicPr>
                   <pic:blipFill rotWithShape="1">
-                    <a:blip r:embed="rId9" cstate="print">
+                    <a:blip r:embed="rId11" cstate="print">
                       <a:extLst>
                         <a:ext uri="{BEBA8EAE-BF5A-486C-A8C5-ECC9F3942E4B}">
                           <a14:imgProps xmlns:a14="http://schemas.microsoft.com/office/drawing/2010/main">
-                            <a14:imgLayer r:embed="rId10">
+                            <a14:imgLayer r:embed="rId12">
                               <a14:imgEffect>
                                 <a14:backgroundRemoval t="10000" b="90000" l="19758" r="80242"/>
                               </a14:imgEffect>
@@ -5604,6 +5834,9 @@
     <w:p>
       <w:pPr>
         <w:pStyle w:val="Heading2"/>
+        <w:rPr>
+          <w:rFonts w:hint="eastAsia"/>
+        </w:rPr>
       </w:pPr>
       <w:bookmarkStart w:id="19" w:name="concept-evaluation-selection"/>
       <w:bookmarkEnd w:id="18"/>
@@ -5614,6 +5847,9 @@
     <w:p>
       <w:pPr>
         <w:pStyle w:val="Heading3"/>
+        <w:rPr>
+          <w:rFonts w:hint="eastAsia"/>
+        </w:rPr>
       </w:pPr>
       <w:bookmarkStart w:id="20" w:name="evaluation-criteria"/>
       <w:r>
@@ -5622,29 +5858,22 @@
     </w:p>
     <w:tbl>
       <w:tblPr>
+        <w:tblStyle w:val="GridTable4"/>
         <w:tblW w:w="0" w:type="auto"/>
-        <w:tblCellSpacing w:w="15" w:type="dxa"/>
-        <w:tblCellMar>
-          <w:top w:w="15" w:type="dxa"/>
-          <w:left w:w="15" w:type="dxa"/>
-          <w:bottom w:w="15" w:type="dxa"/>
-          <w:right w:w="15" w:type="dxa"/>
-        </w:tblCellMar>
         <w:tblLook w:val="04A0" w:firstRow="1" w:lastRow="0" w:firstColumn="1" w:lastColumn="0" w:noHBand="0" w:noVBand="1"/>
       </w:tblPr>
       <w:tblGrid>
-        <w:gridCol w:w="2162"/>
-        <w:gridCol w:w="1282"/>
+        <w:gridCol w:w="2437"/>
+        <w:gridCol w:w="1343"/>
       </w:tblGrid>
       <w:tr>
         <w:trPr>
-          <w:tblHeader/>
-          <w:tblCellSpacing w:w="15" w:type="dxa"/>
+          <w:cnfStyle w:val="100000000000" w:firstRow="1" w:lastRow="0" w:firstColumn="0" w:lastColumn="0" w:oddVBand="0" w:evenVBand="0" w:oddHBand="0" w:evenHBand="0" w:firstRowFirstColumn="0" w:firstRowLastColumn="0" w:lastRowFirstColumn="0" w:lastRowLastColumn="0"/>
         </w:trPr>
         <w:tc>
           <w:tcPr>
-            <w:tcW w:w="0" w:type="auto"/>
-            <w:vAlign w:val="center"/>
+            <w:cnfStyle w:val="001000000000" w:firstRow="0" w:lastRow="0" w:firstColumn="1" w:lastColumn="0" w:oddVBand="0" w:evenVBand="0" w:oddHBand="0" w:evenHBand="0" w:firstRowFirstColumn="0" w:firstRowLastColumn="0" w:lastRowFirstColumn="0" w:lastRowLastColumn="0"/>
+            <w:tcW w:w="0" w:type="auto"/>
             <w:hideMark/>
           </w:tcPr>
           <w:p>
@@ -5652,15 +5881,15 @@
               <w:pStyle w:val="BodyText"/>
               <w:rPr>
                 <w:rFonts w:ascii="Times New Roman" w:hAnsi="Times New Roman" w:cs="Times New Roman"/>
-                <w:b/>
-                <w:bCs/>
-              </w:rPr>
-            </w:pPr>
-            <w:r>
-              <w:rPr>
-                <w:rFonts w:ascii="Times New Roman" w:hAnsi="Times New Roman" w:cs="Times New Roman"/>
-                <w:b/>
-                <w:bCs/>
+                <w:b w:val="0"/>
+                <w:bCs w:val="0"/>
+              </w:rPr>
+            </w:pPr>
+            <w:r>
+              <w:rPr>
+                <w:rFonts w:ascii="Times New Roman" w:hAnsi="Times New Roman" w:cs="Times New Roman"/>
+                <w:b w:val="0"/>
+                <w:bCs w:val="0"/>
               </w:rPr>
               <w:t>Criteria</w:t>
             </w:r>
@@ -5669,23 +5898,23 @@
         <w:tc>
           <w:tcPr>
             <w:tcW w:w="0" w:type="auto"/>
-            <w:vAlign w:val="center"/>
             <w:hideMark/>
           </w:tcPr>
           <w:p>
             <w:pPr>
               <w:pStyle w:val="BodyText"/>
-              <w:rPr>
-                <w:rFonts w:ascii="Times New Roman" w:hAnsi="Times New Roman" w:cs="Times New Roman"/>
-                <w:b/>
-                <w:bCs/>
-              </w:rPr>
-            </w:pPr>
-            <w:r>
-              <w:rPr>
-                <w:rFonts w:ascii="Times New Roman" w:hAnsi="Times New Roman" w:cs="Times New Roman"/>
-                <w:b/>
-                <w:bCs/>
+              <w:cnfStyle w:val="100000000000" w:firstRow="1" w:lastRow="0" w:firstColumn="0" w:lastColumn="0" w:oddVBand="0" w:evenVBand="0" w:oddHBand="0" w:evenHBand="0" w:firstRowFirstColumn="0" w:firstRowLastColumn="0" w:lastRowFirstColumn="0" w:lastRowLastColumn="0"/>
+              <w:rPr>
+                <w:rFonts w:ascii="Times New Roman" w:hAnsi="Times New Roman" w:cs="Times New Roman"/>
+                <w:b w:val="0"/>
+                <w:bCs w:val="0"/>
+              </w:rPr>
+            </w:pPr>
+            <w:r>
+              <w:rPr>
+                <w:rFonts w:ascii="Times New Roman" w:hAnsi="Times New Roman" w:cs="Times New Roman"/>
+                <w:b w:val="0"/>
+                <w:bCs w:val="0"/>
               </w:rPr>
               <w:t>Weight (%)</w:t>
             </w:r>
@@ -5694,12 +5923,12 @@
       </w:tr>
       <w:tr>
         <w:trPr>
-          <w:tblCellSpacing w:w="15" w:type="dxa"/>
+          <w:cnfStyle w:val="000000100000" w:firstRow="0" w:lastRow="0" w:firstColumn="0" w:lastColumn="0" w:oddVBand="0" w:evenVBand="0" w:oddHBand="1" w:evenHBand="0" w:firstRowFirstColumn="0" w:firstRowLastColumn="0" w:lastRowFirstColumn="0" w:lastRowLastColumn="0"/>
         </w:trPr>
         <w:tc>
           <w:tcPr>
-            <w:tcW w:w="0" w:type="auto"/>
-            <w:vAlign w:val="center"/>
+            <w:cnfStyle w:val="001000000000" w:firstRow="0" w:lastRow="0" w:firstColumn="1" w:lastColumn="0" w:oddVBand="0" w:evenVBand="0" w:oddHBand="0" w:evenHBand="0" w:firstRowFirstColumn="0" w:firstRowLastColumn="0" w:lastRowFirstColumn="0" w:lastRowLastColumn="0"/>
+            <w:tcW w:w="0" w:type="auto"/>
             <w:hideMark/>
           </w:tcPr>
           <w:p>
@@ -5720,12 +5949,12 @@
         <w:tc>
           <w:tcPr>
             <w:tcW w:w="0" w:type="auto"/>
-            <w:vAlign w:val="center"/>
             <w:hideMark/>
           </w:tcPr>
           <w:p>
             <w:pPr>
               <w:pStyle w:val="BodyText"/>
+              <w:cnfStyle w:val="000000100000" w:firstRow="0" w:lastRow="0" w:firstColumn="0" w:lastColumn="0" w:oddVBand="0" w:evenVBand="0" w:oddHBand="1" w:evenHBand="0" w:firstRowFirstColumn="0" w:firstRowLastColumn="0" w:lastRowFirstColumn="0" w:lastRowLastColumn="0"/>
               <w:rPr>
                 <w:rFonts w:ascii="Times New Roman" w:hAnsi="Times New Roman" w:cs="Times New Roman"/>
               </w:rPr>
@@ -5735,18 +5964,62 @@
                 <w:rFonts w:ascii="Times New Roman" w:hAnsi="Times New Roman" w:cs="Times New Roman"/>
               </w:rPr>
               <w:t>20</w:t>
+            </w:r>
+          </w:p>
+        </w:tc>
+      </w:tr>
+      <w:tr>
+        <w:tc>
+          <w:tcPr>
+            <w:cnfStyle w:val="001000000000" w:firstRow="0" w:lastRow="0" w:firstColumn="1" w:lastColumn="0" w:oddVBand="0" w:evenVBand="0" w:oddHBand="0" w:evenHBand="0" w:firstRowFirstColumn="0" w:firstRowLastColumn="0" w:lastRowFirstColumn="0" w:lastRowLastColumn="0"/>
+            <w:tcW w:w="0" w:type="auto"/>
+            <w:hideMark/>
+          </w:tcPr>
+          <w:p>
+            <w:pPr>
+              <w:pStyle w:val="BodyText"/>
+              <w:rPr>
+                <w:rFonts w:ascii="Times New Roman" w:hAnsi="Times New Roman" w:cs="Times New Roman"/>
+              </w:rPr>
+            </w:pPr>
+            <w:r>
+              <w:rPr>
+                <w:rFonts w:ascii="Times New Roman" w:hAnsi="Times New Roman" w:cs="Times New Roman"/>
+              </w:rPr>
+              <w:t>Cost</w:t>
+            </w:r>
+          </w:p>
+        </w:tc>
+        <w:tc>
+          <w:tcPr>
+            <w:tcW w:w="0" w:type="auto"/>
+            <w:hideMark/>
+          </w:tcPr>
+          <w:p>
+            <w:pPr>
+              <w:pStyle w:val="BodyText"/>
+              <w:cnfStyle w:val="000000000000" w:firstRow="0" w:lastRow="0" w:firstColumn="0" w:lastColumn="0" w:oddVBand="0" w:evenVBand="0" w:oddHBand="0" w:evenHBand="0" w:firstRowFirstColumn="0" w:firstRowLastColumn="0" w:lastRowFirstColumn="0" w:lastRowLastColumn="0"/>
+              <w:rPr>
+                <w:rFonts w:ascii="Times New Roman" w:hAnsi="Times New Roman" w:cs="Times New Roman"/>
+              </w:rPr>
+            </w:pPr>
+            <w:r>
+              <w:rPr>
+                <w:rFonts w:ascii="Times New Roman" w:hAnsi="Times New Roman" w:cs="Times New Roman"/>
+              </w:rPr>
+              <w:t>15</w:t>
             </w:r>
           </w:p>
         </w:tc>
       </w:tr>
       <w:tr>
         <w:trPr>
-          <w:tblCellSpacing w:w="15" w:type="dxa"/>
+          <w:cnfStyle w:val="000000100000" w:firstRow="0" w:lastRow="0" w:firstColumn="0" w:lastColumn="0" w:oddVBand="0" w:evenVBand="0" w:oddHBand="1" w:evenHBand="0" w:firstRowFirstColumn="0" w:firstRowLastColumn="0" w:lastRowFirstColumn="0" w:lastRowLastColumn="0"/>
         </w:trPr>
         <w:tc>
           <w:tcPr>
-            <w:tcW w:w="0" w:type="auto"/>
-            <w:vAlign w:val="center"/>
+            <w:cnfStyle w:val="001000000000" w:firstRow="0" w:lastRow="0" w:firstColumn="1" w:lastColumn="0" w:oddVBand="0" w:evenVBand="0" w:oddHBand="0" w:evenHBand="0" w:firstRowFirstColumn="0" w:firstRowLastColumn="0" w:lastRowFirstColumn="0" w:lastRowLastColumn="0"/>
+            <w:tcW w:w="0" w:type="auto"/>
             <w:hideMark/>
           </w:tcPr>
           <w:p>
@@ -5760,19 +6033,63 @@
               <w:rPr>
                 <w:rFonts w:ascii="Times New Roman" w:hAnsi="Times New Roman" w:cs="Times New Roman"/>
               </w:rPr>
-              <w:t>Cost</w:t>
-            </w:r>
-          </w:p>
-        </w:tc>
-        <w:tc>
-          <w:tcPr>
-            <w:tcW w:w="0" w:type="auto"/>
-            <w:vAlign w:val="center"/>
+              <w:t>Ease of Fabrication</w:t>
+            </w:r>
+          </w:p>
+        </w:tc>
+        <w:tc>
+          <w:tcPr>
+            <w:tcW w:w="0" w:type="auto"/>
             <w:hideMark/>
           </w:tcPr>
           <w:p>
             <w:pPr>
               <w:pStyle w:val="BodyText"/>
+              <w:cnfStyle w:val="000000100000" w:firstRow="0" w:lastRow="0" w:firstColumn="0" w:lastColumn="0" w:oddVBand="0" w:evenVBand="0" w:oddHBand="1" w:evenHBand="0" w:firstRowFirstColumn="0" w:firstRowLastColumn="0" w:lastRowFirstColumn="0" w:lastRowLastColumn="0"/>
+              <w:rPr>
+                <w:rFonts w:ascii="Times New Roman" w:hAnsi="Times New Roman" w:cs="Times New Roman"/>
+              </w:rPr>
+            </w:pPr>
+            <w:r>
+              <w:rPr>
+                <w:rFonts w:ascii="Times New Roman" w:hAnsi="Times New Roman" w:cs="Times New Roman"/>
+              </w:rPr>
+              <w:t>15</w:t>
+            </w:r>
+          </w:p>
+        </w:tc>
+      </w:tr>
+      <w:tr>
+        <w:tc>
+          <w:tcPr>
+            <w:cnfStyle w:val="001000000000" w:firstRow="0" w:lastRow="0" w:firstColumn="1" w:lastColumn="0" w:oddVBand="0" w:evenVBand="0" w:oddHBand="0" w:evenHBand="0" w:firstRowFirstColumn="0" w:firstRowLastColumn="0" w:lastRowFirstColumn="0" w:lastRowLastColumn="0"/>
+            <w:tcW w:w="0" w:type="auto"/>
+            <w:hideMark/>
+          </w:tcPr>
+          <w:p>
+            <w:pPr>
+              <w:pStyle w:val="BodyText"/>
+              <w:rPr>
+                <w:rFonts w:ascii="Times New Roman" w:hAnsi="Times New Roman" w:cs="Times New Roman"/>
+              </w:rPr>
+            </w:pPr>
+            <w:r>
+              <w:rPr>
+                <w:rFonts w:ascii="Times New Roman" w:hAnsi="Times New Roman" w:cs="Times New Roman"/>
+              </w:rPr>
+              <w:t>Autonomy Capability</w:t>
+            </w:r>
+          </w:p>
+        </w:tc>
+        <w:tc>
+          <w:tcPr>
+            <w:tcW w:w="0" w:type="auto"/>
+            <w:hideMark/>
+          </w:tcPr>
+          <w:p>
+            <w:pPr>
+              <w:pStyle w:val="BodyText"/>
+              <w:cnfStyle w:val="000000000000" w:firstRow="0" w:lastRow="0" w:firstColumn="0" w:lastColumn="0" w:oddVBand="0" w:evenVBand="0" w:oddHBand="0" w:evenHBand="0" w:firstRowFirstColumn="0" w:firstRowLastColumn="0" w:lastRowFirstColumn="0" w:lastRowLastColumn="0"/>
               <w:rPr>
                 <w:rFonts w:ascii="Times New Roman" w:hAnsi="Times New Roman" w:cs="Times New Roman"/>
               </w:rPr>
@@ -5788,12 +6105,12 @@
       </w:tr>
       <w:tr>
         <w:trPr>
-          <w:tblCellSpacing w:w="15" w:type="dxa"/>
+          <w:cnfStyle w:val="000000100000" w:firstRow="0" w:lastRow="0" w:firstColumn="0" w:lastColumn="0" w:oddVBand="0" w:evenVBand="0" w:oddHBand="1" w:evenHBand="0" w:firstRowFirstColumn="0" w:firstRowLastColumn="0" w:lastRowFirstColumn="0" w:lastRowLastColumn="0"/>
         </w:trPr>
         <w:tc>
           <w:tcPr>
-            <w:tcW w:w="0" w:type="auto"/>
-            <w:vAlign w:val="center"/>
+            <w:cnfStyle w:val="001000000000" w:firstRow="0" w:lastRow="0" w:firstColumn="1" w:lastColumn="0" w:oddVBand="0" w:evenVBand="0" w:oddHBand="0" w:evenHBand="0" w:firstRowFirstColumn="0" w:firstRowLastColumn="0" w:lastRowFirstColumn="0" w:lastRowLastColumn="0"/>
+            <w:tcW w:w="0" w:type="auto"/>
             <w:hideMark/>
           </w:tcPr>
           <w:p>
@@ -5807,40 +6124,84 @@
               <w:rPr>
                 <w:rFonts w:ascii="Times New Roman" w:hAnsi="Times New Roman" w:cs="Times New Roman"/>
               </w:rPr>
-              <w:t>Ease of Fabrication</w:t>
-            </w:r>
-          </w:p>
-        </w:tc>
-        <w:tc>
-          <w:tcPr>
-            <w:tcW w:w="0" w:type="auto"/>
-            <w:vAlign w:val="center"/>
+              <w:t>Safety</w:t>
+            </w:r>
+          </w:p>
+        </w:tc>
+        <w:tc>
+          <w:tcPr>
+            <w:tcW w:w="0" w:type="auto"/>
             <w:hideMark/>
           </w:tcPr>
           <w:p>
             <w:pPr>
               <w:pStyle w:val="BodyText"/>
-              <w:rPr>
-                <w:rFonts w:ascii="Times New Roman" w:hAnsi="Times New Roman" w:cs="Times New Roman"/>
-              </w:rPr>
-            </w:pPr>
-            <w:r>
-              <w:rPr>
-                <w:rFonts w:ascii="Times New Roman" w:hAnsi="Times New Roman" w:cs="Times New Roman"/>
-              </w:rPr>
-              <w:t>15</w:t>
+              <w:cnfStyle w:val="000000100000" w:firstRow="0" w:lastRow="0" w:firstColumn="0" w:lastColumn="0" w:oddVBand="0" w:evenVBand="0" w:oddHBand="1" w:evenHBand="0" w:firstRowFirstColumn="0" w:firstRowLastColumn="0" w:lastRowFirstColumn="0" w:lastRowLastColumn="0"/>
+              <w:rPr>
+                <w:rFonts w:ascii="Times New Roman" w:hAnsi="Times New Roman" w:cs="Times New Roman"/>
+              </w:rPr>
+            </w:pPr>
+            <w:r>
+              <w:rPr>
+                <w:rFonts w:ascii="Times New Roman" w:hAnsi="Times New Roman" w:cs="Times New Roman"/>
+              </w:rPr>
+              <w:t>10</w:t>
+            </w:r>
+          </w:p>
+        </w:tc>
+      </w:tr>
+      <w:tr>
+        <w:tc>
+          <w:tcPr>
+            <w:cnfStyle w:val="001000000000" w:firstRow="0" w:lastRow="0" w:firstColumn="1" w:lastColumn="0" w:oddVBand="0" w:evenVBand="0" w:oddHBand="0" w:evenHBand="0" w:firstRowFirstColumn="0" w:firstRowLastColumn="0" w:lastRowFirstColumn="0" w:lastRowLastColumn="0"/>
+            <w:tcW w:w="0" w:type="auto"/>
+            <w:hideMark/>
+          </w:tcPr>
+          <w:p>
+            <w:pPr>
+              <w:pStyle w:val="BodyText"/>
+              <w:rPr>
+                <w:rFonts w:ascii="Times New Roman" w:hAnsi="Times New Roman" w:cs="Times New Roman"/>
+              </w:rPr>
+            </w:pPr>
+            <w:r>
+              <w:rPr>
+                <w:rFonts w:ascii="Times New Roman" w:hAnsi="Times New Roman" w:cs="Times New Roman"/>
+              </w:rPr>
+              <w:t>Scalability</w:t>
+            </w:r>
+          </w:p>
+        </w:tc>
+        <w:tc>
+          <w:tcPr>
+            <w:tcW w:w="0" w:type="auto"/>
+            <w:hideMark/>
+          </w:tcPr>
+          <w:p>
+            <w:pPr>
+              <w:pStyle w:val="BodyText"/>
+              <w:cnfStyle w:val="000000000000" w:firstRow="0" w:lastRow="0" w:firstColumn="0" w:lastColumn="0" w:oddVBand="0" w:evenVBand="0" w:oddHBand="0" w:evenHBand="0" w:firstRowFirstColumn="0" w:firstRowLastColumn="0" w:lastRowFirstColumn="0" w:lastRowLastColumn="0"/>
+              <w:rPr>
+                <w:rFonts w:ascii="Times New Roman" w:hAnsi="Times New Roman" w:cs="Times New Roman"/>
+              </w:rPr>
+            </w:pPr>
+            <w:r>
+              <w:rPr>
+                <w:rFonts w:ascii="Times New Roman" w:hAnsi="Times New Roman" w:cs="Times New Roman"/>
+              </w:rPr>
+              <w:t>10</w:t>
             </w:r>
           </w:p>
         </w:tc>
       </w:tr>
       <w:tr>
         <w:trPr>
-          <w:tblCellSpacing w:w="15" w:type="dxa"/>
+          <w:cnfStyle w:val="000000100000" w:firstRow="0" w:lastRow="0" w:firstColumn="0" w:lastColumn="0" w:oddVBand="0" w:evenVBand="0" w:oddHBand="1" w:evenHBand="0" w:firstRowFirstColumn="0" w:firstRowLastColumn="0" w:lastRowFirstColumn="0" w:lastRowLastColumn="0"/>
         </w:trPr>
         <w:tc>
           <w:tcPr>
-            <w:tcW w:w="0" w:type="auto"/>
-            <w:vAlign w:val="center"/>
+            <w:cnfStyle w:val="001000000000" w:firstRow="0" w:lastRow="0" w:firstColumn="1" w:lastColumn="0" w:oddVBand="0" w:evenVBand="0" w:oddHBand="0" w:evenHBand="0" w:firstRowFirstColumn="0" w:firstRowLastColumn="0" w:lastRowFirstColumn="0" w:lastRowLastColumn="0"/>
+            <w:tcW w:w="0" w:type="auto"/>
             <w:hideMark/>
           </w:tcPr>
           <w:p>
@@ -5854,19 +6215,19 @@
               <w:rPr>
                 <w:rFonts w:ascii="Times New Roman" w:hAnsi="Times New Roman" w:cs="Times New Roman"/>
               </w:rPr>
-              <w:t>Autonomy Capability</w:t>
-            </w:r>
-          </w:p>
-        </w:tc>
-        <w:tc>
-          <w:tcPr>
-            <w:tcW w:w="0" w:type="auto"/>
-            <w:vAlign w:val="center"/>
+              <w:t>User Acceptance</w:t>
+            </w:r>
+          </w:p>
+        </w:tc>
+        <w:tc>
+          <w:tcPr>
+            <w:tcW w:w="0" w:type="auto"/>
             <w:hideMark/>
           </w:tcPr>
           <w:p>
             <w:pPr>
               <w:pStyle w:val="BodyText"/>
+              <w:cnfStyle w:val="000000100000" w:firstRow="0" w:lastRow="0" w:firstColumn="0" w:lastColumn="0" w:oddVBand="0" w:evenVBand="0" w:oddHBand="1" w:evenHBand="0" w:firstRowFirstColumn="0" w:firstRowLastColumn="0" w:lastRowFirstColumn="0" w:lastRowLastColumn="0"/>
               <w:rPr>
                 <w:rFonts w:ascii="Times New Roman" w:hAnsi="Times New Roman" w:cs="Times New Roman"/>
               </w:rPr>
@@ -5876,18 +6237,180 @@
                 <w:rFonts w:ascii="Times New Roman" w:hAnsi="Times New Roman" w:cs="Times New Roman"/>
               </w:rPr>
               <w:t>15</w:t>
+            </w:r>
+          </w:p>
+        </w:tc>
+      </w:tr>
+    </w:tbl>
+    <w:p>
+      <w:pPr>
+        <w:pStyle w:val="BodyText"/>
+      </w:pPr>
+    </w:p>
+    <w:p>
+      <w:pPr>
+        <w:pStyle w:val="Heading3"/>
+        <w:rPr>
+          <w:rFonts w:hint="eastAsia"/>
+        </w:rPr>
+      </w:pPr>
+      <w:bookmarkStart w:id="21" w:name="decision-matrix"/>
+      <w:bookmarkEnd w:id="20"/>
+      <w:r>
+        <w:t>8.2 Decision Matrix</w:t>
+      </w:r>
+    </w:p>
+    <w:tbl>
+      <w:tblPr>
+        <w:tblStyle w:val="GridTable4"/>
+        <w:tblW w:w="0" w:type="auto"/>
+        <w:tblLook w:val="04A0" w:firstRow="1" w:lastRow="0" w:firstColumn="1" w:lastColumn="0" w:noHBand="0" w:noVBand="1"/>
+      </w:tblPr>
+      <w:tblGrid>
+        <w:gridCol w:w="2437"/>
+        <w:gridCol w:w="923"/>
+        <w:gridCol w:w="1196"/>
+        <w:gridCol w:w="1196"/>
+        <w:gridCol w:w="1196"/>
+      </w:tblGrid>
+      <w:tr>
+        <w:trPr>
+          <w:cnfStyle w:val="100000000000" w:firstRow="1" w:lastRow="0" w:firstColumn="0" w:lastColumn="0" w:oddVBand="0" w:evenVBand="0" w:oddHBand="0" w:evenHBand="0" w:firstRowFirstColumn="0" w:firstRowLastColumn="0" w:lastRowFirstColumn="0" w:lastRowLastColumn="0"/>
+        </w:trPr>
+        <w:tc>
+          <w:tcPr>
+            <w:cnfStyle w:val="001000000000" w:firstRow="0" w:lastRow="0" w:firstColumn="1" w:lastColumn="0" w:oddVBand="0" w:evenVBand="0" w:oddHBand="0" w:evenHBand="0" w:firstRowFirstColumn="0" w:firstRowLastColumn="0" w:lastRowFirstColumn="0" w:lastRowLastColumn="0"/>
+            <w:tcW w:w="0" w:type="auto"/>
+            <w:hideMark/>
+          </w:tcPr>
+          <w:p>
+            <w:pPr>
+              <w:pStyle w:val="BodyText"/>
+              <w:rPr>
+                <w:rFonts w:ascii="Times New Roman" w:hAnsi="Times New Roman" w:cs="Times New Roman"/>
+                <w:b w:val="0"/>
+                <w:bCs w:val="0"/>
+              </w:rPr>
+            </w:pPr>
+            <w:r>
+              <w:rPr>
+                <w:rFonts w:ascii="Times New Roman" w:hAnsi="Times New Roman" w:cs="Times New Roman"/>
+                <w:b w:val="0"/>
+                <w:bCs w:val="0"/>
+              </w:rPr>
+              <w:t>Criteria</w:t>
+            </w:r>
+          </w:p>
+        </w:tc>
+        <w:tc>
+          <w:tcPr>
+            <w:tcW w:w="0" w:type="auto"/>
+            <w:hideMark/>
+          </w:tcPr>
+          <w:p>
+            <w:pPr>
+              <w:pStyle w:val="BodyText"/>
+              <w:cnfStyle w:val="100000000000" w:firstRow="1" w:lastRow="0" w:firstColumn="0" w:lastColumn="0" w:oddVBand="0" w:evenVBand="0" w:oddHBand="0" w:evenHBand="0" w:firstRowFirstColumn="0" w:firstRowLastColumn="0" w:lastRowFirstColumn="0" w:lastRowLastColumn="0"/>
+              <w:rPr>
+                <w:rFonts w:ascii="Times New Roman" w:hAnsi="Times New Roman" w:cs="Times New Roman"/>
+                <w:b w:val="0"/>
+                <w:bCs w:val="0"/>
+              </w:rPr>
+            </w:pPr>
+            <w:r>
+              <w:rPr>
+                <w:rFonts w:ascii="Times New Roman" w:hAnsi="Times New Roman" w:cs="Times New Roman"/>
+                <w:b w:val="0"/>
+                <w:bCs w:val="0"/>
+              </w:rPr>
+              <w:t>Weight</w:t>
+            </w:r>
+          </w:p>
+        </w:tc>
+        <w:tc>
+          <w:tcPr>
+            <w:tcW w:w="0" w:type="auto"/>
+            <w:hideMark/>
+          </w:tcPr>
+          <w:p>
+            <w:pPr>
+              <w:pStyle w:val="BodyText"/>
+              <w:cnfStyle w:val="100000000000" w:firstRow="1" w:lastRow="0" w:firstColumn="0" w:lastColumn="0" w:oddVBand="0" w:evenVBand="0" w:oddHBand="0" w:evenHBand="0" w:firstRowFirstColumn="0" w:firstRowLastColumn="0" w:lastRowFirstColumn="0" w:lastRowLastColumn="0"/>
+              <w:rPr>
+                <w:rFonts w:ascii="Times New Roman" w:hAnsi="Times New Roman" w:cs="Times New Roman"/>
+                <w:b w:val="0"/>
+                <w:bCs w:val="0"/>
+              </w:rPr>
+            </w:pPr>
+            <w:r>
+              <w:rPr>
+                <w:rFonts w:ascii="Times New Roman" w:hAnsi="Times New Roman" w:cs="Times New Roman"/>
+                <w:b w:val="0"/>
+                <w:bCs w:val="0"/>
+              </w:rPr>
+              <w:t>Concept 1</w:t>
+            </w:r>
+          </w:p>
+        </w:tc>
+        <w:tc>
+          <w:tcPr>
+            <w:tcW w:w="0" w:type="auto"/>
+            <w:hideMark/>
+          </w:tcPr>
+          <w:p>
+            <w:pPr>
+              <w:pStyle w:val="BodyText"/>
+              <w:cnfStyle w:val="100000000000" w:firstRow="1" w:lastRow="0" w:firstColumn="0" w:lastColumn="0" w:oddVBand="0" w:evenVBand="0" w:oddHBand="0" w:evenHBand="0" w:firstRowFirstColumn="0" w:firstRowLastColumn="0" w:lastRowFirstColumn="0" w:lastRowLastColumn="0"/>
+              <w:rPr>
+                <w:rFonts w:ascii="Times New Roman" w:hAnsi="Times New Roman" w:cs="Times New Roman"/>
+                <w:b w:val="0"/>
+                <w:bCs w:val="0"/>
+              </w:rPr>
+            </w:pPr>
+            <w:r>
+              <w:rPr>
+                <w:rFonts w:ascii="Times New Roman" w:hAnsi="Times New Roman" w:cs="Times New Roman"/>
+                <w:b w:val="0"/>
+                <w:bCs w:val="0"/>
+              </w:rPr>
+              <w:t>Concept 2</w:t>
+            </w:r>
+          </w:p>
+        </w:tc>
+        <w:tc>
+          <w:tcPr>
+            <w:tcW w:w="0" w:type="auto"/>
+            <w:hideMark/>
+          </w:tcPr>
+          <w:p>
+            <w:pPr>
+              <w:pStyle w:val="BodyText"/>
+              <w:cnfStyle w:val="100000000000" w:firstRow="1" w:lastRow="0" w:firstColumn="0" w:lastColumn="0" w:oddVBand="0" w:evenVBand="0" w:oddHBand="0" w:evenHBand="0" w:firstRowFirstColumn="0" w:firstRowLastColumn="0" w:lastRowFirstColumn="0" w:lastRowLastColumn="0"/>
+              <w:rPr>
+                <w:rFonts w:ascii="Times New Roman" w:hAnsi="Times New Roman" w:cs="Times New Roman"/>
+                <w:b w:val="0"/>
+                <w:bCs w:val="0"/>
+              </w:rPr>
+            </w:pPr>
+            <w:r>
+              <w:rPr>
+                <w:rFonts w:ascii="Times New Roman" w:hAnsi="Times New Roman" w:cs="Times New Roman"/>
+                <w:b w:val="0"/>
+                <w:bCs w:val="0"/>
+              </w:rPr>
+              <w:t>Concept 3</w:t>
             </w:r>
           </w:p>
         </w:tc>
       </w:tr>
       <w:tr>
         <w:trPr>
-          <w:tblCellSpacing w:w="15" w:type="dxa"/>
+          <w:cnfStyle w:val="000000100000" w:firstRow="0" w:lastRow="0" w:firstColumn="0" w:lastColumn="0" w:oddVBand="0" w:evenVBand="0" w:oddHBand="1" w:evenHBand="0" w:firstRowFirstColumn="0" w:firstRowLastColumn="0" w:lastRowFirstColumn="0" w:lastRowLastColumn="0"/>
         </w:trPr>
         <w:tc>
           <w:tcPr>
-            <w:tcW w:w="0" w:type="auto"/>
-            <w:vAlign w:val="center"/>
+            <w:cnfStyle w:val="001000000000" w:firstRow="0" w:lastRow="0" w:firstColumn="1" w:lastColumn="0" w:oddVBand="0" w:evenVBand="0" w:oddHBand="0" w:evenHBand="0" w:firstRowFirstColumn="0" w:firstRowLastColumn="0" w:lastRowFirstColumn="0" w:lastRowLastColumn="0"/>
+            <w:tcW w:w="0" w:type="auto"/>
             <w:hideMark/>
           </w:tcPr>
           <w:p>
@@ -5901,40 +6424,210 @@
               <w:rPr>
                 <w:rFonts w:ascii="Times New Roman" w:hAnsi="Times New Roman" w:cs="Times New Roman"/>
               </w:rPr>
-              <w:t>Safety</w:t>
-            </w:r>
-          </w:p>
-        </w:tc>
-        <w:tc>
-          <w:tcPr>
-            <w:tcW w:w="0" w:type="auto"/>
-            <w:vAlign w:val="center"/>
+              <w:t>Technical Feasibility</w:t>
+            </w:r>
+          </w:p>
+        </w:tc>
+        <w:tc>
+          <w:tcPr>
+            <w:tcW w:w="0" w:type="auto"/>
             <w:hideMark/>
           </w:tcPr>
           <w:p>
             <w:pPr>
               <w:pStyle w:val="BodyText"/>
-              <w:rPr>
-                <w:rFonts w:ascii="Times New Roman" w:hAnsi="Times New Roman" w:cs="Times New Roman"/>
-              </w:rPr>
-            </w:pPr>
-            <w:r>
-              <w:rPr>
-                <w:rFonts w:ascii="Times New Roman" w:hAnsi="Times New Roman" w:cs="Times New Roman"/>
-              </w:rPr>
-              <w:t>10</w:t>
+              <w:cnfStyle w:val="000000100000" w:firstRow="0" w:lastRow="0" w:firstColumn="0" w:lastColumn="0" w:oddVBand="0" w:evenVBand="0" w:oddHBand="1" w:evenHBand="0" w:firstRowFirstColumn="0" w:firstRowLastColumn="0" w:lastRowFirstColumn="0" w:lastRowLastColumn="0"/>
+              <w:rPr>
+                <w:rFonts w:ascii="Times New Roman" w:hAnsi="Times New Roman" w:cs="Times New Roman"/>
+              </w:rPr>
+            </w:pPr>
+            <w:r>
+              <w:rPr>
+                <w:rFonts w:ascii="Times New Roman" w:hAnsi="Times New Roman" w:cs="Times New Roman"/>
+              </w:rPr>
+              <w:t>20</w:t>
+            </w:r>
+          </w:p>
+        </w:tc>
+        <w:tc>
+          <w:tcPr>
+            <w:tcW w:w="0" w:type="auto"/>
+            <w:hideMark/>
+          </w:tcPr>
+          <w:p>
+            <w:pPr>
+              <w:pStyle w:val="BodyText"/>
+              <w:cnfStyle w:val="000000100000" w:firstRow="0" w:lastRow="0" w:firstColumn="0" w:lastColumn="0" w:oddVBand="0" w:evenVBand="0" w:oddHBand="1" w:evenHBand="0" w:firstRowFirstColumn="0" w:firstRowLastColumn="0" w:lastRowFirstColumn="0" w:lastRowLastColumn="0"/>
+              <w:rPr>
+                <w:rFonts w:ascii="Times New Roman" w:hAnsi="Times New Roman" w:cs="Times New Roman"/>
+              </w:rPr>
+            </w:pPr>
+            <w:r>
+              <w:rPr>
+                <w:rFonts w:ascii="Times New Roman" w:hAnsi="Times New Roman" w:cs="Times New Roman"/>
+              </w:rPr>
+              <w:t>9</w:t>
+            </w:r>
+          </w:p>
+        </w:tc>
+        <w:tc>
+          <w:tcPr>
+            <w:tcW w:w="0" w:type="auto"/>
+            <w:hideMark/>
+          </w:tcPr>
+          <w:p>
+            <w:pPr>
+              <w:pStyle w:val="BodyText"/>
+              <w:cnfStyle w:val="000000100000" w:firstRow="0" w:lastRow="0" w:firstColumn="0" w:lastColumn="0" w:oddVBand="0" w:evenVBand="0" w:oddHBand="1" w:evenHBand="0" w:firstRowFirstColumn="0" w:firstRowLastColumn="0" w:lastRowFirstColumn="0" w:lastRowLastColumn="0"/>
+              <w:rPr>
+                <w:rFonts w:ascii="Times New Roman" w:hAnsi="Times New Roman" w:cs="Times New Roman"/>
+              </w:rPr>
+            </w:pPr>
+            <w:r>
+              <w:rPr>
+                <w:rFonts w:ascii="Times New Roman" w:hAnsi="Times New Roman" w:cs="Times New Roman"/>
+              </w:rPr>
+              <w:t>6</w:t>
+            </w:r>
+          </w:p>
+        </w:tc>
+        <w:tc>
+          <w:tcPr>
+            <w:tcW w:w="0" w:type="auto"/>
+            <w:hideMark/>
+          </w:tcPr>
+          <w:p>
+            <w:pPr>
+              <w:pStyle w:val="BodyText"/>
+              <w:cnfStyle w:val="000000100000" w:firstRow="0" w:lastRow="0" w:firstColumn="0" w:lastColumn="0" w:oddVBand="0" w:evenVBand="0" w:oddHBand="1" w:evenHBand="0" w:firstRowFirstColumn="0" w:firstRowLastColumn="0" w:lastRowFirstColumn="0" w:lastRowLastColumn="0"/>
+              <w:rPr>
+                <w:rFonts w:ascii="Times New Roman" w:hAnsi="Times New Roman" w:cs="Times New Roman"/>
+              </w:rPr>
+            </w:pPr>
+            <w:r>
+              <w:rPr>
+                <w:rFonts w:ascii="Times New Roman" w:hAnsi="Times New Roman" w:cs="Times New Roman"/>
+              </w:rPr>
+              <w:t>7</w:t>
+            </w:r>
+          </w:p>
+        </w:tc>
+      </w:tr>
+      <w:tr>
+        <w:tc>
+          <w:tcPr>
+            <w:cnfStyle w:val="001000000000" w:firstRow="0" w:lastRow="0" w:firstColumn="1" w:lastColumn="0" w:oddVBand="0" w:evenVBand="0" w:oddHBand="0" w:evenHBand="0" w:firstRowFirstColumn="0" w:firstRowLastColumn="0" w:lastRowFirstColumn="0" w:lastRowLastColumn="0"/>
+            <w:tcW w:w="0" w:type="auto"/>
+            <w:hideMark/>
+          </w:tcPr>
+          <w:p>
+            <w:pPr>
+              <w:pStyle w:val="BodyText"/>
+              <w:rPr>
+                <w:rFonts w:ascii="Times New Roman" w:hAnsi="Times New Roman" w:cs="Times New Roman"/>
+              </w:rPr>
+            </w:pPr>
+            <w:r>
+              <w:rPr>
+                <w:rFonts w:ascii="Times New Roman" w:hAnsi="Times New Roman" w:cs="Times New Roman"/>
+              </w:rPr>
+              <w:t>Cost</w:t>
+            </w:r>
+          </w:p>
+        </w:tc>
+        <w:tc>
+          <w:tcPr>
+            <w:tcW w:w="0" w:type="auto"/>
+            <w:hideMark/>
+          </w:tcPr>
+          <w:p>
+            <w:pPr>
+              <w:pStyle w:val="BodyText"/>
+              <w:cnfStyle w:val="000000000000" w:firstRow="0" w:lastRow="0" w:firstColumn="0" w:lastColumn="0" w:oddVBand="0" w:evenVBand="0" w:oddHBand="0" w:evenHBand="0" w:firstRowFirstColumn="0" w:firstRowLastColumn="0" w:lastRowFirstColumn="0" w:lastRowLastColumn="0"/>
+              <w:rPr>
+                <w:rFonts w:ascii="Times New Roman" w:hAnsi="Times New Roman" w:cs="Times New Roman"/>
+              </w:rPr>
+            </w:pPr>
+            <w:r>
+              <w:rPr>
+                <w:rFonts w:ascii="Times New Roman" w:hAnsi="Times New Roman" w:cs="Times New Roman"/>
+              </w:rPr>
+              <w:t>15</w:t>
+            </w:r>
+          </w:p>
+        </w:tc>
+        <w:tc>
+          <w:tcPr>
+            <w:tcW w:w="0" w:type="auto"/>
+            <w:hideMark/>
+          </w:tcPr>
+          <w:p>
+            <w:pPr>
+              <w:pStyle w:val="BodyText"/>
+              <w:cnfStyle w:val="000000000000" w:firstRow="0" w:lastRow="0" w:firstColumn="0" w:lastColumn="0" w:oddVBand="0" w:evenVBand="0" w:oddHBand="0" w:evenHBand="0" w:firstRowFirstColumn="0" w:firstRowLastColumn="0" w:lastRowFirstColumn="0" w:lastRowLastColumn="0"/>
+              <w:rPr>
+                <w:rFonts w:ascii="Times New Roman" w:hAnsi="Times New Roman" w:cs="Times New Roman"/>
+              </w:rPr>
+            </w:pPr>
+            <w:r>
+              <w:rPr>
+                <w:rFonts w:ascii="Times New Roman" w:hAnsi="Times New Roman" w:cs="Times New Roman"/>
+              </w:rPr>
+              <w:t>9</w:t>
+            </w:r>
+          </w:p>
+        </w:tc>
+        <w:tc>
+          <w:tcPr>
+            <w:tcW w:w="0" w:type="auto"/>
+            <w:hideMark/>
+          </w:tcPr>
+          <w:p>
+            <w:pPr>
+              <w:pStyle w:val="BodyText"/>
+              <w:cnfStyle w:val="000000000000" w:firstRow="0" w:lastRow="0" w:firstColumn="0" w:lastColumn="0" w:oddVBand="0" w:evenVBand="0" w:oddHBand="0" w:evenHBand="0" w:firstRowFirstColumn="0" w:firstRowLastColumn="0" w:lastRowFirstColumn="0" w:lastRowLastColumn="0"/>
+              <w:rPr>
+                <w:rFonts w:ascii="Times New Roman" w:hAnsi="Times New Roman" w:cs="Times New Roman"/>
+              </w:rPr>
+            </w:pPr>
+            <w:r>
+              <w:rPr>
+                <w:rFonts w:ascii="Times New Roman" w:hAnsi="Times New Roman" w:cs="Times New Roman"/>
+              </w:rPr>
+              <w:t>5</w:t>
+            </w:r>
+          </w:p>
+        </w:tc>
+        <w:tc>
+          <w:tcPr>
+            <w:tcW w:w="0" w:type="auto"/>
+            <w:hideMark/>
+          </w:tcPr>
+          <w:p>
+            <w:pPr>
+              <w:pStyle w:val="BodyText"/>
+              <w:cnfStyle w:val="000000000000" w:firstRow="0" w:lastRow="0" w:firstColumn="0" w:lastColumn="0" w:oddVBand="0" w:evenVBand="0" w:oddHBand="0" w:evenHBand="0" w:firstRowFirstColumn="0" w:firstRowLastColumn="0" w:lastRowFirstColumn="0" w:lastRowLastColumn="0"/>
+              <w:rPr>
+                <w:rFonts w:ascii="Times New Roman" w:hAnsi="Times New Roman" w:cs="Times New Roman"/>
+              </w:rPr>
+            </w:pPr>
+            <w:r>
+              <w:rPr>
+                <w:rFonts w:ascii="Times New Roman" w:hAnsi="Times New Roman" w:cs="Times New Roman"/>
+              </w:rPr>
+              <w:t>7</w:t>
             </w:r>
           </w:p>
         </w:tc>
       </w:tr>
       <w:tr>
         <w:trPr>
-          <w:tblCellSpacing w:w="15" w:type="dxa"/>
+          <w:cnfStyle w:val="000000100000" w:firstRow="0" w:lastRow="0" w:firstColumn="0" w:lastColumn="0" w:oddVBand="0" w:evenVBand="0" w:oddHBand="1" w:evenHBand="0" w:firstRowFirstColumn="0" w:firstRowLastColumn="0" w:lastRowFirstColumn="0" w:lastRowLastColumn="0"/>
         </w:trPr>
         <w:tc>
           <w:tcPr>
-            <w:tcW w:w="0" w:type="auto"/>
-            <w:vAlign w:val="center"/>
+            <w:cnfStyle w:val="001000000000" w:firstRow="0" w:lastRow="0" w:firstColumn="1" w:lastColumn="0" w:oddVBand="0" w:evenVBand="0" w:oddHBand="0" w:evenHBand="0" w:firstRowFirstColumn="0" w:firstRowLastColumn="0" w:lastRowFirstColumn="0" w:lastRowLastColumn="0"/>
+            <w:tcW w:w="0" w:type="auto"/>
             <w:hideMark/>
           </w:tcPr>
           <w:p>
@@ -5948,40 +6641,210 @@
               <w:rPr>
                 <w:rFonts w:ascii="Times New Roman" w:hAnsi="Times New Roman" w:cs="Times New Roman"/>
               </w:rPr>
-              <w:t>Scalability</w:t>
-            </w:r>
-          </w:p>
-        </w:tc>
-        <w:tc>
-          <w:tcPr>
-            <w:tcW w:w="0" w:type="auto"/>
-            <w:vAlign w:val="center"/>
+              <w:t>Ease of Fabrication</w:t>
+            </w:r>
+          </w:p>
+        </w:tc>
+        <w:tc>
+          <w:tcPr>
+            <w:tcW w:w="0" w:type="auto"/>
             <w:hideMark/>
           </w:tcPr>
           <w:p>
             <w:pPr>
               <w:pStyle w:val="BodyText"/>
-              <w:rPr>
-                <w:rFonts w:ascii="Times New Roman" w:hAnsi="Times New Roman" w:cs="Times New Roman"/>
-              </w:rPr>
-            </w:pPr>
-            <w:r>
-              <w:rPr>
-                <w:rFonts w:ascii="Times New Roman" w:hAnsi="Times New Roman" w:cs="Times New Roman"/>
-              </w:rPr>
-              <w:t>10</w:t>
+              <w:cnfStyle w:val="000000100000" w:firstRow="0" w:lastRow="0" w:firstColumn="0" w:lastColumn="0" w:oddVBand="0" w:evenVBand="0" w:oddHBand="1" w:evenHBand="0" w:firstRowFirstColumn="0" w:firstRowLastColumn="0" w:lastRowFirstColumn="0" w:lastRowLastColumn="0"/>
+              <w:rPr>
+                <w:rFonts w:ascii="Times New Roman" w:hAnsi="Times New Roman" w:cs="Times New Roman"/>
+              </w:rPr>
+            </w:pPr>
+            <w:r>
+              <w:rPr>
+                <w:rFonts w:ascii="Times New Roman" w:hAnsi="Times New Roman" w:cs="Times New Roman"/>
+              </w:rPr>
+              <w:t>15</w:t>
+            </w:r>
+          </w:p>
+        </w:tc>
+        <w:tc>
+          <w:tcPr>
+            <w:tcW w:w="0" w:type="auto"/>
+            <w:hideMark/>
+          </w:tcPr>
+          <w:p>
+            <w:pPr>
+              <w:pStyle w:val="BodyText"/>
+              <w:cnfStyle w:val="000000100000" w:firstRow="0" w:lastRow="0" w:firstColumn="0" w:lastColumn="0" w:oddVBand="0" w:evenVBand="0" w:oddHBand="1" w:evenHBand="0" w:firstRowFirstColumn="0" w:firstRowLastColumn="0" w:lastRowFirstColumn="0" w:lastRowLastColumn="0"/>
+              <w:rPr>
+                <w:rFonts w:ascii="Times New Roman" w:hAnsi="Times New Roman" w:cs="Times New Roman"/>
+              </w:rPr>
+            </w:pPr>
+            <w:r>
+              <w:rPr>
+                <w:rFonts w:ascii="Times New Roman" w:hAnsi="Times New Roman" w:cs="Times New Roman"/>
+              </w:rPr>
+              <w:t>9</w:t>
+            </w:r>
+          </w:p>
+        </w:tc>
+        <w:tc>
+          <w:tcPr>
+            <w:tcW w:w="0" w:type="auto"/>
+            <w:hideMark/>
+          </w:tcPr>
+          <w:p>
+            <w:pPr>
+              <w:pStyle w:val="BodyText"/>
+              <w:cnfStyle w:val="000000100000" w:firstRow="0" w:lastRow="0" w:firstColumn="0" w:lastColumn="0" w:oddVBand="0" w:evenVBand="0" w:oddHBand="1" w:evenHBand="0" w:firstRowFirstColumn="0" w:firstRowLastColumn="0" w:lastRowFirstColumn="0" w:lastRowLastColumn="0"/>
+              <w:rPr>
+                <w:rFonts w:ascii="Times New Roman" w:hAnsi="Times New Roman" w:cs="Times New Roman"/>
+              </w:rPr>
+            </w:pPr>
+            <w:r>
+              <w:rPr>
+                <w:rFonts w:ascii="Times New Roman" w:hAnsi="Times New Roman" w:cs="Times New Roman"/>
+              </w:rPr>
+              <w:t>6</w:t>
+            </w:r>
+          </w:p>
+        </w:tc>
+        <w:tc>
+          <w:tcPr>
+            <w:tcW w:w="0" w:type="auto"/>
+            <w:hideMark/>
+          </w:tcPr>
+          <w:p>
+            <w:pPr>
+              <w:pStyle w:val="BodyText"/>
+              <w:cnfStyle w:val="000000100000" w:firstRow="0" w:lastRow="0" w:firstColumn="0" w:lastColumn="0" w:oddVBand="0" w:evenVBand="0" w:oddHBand="1" w:evenHBand="0" w:firstRowFirstColumn="0" w:firstRowLastColumn="0" w:lastRowFirstColumn="0" w:lastRowLastColumn="0"/>
+              <w:rPr>
+                <w:rFonts w:ascii="Times New Roman" w:hAnsi="Times New Roman" w:cs="Times New Roman"/>
+              </w:rPr>
+            </w:pPr>
+            <w:r>
+              <w:rPr>
+                <w:rFonts w:ascii="Times New Roman" w:hAnsi="Times New Roman" w:cs="Times New Roman"/>
+              </w:rPr>
+              <w:t>7</w:t>
+            </w:r>
+          </w:p>
+        </w:tc>
+      </w:tr>
+      <w:tr>
+        <w:tc>
+          <w:tcPr>
+            <w:cnfStyle w:val="001000000000" w:firstRow="0" w:lastRow="0" w:firstColumn="1" w:lastColumn="0" w:oddVBand="0" w:evenVBand="0" w:oddHBand="0" w:evenHBand="0" w:firstRowFirstColumn="0" w:firstRowLastColumn="0" w:lastRowFirstColumn="0" w:lastRowLastColumn="0"/>
+            <w:tcW w:w="0" w:type="auto"/>
+            <w:hideMark/>
+          </w:tcPr>
+          <w:p>
+            <w:pPr>
+              <w:pStyle w:val="BodyText"/>
+              <w:rPr>
+                <w:rFonts w:ascii="Times New Roman" w:hAnsi="Times New Roman" w:cs="Times New Roman"/>
+              </w:rPr>
+            </w:pPr>
+            <w:r>
+              <w:rPr>
+                <w:rFonts w:ascii="Times New Roman" w:hAnsi="Times New Roman" w:cs="Times New Roman"/>
+              </w:rPr>
+              <w:t>Autonomy Capability</w:t>
+            </w:r>
+          </w:p>
+        </w:tc>
+        <w:tc>
+          <w:tcPr>
+            <w:tcW w:w="0" w:type="auto"/>
+            <w:hideMark/>
+          </w:tcPr>
+          <w:p>
+            <w:pPr>
+              <w:pStyle w:val="BodyText"/>
+              <w:cnfStyle w:val="000000000000" w:firstRow="0" w:lastRow="0" w:firstColumn="0" w:lastColumn="0" w:oddVBand="0" w:evenVBand="0" w:oddHBand="0" w:evenHBand="0" w:firstRowFirstColumn="0" w:firstRowLastColumn="0" w:lastRowFirstColumn="0" w:lastRowLastColumn="0"/>
+              <w:rPr>
+                <w:rFonts w:ascii="Times New Roman" w:hAnsi="Times New Roman" w:cs="Times New Roman"/>
+              </w:rPr>
+            </w:pPr>
+            <w:r>
+              <w:rPr>
+                <w:rFonts w:ascii="Times New Roman" w:hAnsi="Times New Roman" w:cs="Times New Roman"/>
+              </w:rPr>
+              <w:t>15</w:t>
+            </w:r>
+          </w:p>
+        </w:tc>
+        <w:tc>
+          <w:tcPr>
+            <w:tcW w:w="0" w:type="auto"/>
+            <w:hideMark/>
+          </w:tcPr>
+          <w:p>
+            <w:pPr>
+              <w:pStyle w:val="BodyText"/>
+              <w:cnfStyle w:val="000000000000" w:firstRow="0" w:lastRow="0" w:firstColumn="0" w:lastColumn="0" w:oddVBand="0" w:evenVBand="0" w:oddHBand="0" w:evenHBand="0" w:firstRowFirstColumn="0" w:firstRowLastColumn="0" w:lastRowFirstColumn="0" w:lastRowLastColumn="0"/>
+              <w:rPr>
+                <w:rFonts w:ascii="Times New Roman" w:hAnsi="Times New Roman" w:cs="Times New Roman"/>
+              </w:rPr>
+            </w:pPr>
+            <w:r>
+              <w:rPr>
+                <w:rFonts w:ascii="Times New Roman" w:hAnsi="Times New Roman" w:cs="Times New Roman"/>
+              </w:rPr>
+              <w:t>5</w:t>
+            </w:r>
+          </w:p>
+        </w:tc>
+        <w:tc>
+          <w:tcPr>
+            <w:tcW w:w="0" w:type="auto"/>
+            <w:hideMark/>
+          </w:tcPr>
+          <w:p>
+            <w:pPr>
+              <w:pStyle w:val="BodyText"/>
+              <w:cnfStyle w:val="000000000000" w:firstRow="0" w:lastRow="0" w:firstColumn="0" w:lastColumn="0" w:oddVBand="0" w:evenVBand="0" w:oddHBand="0" w:evenHBand="0" w:firstRowFirstColumn="0" w:firstRowLastColumn="0" w:lastRowFirstColumn="0" w:lastRowLastColumn="0"/>
+              <w:rPr>
+                <w:rFonts w:ascii="Times New Roman" w:hAnsi="Times New Roman" w:cs="Times New Roman"/>
+              </w:rPr>
+            </w:pPr>
+            <w:r>
+              <w:rPr>
+                <w:rFonts w:ascii="Times New Roman" w:hAnsi="Times New Roman" w:cs="Times New Roman"/>
+              </w:rPr>
+              <w:t>9</w:t>
+            </w:r>
+          </w:p>
+        </w:tc>
+        <w:tc>
+          <w:tcPr>
+            <w:tcW w:w="0" w:type="auto"/>
+            <w:hideMark/>
+          </w:tcPr>
+          <w:p>
+            <w:pPr>
+              <w:pStyle w:val="BodyText"/>
+              <w:cnfStyle w:val="000000000000" w:firstRow="0" w:lastRow="0" w:firstColumn="0" w:lastColumn="0" w:oddVBand="0" w:evenVBand="0" w:oddHBand="0" w:evenHBand="0" w:firstRowFirstColumn="0" w:firstRowLastColumn="0" w:lastRowFirstColumn="0" w:lastRowLastColumn="0"/>
+              <w:rPr>
+                <w:rFonts w:ascii="Times New Roman" w:hAnsi="Times New Roman" w:cs="Times New Roman"/>
+              </w:rPr>
+            </w:pPr>
+            <w:r>
+              <w:rPr>
+                <w:rFonts w:ascii="Times New Roman" w:hAnsi="Times New Roman" w:cs="Times New Roman"/>
+              </w:rPr>
+              <w:t>7</w:t>
             </w:r>
           </w:p>
         </w:tc>
       </w:tr>
       <w:tr>
         <w:trPr>
-          <w:tblCellSpacing w:w="15" w:type="dxa"/>
+          <w:cnfStyle w:val="000000100000" w:firstRow="0" w:lastRow="0" w:firstColumn="0" w:lastColumn="0" w:oddVBand="0" w:evenVBand="0" w:oddHBand="1" w:evenHBand="0" w:firstRowFirstColumn="0" w:firstRowLastColumn="0" w:lastRowFirstColumn="0" w:lastRowLastColumn="0"/>
         </w:trPr>
         <w:tc>
           <w:tcPr>
-            <w:tcW w:w="0" w:type="auto"/>
-            <w:vAlign w:val="center"/>
+            <w:cnfStyle w:val="001000000000" w:firstRow="0" w:lastRow="0" w:firstColumn="1" w:lastColumn="0" w:oddVBand="0" w:evenVBand="0" w:oddHBand="0" w:evenHBand="0" w:firstRowFirstColumn="0" w:firstRowLastColumn="0" w:lastRowFirstColumn="0" w:lastRowLastColumn="0"/>
+            <w:tcW w:w="0" w:type="auto"/>
             <w:hideMark/>
           </w:tcPr>
           <w:p>
@@ -5995,6 +6858,223 @@
               <w:rPr>
                 <w:rFonts w:ascii="Times New Roman" w:hAnsi="Times New Roman" w:cs="Times New Roman"/>
               </w:rPr>
+              <w:t>Safety</w:t>
+            </w:r>
+          </w:p>
+        </w:tc>
+        <w:tc>
+          <w:tcPr>
+            <w:tcW w:w="0" w:type="auto"/>
+            <w:hideMark/>
+          </w:tcPr>
+          <w:p>
+            <w:pPr>
+              <w:pStyle w:val="BodyText"/>
+              <w:cnfStyle w:val="000000100000" w:firstRow="0" w:lastRow="0" w:firstColumn="0" w:lastColumn="0" w:oddVBand="0" w:evenVBand="0" w:oddHBand="1" w:evenHBand="0" w:firstRowFirstColumn="0" w:firstRowLastColumn="0" w:lastRowFirstColumn="0" w:lastRowLastColumn="0"/>
+              <w:rPr>
+                <w:rFonts w:ascii="Times New Roman" w:hAnsi="Times New Roman" w:cs="Times New Roman"/>
+              </w:rPr>
+            </w:pPr>
+            <w:r>
+              <w:rPr>
+                <w:rFonts w:ascii="Times New Roman" w:hAnsi="Times New Roman" w:cs="Times New Roman"/>
+              </w:rPr>
+              <w:t>10</w:t>
+            </w:r>
+          </w:p>
+        </w:tc>
+        <w:tc>
+          <w:tcPr>
+            <w:tcW w:w="0" w:type="auto"/>
+            <w:hideMark/>
+          </w:tcPr>
+          <w:p>
+            <w:pPr>
+              <w:pStyle w:val="BodyText"/>
+              <w:cnfStyle w:val="000000100000" w:firstRow="0" w:lastRow="0" w:firstColumn="0" w:lastColumn="0" w:oddVBand="0" w:evenVBand="0" w:oddHBand="1" w:evenHBand="0" w:firstRowFirstColumn="0" w:firstRowLastColumn="0" w:lastRowFirstColumn="0" w:lastRowLastColumn="0"/>
+              <w:rPr>
+                <w:rFonts w:ascii="Times New Roman" w:hAnsi="Times New Roman" w:cs="Times New Roman"/>
+              </w:rPr>
+            </w:pPr>
+            <w:r>
+              <w:rPr>
+                <w:rFonts w:ascii="Times New Roman" w:hAnsi="Times New Roman" w:cs="Times New Roman"/>
+              </w:rPr>
+              <w:t>8</w:t>
+            </w:r>
+          </w:p>
+        </w:tc>
+        <w:tc>
+          <w:tcPr>
+            <w:tcW w:w="0" w:type="auto"/>
+            <w:hideMark/>
+          </w:tcPr>
+          <w:p>
+            <w:pPr>
+              <w:pStyle w:val="BodyText"/>
+              <w:cnfStyle w:val="000000100000" w:firstRow="0" w:lastRow="0" w:firstColumn="0" w:lastColumn="0" w:oddVBand="0" w:evenVBand="0" w:oddHBand="1" w:evenHBand="0" w:firstRowFirstColumn="0" w:firstRowLastColumn="0" w:lastRowFirstColumn="0" w:lastRowLastColumn="0"/>
+              <w:rPr>
+                <w:rFonts w:ascii="Times New Roman" w:hAnsi="Times New Roman" w:cs="Times New Roman"/>
+              </w:rPr>
+            </w:pPr>
+            <w:r>
+              <w:rPr>
+                <w:rFonts w:ascii="Times New Roman" w:hAnsi="Times New Roman" w:cs="Times New Roman"/>
+              </w:rPr>
+              <w:t>7</w:t>
+            </w:r>
+          </w:p>
+        </w:tc>
+        <w:tc>
+          <w:tcPr>
+            <w:tcW w:w="0" w:type="auto"/>
+            <w:hideMark/>
+          </w:tcPr>
+          <w:p>
+            <w:pPr>
+              <w:pStyle w:val="BodyText"/>
+              <w:cnfStyle w:val="000000100000" w:firstRow="0" w:lastRow="0" w:firstColumn="0" w:lastColumn="0" w:oddVBand="0" w:evenVBand="0" w:oddHBand="1" w:evenHBand="0" w:firstRowFirstColumn="0" w:firstRowLastColumn="0" w:lastRowFirstColumn="0" w:lastRowLastColumn="0"/>
+              <w:rPr>
+                <w:rFonts w:ascii="Times New Roman" w:hAnsi="Times New Roman" w:cs="Times New Roman"/>
+              </w:rPr>
+            </w:pPr>
+            <w:r>
+              <w:rPr>
+                <w:rFonts w:ascii="Times New Roman" w:hAnsi="Times New Roman" w:cs="Times New Roman"/>
+              </w:rPr>
+              <w:t>7</w:t>
+            </w:r>
+          </w:p>
+        </w:tc>
+      </w:tr>
+      <w:tr>
+        <w:tc>
+          <w:tcPr>
+            <w:cnfStyle w:val="001000000000" w:firstRow="0" w:lastRow="0" w:firstColumn="1" w:lastColumn="0" w:oddVBand="0" w:evenVBand="0" w:oddHBand="0" w:evenHBand="0" w:firstRowFirstColumn="0" w:firstRowLastColumn="0" w:lastRowFirstColumn="0" w:lastRowLastColumn="0"/>
+            <w:tcW w:w="0" w:type="auto"/>
+            <w:hideMark/>
+          </w:tcPr>
+          <w:p>
+            <w:pPr>
+              <w:pStyle w:val="BodyText"/>
+              <w:rPr>
+                <w:rFonts w:ascii="Times New Roman" w:hAnsi="Times New Roman" w:cs="Times New Roman"/>
+              </w:rPr>
+            </w:pPr>
+            <w:r>
+              <w:rPr>
+                <w:rFonts w:ascii="Times New Roman" w:hAnsi="Times New Roman" w:cs="Times New Roman"/>
+              </w:rPr>
+              <w:t>Scalability</w:t>
+            </w:r>
+          </w:p>
+        </w:tc>
+        <w:tc>
+          <w:tcPr>
+            <w:tcW w:w="0" w:type="auto"/>
+            <w:hideMark/>
+          </w:tcPr>
+          <w:p>
+            <w:pPr>
+              <w:pStyle w:val="BodyText"/>
+              <w:cnfStyle w:val="000000000000" w:firstRow="0" w:lastRow="0" w:firstColumn="0" w:lastColumn="0" w:oddVBand="0" w:evenVBand="0" w:oddHBand="0" w:evenHBand="0" w:firstRowFirstColumn="0" w:firstRowLastColumn="0" w:lastRowFirstColumn="0" w:lastRowLastColumn="0"/>
+              <w:rPr>
+                <w:rFonts w:ascii="Times New Roman" w:hAnsi="Times New Roman" w:cs="Times New Roman"/>
+              </w:rPr>
+            </w:pPr>
+            <w:r>
+              <w:rPr>
+                <w:rFonts w:ascii="Times New Roman" w:hAnsi="Times New Roman" w:cs="Times New Roman"/>
+              </w:rPr>
+              <w:t>10</w:t>
+            </w:r>
+          </w:p>
+        </w:tc>
+        <w:tc>
+          <w:tcPr>
+            <w:tcW w:w="0" w:type="auto"/>
+            <w:hideMark/>
+          </w:tcPr>
+          <w:p>
+            <w:pPr>
+              <w:pStyle w:val="BodyText"/>
+              <w:cnfStyle w:val="000000000000" w:firstRow="0" w:lastRow="0" w:firstColumn="0" w:lastColumn="0" w:oddVBand="0" w:evenVBand="0" w:oddHBand="0" w:evenHBand="0" w:firstRowFirstColumn="0" w:firstRowLastColumn="0" w:lastRowFirstColumn="0" w:lastRowLastColumn="0"/>
+              <w:rPr>
+                <w:rFonts w:ascii="Times New Roman" w:hAnsi="Times New Roman" w:cs="Times New Roman"/>
+              </w:rPr>
+            </w:pPr>
+            <w:r>
+              <w:rPr>
+                <w:rFonts w:ascii="Times New Roman" w:hAnsi="Times New Roman" w:cs="Times New Roman"/>
+              </w:rPr>
+              <w:t>6</w:t>
+            </w:r>
+          </w:p>
+        </w:tc>
+        <w:tc>
+          <w:tcPr>
+            <w:tcW w:w="0" w:type="auto"/>
+            <w:hideMark/>
+          </w:tcPr>
+          <w:p>
+            <w:pPr>
+              <w:pStyle w:val="BodyText"/>
+              <w:cnfStyle w:val="000000000000" w:firstRow="0" w:lastRow="0" w:firstColumn="0" w:lastColumn="0" w:oddVBand="0" w:evenVBand="0" w:oddHBand="0" w:evenHBand="0" w:firstRowFirstColumn="0" w:firstRowLastColumn="0" w:lastRowFirstColumn="0" w:lastRowLastColumn="0"/>
+              <w:rPr>
+                <w:rFonts w:ascii="Times New Roman" w:hAnsi="Times New Roman" w:cs="Times New Roman"/>
+              </w:rPr>
+            </w:pPr>
+            <w:r>
+              <w:rPr>
+                <w:rFonts w:ascii="Times New Roman" w:hAnsi="Times New Roman" w:cs="Times New Roman"/>
+              </w:rPr>
+              <w:t>8</w:t>
+            </w:r>
+          </w:p>
+        </w:tc>
+        <w:tc>
+          <w:tcPr>
+            <w:tcW w:w="0" w:type="auto"/>
+            <w:hideMark/>
+          </w:tcPr>
+          <w:p>
+            <w:pPr>
+              <w:pStyle w:val="BodyText"/>
+              <w:cnfStyle w:val="000000000000" w:firstRow="0" w:lastRow="0" w:firstColumn="0" w:lastColumn="0" w:oddVBand="0" w:evenVBand="0" w:oddHBand="0" w:evenHBand="0" w:firstRowFirstColumn="0" w:firstRowLastColumn="0" w:lastRowFirstColumn="0" w:lastRowLastColumn="0"/>
+              <w:rPr>
+                <w:rFonts w:ascii="Times New Roman" w:hAnsi="Times New Roman" w:cs="Times New Roman"/>
+              </w:rPr>
+            </w:pPr>
+            <w:r>
+              <w:rPr>
+                <w:rFonts w:ascii="Times New Roman" w:hAnsi="Times New Roman" w:cs="Times New Roman"/>
+              </w:rPr>
+              <w:t>8</w:t>
+            </w:r>
+          </w:p>
+        </w:tc>
+      </w:tr>
+      <w:tr>
+        <w:trPr>
+          <w:cnfStyle w:val="000000100000" w:firstRow="0" w:lastRow="0" w:firstColumn="0" w:lastColumn="0" w:oddVBand="0" w:evenVBand="0" w:oddHBand="1" w:evenHBand="0" w:firstRowFirstColumn="0" w:firstRowLastColumn="0" w:lastRowFirstColumn="0" w:lastRowLastColumn="0"/>
+        </w:trPr>
+        <w:tc>
+          <w:tcPr>
+            <w:cnfStyle w:val="001000000000" w:firstRow="0" w:lastRow="0" w:firstColumn="1" w:lastColumn="0" w:oddVBand="0" w:evenVBand="0" w:oddHBand="0" w:evenHBand="0" w:firstRowFirstColumn="0" w:firstRowLastColumn="0" w:lastRowFirstColumn="0" w:lastRowLastColumn="0"/>
+            <w:tcW w:w="0" w:type="auto"/>
+            <w:hideMark/>
+          </w:tcPr>
+          <w:p>
+            <w:pPr>
+              <w:pStyle w:val="BodyText"/>
+              <w:rPr>
+                <w:rFonts w:ascii="Times New Roman" w:hAnsi="Times New Roman" w:cs="Times New Roman"/>
+              </w:rPr>
+            </w:pPr>
+            <w:r>
+              <w:rPr>
+                <w:rFonts w:ascii="Times New Roman" w:hAnsi="Times New Roman" w:cs="Times New Roman"/>
+              </w:rPr>
               <w:t>User Acceptance</w:t>
             </w:r>
           </w:p>
@@ -6002,12 +7082,12 @@
         <w:tc>
           <w:tcPr>
             <w:tcW w:w="0" w:type="auto"/>
-            <w:vAlign w:val="center"/>
             <w:hideMark/>
           </w:tcPr>
           <w:p>
             <w:pPr>
               <w:pStyle w:val="BodyText"/>
+              <w:cnfStyle w:val="000000100000" w:firstRow="0" w:lastRow="0" w:firstColumn="0" w:lastColumn="0" w:oddVBand="0" w:evenVBand="0" w:oddHBand="1" w:evenHBand="0" w:firstRowFirstColumn="0" w:firstRowLastColumn="0" w:lastRowFirstColumn="0" w:lastRowLastColumn="0"/>
               <w:rPr>
                 <w:rFonts w:ascii="Times New Roman" w:hAnsi="Times New Roman" w:cs="Times New Roman"/>
               </w:rPr>
@@ -6017,6 +7097,184 @@
                 <w:rFonts w:ascii="Times New Roman" w:hAnsi="Times New Roman" w:cs="Times New Roman"/>
               </w:rPr>
               <w:t>15</w:t>
+            </w:r>
+          </w:p>
+        </w:tc>
+        <w:tc>
+          <w:tcPr>
+            <w:tcW w:w="0" w:type="auto"/>
+            <w:hideMark/>
+          </w:tcPr>
+          <w:p>
+            <w:pPr>
+              <w:pStyle w:val="BodyText"/>
+              <w:cnfStyle w:val="000000100000" w:firstRow="0" w:lastRow="0" w:firstColumn="0" w:lastColumn="0" w:oddVBand="0" w:evenVBand="0" w:oddHBand="1" w:evenHBand="0" w:firstRowFirstColumn="0" w:firstRowLastColumn="0" w:lastRowFirstColumn="0" w:lastRowLastColumn="0"/>
+              <w:rPr>
+                <w:rFonts w:ascii="Times New Roman" w:hAnsi="Times New Roman" w:cs="Times New Roman"/>
+              </w:rPr>
+            </w:pPr>
+            <w:r>
+              <w:rPr>
+                <w:rFonts w:ascii="Times New Roman" w:hAnsi="Times New Roman" w:cs="Times New Roman"/>
+              </w:rPr>
+              <w:t>5</w:t>
+            </w:r>
+          </w:p>
+        </w:tc>
+        <w:tc>
+          <w:tcPr>
+            <w:tcW w:w="0" w:type="auto"/>
+            <w:hideMark/>
+          </w:tcPr>
+          <w:p>
+            <w:pPr>
+              <w:pStyle w:val="BodyText"/>
+              <w:cnfStyle w:val="000000100000" w:firstRow="0" w:lastRow="0" w:firstColumn="0" w:lastColumn="0" w:oddVBand="0" w:evenVBand="0" w:oddHBand="1" w:evenHBand="0" w:firstRowFirstColumn="0" w:firstRowLastColumn="0" w:lastRowFirstColumn="0" w:lastRowLastColumn="0"/>
+              <w:rPr>
+                <w:rFonts w:ascii="Times New Roman" w:hAnsi="Times New Roman" w:cs="Times New Roman"/>
+              </w:rPr>
+            </w:pPr>
+            <w:r>
+              <w:rPr>
+                <w:rFonts w:ascii="Times New Roman" w:hAnsi="Times New Roman" w:cs="Times New Roman"/>
+              </w:rPr>
+              <w:t>7</w:t>
+            </w:r>
+          </w:p>
+        </w:tc>
+        <w:tc>
+          <w:tcPr>
+            <w:tcW w:w="0" w:type="auto"/>
+            <w:hideMark/>
+          </w:tcPr>
+          <w:p>
+            <w:pPr>
+              <w:pStyle w:val="BodyText"/>
+              <w:cnfStyle w:val="000000100000" w:firstRow="0" w:lastRow="0" w:firstColumn="0" w:lastColumn="0" w:oddVBand="0" w:evenVBand="0" w:oddHBand="1" w:evenHBand="0" w:firstRowFirstColumn="0" w:firstRowLastColumn="0" w:lastRowFirstColumn="0" w:lastRowLastColumn="0"/>
+              <w:rPr>
+                <w:rFonts w:ascii="Times New Roman" w:hAnsi="Times New Roman" w:cs="Times New Roman"/>
+              </w:rPr>
+            </w:pPr>
+            <w:r>
+              <w:rPr>
+                <w:rFonts w:ascii="Times New Roman" w:hAnsi="Times New Roman" w:cs="Times New Roman"/>
+              </w:rPr>
+              <w:t>9</w:t>
+            </w:r>
+          </w:p>
+        </w:tc>
+      </w:tr>
+      <w:tr>
+        <w:tc>
+          <w:tcPr>
+            <w:cnfStyle w:val="001000000000" w:firstRow="0" w:lastRow="0" w:firstColumn="1" w:lastColumn="0" w:oddVBand="0" w:evenVBand="0" w:oddHBand="0" w:evenHBand="0" w:firstRowFirstColumn="0" w:firstRowLastColumn="0" w:lastRowFirstColumn="0" w:lastRowLastColumn="0"/>
+            <w:tcW w:w="0" w:type="auto"/>
+            <w:hideMark/>
+          </w:tcPr>
+          <w:p>
+            <w:pPr>
+              <w:pStyle w:val="BodyText"/>
+              <w:rPr>
+                <w:rFonts w:ascii="Times New Roman" w:hAnsi="Times New Roman" w:cs="Times New Roman"/>
+              </w:rPr>
+            </w:pPr>
+            <w:r>
+              <w:rPr>
+                <w:rFonts w:ascii="Times New Roman" w:hAnsi="Times New Roman" w:cs="Times New Roman"/>
+                <w:b w:val="0"/>
+                <w:bCs w:val="0"/>
+              </w:rPr>
+              <w:t>Total Score</w:t>
+            </w:r>
+          </w:p>
+        </w:tc>
+        <w:tc>
+          <w:tcPr>
+            <w:tcW w:w="0" w:type="auto"/>
+            <w:hideMark/>
+          </w:tcPr>
+          <w:p>
+            <w:pPr>
+              <w:pStyle w:val="BodyText"/>
+              <w:cnfStyle w:val="000000000000" w:firstRow="0" w:lastRow="0" w:firstColumn="0" w:lastColumn="0" w:oddVBand="0" w:evenVBand="0" w:oddHBand="0" w:evenHBand="0" w:firstRowFirstColumn="0" w:firstRowLastColumn="0" w:lastRowFirstColumn="0" w:lastRowLastColumn="0"/>
+              <w:rPr>
+                <w:rFonts w:ascii="Times New Roman" w:hAnsi="Times New Roman" w:cs="Times New Roman"/>
+              </w:rPr>
+            </w:pPr>
+            <w:r>
+              <w:rPr>
+                <w:rFonts w:ascii="Times New Roman" w:hAnsi="Times New Roman" w:cs="Times New Roman"/>
+              </w:rPr>
+              <w:t>100</w:t>
+            </w:r>
+          </w:p>
+        </w:tc>
+        <w:tc>
+          <w:tcPr>
+            <w:tcW w:w="0" w:type="auto"/>
+            <w:hideMark/>
+          </w:tcPr>
+          <w:p>
+            <w:pPr>
+              <w:pStyle w:val="BodyText"/>
+              <w:cnfStyle w:val="000000000000" w:firstRow="0" w:lastRow="0" w:firstColumn="0" w:lastColumn="0" w:oddVBand="0" w:evenVBand="0" w:oddHBand="0" w:evenHBand="0" w:firstRowFirstColumn="0" w:firstRowLastColumn="0" w:lastRowFirstColumn="0" w:lastRowLastColumn="0"/>
+              <w:rPr>
+                <w:rFonts w:ascii="Times New Roman" w:hAnsi="Times New Roman" w:cs="Times New Roman"/>
+              </w:rPr>
+            </w:pPr>
+            <w:r>
+              <w:rPr>
+                <w:rFonts w:ascii="Times New Roman" w:hAnsi="Times New Roman" w:cs="Times New Roman"/>
+                <w:b/>
+                <w:bCs/>
+              </w:rPr>
+              <w:t>7.4</w:t>
+            </w:r>
+          </w:p>
+        </w:tc>
+        <w:tc>
+          <w:tcPr>
+            <w:tcW w:w="0" w:type="auto"/>
+            <w:hideMark/>
+          </w:tcPr>
+          <w:p>
+            <w:pPr>
+              <w:pStyle w:val="BodyText"/>
+              <w:cnfStyle w:val="000000000000" w:firstRow="0" w:lastRow="0" w:firstColumn="0" w:lastColumn="0" w:oddVBand="0" w:evenVBand="0" w:oddHBand="0" w:evenHBand="0" w:firstRowFirstColumn="0" w:firstRowLastColumn="0" w:lastRowFirstColumn="0" w:lastRowLastColumn="0"/>
+              <w:rPr>
+                <w:rFonts w:ascii="Times New Roman" w:hAnsi="Times New Roman" w:cs="Times New Roman"/>
+              </w:rPr>
+            </w:pPr>
+            <w:r>
+              <w:rPr>
+                <w:rFonts w:ascii="Times New Roman" w:hAnsi="Times New Roman" w:cs="Times New Roman"/>
+                <w:b/>
+                <w:bCs/>
+              </w:rPr>
+              <w:t>6.8</w:t>
+            </w:r>
+          </w:p>
+        </w:tc>
+        <w:tc>
+          <w:tcPr>
+            <w:tcW w:w="0" w:type="auto"/>
+            <w:hideMark/>
+          </w:tcPr>
+          <w:p>
+            <w:pPr>
+              <w:pStyle w:val="BodyText"/>
+              <w:cnfStyle w:val="000000000000" w:firstRow="0" w:lastRow="0" w:firstColumn="0" w:lastColumn="0" w:oddVBand="0" w:evenVBand="0" w:oddHBand="0" w:evenHBand="0" w:firstRowFirstColumn="0" w:firstRowLastColumn="0" w:lastRowFirstColumn="0" w:lastRowLastColumn="0"/>
+              <w:rPr>
+                <w:rFonts w:ascii="Times New Roman" w:hAnsi="Times New Roman" w:cs="Times New Roman"/>
+              </w:rPr>
+            </w:pPr>
+            <w:r>
+              <w:rPr>
+                <w:rFonts w:ascii="Times New Roman" w:hAnsi="Times New Roman" w:cs="Times New Roman"/>
+                <w:b/>
+                <w:bCs/>
+              </w:rPr>
+              <w:t>7.5</w:t>
             </w:r>
           </w:p>
         </w:tc>
@@ -6030,57 +7288,52 @@
     <w:p>
       <w:pPr>
         <w:pStyle w:val="Heading3"/>
-      </w:pPr>
-      <w:bookmarkStart w:id="21" w:name="decision-matrix"/>
-      <w:bookmarkEnd w:id="20"/>
-      <w:r>
-        <w:t>8.2 Decision Matrix</w:t>
+        <w:rPr>
+          <w:rFonts w:hint="eastAsia"/>
+        </w:rPr>
+      </w:pPr>
+      <w:bookmarkStart w:id="22" w:name="selected-concept"/>
+      <w:bookmarkEnd w:id="21"/>
+      <w:r>
+        <w:t>8.3 Selected Concept</w:t>
       </w:r>
     </w:p>
     <w:tbl>
       <w:tblPr>
+        <w:tblStyle w:val="GridTable4"/>
         <w:tblW w:w="0" w:type="auto"/>
-        <w:tblCellSpacing w:w="15" w:type="dxa"/>
-        <w:tblCellMar>
-          <w:top w:w="15" w:type="dxa"/>
-          <w:left w:w="15" w:type="dxa"/>
-          <w:bottom w:w="15" w:type="dxa"/>
-          <w:right w:w="15" w:type="dxa"/>
-        </w:tblCellMar>
         <w:tblLook w:val="04A0" w:firstRow="1" w:lastRow="0" w:firstColumn="1" w:lastColumn="0" w:noHBand="0" w:noVBand="1"/>
       </w:tblPr>
       <w:tblGrid>
-        <w:gridCol w:w="2162"/>
-        <w:gridCol w:w="807"/>
-        <w:gridCol w:w="1094"/>
-        <w:gridCol w:w="1094"/>
-        <w:gridCol w:w="1109"/>
+        <w:gridCol w:w="2437"/>
+        <w:gridCol w:w="923"/>
+        <w:gridCol w:w="1196"/>
+        <w:gridCol w:w="1196"/>
+        <w:gridCol w:w="1196"/>
       </w:tblGrid>
       <w:tr>
         <w:trPr>
-          <w:tblHeader/>
-          <w:tblCellSpacing w:w="15" w:type="dxa"/>
+          <w:cnfStyle w:val="100000000000" w:firstRow="1" w:lastRow="0" w:firstColumn="0" w:lastColumn="0" w:oddVBand="0" w:evenVBand="0" w:oddHBand="0" w:evenHBand="0" w:firstRowFirstColumn="0" w:firstRowLastColumn="0" w:lastRowFirstColumn="0" w:lastRowLastColumn="0"/>
         </w:trPr>
         <w:tc>
           <w:tcPr>
-            <w:tcW w:w="0" w:type="auto"/>
-            <w:vAlign w:val="center"/>
-            <w:hideMark/>
-          </w:tcPr>
-          <w:p>
-            <w:pPr>
-              <w:pStyle w:val="BodyText"/>
-              <w:rPr>
-                <w:rFonts w:ascii="Times New Roman" w:hAnsi="Times New Roman" w:cs="Times New Roman"/>
-                <w:b/>
-                <w:bCs/>
-              </w:rPr>
-            </w:pPr>
-            <w:r>
-              <w:rPr>
-                <w:rFonts w:ascii="Times New Roman" w:hAnsi="Times New Roman" w:cs="Times New Roman"/>
-                <w:b/>
-                <w:bCs/>
+            <w:cnfStyle w:val="001000000000" w:firstRow="0" w:lastRow="0" w:firstColumn="1" w:lastColumn="0" w:oddVBand="0" w:evenVBand="0" w:oddHBand="0" w:evenHBand="0" w:firstRowFirstColumn="0" w:firstRowLastColumn="0" w:lastRowFirstColumn="0" w:lastRowLastColumn="0"/>
+            <w:tcW w:w="0" w:type="auto"/>
+            <w:hideMark/>
+          </w:tcPr>
+          <w:p>
+            <w:pPr>
+              <w:rPr>
+                <w:rFonts w:ascii="Times New Roman" w:hAnsi="Times New Roman" w:cs="Times New Roman"/>
+                <w:b w:val="0"/>
+                <w:bCs w:val="0"/>
+              </w:rPr>
+            </w:pPr>
+            <w:r>
+              <w:rPr>
+                <w:rFonts w:ascii="Times New Roman" w:hAnsi="Times New Roman" w:cs="Times New Roman"/>
+                <w:b w:val="0"/>
+                <w:bCs w:val="0"/>
               </w:rPr>
               <w:t>Criteria</w:t>
             </w:r>
@@ -6089,23 +7342,22 @@
         <w:tc>
           <w:tcPr>
             <w:tcW w:w="0" w:type="auto"/>
-            <w:vAlign w:val="center"/>
-            <w:hideMark/>
-          </w:tcPr>
-          <w:p>
-            <w:pPr>
-              <w:pStyle w:val="BodyText"/>
-              <w:rPr>
-                <w:rFonts w:ascii="Times New Roman" w:hAnsi="Times New Roman" w:cs="Times New Roman"/>
-                <w:b/>
-                <w:bCs/>
-              </w:rPr>
-            </w:pPr>
-            <w:r>
-              <w:rPr>
-                <w:rFonts w:ascii="Times New Roman" w:hAnsi="Times New Roman" w:cs="Times New Roman"/>
-                <w:b/>
-                <w:bCs/>
+            <w:hideMark/>
+          </w:tcPr>
+          <w:p>
+            <w:pPr>
+              <w:cnfStyle w:val="100000000000" w:firstRow="1" w:lastRow="0" w:firstColumn="0" w:lastColumn="0" w:oddVBand="0" w:evenVBand="0" w:oddHBand="0" w:evenHBand="0" w:firstRowFirstColumn="0" w:firstRowLastColumn="0" w:lastRowFirstColumn="0" w:lastRowLastColumn="0"/>
+              <w:rPr>
+                <w:rFonts w:ascii="Times New Roman" w:hAnsi="Times New Roman" w:cs="Times New Roman"/>
+                <w:b w:val="0"/>
+                <w:bCs w:val="0"/>
+              </w:rPr>
+            </w:pPr>
+            <w:r>
+              <w:rPr>
+                <w:rFonts w:ascii="Times New Roman" w:hAnsi="Times New Roman" w:cs="Times New Roman"/>
+                <w:b w:val="0"/>
+                <w:bCs w:val="0"/>
               </w:rPr>
               <w:t>Weight</w:t>
             </w:r>
@@ -6114,23 +7366,22 @@
         <w:tc>
           <w:tcPr>
             <w:tcW w:w="0" w:type="auto"/>
-            <w:vAlign w:val="center"/>
-            <w:hideMark/>
-          </w:tcPr>
-          <w:p>
-            <w:pPr>
-              <w:pStyle w:val="BodyText"/>
-              <w:rPr>
-                <w:rFonts w:ascii="Times New Roman" w:hAnsi="Times New Roman" w:cs="Times New Roman"/>
-                <w:b/>
-                <w:bCs/>
-              </w:rPr>
-            </w:pPr>
-            <w:r>
-              <w:rPr>
-                <w:rFonts w:ascii="Times New Roman" w:hAnsi="Times New Roman" w:cs="Times New Roman"/>
-                <w:b/>
-                <w:bCs/>
+            <w:hideMark/>
+          </w:tcPr>
+          <w:p>
+            <w:pPr>
+              <w:cnfStyle w:val="100000000000" w:firstRow="1" w:lastRow="0" w:firstColumn="0" w:lastColumn="0" w:oddVBand="0" w:evenVBand="0" w:oddHBand="0" w:evenHBand="0" w:firstRowFirstColumn="0" w:firstRowLastColumn="0" w:lastRowFirstColumn="0" w:lastRowLastColumn="0"/>
+              <w:rPr>
+                <w:rFonts w:ascii="Times New Roman" w:hAnsi="Times New Roman" w:cs="Times New Roman"/>
+                <w:b w:val="0"/>
+                <w:bCs w:val="0"/>
+              </w:rPr>
+            </w:pPr>
+            <w:r>
+              <w:rPr>
+                <w:rFonts w:ascii="Times New Roman" w:hAnsi="Times New Roman" w:cs="Times New Roman"/>
+                <w:b w:val="0"/>
+                <w:bCs w:val="0"/>
               </w:rPr>
               <w:t>Concept 1</w:t>
             </w:r>
@@ -6139,23 +7390,22 @@
         <w:tc>
           <w:tcPr>
             <w:tcW w:w="0" w:type="auto"/>
-            <w:vAlign w:val="center"/>
-            <w:hideMark/>
-          </w:tcPr>
-          <w:p>
-            <w:pPr>
-              <w:pStyle w:val="BodyText"/>
-              <w:rPr>
-                <w:rFonts w:ascii="Times New Roman" w:hAnsi="Times New Roman" w:cs="Times New Roman"/>
-                <w:b/>
-                <w:bCs/>
-              </w:rPr>
-            </w:pPr>
-            <w:r>
-              <w:rPr>
-                <w:rFonts w:ascii="Times New Roman" w:hAnsi="Times New Roman" w:cs="Times New Roman"/>
-                <w:b/>
-                <w:bCs/>
+            <w:hideMark/>
+          </w:tcPr>
+          <w:p>
+            <w:pPr>
+              <w:cnfStyle w:val="100000000000" w:firstRow="1" w:lastRow="0" w:firstColumn="0" w:lastColumn="0" w:oddVBand="0" w:evenVBand="0" w:oddHBand="0" w:evenHBand="0" w:firstRowFirstColumn="0" w:firstRowLastColumn="0" w:lastRowFirstColumn="0" w:lastRowLastColumn="0"/>
+              <w:rPr>
+                <w:rFonts w:ascii="Times New Roman" w:hAnsi="Times New Roman" w:cs="Times New Roman"/>
+                <w:b w:val="0"/>
+                <w:bCs w:val="0"/>
+              </w:rPr>
+            </w:pPr>
+            <w:r>
+              <w:rPr>
+                <w:rFonts w:ascii="Times New Roman" w:hAnsi="Times New Roman" w:cs="Times New Roman"/>
+                <w:b w:val="0"/>
+                <w:bCs w:val="0"/>
               </w:rPr>
               <w:t>Concept 2</w:t>
             </w:r>
@@ -6164,23 +7414,22 @@
         <w:tc>
           <w:tcPr>
             <w:tcW w:w="0" w:type="auto"/>
-            <w:vAlign w:val="center"/>
-            <w:hideMark/>
-          </w:tcPr>
-          <w:p>
-            <w:pPr>
-              <w:pStyle w:val="BodyText"/>
-              <w:rPr>
-                <w:rFonts w:ascii="Times New Roman" w:hAnsi="Times New Roman" w:cs="Times New Roman"/>
-                <w:b/>
-                <w:bCs/>
-              </w:rPr>
-            </w:pPr>
-            <w:r>
-              <w:rPr>
-                <w:rFonts w:ascii="Times New Roman" w:hAnsi="Times New Roman" w:cs="Times New Roman"/>
-                <w:b/>
-                <w:bCs/>
+            <w:hideMark/>
+          </w:tcPr>
+          <w:p>
+            <w:pPr>
+              <w:cnfStyle w:val="100000000000" w:firstRow="1" w:lastRow="0" w:firstColumn="0" w:lastColumn="0" w:oddVBand="0" w:evenVBand="0" w:oddHBand="0" w:evenHBand="0" w:firstRowFirstColumn="0" w:firstRowLastColumn="0" w:lastRowFirstColumn="0" w:lastRowLastColumn="0"/>
+              <w:rPr>
+                <w:rFonts w:ascii="Times New Roman" w:hAnsi="Times New Roman" w:cs="Times New Roman"/>
+                <w:b w:val="0"/>
+                <w:bCs w:val="0"/>
+              </w:rPr>
+            </w:pPr>
+            <w:r>
+              <w:rPr>
+                <w:rFonts w:ascii="Times New Roman" w:hAnsi="Times New Roman" w:cs="Times New Roman"/>
+                <w:b w:val="0"/>
+                <w:bCs w:val="0"/>
               </w:rPr>
               <w:t>Concept 3</w:t>
             </w:r>
@@ -6189,24 +7438,25 @@
       </w:tr>
       <w:tr>
         <w:trPr>
-          <w:tblCellSpacing w:w="15" w:type="dxa"/>
+          <w:cnfStyle w:val="000000100000" w:firstRow="0" w:lastRow="0" w:firstColumn="0" w:lastColumn="0" w:oddVBand="0" w:evenVBand="0" w:oddHBand="1" w:evenHBand="0" w:firstRowFirstColumn="0" w:firstRowLastColumn="0" w:lastRowFirstColumn="0" w:lastRowLastColumn="0"/>
         </w:trPr>
         <w:tc>
           <w:tcPr>
-            <w:tcW w:w="0" w:type="auto"/>
-            <w:vAlign w:val="center"/>
-            <w:hideMark/>
-          </w:tcPr>
-          <w:p>
-            <w:pPr>
-              <w:pStyle w:val="BodyText"/>
-              <w:rPr>
-                <w:rFonts w:ascii="Times New Roman" w:hAnsi="Times New Roman" w:cs="Times New Roman"/>
-              </w:rPr>
-            </w:pPr>
-            <w:r>
-              <w:rPr>
-                <w:rFonts w:ascii="Times New Roman" w:hAnsi="Times New Roman" w:cs="Times New Roman"/>
+            <w:cnfStyle w:val="001000000000" w:firstRow="0" w:lastRow="0" w:firstColumn="1" w:lastColumn="0" w:oddVBand="0" w:evenVBand="0" w:oddHBand="0" w:evenHBand="0" w:firstRowFirstColumn="0" w:firstRowLastColumn="0" w:lastRowFirstColumn="0" w:lastRowLastColumn="0"/>
+            <w:tcW w:w="0" w:type="auto"/>
+            <w:hideMark/>
+          </w:tcPr>
+          <w:p>
+            <w:pPr>
+              <w:rPr>
+                <w:rFonts w:ascii="Times New Roman" w:hAnsi="Times New Roman" w:cs="Times New Roman"/>
+                <w:color w:val="000000" w:themeColor="text1"/>
+              </w:rPr>
+            </w:pPr>
+            <w:r>
+              <w:rPr>
+                <w:rFonts w:ascii="Times New Roman" w:hAnsi="Times New Roman" w:cs="Times New Roman"/>
+                <w:color w:val="000000" w:themeColor="text1"/>
               </w:rPr>
               <w:t>Technical Feasibility</w:t>
             </w:r>
@@ -6215,19 +7465,20 @@
         <w:tc>
           <w:tcPr>
             <w:tcW w:w="0" w:type="auto"/>
-            <w:vAlign w:val="center"/>
-            <w:hideMark/>
-          </w:tcPr>
-          <w:p>
-            <w:pPr>
-              <w:pStyle w:val="BodyText"/>
-              <w:rPr>
-                <w:rFonts w:ascii="Times New Roman" w:hAnsi="Times New Roman" w:cs="Times New Roman"/>
-              </w:rPr>
-            </w:pPr>
-            <w:r>
-              <w:rPr>
-                <w:rFonts w:ascii="Times New Roman" w:hAnsi="Times New Roman" w:cs="Times New Roman"/>
+            <w:hideMark/>
+          </w:tcPr>
+          <w:p>
+            <w:pPr>
+              <w:cnfStyle w:val="000000100000" w:firstRow="0" w:lastRow="0" w:firstColumn="0" w:lastColumn="0" w:oddVBand="0" w:evenVBand="0" w:oddHBand="1" w:evenHBand="0" w:firstRowFirstColumn="0" w:firstRowLastColumn="0" w:lastRowFirstColumn="0" w:lastRowLastColumn="0"/>
+              <w:rPr>
+                <w:rFonts w:ascii="Times New Roman" w:hAnsi="Times New Roman" w:cs="Times New Roman"/>
+                <w:color w:val="000000" w:themeColor="text1"/>
+              </w:rPr>
+            </w:pPr>
+            <w:r>
+              <w:rPr>
+                <w:rFonts w:ascii="Times New Roman" w:hAnsi="Times New Roman" w:cs="Times New Roman"/>
+                <w:color w:val="000000" w:themeColor="text1"/>
               </w:rPr>
               <w:t>20</w:t>
             </w:r>
@@ -6236,19 +7487,20 @@
         <w:tc>
           <w:tcPr>
             <w:tcW w:w="0" w:type="auto"/>
-            <w:vAlign w:val="center"/>
-            <w:hideMark/>
-          </w:tcPr>
-          <w:p>
-            <w:pPr>
-              <w:pStyle w:val="BodyText"/>
-              <w:rPr>
-                <w:rFonts w:ascii="Times New Roman" w:hAnsi="Times New Roman" w:cs="Times New Roman"/>
-              </w:rPr>
-            </w:pPr>
-            <w:r>
-              <w:rPr>
-                <w:rFonts w:ascii="Times New Roman" w:hAnsi="Times New Roman" w:cs="Times New Roman"/>
+            <w:hideMark/>
+          </w:tcPr>
+          <w:p>
+            <w:pPr>
+              <w:cnfStyle w:val="000000100000" w:firstRow="0" w:lastRow="0" w:firstColumn="0" w:lastColumn="0" w:oddVBand="0" w:evenVBand="0" w:oddHBand="1" w:evenHBand="0" w:firstRowFirstColumn="0" w:firstRowLastColumn="0" w:lastRowFirstColumn="0" w:lastRowLastColumn="0"/>
+              <w:rPr>
+                <w:rFonts w:ascii="Times New Roman" w:hAnsi="Times New Roman" w:cs="Times New Roman"/>
+                <w:color w:val="000000" w:themeColor="text1"/>
+              </w:rPr>
+            </w:pPr>
+            <w:r>
+              <w:rPr>
+                <w:rFonts w:ascii="Times New Roman" w:hAnsi="Times New Roman" w:cs="Times New Roman"/>
+                <w:color w:val="000000" w:themeColor="text1"/>
               </w:rPr>
               <w:t>9</w:t>
             </w:r>
@@ -6257,19 +7509,20 @@
         <w:tc>
           <w:tcPr>
             <w:tcW w:w="0" w:type="auto"/>
-            <w:vAlign w:val="center"/>
-            <w:hideMark/>
-          </w:tcPr>
-          <w:p>
-            <w:pPr>
-              <w:pStyle w:val="BodyText"/>
-              <w:rPr>
-                <w:rFonts w:ascii="Times New Roman" w:hAnsi="Times New Roman" w:cs="Times New Roman"/>
-              </w:rPr>
-            </w:pPr>
-            <w:r>
-              <w:rPr>
-                <w:rFonts w:ascii="Times New Roman" w:hAnsi="Times New Roman" w:cs="Times New Roman"/>
+            <w:hideMark/>
+          </w:tcPr>
+          <w:p>
+            <w:pPr>
+              <w:cnfStyle w:val="000000100000" w:firstRow="0" w:lastRow="0" w:firstColumn="0" w:lastColumn="0" w:oddVBand="0" w:evenVBand="0" w:oddHBand="1" w:evenHBand="0" w:firstRowFirstColumn="0" w:firstRowLastColumn="0" w:lastRowFirstColumn="0" w:lastRowLastColumn="0"/>
+              <w:rPr>
+                <w:rFonts w:ascii="Times New Roman" w:hAnsi="Times New Roman" w:cs="Times New Roman"/>
+                <w:color w:val="000000" w:themeColor="text1"/>
+              </w:rPr>
+            </w:pPr>
+            <w:r>
+              <w:rPr>
+                <w:rFonts w:ascii="Times New Roman" w:hAnsi="Times New Roman" w:cs="Times New Roman"/>
+                <w:color w:val="000000" w:themeColor="text1"/>
               </w:rPr>
               <w:t>6</w:t>
             </w:r>
@@ -6278,19 +7531,132 @@
         <w:tc>
           <w:tcPr>
             <w:tcW w:w="0" w:type="auto"/>
-            <w:vAlign w:val="center"/>
-            <w:hideMark/>
-          </w:tcPr>
-          <w:p>
-            <w:pPr>
-              <w:pStyle w:val="BodyText"/>
-              <w:rPr>
-                <w:rFonts w:ascii="Times New Roman" w:hAnsi="Times New Roman" w:cs="Times New Roman"/>
-              </w:rPr>
-            </w:pPr>
-            <w:r>
-              <w:rPr>
-                <w:rFonts w:ascii="Times New Roman" w:hAnsi="Times New Roman" w:cs="Times New Roman"/>
+            <w:hideMark/>
+          </w:tcPr>
+          <w:p>
+            <w:pPr>
+              <w:cnfStyle w:val="000000100000" w:firstRow="0" w:lastRow="0" w:firstColumn="0" w:lastColumn="0" w:oddVBand="0" w:evenVBand="0" w:oddHBand="1" w:evenHBand="0" w:firstRowFirstColumn="0" w:firstRowLastColumn="0" w:lastRowFirstColumn="0" w:lastRowLastColumn="0"/>
+              <w:rPr>
+                <w:rFonts w:ascii="Times New Roman" w:hAnsi="Times New Roman" w:cs="Times New Roman"/>
+                <w:color w:val="000000" w:themeColor="text1"/>
+              </w:rPr>
+            </w:pPr>
+            <w:r>
+              <w:rPr>
+                <w:rFonts w:ascii="Times New Roman" w:hAnsi="Times New Roman" w:cs="Times New Roman"/>
+                <w:color w:val="000000" w:themeColor="text1"/>
+              </w:rPr>
+              <w:t>7</w:t>
+            </w:r>
+          </w:p>
+        </w:tc>
+      </w:tr>
+      <w:tr>
+        <w:tc>
+          <w:tcPr>
+            <w:cnfStyle w:val="001000000000" w:firstRow="0" w:lastRow="0" w:firstColumn="1" w:lastColumn="0" w:oddVBand="0" w:evenVBand="0" w:oddHBand="0" w:evenHBand="0" w:firstRowFirstColumn="0" w:firstRowLastColumn="0" w:lastRowFirstColumn="0" w:lastRowLastColumn="0"/>
+            <w:tcW w:w="0" w:type="auto"/>
+            <w:hideMark/>
+          </w:tcPr>
+          <w:p>
+            <w:pPr>
+              <w:rPr>
+                <w:rFonts w:ascii="Times New Roman" w:hAnsi="Times New Roman" w:cs="Times New Roman"/>
+                <w:color w:val="000000" w:themeColor="text1"/>
+              </w:rPr>
+            </w:pPr>
+            <w:r>
+              <w:rPr>
+                <w:rFonts w:ascii="Times New Roman" w:hAnsi="Times New Roman" w:cs="Times New Roman"/>
+                <w:color w:val="000000" w:themeColor="text1"/>
+              </w:rPr>
+              <w:t>Cost</w:t>
+            </w:r>
+          </w:p>
+        </w:tc>
+        <w:tc>
+          <w:tcPr>
+            <w:tcW w:w="0" w:type="auto"/>
+            <w:hideMark/>
+          </w:tcPr>
+          <w:p>
+            <w:pPr>
+              <w:cnfStyle w:val="000000000000" w:firstRow="0" w:lastRow="0" w:firstColumn="0" w:lastColumn="0" w:oddVBand="0" w:evenVBand="0" w:oddHBand="0" w:evenHBand="0" w:firstRowFirstColumn="0" w:firstRowLastColumn="0" w:lastRowFirstColumn="0" w:lastRowLastColumn="0"/>
+              <w:rPr>
+                <w:rFonts w:ascii="Times New Roman" w:hAnsi="Times New Roman" w:cs="Times New Roman"/>
+                <w:color w:val="000000" w:themeColor="text1"/>
+              </w:rPr>
+            </w:pPr>
+            <w:r>
+              <w:rPr>
+                <w:rFonts w:ascii="Times New Roman" w:hAnsi="Times New Roman" w:cs="Times New Roman"/>
+                <w:color w:val="000000" w:themeColor="text1"/>
+              </w:rPr>
+              <w:t>15</w:t>
+            </w:r>
+          </w:p>
+        </w:tc>
+        <w:tc>
+          <w:tcPr>
+            <w:tcW w:w="0" w:type="auto"/>
+            <w:hideMark/>
+          </w:tcPr>
+          <w:p>
+            <w:pPr>
+              <w:cnfStyle w:val="000000000000" w:firstRow="0" w:lastRow="0" w:firstColumn="0" w:lastColumn="0" w:oddVBand="0" w:evenVBand="0" w:oddHBand="0" w:evenHBand="0" w:firstRowFirstColumn="0" w:firstRowLastColumn="0" w:lastRowFirstColumn="0" w:lastRowLastColumn="0"/>
+              <w:rPr>
+                <w:rFonts w:ascii="Times New Roman" w:hAnsi="Times New Roman" w:cs="Times New Roman"/>
+                <w:color w:val="000000" w:themeColor="text1"/>
+              </w:rPr>
+            </w:pPr>
+            <w:r>
+              <w:rPr>
+                <w:rFonts w:ascii="Times New Roman" w:hAnsi="Times New Roman" w:cs="Times New Roman"/>
+                <w:color w:val="000000" w:themeColor="text1"/>
+              </w:rPr>
+              <w:t>9</w:t>
+            </w:r>
+          </w:p>
+        </w:tc>
+        <w:tc>
+          <w:tcPr>
+            <w:tcW w:w="0" w:type="auto"/>
+            <w:hideMark/>
+          </w:tcPr>
+          <w:p>
+            <w:pPr>
+              <w:cnfStyle w:val="000000000000" w:firstRow="0" w:lastRow="0" w:firstColumn="0" w:lastColumn="0" w:oddVBand="0" w:evenVBand="0" w:oddHBand="0" w:evenHBand="0" w:firstRowFirstColumn="0" w:firstRowLastColumn="0" w:lastRowFirstColumn="0" w:lastRowLastColumn="0"/>
+              <w:rPr>
+                <w:rFonts w:ascii="Times New Roman" w:hAnsi="Times New Roman" w:cs="Times New Roman"/>
+                <w:color w:val="000000" w:themeColor="text1"/>
+              </w:rPr>
+            </w:pPr>
+            <w:r>
+              <w:rPr>
+                <w:rFonts w:ascii="Times New Roman" w:hAnsi="Times New Roman" w:cs="Times New Roman"/>
+                <w:color w:val="000000" w:themeColor="text1"/>
+              </w:rPr>
+              <w:t>5</w:t>
+            </w:r>
+          </w:p>
+        </w:tc>
+        <w:tc>
+          <w:tcPr>
+            <w:tcW w:w="0" w:type="auto"/>
+            <w:hideMark/>
+          </w:tcPr>
+          <w:p>
+            <w:pPr>
+              <w:cnfStyle w:val="000000000000" w:firstRow="0" w:lastRow="0" w:firstColumn="0" w:lastColumn="0" w:oddVBand="0" w:evenVBand="0" w:oddHBand="0" w:evenHBand="0" w:firstRowFirstColumn="0" w:firstRowLastColumn="0" w:lastRowFirstColumn="0" w:lastRowLastColumn="0"/>
+              <w:rPr>
+                <w:rFonts w:ascii="Times New Roman" w:hAnsi="Times New Roman" w:cs="Times New Roman"/>
+                <w:color w:val="000000" w:themeColor="text1"/>
+              </w:rPr>
+            </w:pPr>
+            <w:r>
+              <w:rPr>
+                <w:rFonts w:ascii="Times New Roman" w:hAnsi="Times New Roman" w:cs="Times New Roman"/>
+                <w:color w:val="000000" w:themeColor="text1"/>
               </w:rPr>
               <w:t>7</w:t>
             </w:r>
@@ -6299,45 +7665,47 @@
       </w:tr>
       <w:tr>
         <w:trPr>
-          <w:tblCellSpacing w:w="15" w:type="dxa"/>
+          <w:cnfStyle w:val="000000100000" w:firstRow="0" w:lastRow="0" w:firstColumn="0" w:lastColumn="0" w:oddVBand="0" w:evenVBand="0" w:oddHBand="1" w:evenHBand="0" w:firstRowFirstColumn="0" w:firstRowLastColumn="0" w:lastRowFirstColumn="0" w:lastRowLastColumn="0"/>
         </w:trPr>
         <w:tc>
           <w:tcPr>
-            <w:tcW w:w="0" w:type="auto"/>
-            <w:vAlign w:val="center"/>
-            <w:hideMark/>
-          </w:tcPr>
-          <w:p>
-            <w:pPr>
-              <w:pStyle w:val="BodyText"/>
-              <w:rPr>
-                <w:rFonts w:ascii="Times New Roman" w:hAnsi="Times New Roman" w:cs="Times New Roman"/>
-              </w:rPr>
-            </w:pPr>
-            <w:r>
-              <w:rPr>
-                <w:rFonts w:ascii="Times New Roman" w:hAnsi="Times New Roman" w:cs="Times New Roman"/>
-              </w:rPr>
-              <w:t>Cost</w:t>
-            </w:r>
-          </w:p>
-        </w:tc>
-        <w:tc>
-          <w:tcPr>
-            <w:tcW w:w="0" w:type="auto"/>
-            <w:vAlign w:val="center"/>
-            <w:hideMark/>
-          </w:tcPr>
-          <w:p>
-            <w:pPr>
-              <w:pStyle w:val="BodyText"/>
-              <w:rPr>
-                <w:rFonts w:ascii="Times New Roman" w:hAnsi="Times New Roman" w:cs="Times New Roman"/>
-              </w:rPr>
-            </w:pPr>
-            <w:r>
-              <w:rPr>
-                <w:rFonts w:ascii="Times New Roman" w:hAnsi="Times New Roman" w:cs="Times New Roman"/>
+            <w:cnfStyle w:val="001000000000" w:firstRow="0" w:lastRow="0" w:firstColumn="1" w:lastColumn="0" w:oddVBand="0" w:evenVBand="0" w:oddHBand="0" w:evenHBand="0" w:firstRowFirstColumn="0" w:firstRowLastColumn="0" w:lastRowFirstColumn="0" w:lastRowLastColumn="0"/>
+            <w:tcW w:w="0" w:type="auto"/>
+            <w:hideMark/>
+          </w:tcPr>
+          <w:p>
+            <w:pPr>
+              <w:rPr>
+                <w:rFonts w:ascii="Times New Roman" w:hAnsi="Times New Roman" w:cs="Times New Roman"/>
+                <w:color w:val="000000" w:themeColor="text1"/>
+              </w:rPr>
+            </w:pPr>
+            <w:r>
+              <w:rPr>
+                <w:rFonts w:ascii="Times New Roman" w:hAnsi="Times New Roman" w:cs="Times New Roman"/>
+                <w:color w:val="000000" w:themeColor="text1"/>
+              </w:rPr>
+              <w:t>Ease of Fabrication</w:t>
+            </w:r>
+          </w:p>
+        </w:tc>
+        <w:tc>
+          <w:tcPr>
+            <w:tcW w:w="0" w:type="auto"/>
+            <w:hideMark/>
+          </w:tcPr>
+          <w:p>
+            <w:pPr>
+              <w:cnfStyle w:val="000000100000" w:firstRow="0" w:lastRow="0" w:firstColumn="0" w:lastColumn="0" w:oddVBand="0" w:evenVBand="0" w:oddHBand="1" w:evenHBand="0" w:firstRowFirstColumn="0" w:firstRowLastColumn="0" w:lastRowFirstColumn="0" w:lastRowLastColumn="0"/>
+              <w:rPr>
+                <w:rFonts w:ascii="Times New Roman" w:hAnsi="Times New Roman" w:cs="Times New Roman"/>
+                <w:color w:val="000000" w:themeColor="text1"/>
+              </w:rPr>
+            </w:pPr>
+            <w:r>
+              <w:rPr>
+                <w:rFonts w:ascii="Times New Roman" w:hAnsi="Times New Roman" w:cs="Times New Roman"/>
+                <w:color w:val="000000" w:themeColor="text1"/>
               </w:rPr>
               <w:t>15</w:t>
             </w:r>
@@ -6346,19 +7714,20 @@
         <w:tc>
           <w:tcPr>
             <w:tcW w:w="0" w:type="auto"/>
-            <w:vAlign w:val="center"/>
-            <w:hideMark/>
-          </w:tcPr>
-          <w:p>
-            <w:pPr>
-              <w:pStyle w:val="BodyText"/>
-              <w:rPr>
-                <w:rFonts w:ascii="Times New Roman" w:hAnsi="Times New Roman" w:cs="Times New Roman"/>
-              </w:rPr>
-            </w:pPr>
-            <w:r>
-              <w:rPr>
-                <w:rFonts w:ascii="Times New Roman" w:hAnsi="Times New Roman" w:cs="Times New Roman"/>
+            <w:hideMark/>
+          </w:tcPr>
+          <w:p>
+            <w:pPr>
+              <w:cnfStyle w:val="000000100000" w:firstRow="0" w:lastRow="0" w:firstColumn="0" w:lastColumn="0" w:oddVBand="0" w:evenVBand="0" w:oddHBand="1" w:evenHBand="0" w:firstRowFirstColumn="0" w:firstRowLastColumn="0" w:lastRowFirstColumn="0" w:lastRowLastColumn="0"/>
+              <w:rPr>
+                <w:rFonts w:ascii="Times New Roman" w:hAnsi="Times New Roman" w:cs="Times New Roman"/>
+                <w:color w:val="000000" w:themeColor="text1"/>
+              </w:rPr>
+            </w:pPr>
+            <w:r>
+              <w:rPr>
+                <w:rFonts w:ascii="Times New Roman" w:hAnsi="Times New Roman" w:cs="Times New Roman"/>
+                <w:color w:val="000000" w:themeColor="text1"/>
               </w:rPr>
               <w:t>9</w:t>
             </w:r>
@@ -6367,19 +7736,110 @@
         <w:tc>
           <w:tcPr>
             <w:tcW w:w="0" w:type="auto"/>
-            <w:vAlign w:val="center"/>
-            <w:hideMark/>
-          </w:tcPr>
-          <w:p>
-            <w:pPr>
-              <w:pStyle w:val="BodyText"/>
-              <w:rPr>
-                <w:rFonts w:ascii="Times New Roman" w:hAnsi="Times New Roman" w:cs="Times New Roman"/>
-              </w:rPr>
-            </w:pPr>
-            <w:r>
-              <w:rPr>
-                <w:rFonts w:ascii="Times New Roman" w:hAnsi="Times New Roman" w:cs="Times New Roman"/>
+            <w:hideMark/>
+          </w:tcPr>
+          <w:p>
+            <w:pPr>
+              <w:cnfStyle w:val="000000100000" w:firstRow="0" w:lastRow="0" w:firstColumn="0" w:lastColumn="0" w:oddVBand="0" w:evenVBand="0" w:oddHBand="1" w:evenHBand="0" w:firstRowFirstColumn="0" w:firstRowLastColumn="0" w:lastRowFirstColumn="0" w:lastRowLastColumn="0"/>
+              <w:rPr>
+                <w:rFonts w:ascii="Times New Roman" w:hAnsi="Times New Roman" w:cs="Times New Roman"/>
+                <w:color w:val="000000" w:themeColor="text1"/>
+              </w:rPr>
+            </w:pPr>
+            <w:r>
+              <w:rPr>
+                <w:rFonts w:ascii="Times New Roman" w:hAnsi="Times New Roman" w:cs="Times New Roman"/>
+                <w:color w:val="000000" w:themeColor="text1"/>
+              </w:rPr>
+              <w:t>6</w:t>
+            </w:r>
+          </w:p>
+        </w:tc>
+        <w:tc>
+          <w:tcPr>
+            <w:tcW w:w="0" w:type="auto"/>
+            <w:hideMark/>
+          </w:tcPr>
+          <w:p>
+            <w:pPr>
+              <w:cnfStyle w:val="000000100000" w:firstRow="0" w:lastRow="0" w:firstColumn="0" w:lastColumn="0" w:oddVBand="0" w:evenVBand="0" w:oddHBand="1" w:evenHBand="0" w:firstRowFirstColumn="0" w:firstRowLastColumn="0" w:lastRowFirstColumn="0" w:lastRowLastColumn="0"/>
+              <w:rPr>
+                <w:rFonts w:ascii="Times New Roman" w:hAnsi="Times New Roman" w:cs="Times New Roman"/>
+                <w:color w:val="000000" w:themeColor="text1"/>
+              </w:rPr>
+            </w:pPr>
+            <w:r>
+              <w:rPr>
+                <w:rFonts w:ascii="Times New Roman" w:hAnsi="Times New Roman" w:cs="Times New Roman"/>
+                <w:color w:val="000000" w:themeColor="text1"/>
+              </w:rPr>
+              <w:t>7</w:t>
+            </w:r>
+          </w:p>
+        </w:tc>
+      </w:tr>
+      <w:tr>
+        <w:tc>
+          <w:tcPr>
+            <w:cnfStyle w:val="001000000000" w:firstRow="0" w:lastRow="0" w:firstColumn="1" w:lastColumn="0" w:oddVBand="0" w:evenVBand="0" w:oddHBand="0" w:evenHBand="0" w:firstRowFirstColumn="0" w:firstRowLastColumn="0" w:lastRowFirstColumn="0" w:lastRowLastColumn="0"/>
+            <w:tcW w:w="0" w:type="auto"/>
+            <w:hideMark/>
+          </w:tcPr>
+          <w:p>
+            <w:pPr>
+              <w:rPr>
+                <w:rFonts w:ascii="Times New Roman" w:hAnsi="Times New Roman" w:cs="Times New Roman"/>
+                <w:color w:val="000000" w:themeColor="text1"/>
+              </w:rPr>
+            </w:pPr>
+            <w:r>
+              <w:rPr>
+                <w:rFonts w:ascii="Times New Roman" w:hAnsi="Times New Roman" w:cs="Times New Roman"/>
+                <w:color w:val="000000" w:themeColor="text1"/>
+              </w:rPr>
+              <w:t>Autonomy Capability</w:t>
+            </w:r>
+          </w:p>
+        </w:tc>
+        <w:tc>
+          <w:tcPr>
+            <w:tcW w:w="0" w:type="auto"/>
+            <w:hideMark/>
+          </w:tcPr>
+          <w:p>
+            <w:pPr>
+              <w:cnfStyle w:val="000000000000" w:firstRow="0" w:lastRow="0" w:firstColumn="0" w:lastColumn="0" w:oddVBand="0" w:evenVBand="0" w:oddHBand="0" w:evenHBand="0" w:firstRowFirstColumn="0" w:firstRowLastColumn="0" w:lastRowFirstColumn="0" w:lastRowLastColumn="0"/>
+              <w:rPr>
+                <w:rFonts w:ascii="Times New Roman" w:hAnsi="Times New Roman" w:cs="Times New Roman"/>
+                <w:color w:val="000000" w:themeColor="text1"/>
+              </w:rPr>
+            </w:pPr>
+            <w:r>
+              <w:rPr>
+                <w:rFonts w:ascii="Times New Roman" w:hAnsi="Times New Roman" w:cs="Times New Roman"/>
+                <w:color w:val="000000" w:themeColor="text1"/>
+              </w:rPr>
+              <w:t>15</w:t>
+            </w:r>
+          </w:p>
+        </w:tc>
+        <w:tc>
+          <w:tcPr>
+            <w:tcW w:w="0" w:type="auto"/>
+            <w:hideMark/>
+          </w:tcPr>
+          <w:p>
+            <w:pPr>
+              <w:cnfStyle w:val="000000000000" w:firstRow="0" w:lastRow="0" w:firstColumn="0" w:lastColumn="0" w:oddVBand="0" w:evenVBand="0" w:oddHBand="0" w:evenHBand="0" w:firstRowFirstColumn="0" w:firstRowLastColumn="0" w:lastRowFirstColumn="0" w:lastRowLastColumn="0"/>
+              <w:rPr>
+                <w:rFonts w:ascii="Times New Roman" w:hAnsi="Times New Roman" w:cs="Times New Roman"/>
+                <w:color w:val="000000" w:themeColor="text1"/>
+              </w:rPr>
+            </w:pPr>
+            <w:r>
+              <w:rPr>
+                <w:rFonts w:ascii="Times New Roman" w:hAnsi="Times New Roman" w:cs="Times New Roman"/>
+                <w:color w:val="000000" w:themeColor="text1"/>
               </w:rPr>
               <w:t>5</w:t>
             </w:r>
@@ -6388,19 +7848,42 @@
         <w:tc>
           <w:tcPr>
             <w:tcW w:w="0" w:type="auto"/>
-            <w:vAlign w:val="center"/>
-            <w:hideMark/>
-          </w:tcPr>
-          <w:p>
-            <w:pPr>
-              <w:pStyle w:val="BodyText"/>
-              <w:rPr>
-                <w:rFonts w:ascii="Times New Roman" w:hAnsi="Times New Roman" w:cs="Times New Roman"/>
-              </w:rPr>
-            </w:pPr>
-            <w:r>
-              <w:rPr>
-                <w:rFonts w:ascii="Times New Roman" w:hAnsi="Times New Roman" w:cs="Times New Roman"/>
+            <w:hideMark/>
+          </w:tcPr>
+          <w:p>
+            <w:pPr>
+              <w:cnfStyle w:val="000000000000" w:firstRow="0" w:lastRow="0" w:firstColumn="0" w:lastColumn="0" w:oddVBand="0" w:evenVBand="0" w:oddHBand="0" w:evenHBand="0" w:firstRowFirstColumn="0" w:firstRowLastColumn="0" w:lastRowFirstColumn="0" w:lastRowLastColumn="0"/>
+              <w:rPr>
+                <w:rFonts w:ascii="Times New Roman" w:hAnsi="Times New Roman" w:cs="Times New Roman"/>
+                <w:color w:val="000000" w:themeColor="text1"/>
+              </w:rPr>
+            </w:pPr>
+            <w:r>
+              <w:rPr>
+                <w:rFonts w:ascii="Times New Roman" w:hAnsi="Times New Roman" w:cs="Times New Roman"/>
+                <w:color w:val="000000" w:themeColor="text1"/>
+              </w:rPr>
+              <w:t>9</w:t>
+            </w:r>
+          </w:p>
+        </w:tc>
+        <w:tc>
+          <w:tcPr>
+            <w:tcW w:w="0" w:type="auto"/>
+            <w:hideMark/>
+          </w:tcPr>
+          <w:p>
+            <w:pPr>
+              <w:cnfStyle w:val="000000000000" w:firstRow="0" w:lastRow="0" w:firstColumn="0" w:lastColumn="0" w:oddVBand="0" w:evenVBand="0" w:oddHBand="0" w:evenHBand="0" w:firstRowFirstColumn="0" w:firstRowLastColumn="0" w:lastRowFirstColumn="0" w:lastRowLastColumn="0"/>
+              <w:rPr>
+                <w:rFonts w:ascii="Times New Roman" w:hAnsi="Times New Roman" w:cs="Times New Roman"/>
+                <w:color w:val="000000" w:themeColor="text1"/>
+              </w:rPr>
+            </w:pPr>
+            <w:r>
+              <w:rPr>
+                <w:rFonts w:ascii="Times New Roman" w:hAnsi="Times New Roman" w:cs="Times New Roman"/>
+                <w:color w:val="000000" w:themeColor="text1"/>
               </w:rPr>
               <w:t>7</w:t>
             </w:r>
@@ -6409,87 +7892,181 @@
       </w:tr>
       <w:tr>
         <w:trPr>
-          <w:tblCellSpacing w:w="15" w:type="dxa"/>
+          <w:cnfStyle w:val="000000100000" w:firstRow="0" w:lastRow="0" w:firstColumn="0" w:lastColumn="0" w:oddVBand="0" w:evenVBand="0" w:oddHBand="1" w:evenHBand="0" w:firstRowFirstColumn="0" w:firstRowLastColumn="0" w:lastRowFirstColumn="0" w:lastRowLastColumn="0"/>
         </w:trPr>
         <w:tc>
           <w:tcPr>
-            <w:tcW w:w="0" w:type="auto"/>
-            <w:vAlign w:val="center"/>
-            <w:hideMark/>
-          </w:tcPr>
-          <w:p>
-            <w:pPr>
-              <w:pStyle w:val="BodyText"/>
-              <w:rPr>
-                <w:rFonts w:ascii="Times New Roman" w:hAnsi="Times New Roman" w:cs="Times New Roman"/>
-              </w:rPr>
-            </w:pPr>
-            <w:r>
-              <w:rPr>
-                <w:rFonts w:ascii="Times New Roman" w:hAnsi="Times New Roman" w:cs="Times New Roman"/>
-              </w:rPr>
-              <w:t>Ease of Fabrication</w:t>
-            </w:r>
-          </w:p>
-        </w:tc>
-        <w:tc>
-          <w:tcPr>
-            <w:tcW w:w="0" w:type="auto"/>
-            <w:vAlign w:val="center"/>
-            <w:hideMark/>
-          </w:tcPr>
-          <w:p>
-            <w:pPr>
-              <w:pStyle w:val="BodyText"/>
-              <w:rPr>
-                <w:rFonts w:ascii="Times New Roman" w:hAnsi="Times New Roman" w:cs="Times New Roman"/>
-              </w:rPr>
-            </w:pPr>
-            <w:r>
-              <w:rPr>
-                <w:rFonts w:ascii="Times New Roman" w:hAnsi="Times New Roman" w:cs="Times New Roman"/>
-              </w:rPr>
-              <w:t>15</w:t>
-            </w:r>
-          </w:p>
-        </w:tc>
-        <w:tc>
-          <w:tcPr>
-            <w:tcW w:w="0" w:type="auto"/>
-            <w:vAlign w:val="center"/>
-            <w:hideMark/>
-          </w:tcPr>
-          <w:p>
-            <w:pPr>
-              <w:pStyle w:val="BodyText"/>
-              <w:rPr>
-                <w:rFonts w:ascii="Times New Roman" w:hAnsi="Times New Roman" w:cs="Times New Roman"/>
-              </w:rPr>
-            </w:pPr>
-            <w:r>
-              <w:rPr>
-                <w:rFonts w:ascii="Times New Roman" w:hAnsi="Times New Roman" w:cs="Times New Roman"/>
-              </w:rPr>
-              <w:t>9</w:t>
-            </w:r>
-          </w:p>
-        </w:tc>
-        <w:tc>
-          <w:tcPr>
-            <w:tcW w:w="0" w:type="auto"/>
-            <w:vAlign w:val="center"/>
-            <w:hideMark/>
-          </w:tcPr>
-          <w:p>
-            <w:pPr>
-              <w:pStyle w:val="BodyText"/>
-              <w:rPr>
-                <w:rFonts w:ascii="Times New Roman" w:hAnsi="Times New Roman" w:cs="Times New Roman"/>
-              </w:rPr>
-            </w:pPr>
-            <w:r>
-              <w:rPr>
-                <w:rFonts w:ascii="Times New Roman" w:hAnsi="Times New Roman" w:cs="Times New Roman"/>
+            <w:cnfStyle w:val="001000000000" w:firstRow="0" w:lastRow="0" w:firstColumn="1" w:lastColumn="0" w:oddVBand="0" w:evenVBand="0" w:oddHBand="0" w:evenHBand="0" w:firstRowFirstColumn="0" w:firstRowLastColumn="0" w:lastRowFirstColumn="0" w:lastRowLastColumn="0"/>
+            <w:tcW w:w="0" w:type="auto"/>
+            <w:hideMark/>
+          </w:tcPr>
+          <w:p>
+            <w:pPr>
+              <w:rPr>
+                <w:rFonts w:ascii="Times New Roman" w:hAnsi="Times New Roman" w:cs="Times New Roman"/>
+                <w:color w:val="000000" w:themeColor="text1"/>
+              </w:rPr>
+            </w:pPr>
+            <w:r>
+              <w:rPr>
+                <w:rFonts w:ascii="Times New Roman" w:hAnsi="Times New Roman" w:cs="Times New Roman"/>
+                <w:color w:val="000000" w:themeColor="text1"/>
+              </w:rPr>
+              <w:t>Safety</w:t>
+            </w:r>
+          </w:p>
+        </w:tc>
+        <w:tc>
+          <w:tcPr>
+            <w:tcW w:w="0" w:type="auto"/>
+            <w:hideMark/>
+          </w:tcPr>
+          <w:p>
+            <w:pPr>
+              <w:cnfStyle w:val="000000100000" w:firstRow="0" w:lastRow="0" w:firstColumn="0" w:lastColumn="0" w:oddVBand="0" w:evenVBand="0" w:oddHBand="1" w:evenHBand="0" w:firstRowFirstColumn="0" w:firstRowLastColumn="0" w:lastRowFirstColumn="0" w:lastRowLastColumn="0"/>
+              <w:rPr>
+                <w:rFonts w:ascii="Times New Roman" w:hAnsi="Times New Roman" w:cs="Times New Roman"/>
+                <w:color w:val="000000" w:themeColor="text1"/>
+              </w:rPr>
+            </w:pPr>
+            <w:r>
+              <w:rPr>
+                <w:rFonts w:ascii="Times New Roman" w:hAnsi="Times New Roman" w:cs="Times New Roman"/>
+                <w:color w:val="000000" w:themeColor="text1"/>
+              </w:rPr>
+              <w:t>10</w:t>
+            </w:r>
+          </w:p>
+        </w:tc>
+        <w:tc>
+          <w:tcPr>
+            <w:tcW w:w="0" w:type="auto"/>
+            <w:hideMark/>
+          </w:tcPr>
+          <w:p>
+            <w:pPr>
+              <w:cnfStyle w:val="000000100000" w:firstRow="0" w:lastRow="0" w:firstColumn="0" w:lastColumn="0" w:oddVBand="0" w:evenVBand="0" w:oddHBand="1" w:evenHBand="0" w:firstRowFirstColumn="0" w:firstRowLastColumn="0" w:lastRowFirstColumn="0" w:lastRowLastColumn="0"/>
+              <w:rPr>
+                <w:rFonts w:ascii="Times New Roman" w:hAnsi="Times New Roman" w:cs="Times New Roman"/>
+                <w:color w:val="000000" w:themeColor="text1"/>
+              </w:rPr>
+            </w:pPr>
+            <w:r>
+              <w:rPr>
+                <w:rFonts w:ascii="Times New Roman" w:hAnsi="Times New Roman" w:cs="Times New Roman"/>
+                <w:color w:val="000000" w:themeColor="text1"/>
+              </w:rPr>
+              <w:t>8</w:t>
+            </w:r>
+          </w:p>
+        </w:tc>
+        <w:tc>
+          <w:tcPr>
+            <w:tcW w:w="0" w:type="auto"/>
+            <w:hideMark/>
+          </w:tcPr>
+          <w:p>
+            <w:pPr>
+              <w:cnfStyle w:val="000000100000" w:firstRow="0" w:lastRow="0" w:firstColumn="0" w:lastColumn="0" w:oddVBand="0" w:evenVBand="0" w:oddHBand="1" w:evenHBand="0" w:firstRowFirstColumn="0" w:firstRowLastColumn="0" w:lastRowFirstColumn="0" w:lastRowLastColumn="0"/>
+              <w:rPr>
+                <w:rFonts w:ascii="Times New Roman" w:hAnsi="Times New Roman" w:cs="Times New Roman"/>
+                <w:color w:val="000000" w:themeColor="text1"/>
+              </w:rPr>
+            </w:pPr>
+            <w:r>
+              <w:rPr>
+                <w:rFonts w:ascii="Times New Roman" w:hAnsi="Times New Roman" w:cs="Times New Roman"/>
+                <w:color w:val="000000" w:themeColor="text1"/>
+              </w:rPr>
+              <w:t>7</w:t>
+            </w:r>
+          </w:p>
+        </w:tc>
+        <w:tc>
+          <w:tcPr>
+            <w:tcW w:w="0" w:type="auto"/>
+            <w:hideMark/>
+          </w:tcPr>
+          <w:p>
+            <w:pPr>
+              <w:cnfStyle w:val="000000100000" w:firstRow="0" w:lastRow="0" w:firstColumn="0" w:lastColumn="0" w:oddVBand="0" w:evenVBand="0" w:oddHBand="1" w:evenHBand="0" w:firstRowFirstColumn="0" w:firstRowLastColumn="0" w:lastRowFirstColumn="0" w:lastRowLastColumn="0"/>
+              <w:rPr>
+                <w:rFonts w:ascii="Times New Roman" w:hAnsi="Times New Roman" w:cs="Times New Roman"/>
+                <w:color w:val="000000" w:themeColor="text1"/>
+              </w:rPr>
+            </w:pPr>
+            <w:r>
+              <w:rPr>
+                <w:rFonts w:ascii="Times New Roman" w:hAnsi="Times New Roman" w:cs="Times New Roman"/>
+                <w:color w:val="000000" w:themeColor="text1"/>
+              </w:rPr>
+              <w:t>7</w:t>
+            </w:r>
+          </w:p>
+        </w:tc>
+      </w:tr>
+      <w:tr>
+        <w:tc>
+          <w:tcPr>
+            <w:cnfStyle w:val="001000000000" w:firstRow="0" w:lastRow="0" w:firstColumn="1" w:lastColumn="0" w:oddVBand="0" w:evenVBand="0" w:oddHBand="0" w:evenHBand="0" w:firstRowFirstColumn="0" w:firstRowLastColumn="0" w:lastRowFirstColumn="0" w:lastRowLastColumn="0"/>
+            <w:tcW w:w="0" w:type="auto"/>
+            <w:hideMark/>
+          </w:tcPr>
+          <w:p>
+            <w:pPr>
+              <w:rPr>
+                <w:rFonts w:ascii="Times New Roman" w:hAnsi="Times New Roman" w:cs="Times New Roman"/>
+                <w:color w:val="000000" w:themeColor="text1"/>
+              </w:rPr>
+            </w:pPr>
+            <w:r>
+              <w:rPr>
+                <w:rFonts w:ascii="Times New Roman" w:hAnsi="Times New Roman" w:cs="Times New Roman"/>
+                <w:color w:val="000000" w:themeColor="text1"/>
+              </w:rPr>
+              <w:t>Scalability</w:t>
+            </w:r>
+          </w:p>
+        </w:tc>
+        <w:tc>
+          <w:tcPr>
+            <w:tcW w:w="0" w:type="auto"/>
+            <w:hideMark/>
+          </w:tcPr>
+          <w:p>
+            <w:pPr>
+              <w:cnfStyle w:val="000000000000" w:firstRow="0" w:lastRow="0" w:firstColumn="0" w:lastColumn="0" w:oddVBand="0" w:evenVBand="0" w:oddHBand="0" w:evenHBand="0" w:firstRowFirstColumn="0" w:firstRowLastColumn="0" w:lastRowFirstColumn="0" w:lastRowLastColumn="0"/>
+              <w:rPr>
+                <w:rFonts w:ascii="Times New Roman" w:hAnsi="Times New Roman" w:cs="Times New Roman"/>
+                <w:color w:val="000000" w:themeColor="text1"/>
+              </w:rPr>
+            </w:pPr>
+            <w:r>
+              <w:rPr>
+                <w:rFonts w:ascii="Times New Roman" w:hAnsi="Times New Roman" w:cs="Times New Roman"/>
+                <w:color w:val="000000" w:themeColor="text1"/>
+              </w:rPr>
+              <w:t>10</w:t>
+            </w:r>
+          </w:p>
+        </w:tc>
+        <w:tc>
+          <w:tcPr>
+            <w:tcW w:w="0" w:type="auto"/>
+            <w:hideMark/>
+          </w:tcPr>
+          <w:p>
+            <w:pPr>
+              <w:cnfStyle w:val="000000000000" w:firstRow="0" w:lastRow="0" w:firstColumn="0" w:lastColumn="0" w:oddVBand="0" w:evenVBand="0" w:oddHBand="0" w:evenHBand="0" w:firstRowFirstColumn="0" w:firstRowLastColumn="0" w:lastRowFirstColumn="0" w:lastRowLastColumn="0"/>
+              <w:rPr>
+                <w:rFonts w:ascii="Times New Roman" w:hAnsi="Times New Roman" w:cs="Times New Roman"/>
+                <w:color w:val="000000" w:themeColor="text1"/>
+              </w:rPr>
+            </w:pPr>
+            <w:r>
+              <w:rPr>
+                <w:rFonts w:ascii="Times New Roman" w:hAnsi="Times New Roman" w:cs="Times New Roman"/>
+                <w:color w:val="000000" w:themeColor="text1"/>
               </w:rPr>
               <w:t>6</w:t>
             </w:r>
@@ -6498,66 +8075,91 @@
         <w:tc>
           <w:tcPr>
             <w:tcW w:w="0" w:type="auto"/>
-            <w:vAlign w:val="center"/>
-            <w:hideMark/>
-          </w:tcPr>
-          <w:p>
-            <w:pPr>
-              <w:pStyle w:val="BodyText"/>
-              <w:rPr>
-                <w:rFonts w:ascii="Times New Roman" w:hAnsi="Times New Roman" w:cs="Times New Roman"/>
-              </w:rPr>
-            </w:pPr>
-            <w:r>
-              <w:rPr>
-                <w:rFonts w:ascii="Times New Roman" w:hAnsi="Times New Roman" w:cs="Times New Roman"/>
-              </w:rPr>
-              <w:t>7</w:t>
+            <w:hideMark/>
+          </w:tcPr>
+          <w:p>
+            <w:pPr>
+              <w:cnfStyle w:val="000000000000" w:firstRow="0" w:lastRow="0" w:firstColumn="0" w:lastColumn="0" w:oddVBand="0" w:evenVBand="0" w:oddHBand="0" w:evenHBand="0" w:firstRowFirstColumn="0" w:firstRowLastColumn="0" w:lastRowFirstColumn="0" w:lastRowLastColumn="0"/>
+              <w:rPr>
+                <w:rFonts w:ascii="Times New Roman" w:hAnsi="Times New Roman" w:cs="Times New Roman"/>
+                <w:color w:val="000000" w:themeColor="text1"/>
+              </w:rPr>
+            </w:pPr>
+            <w:r>
+              <w:rPr>
+                <w:rFonts w:ascii="Times New Roman" w:hAnsi="Times New Roman" w:cs="Times New Roman"/>
+                <w:color w:val="000000" w:themeColor="text1"/>
+              </w:rPr>
+              <w:t>8</w:t>
+            </w:r>
+          </w:p>
+        </w:tc>
+        <w:tc>
+          <w:tcPr>
+            <w:tcW w:w="0" w:type="auto"/>
+            <w:hideMark/>
+          </w:tcPr>
+          <w:p>
+            <w:pPr>
+              <w:cnfStyle w:val="000000000000" w:firstRow="0" w:lastRow="0" w:firstColumn="0" w:lastColumn="0" w:oddVBand="0" w:evenVBand="0" w:oddHBand="0" w:evenHBand="0" w:firstRowFirstColumn="0" w:firstRowLastColumn="0" w:lastRowFirstColumn="0" w:lastRowLastColumn="0"/>
+              <w:rPr>
+                <w:rFonts w:ascii="Times New Roman" w:hAnsi="Times New Roman" w:cs="Times New Roman"/>
+                <w:color w:val="000000" w:themeColor="text1"/>
+              </w:rPr>
+            </w:pPr>
+            <w:r>
+              <w:rPr>
+                <w:rFonts w:ascii="Times New Roman" w:hAnsi="Times New Roman" w:cs="Times New Roman"/>
+                <w:color w:val="000000" w:themeColor="text1"/>
+              </w:rPr>
+              <w:t>8</w:t>
             </w:r>
           </w:p>
         </w:tc>
       </w:tr>
       <w:tr>
         <w:trPr>
-          <w:tblCellSpacing w:w="15" w:type="dxa"/>
+          <w:cnfStyle w:val="000000100000" w:firstRow="0" w:lastRow="0" w:firstColumn="0" w:lastColumn="0" w:oddVBand="0" w:evenVBand="0" w:oddHBand="1" w:evenHBand="0" w:firstRowFirstColumn="0" w:firstRowLastColumn="0" w:lastRowFirstColumn="0" w:lastRowLastColumn="0"/>
         </w:trPr>
         <w:tc>
           <w:tcPr>
-            <w:tcW w:w="0" w:type="auto"/>
-            <w:vAlign w:val="center"/>
-            <w:hideMark/>
-          </w:tcPr>
-          <w:p>
-            <w:pPr>
-              <w:pStyle w:val="BodyText"/>
-              <w:rPr>
-                <w:rFonts w:ascii="Times New Roman" w:hAnsi="Times New Roman" w:cs="Times New Roman"/>
-              </w:rPr>
-            </w:pPr>
-            <w:r>
-              <w:rPr>
-                <w:rFonts w:ascii="Times New Roman" w:hAnsi="Times New Roman" w:cs="Times New Roman"/>
-              </w:rPr>
-              <w:t>Autonomy Capability</w:t>
-            </w:r>
-          </w:p>
-        </w:tc>
-        <w:tc>
-          <w:tcPr>
-            <w:tcW w:w="0" w:type="auto"/>
-            <w:vAlign w:val="center"/>
-            <w:hideMark/>
-          </w:tcPr>
-          <w:p>
-            <w:pPr>
-              <w:pStyle w:val="BodyText"/>
-              <w:rPr>
-                <w:rFonts w:ascii="Times New Roman" w:hAnsi="Times New Roman" w:cs="Times New Roman"/>
-              </w:rPr>
-            </w:pPr>
-            <w:r>
-              <w:rPr>
-                <w:rFonts w:ascii="Times New Roman" w:hAnsi="Times New Roman" w:cs="Times New Roman"/>
+            <w:cnfStyle w:val="001000000000" w:firstRow="0" w:lastRow="0" w:firstColumn="1" w:lastColumn="0" w:oddVBand="0" w:evenVBand="0" w:oddHBand="0" w:evenHBand="0" w:firstRowFirstColumn="0" w:firstRowLastColumn="0" w:lastRowFirstColumn="0" w:lastRowLastColumn="0"/>
+            <w:tcW w:w="0" w:type="auto"/>
+            <w:hideMark/>
+          </w:tcPr>
+          <w:p>
+            <w:pPr>
+              <w:rPr>
+                <w:rFonts w:ascii="Times New Roman" w:hAnsi="Times New Roman" w:cs="Times New Roman"/>
+                <w:color w:val="000000" w:themeColor="text1"/>
+              </w:rPr>
+            </w:pPr>
+            <w:r>
+              <w:rPr>
+                <w:rFonts w:ascii="Times New Roman" w:hAnsi="Times New Roman" w:cs="Times New Roman"/>
+                <w:color w:val="000000" w:themeColor="text1"/>
+              </w:rPr>
+              <w:t>User Acceptance</w:t>
+            </w:r>
+          </w:p>
+        </w:tc>
+        <w:tc>
+          <w:tcPr>
+            <w:tcW w:w="0" w:type="auto"/>
+            <w:hideMark/>
+          </w:tcPr>
+          <w:p>
+            <w:pPr>
+              <w:cnfStyle w:val="000000100000" w:firstRow="0" w:lastRow="0" w:firstColumn="0" w:lastColumn="0" w:oddVBand="0" w:evenVBand="0" w:oddHBand="1" w:evenHBand="0" w:firstRowFirstColumn="0" w:firstRowLastColumn="0" w:lastRowFirstColumn="0" w:lastRowLastColumn="0"/>
+              <w:rPr>
+                <w:rFonts w:ascii="Times New Roman" w:hAnsi="Times New Roman" w:cs="Times New Roman"/>
+                <w:color w:val="000000" w:themeColor="text1"/>
+              </w:rPr>
+            </w:pPr>
+            <w:r>
+              <w:rPr>
+                <w:rFonts w:ascii="Times New Roman" w:hAnsi="Times New Roman" w:cs="Times New Roman"/>
+                <w:color w:val="000000" w:themeColor="text1"/>
               </w:rPr>
               <w:t>15</w:t>
             </w:r>
@@ -6566,19 +8168,20 @@
         <w:tc>
           <w:tcPr>
             <w:tcW w:w="0" w:type="auto"/>
-            <w:vAlign w:val="center"/>
-            <w:hideMark/>
-          </w:tcPr>
-          <w:p>
-            <w:pPr>
-              <w:pStyle w:val="BodyText"/>
-              <w:rPr>
-                <w:rFonts w:ascii="Times New Roman" w:hAnsi="Times New Roman" w:cs="Times New Roman"/>
-              </w:rPr>
-            </w:pPr>
-            <w:r>
-              <w:rPr>
-                <w:rFonts w:ascii="Times New Roman" w:hAnsi="Times New Roman" w:cs="Times New Roman"/>
+            <w:hideMark/>
+          </w:tcPr>
+          <w:p>
+            <w:pPr>
+              <w:cnfStyle w:val="000000100000" w:firstRow="0" w:lastRow="0" w:firstColumn="0" w:lastColumn="0" w:oddVBand="0" w:evenVBand="0" w:oddHBand="1" w:evenHBand="0" w:firstRowFirstColumn="0" w:firstRowLastColumn="0" w:lastRowFirstColumn="0" w:lastRowLastColumn="0"/>
+              <w:rPr>
+                <w:rFonts w:ascii="Times New Roman" w:hAnsi="Times New Roman" w:cs="Times New Roman"/>
+                <w:color w:val="000000" w:themeColor="text1"/>
+              </w:rPr>
+            </w:pPr>
+            <w:r>
+              <w:rPr>
+                <w:rFonts w:ascii="Times New Roman" w:hAnsi="Times New Roman" w:cs="Times New Roman"/>
+                <w:color w:val="000000" w:themeColor="text1"/>
               </w:rPr>
               <w:t>5</w:t>
             </w:r>
@@ -6587,391 +8190,106 @@
         <w:tc>
           <w:tcPr>
             <w:tcW w:w="0" w:type="auto"/>
-            <w:vAlign w:val="center"/>
-            <w:hideMark/>
-          </w:tcPr>
-          <w:p>
-            <w:pPr>
-              <w:pStyle w:val="BodyText"/>
-              <w:rPr>
-                <w:rFonts w:ascii="Times New Roman" w:hAnsi="Times New Roman" w:cs="Times New Roman"/>
-              </w:rPr>
-            </w:pPr>
-            <w:r>
-              <w:rPr>
-                <w:rFonts w:ascii="Times New Roman" w:hAnsi="Times New Roman" w:cs="Times New Roman"/>
+            <w:hideMark/>
+          </w:tcPr>
+          <w:p>
+            <w:pPr>
+              <w:cnfStyle w:val="000000100000" w:firstRow="0" w:lastRow="0" w:firstColumn="0" w:lastColumn="0" w:oddVBand="0" w:evenVBand="0" w:oddHBand="1" w:evenHBand="0" w:firstRowFirstColumn="0" w:firstRowLastColumn="0" w:lastRowFirstColumn="0" w:lastRowLastColumn="0"/>
+              <w:rPr>
+                <w:rFonts w:ascii="Times New Roman" w:hAnsi="Times New Roman" w:cs="Times New Roman"/>
+                <w:color w:val="000000" w:themeColor="text1"/>
+              </w:rPr>
+            </w:pPr>
+            <w:r>
+              <w:rPr>
+                <w:rFonts w:ascii="Times New Roman" w:hAnsi="Times New Roman" w:cs="Times New Roman"/>
+                <w:color w:val="000000" w:themeColor="text1"/>
+              </w:rPr>
+              <w:t>7</w:t>
+            </w:r>
+          </w:p>
+        </w:tc>
+        <w:tc>
+          <w:tcPr>
+            <w:tcW w:w="0" w:type="auto"/>
+            <w:hideMark/>
+          </w:tcPr>
+          <w:p>
+            <w:pPr>
+              <w:cnfStyle w:val="000000100000" w:firstRow="0" w:lastRow="0" w:firstColumn="0" w:lastColumn="0" w:oddVBand="0" w:evenVBand="0" w:oddHBand="1" w:evenHBand="0" w:firstRowFirstColumn="0" w:firstRowLastColumn="0" w:lastRowFirstColumn="0" w:lastRowLastColumn="0"/>
+              <w:rPr>
+                <w:rFonts w:ascii="Times New Roman" w:hAnsi="Times New Roman" w:cs="Times New Roman"/>
+                <w:color w:val="000000" w:themeColor="text1"/>
+              </w:rPr>
+            </w:pPr>
+            <w:r>
+              <w:rPr>
+                <w:rFonts w:ascii="Times New Roman" w:hAnsi="Times New Roman" w:cs="Times New Roman"/>
+                <w:color w:val="000000" w:themeColor="text1"/>
               </w:rPr>
               <w:t>9</w:t>
-            </w:r>
-          </w:p>
-        </w:tc>
-        <w:tc>
-          <w:tcPr>
-            <w:tcW w:w="0" w:type="auto"/>
-            <w:vAlign w:val="center"/>
-            <w:hideMark/>
-          </w:tcPr>
-          <w:p>
-            <w:pPr>
-              <w:pStyle w:val="BodyText"/>
-              <w:rPr>
-                <w:rFonts w:ascii="Times New Roman" w:hAnsi="Times New Roman" w:cs="Times New Roman"/>
-              </w:rPr>
-            </w:pPr>
-            <w:r>
-              <w:rPr>
-                <w:rFonts w:ascii="Times New Roman" w:hAnsi="Times New Roman" w:cs="Times New Roman"/>
-              </w:rPr>
-              <w:t>7</w:t>
             </w:r>
           </w:p>
         </w:tc>
       </w:tr>
       <w:tr>
-        <w:trPr>
-          <w:tblCellSpacing w:w="15" w:type="dxa"/>
-        </w:trPr>
-        <w:tc>
-          <w:tcPr>
-            <w:tcW w:w="0" w:type="auto"/>
-            <w:vAlign w:val="center"/>
-            <w:hideMark/>
-          </w:tcPr>
-          <w:p>
-            <w:pPr>
-              <w:pStyle w:val="BodyText"/>
-              <w:rPr>
-                <w:rFonts w:ascii="Times New Roman" w:hAnsi="Times New Roman" w:cs="Times New Roman"/>
-              </w:rPr>
-            </w:pPr>
-            <w:r>
-              <w:rPr>
-                <w:rFonts w:ascii="Times New Roman" w:hAnsi="Times New Roman" w:cs="Times New Roman"/>
-              </w:rPr>
-              <w:t>Safety</w:t>
-            </w:r>
-          </w:p>
-        </w:tc>
-        <w:tc>
-          <w:tcPr>
-            <w:tcW w:w="0" w:type="auto"/>
-            <w:vAlign w:val="center"/>
-            <w:hideMark/>
-          </w:tcPr>
-          <w:p>
-            <w:pPr>
-              <w:pStyle w:val="BodyText"/>
-              <w:rPr>
-                <w:rFonts w:ascii="Times New Roman" w:hAnsi="Times New Roman" w:cs="Times New Roman"/>
-              </w:rPr>
-            </w:pPr>
-            <w:r>
-              <w:rPr>
-                <w:rFonts w:ascii="Times New Roman" w:hAnsi="Times New Roman" w:cs="Times New Roman"/>
-              </w:rPr>
-              <w:t>10</w:t>
-            </w:r>
-          </w:p>
-        </w:tc>
-        <w:tc>
-          <w:tcPr>
-            <w:tcW w:w="0" w:type="auto"/>
-            <w:vAlign w:val="center"/>
-            <w:hideMark/>
-          </w:tcPr>
-          <w:p>
-            <w:pPr>
-              <w:pStyle w:val="BodyText"/>
-              <w:rPr>
-                <w:rFonts w:ascii="Times New Roman" w:hAnsi="Times New Roman" w:cs="Times New Roman"/>
-              </w:rPr>
-            </w:pPr>
-            <w:r>
-              <w:rPr>
-                <w:rFonts w:ascii="Times New Roman" w:hAnsi="Times New Roman" w:cs="Times New Roman"/>
-              </w:rPr>
-              <w:t>8</w:t>
-            </w:r>
-          </w:p>
-        </w:tc>
-        <w:tc>
-          <w:tcPr>
-            <w:tcW w:w="0" w:type="auto"/>
-            <w:vAlign w:val="center"/>
-            <w:hideMark/>
-          </w:tcPr>
-          <w:p>
-            <w:pPr>
-              <w:pStyle w:val="BodyText"/>
-              <w:rPr>
-                <w:rFonts w:ascii="Times New Roman" w:hAnsi="Times New Roman" w:cs="Times New Roman"/>
-              </w:rPr>
-            </w:pPr>
-            <w:r>
-              <w:rPr>
-                <w:rFonts w:ascii="Times New Roman" w:hAnsi="Times New Roman" w:cs="Times New Roman"/>
-              </w:rPr>
-              <w:t>7</w:t>
-            </w:r>
-          </w:p>
-        </w:tc>
-        <w:tc>
-          <w:tcPr>
-            <w:tcW w:w="0" w:type="auto"/>
-            <w:vAlign w:val="center"/>
-            <w:hideMark/>
-          </w:tcPr>
-          <w:p>
-            <w:pPr>
-              <w:pStyle w:val="BodyText"/>
-              <w:rPr>
-                <w:rFonts w:ascii="Times New Roman" w:hAnsi="Times New Roman" w:cs="Times New Roman"/>
-              </w:rPr>
-            </w:pPr>
-            <w:r>
-              <w:rPr>
-                <w:rFonts w:ascii="Times New Roman" w:hAnsi="Times New Roman" w:cs="Times New Roman"/>
-              </w:rPr>
-              <w:t>7</w:t>
-            </w:r>
-          </w:p>
-        </w:tc>
-      </w:tr>
-      <w:tr>
-        <w:trPr>
-          <w:tblCellSpacing w:w="15" w:type="dxa"/>
-        </w:trPr>
-        <w:tc>
-          <w:tcPr>
-            <w:tcW w:w="0" w:type="auto"/>
-            <w:vAlign w:val="center"/>
-            <w:hideMark/>
-          </w:tcPr>
-          <w:p>
-            <w:pPr>
-              <w:pStyle w:val="BodyText"/>
-              <w:rPr>
-                <w:rFonts w:ascii="Times New Roman" w:hAnsi="Times New Roman" w:cs="Times New Roman"/>
-              </w:rPr>
-            </w:pPr>
-            <w:r>
-              <w:rPr>
-                <w:rFonts w:ascii="Times New Roman" w:hAnsi="Times New Roman" w:cs="Times New Roman"/>
-              </w:rPr>
-              <w:t>Scalability</w:t>
-            </w:r>
-          </w:p>
-        </w:tc>
-        <w:tc>
-          <w:tcPr>
-            <w:tcW w:w="0" w:type="auto"/>
-            <w:vAlign w:val="center"/>
-            <w:hideMark/>
-          </w:tcPr>
-          <w:p>
-            <w:pPr>
-              <w:pStyle w:val="BodyText"/>
-              <w:rPr>
-                <w:rFonts w:ascii="Times New Roman" w:hAnsi="Times New Roman" w:cs="Times New Roman"/>
-              </w:rPr>
-            </w:pPr>
-            <w:r>
-              <w:rPr>
-                <w:rFonts w:ascii="Times New Roman" w:hAnsi="Times New Roman" w:cs="Times New Roman"/>
-              </w:rPr>
-              <w:t>10</w:t>
-            </w:r>
-          </w:p>
-        </w:tc>
-        <w:tc>
-          <w:tcPr>
-            <w:tcW w:w="0" w:type="auto"/>
-            <w:vAlign w:val="center"/>
-            <w:hideMark/>
-          </w:tcPr>
-          <w:p>
-            <w:pPr>
-              <w:pStyle w:val="BodyText"/>
-              <w:rPr>
-                <w:rFonts w:ascii="Times New Roman" w:hAnsi="Times New Roman" w:cs="Times New Roman"/>
-              </w:rPr>
-            </w:pPr>
-            <w:r>
-              <w:rPr>
-                <w:rFonts w:ascii="Times New Roman" w:hAnsi="Times New Roman" w:cs="Times New Roman"/>
-              </w:rPr>
-              <w:t>6</w:t>
-            </w:r>
-          </w:p>
-        </w:tc>
-        <w:tc>
-          <w:tcPr>
-            <w:tcW w:w="0" w:type="auto"/>
-            <w:vAlign w:val="center"/>
-            <w:hideMark/>
-          </w:tcPr>
-          <w:p>
-            <w:pPr>
-              <w:pStyle w:val="BodyText"/>
-              <w:rPr>
-                <w:rFonts w:ascii="Times New Roman" w:hAnsi="Times New Roman" w:cs="Times New Roman"/>
-              </w:rPr>
-            </w:pPr>
-            <w:r>
-              <w:rPr>
-                <w:rFonts w:ascii="Times New Roman" w:hAnsi="Times New Roman" w:cs="Times New Roman"/>
-              </w:rPr>
-              <w:t>8</w:t>
-            </w:r>
-          </w:p>
-        </w:tc>
-        <w:tc>
-          <w:tcPr>
-            <w:tcW w:w="0" w:type="auto"/>
-            <w:vAlign w:val="center"/>
-            <w:hideMark/>
-          </w:tcPr>
-          <w:p>
-            <w:pPr>
-              <w:pStyle w:val="BodyText"/>
-              <w:rPr>
-                <w:rFonts w:ascii="Times New Roman" w:hAnsi="Times New Roman" w:cs="Times New Roman"/>
-              </w:rPr>
-            </w:pPr>
-            <w:r>
-              <w:rPr>
-                <w:rFonts w:ascii="Times New Roman" w:hAnsi="Times New Roman" w:cs="Times New Roman"/>
-              </w:rPr>
-              <w:t>8</w:t>
-            </w:r>
-          </w:p>
-        </w:tc>
-      </w:tr>
-      <w:tr>
-        <w:trPr>
-          <w:tblCellSpacing w:w="15" w:type="dxa"/>
-        </w:trPr>
-        <w:tc>
-          <w:tcPr>
-            <w:tcW w:w="0" w:type="auto"/>
-            <w:vAlign w:val="center"/>
-            <w:hideMark/>
-          </w:tcPr>
-          <w:p>
-            <w:pPr>
-              <w:pStyle w:val="BodyText"/>
-              <w:rPr>
-                <w:rFonts w:ascii="Times New Roman" w:hAnsi="Times New Roman" w:cs="Times New Roman"/>
-              </w:rPr>
-            </w:pPr>
-            <w:r>
-              <w:rPr>
-                <w:rFonts w:ascii="Times New Roman" w:hAnsi="Times New Roman" w:cs="Times New Roman"/>
-              </w:rPr>
-              <w:t>User Acceptance</w:t>
-            </w:r>
-          </w:p>
-        </w:tc>
-        <w:tc>
-          <w:tcPr>
-            <w:tcW w:w="0" w:type="auto"/>
-            <w:vAlign w:val="center"/>
-            <w:hideMark/>
-          </w:tcPr>
-          <w:p>
-            <w:pPr>
-              <w:pStyle w:val="BodyText"/>
-              <w:rPr>
-                <w:rFonts w:ascii="Times New Roman" w:hAnsi="Times New Roman" w:cs="Times New Roman"/>
-              </w:rPr>
-            </w:pPr>
-            <w:r>
-              <w:rPr>
-                <w:rFonts w:ascii="Times New Roman" w:hAnsi="Times New Roman" w:cs="Times New Roman"/>
-              </w:rPr>
-              <w:t>15</w:t>
-            </w:r>
-          </w:p>
-        </w:tc>
-        <w:tc>
-          <w:tcPr>
-            <w:tcW w:w="0" w:type="auto"/>
-            <w:vAlign w:val="center"/>
-            <w:hideMark/>
-          </w:tcPr>
-          <w:p>
-            <w:pPr>
-              <w:pStyle w:val="BodyText"/>
-              <w:rPr>
-                <w:rFonts w:ascii="Times New Roman" w:hAnsi="Times New Roman" w:cs="Times New Roman"/>
-              </w:rPr>
-            </w:pPr>
-            <w:r>
-              <w:rPr>
-                <w:rFonts w:ascii="Times New Roman" w:hAnsi="Times New Roman" w:cs="Times New Roman"/>
-              </w:rPr>
-              <w:t>5</w:t>
-            </w:r>
-          </w:p>
-        </w:tc>
-        <w:tc>
-          <w:tcPr>
-            <w:tcW w:w="0" w:type="auto"/>
-            <w:vAlign w:val="center"/>
-            <w:hideMark/>
-          </w:tcPr>
-          <w:p>
-            <w:pPr>
-              <w:pStyle w:val="BodyText"/>
-              <w:rPr>
-                <w:rFonts w:ascii="Times New Roman" w:hAnsi="Times New Roman" w:cs="Times New Roman"/>
-              </w:rPr>
-            </w:pPr>
-            <w:r>
-              <w:rPr>
-                <w:rFonts w:ascii="Times New Roman" w:hAnsi="Times New Roman" w:cs="Times New Roman"/>
-              </w:rPr>
-              <w:t>7</w:t>
-            </w:r>
-          </w:p>
-        </w:tc>
-        <w:tc>
-          <w:tcPr>
-            <w:tcW w:w="0" w:type="auto"/>
-            <w:vAlign w:val="center"/>
-            <w:hideMark/>
-          </w:tcPr>
-          <w:p>
-            <w:pPr>
-              <w:pStyle w:val="BodyText"/>
-              <w:rPr>
-                <w:rFonts w:ascii="Times New Roman" w:hAnsi="Times New Roman" w:cs="Times New Roman"/>
-              </w:rPr>
-            </w:pPr>
-            <w:r>
-              <w:rPr>
-                <w:rFonts w:ascii="Times New Roman" w:hAnsi="Times New Roman" w:cs="Times New Roman"/>
-              </w:rPr>
-              <w:t>9</w:t>
-            </w:r>
-          </w:p>
-        </w:tc>
-      </w:tr>
-      <w:tr>
-        <w:trPr>
-          <w:tblCellSpacing w:w="15" w:type="dxa"/>
-        </w:trPr>
-        <w:tc>
-          <w:tcPr>
-            <w:tcW w:w="0" w:type="auto"/>
-            <w:vAlign w:val="center"/>
-            <w:hideMark/>
-          </w:tcPr>
-          <w:p>
-            <w:pPr>
-              <w:pStyle w:val="BodyText"/>
-              <w:rPr>
-                <w:rFonts w:ascii="Times New Roman" w:hAnsi="Times New Roman" w:cs="Times New Roman"/>
+        <w:tc>
+          <w:tcPr>
+            <w:cnfStyle w:val="001000000000" w:firstRow="0" w:lastRow="0" w:firstColumn="1" w:lastColumn="0" w:oddVBand="0" w:evenVBand="0" w:oddHBand="0" w:evenHBand="0" w:firstRowFirstColumn="0" w:firstRowLastColumn="0" w:lastRowFirstColumn="0" w:lastRowLastColumn="0"/>
+            <w:tcW w:w="0" w:type="auto"/>
+            <w:hideMark/>
+          </w:tcPr>
+          <w:p>
+            <w:pPr>
+              <w:rPr>
+                <w:rFonts w:ascii="Times New Roman" w:hAnsi="Times New Roman" w:cs="Times New Roman"/>
+                <w:color w:val="000000" w:themeColor="text1"/>
+              </w:rPr>
+            </w:pPr>
+            <w:r>
+              <w:rPr>
+                <w:rFonts w:ascii="Times New Roman" w:hAnsi="Times New Roman" w:cs="Times New Roman"/>
+                <w:b w:val="0"/>
+                <w:bCs w:val="0"/>
+                <w:color w:val="000000" w:themeColor="text1"/>
+              </w:rPr>
+              <w:t>Total Score</w:t>
+            </w:r>
+          </w:p>
+        </w:tc>
+        <w:tc>
+          <w:tcPr>
+            <w:tcW w:w="0" w:type="auto"/>
+            <w:hideMark/>
+          </w:tcPr>
+          <w:p>
+            <w:pPr>
+              <w:cnfStyle w:val="000000000000" w:firstRow="0" w:lastRow="0" w:firstColumn="0" w:lastColumn="0" w:oddVBand="0" w:evenVBand="0" w:oddHBand="0" w:evenHBand="0" w:firstRowFirstColumn="0" w:firstRowLastColumn="0" w:lastRowFirstColumn="0" w:lastRowLastColumn="0"/>
+              <w:rPr>
+                <w:rFonts w:ascii="Times New Roman" w:hAnsi="Times New Roman" w:cs="Times New Roman"/>
+                <w:color w:val="000000" w:themeColor="text1"/>
+              </w:rPr>
+            </w:pPr>
+            <w:r>
+              <w:rPr>
+                <w:rFonts w:ascii="Times New Roman" w:hAnsi="Times New Roman" w:cs="Times New Roman"/>
+                <w:color w:val="000000" w:themeColor="text1"/>
+              </w:rPr>
+              <w:t>100</w:t>
+            </w:r>
+          </w:p>
+        </w:tc>
+        <w:tc>
+          <w:tcPr>
+            <w:tcW w:w="0" w:type="auto"/>
+            <w:hideMark/>
+          </w:tcPr>
+          <w:p>
+            <w:pPr>
+              <w:cnfStyle w:val="000000000000" w:firstRow="0" w:lastRow="0" w:firstColumn="0" w:lastColumn="0" w:oddVBand="0" w:evenVBand="0" w:oddHBand="0" w:evenHBand="0" w:firstRowFirstColumn="0" w:firstRowLastColumn="0" w:lastRowFirstColumn="0" w:lastRowLastColumn="0"/>
+              <w:rPr>
+                <w:rFonts w:ascii="Times New Roman" w:hAnsi="Times New Roman" w:cs="Times New Roman"/>
+                <w:color w:val="000000" w:themeColor="text1"/>
               </w:rPr>
             </w:pPr>
             <w:r>
@@ -6979,43 +8297,23 @@
                 <w:rFonts w:ascii="Times New Roman" w:hAnsi="Times New Roman" w:cs="Times New Roman"/>
                 <w:b/>
                 <w:bCs/>
-              </w:rPr>
-              <w:t>Total Score</w:t>
-            </w:r>
-          </w:p>
-        </w:tc>
-        <w:tc>
-          <w:tcPr>
-            <w:tcW w:w="0" w:type="auto"/>
-            <w:vAlign w:val="center"/>
-            <w:hideMark/>
-          </w:tcPr>
-          <w:p>
-            <w:pPr>
-              <w:pStyle w:val="BodyText"/>
-              <w:rPr>
-                <w:rFonts w:ascii="Times New Roman" w:hAnsi="Times New Roman" w:cs="Times New Roman"/>
-              </w:rPr>
-            </w:pPr>
-            <w:r>
-              <w:rPr>
-                <w:rFonts w:ascii="Times New Roman" w:hAnsi="Times New Roman" w:cs="Times New Roman"/>
-              </w:rPr>
-              <w:t>100</w:t>
-            </w:r>
-          </w:p>
-        </w:tc>
-        <w:tc>
-          <w:tcPr>
-            <w:tcW w:w="0" w:type="auto"/>
-            <w:vAlign w:val="center"/>
-            <w:hideMark/>
-          </w:tcPr>
-          <w:p>
-            <w:pPr>
-              <w:pStyle w:val="BodyText"/>
-              <w:rPr>
-                <w:rFonts w:ascii="Times New Roman" w:hAnsi="Times New Roman" w:cs="Times New Roman"/>
+                <w:color w:val="000000" w:themeColor="text1"/>
+              </w:rPr>
+              <w:t>7.4</w:t>
+            </w:r>
+          </w:p>
+        </w:tc>
+        <w:tc>
+          <w:tcPr>
+            <w:tcW w:w="0" w:type="auto"/>
+            <w:hideMark/>
+          </w:tcPr>
+          <w:p>
+            <w:pPr>
+              <w:cnfStyle w:val="000000000000" w:firstRow="0" w:lastRow="0" w:firstColumn="0" w:lastColumn="0" w:oddVBand="0" w:evenVBand="0" w:oddHBand="0" w:evenHBand="0" w:firstRowFirstColumn="0" w:firstRowLastColumn="0" w:lastRowFirstColumn="0" w:lastRowLastColumn="0"/>
+              <w:rPr>
+                <w:rFonts w:ascii="Times New Roman" w:hAnsi="Times New Roman" w:cs="Times New Roman"/>
+                <w:color w:val="000000" w:themeColor="text1"/>
               </w:rPr>
             </w:pPr>
             <w:r>
@@ -7023,22 +8321,23 @@
                 <w:rFonts w:ascii="Times New Roman" w:hAnsi="Times New Roman" w:cs="Times New Roman"/>
                 <w:b/>
                 <w:bCs/>
-              </w:rPr>
-              <w:t>7.4</w:t>
-            </w:r>
-          </w:p>
-        </w:tc>
-        <w:tc>
-          <w:tcPr>
-            <w:tcW w:w="0" w:type="auto"/>
-            <w:vAlign w:val="center"/>
-            <w:hideMark/>
-          </w:tcPr>
-          <w:p>
-            <w:pPr>
-              <w:pStyle w:val="BodyText"/>
-              <w:rPr>
-                <w:rFonts w:ascii="Times New Roman" w:hAnsi="Times New Roman" w:cs="Times New Roman"/>
+                <w:color w:val="000000" w:themeColor="text1"/>
+              </w:rPr>
+              <w:t>6.8</w:t>
+            </w:r>
+          </w:p>
+        </w:tc>
+        <w:tc>
+          <w:tcPr>
+            <w:tcW w:w="0" w:type="auto"/>
+            <w:hideMark/>
+          </w:tcPr>
+          <w:p>
+            <w:pPr>
+              <w:cnfStyle w:val="000000000000" w:firstRow="0" w:lastRow="0" w:firstColumn="0" w:lastColumn="0" w:oddVBand="0" w:evenVBand="0" w:oddHBand="0" w:evenHBand="0" w:firstRowFirstColumn="0" w:firstRowLastColumn="0" w:lastRowFirstColumn="0" w:lastRowLastColumn="0"/>
+              <w:rPr>
+                <w:rFonts w:ascii="Times New Roman" w:hAnsi="Times New Roman" w:cs="Times New Roman"/>
+                <w:color w:val="000000" w:themeColor="text1"/>
               </w:rPr>
             </w:pPr>
             <w:r>
@@ -7046,29 +8345,7 @@
                 <w:rFonts w:ascii="Times New Roman" w:hAnsi="Times New Roman" w:cs="Times New Roman"/>
                 <w:b/>
                 <w:bCs/>
-              </w:rPr>
-              <w:t>6.8</w:t>
-            </w:r>
-          </w:p>
-        </w:tc>
-        <w:tc>
-          <w:tcPr>
-            <w:tcW w:w="0" w:type="auto"/>
-            <w:vAlign w:val="center"/>
-            <w:hideMark/>
-          </w:tcPr>
-          <w:p>
-            <w:pPr>
-              <w:pStyle w:val="BodyText"/>
-              <w:rPr>
-                <w:rFonts w:ascii="Times New Roman" w:hAnsi="Times New Roman" w:cs="Times New Roman"/>
-              </w:rPr>
-            </w:pPr>
-            <w:r>
-              <w:rPr>
-                <w:rFonts w:ascii="Times New Roman" w:hAnsi="Times New Roman" w:cs="Times New Roman"/>
-                <w:b/>
-                <w:bCs/>
+                <w:color w:val="000000" w:themeColor="text1"/>
               </w:rPr>
               <w:t>7.5</w:t>
             </w:r>
@@ -7078,1114 +8355,18 @@
     </w:tbl>
     <w:p>
       <w:pPr>
-        <w:pStyle w:val="BodyText"/>
+        <w:rPr>
+          <w:rFonts w:ascii="Times New Roman" w:hAnsi="Times New Roman" w:cs="Times New Roman"/>
+          <w:color w:val="000000" w:themeColor="text1"/>
+        </w:rPr>
       </w:pPr>
     </w:p>
     <w:p>
       <w:pPr>
-        <w:pStyle w:val="Heading3"/>
-      </w:pPr>
-      <w:bookmarkStart w:id="22" w:name="selected-concept"/>
-      <w:bookmarkEnd w:id="21"/>
-      <w:r>
-        <w:t>8.3 Selected Concept</w:t>
-      </w:r>
-    </w:p>
-    <w:tbl>
-      <w:tblPr>
-        <w:tblW w:w="0" w:type="auto"/>
-        <w:tblCellSpacing w:w="15" w:type="dxa"/>
-        <w:tblCellMar>
-          <w:top w:w="15" w:type="dxa"/>
-          <w:left w:w="15" w:type="dxa"/>
-          <w:bottom w:w="15" w:type="dxa"/>
-          <w:right w:w="15" w:type="dxa"/>
-        </w:tblCellMar>
-        <w:tblLook w:val="04A0" w:firstRow="1" w:lastRow="0" w:firstColumn="1" w:lastColumn="0" w:noHBand="0" w:noVBand="1"/>
-      </w:tblPr>
-      <w:tblGrid>
-        <w:gridCol w:w="2162"/>
-        <w:gridCol w:w="807"/>
-        <w:gridCol w:w="1094"/>
-        <w:gridCol w:w="1094"/>
-        <w:gridCol w:w="1109"/>
-      </w:tblGrid>
-      <w:tr>
-        <w:trPr>
-          <w:tblHeader/>
-          <w:tblCellSpacing w:w="15" w:type="dxa"/>
-        </w:trPr>
-        <w:tc>
-          <w:tcPr>
-            <w:tcW w:w="0" w:type="auto"/>
-            <w:vAlign w:val="center"/>
-            <w:hideMark/>
-          </w:tcPr>
-          <w:p>
-            <w:pPr>
-              <w:rPr>
-                <w:rFonts w:ascii="Times New Roman" w:hAnsi="Times New Roman" w:cs="Times New Roman"/>
-                <w:b/>
-                <w:bCs/>
-                <w:color w:val="000000" w:themeColor="text1"/>
-              </w:rPr>
-            </w:pPr>
-            <w:r>
-              <w:rPr>
-                <w:rFonts w:ascii="Times New Roman" w:hAnsi="Times New Roman" w:cs="Times New Roman"/>
-                <w:b/>
-                <w:bCs/>
-                <w:color w:val="000000" w:themeColor="text1"/>
-              </w:rPr>
-              <w:t>Criteria</w:t>
-            </w:r>
-          </w:p>
-        </w:tc>
-        <w:tc>
-          <w:tcPr>
-            <w:tcW w:w="0" w:type="auto"/>
-            <w:vAlign w:val="center"/>
-            <w:hideMark/>
-          </w:tcPr>
-          <w:p>
-            <w:pPr>
-              <w:rPr>
-                <w:rFonts w:ascii="Times New Roman" w:hAnsi="Times New Roman" w:cs="Times New Roman"/>
-                <w:b/>
-                <w:bCs/>
-                <w:color w:val="000000" w:themeColor="text1"/>
-              </w:rPr>
-            </w:pPr>
-            <w:r>
-              <w:rPr>
-                <w:rFonts w:ascii="Times New Roman" w:hAnsi="Times New Roman" w:cs="Times New Roman"/>
-                <w:b/>
-                <w:bCs/>
-                <w:color w:val="000000" w:themeColor="text1"/>
-              </w:rPr>
-              <w:t>Weight</w:t>
-            </w:r>
-          </w:p>
-        </w:tc>
-        <w:tc>
-          <w:tcPr>
-            <w:tcW w:w="0" w:type="auto"/>
-            <w:vAlign w:val="center"/>
-            <w:hideMark/>
-          </w:tcPr>
-          <w:p>
-            <w:pPr>
-              <w:rPr>
-                <w:rFonts w:ascii="Times New Roman" w:hAnsi="Times New Roman" w:cs="Times New Roman"/>
-                <w:b/>
-                <w:bCs/>
-                <w:color w:val="000000" w:themeColor="text1"/>
-              </w:rPr>
-            </w:pPr>
-            <w:r>
-              <w:rPr>
-                <w:rFonts w:ascii="Times New Roman" w:hAnsi="Times New Roman" w:cs="Times New Roman"/>
-                <w:b/>
-                <w:bCs/>
-                <w:color w:val="000000" w:themeColor="text1"/>
-              </w:rPr>
-              <w:t>Concept 1</w:t>
-            </w:r>
-          </w:p>
-        </w:tc>
-        <w:tc>
-          <w:tcPr>
-            <w:tcW w:w="0" w:type="auto"/>
-            <w:vAlign w:val="center"/>
-            <w:hideMark/>
-          </w:tcPr>
-          <w:p>
-            <w:pPr>
-              <w:rPr>
-                <w:rFonts w:ascii="Times New Roman" w:hAnsi="Times New Roman" w:cs="Times New Roman"/>
-                <w:b/>
-                <w:bCs/>
-                <w:color w:val="000000" w:themeColor="text1"/>
-              </w:rPr>
-            </w:pPr>
-            <w:r>
-              <w:rPr>
-                <w:rFonts w:ascii="Times New Roman" w:hAnsi="Times New Roman" w:cs="Times New Roman"/>
-                <w:b/>
-                <w:bCs/>
-                <w:color w:val="000000" w:themeColor="text1"/>
-              </w:rPr>
-              <w:t>Concept 2</w:t>
-            </w:r>
-          </w:p>
-        </w:tc>
-        <w:tc>
-          <w:tcPr>
-            <w:tcW w:w="0" w:type="auto"/>
-            <w:vAlign w:val="center"/>
-            <w:hideMark/>
-          </w:tcPr>
-          <w:p>
-            <w:pPr>
-              <w:rPr>
-                <w:rFonts w:ascii="Times New Roman" w:hAnsi="Times New Roman" w:cs="Times New Roman"/>
-                <w:b/>
-                <w:bCs/>
-                <w:color w:val="000000" w:themeColor="text1"/>
-              </w:rPr>
-            </w:pPr>
-            <w:r>
-              <w:rPr>
-                <w:rFonts w:ascii="Times New Roman" w:hAnsi="Times New Roman" w:cs="Times New Roman"/>
-                <w:b/>
-                <w:bCs/>
-                <w:color w:val="000000" w:themeColor="text1"/>
-              </w:rPr>
-              <w:t>Concept 3</w:t>
-            </w:r>
-          </w:p>
-        </w:tc>
-      </w:tr>
-      <w:tr>
-        <w:trPr>
-          <w:tblCellSpacing w:w="15" w:type="dxa"/>
-        </w:trPr>
-        <w:tc>
-          <w:tcPr>
-            <w:tcW w:w="0" w:type="auto"/>
-            <w:vAlign w:val="center"/>
-            <w:hideMark/>
-          </w:tcPr>
-          <w:p>
-            <w:pPr>
-              <w:rPr>
-                <w:rFonts w:ascii="Times New Roman" w:hAnsi="Times New Roman" w:cs="Times New Roman"/>
-                <w:color w:val="000000" w:themeColor="text1"/>
-              </w:rPr>
-            </w:pPr>
-            <w:r>
-              <w:rPr>
-                <w:rFonts w:ascii="Times New Roman" w:hAnsi="Times New Roman" w:cs="Times New Roman"/>
-                <w:color w:val="000000" w:themeColor="text1"/>
-              </w:rPr>
-              <w:t>Technical Feasibility</w:t>
-            </w:r>
-          </w:p>
-        </w:tc>
-        <w:tc>
-          <w:tcPr>
-            <w:tcW w:w="0" w:type="auto"/>
-            <w:vAlign w:val="center"/>
-            <w:hideMark/>
-          </w:tcPr>
-          <w:p>
-            <w:pPr>
-              <w:rPr>
-                <w:rFonts w:ascii="Times New Roman" w:hAnsi="Times New Roman" w:cs="Times New Roman"/>
-                <w:color w:val="000000" w:themeColor="text1"/>
-              </w:rPr>
-            </w:pPr>
-            <w:r>
-              <w:rPr>
-                <w:rFonts w:ascii="Times New Roman" w:hAnsi="Times New Roman" w:cs="Times New Roman"/>
-                <w:color w:val="000000" w:themeColor="text1"/>
-              </w:rPr>
-              <w:t>20</w:t>
-            </w:r>
-          </w:p>
-        </w:tc>
-        <w:tc>
-          <w:tcPr>
-            <w:tcW w:w="0" w:type="auto"/>
-            <w:vAlign w:val="center"/>
-            <w:hideMark/>
-          </w:tcPr>
-          <w:p>
-            <w:pPr>
-              <w:rPr>
-                <w:rFonts w:ascii="Times New Roman" w:hAnsi="Times New Roman" w:cs="Times New Roman"/>
-                <w:color w:val="000000" w:themeColor="text1"/>
-              </w:rPr>
-            </w:pPr>
-            <w:r>
-              <w:rPr>
-                <w:rFonts w:ascii="Times New Roman" w:hAnsi="Times New Roman" w:cs="Times New Roman"/>
-                <w:color w:val="000000" w:themeColor="text1"/>
-              </w:rPr>
-              <w:t>9</w:t>
-            </w:r>
-          </w:p>
-        </w:tc>
-        <w:tc>
-          <w:tcPr>
-            <w:tcW w:w="0" w:type="auto"/>
-            <w:vAlign w:val="center"/>
-            <w:hideMark/>
-          </w:tcPr>
-          <w:p>
-            <w:pPr>
-              <w:rPr>
-                <w:rFonts w:ascii="Times New Roman" w:hAnsi="Times New Roman" w:cs="Times New Roman"/>
-                <w:color w:val="000000" w:themeColor="text1"/>
-              </w:rPr>
-            </w:pPr>
-            <w:r>
-              <w:rPr>
-                <w:rFonts w:ascii="Times New Roman" w:hAnsi="Times New Roman" w:cs="Times New Roman"/>
-                <w:color w:val="000000" w:themeColor="text1"/>
-              </w:rPr>
-              <w:t>6</w:t>
-            </w:r>
-          </w:p>
-        </w:tc>
-        <w:tc>
-          <w:tcPr>
-            <w:tcW w:w="0" w:type="auto"/>
-            <w:vAlign w:val="center"/>
-            <w:hideMark/>
-          </w:tcPr>
-          <w:p>
-            <w:pPr>
-              <w:rPr>
-                <w:rFonts w:ascii="Times New Roman" w:hAnsi="Times New Roman" w:cs="Times New Roman"/>
-                <w:color w:val="000000" w:themeColor="text1"/>
-              </w:rPr>
-            </w:pPr>
-            <w:r>
-              <w:rPr>
-                <w:rFonts w:ascii="Times New Roman" w:hAnsi="Times New Roman" w:cs="Times New Roman"/>
-                <w:color w:val="000000" w:themeColor="text1"/>
-              </w:rPr>
-              <w:t>7</w:t>
-            </w:r>
-          </w:p>
-        </w:tc>
-      </w:tr>
-      <w:tr>
-        <w:trPr>
-          <w:tblCellSpacing w:w="15" w:type="dxa"/>
-        </w:trPr>
-        <w:tc>
-          <w:tcPr>
-            <w:tcW w:w="0" w:type="auto"/>
-            <w:vAlign w:val="center"/>
-            <w:hideMark/>
-          </w:tcPr>
-          <w:p>
-            <w:pPr>
-              <w:rPr>
-                <w:rFonts w:ascii="Times New Roman" w:hAnsi="Times New Roman" w:cs="Times New Roman"/>
-                <w:color w:val="000000" w:themeColor="text1"/>
-              </w:rPr>
-            </w:pPr>
-            <w:r>
-              <w:rPr>
-                <w:rFonts w:ascii="Times New Roman" w:hAnsi="Times New Roman" w:cs="Times New Roman"/>
-                <w:color w:val="000000" w:themeColor="text1"/>
-              </w:rPr>
-              <w:t>Cost</w:t>
-            </w:r>
-          </w:p>
-        </w:tc>
-        <w:tc>
-          <w:tcPr>
-            <w:tcW w:w="0" w:type="auto"/>
-            <w:vAlign w:val="center"/>
-            <w:hideMark/>
-          </w:tcPr>
-          <w:p>
-            <w:pPr>
-              <w:rPr>
-                <w:rFonts w:ascii="Times New Roman" w:hAnsi="Times New Roman" w:cs="Times New Roman"/>
-                <w:color w:val="000000" w:themeColor="text1"/>
-              </w:rPr>
-            </w:pPr>
-            <w:r>
-              <w:rPr>
-                <w:rFonts w:ascii="Times New Roman" w:hAnsi="Times New Roman" w:cs="Times New Roman"/>
-                <w:color w:val="000000" w:themeColor="text1"/>
-              </w:rPr>
-              <w:t>15</w:t>
-            </w:r>
-          </w:p>
-        </w:tc>
-        <w:tc>
-          <w:tcPr>
-            <w:tcW w:w="0" w:type="auto"/>
-            <w:vAlign w:val="center"/>
-            <w:hideMark/>
-          </w:tcPr>
-          <w:p>
-            <w:pPr>
-              <w:rPr>
-                <w:rFonts w:ascii="Times New Roman" w:hAnsi="Times New Roman" w:cs="Times New Roman"/>
-                <w:color w:val="000000" w:themeColor="text1"/>
-              </w:rPr>
-            </w:pPr>
-            <w:r>
-              <w:rPr>
-                <w:rFonts w:ascii="Times New Roman" w:hAnsi="Times New Roman" w:cs="Times New Roman"/>
-                <w:color w:val="000000" w:themeColor="text1"/>
-              </w:rPr>
-              <w:t>9</w:t>
-            </w:r>
-          </w:p>
-        </w:tc>
-        <w:tc>
-          <w:tcPr>
-            <w:tcW w:w="0" w:type="auto"/>
-            <w:vAlign w:val="center"/>
-            <w:hideMark/>
-          </w:tcPr>
-          <w:p>
-            <w:pPr>
-              <w:rPr>
-                <w:rFonts w:ascii="Times New Roman" w:hAnsi="Times New Roman" w:cs="Times New Roman"/>
-                <w:color w:val="000000" w:themeColor="text1"/>
-              </w:rPr>
-            </w:pPr>
-            <w:r>
-              <w:rPr>
-                <w:rFonts w:ascii="Times New Roman" w:hAnsi="Times New Roman" w:cs="Times New Roman"/>
-                <w:color w:val="000000" w:themeColor="text1"/>
-              </w:rPr>
-              <w:t>5</w:t>
-            </w:r>
-          </w:p>
-        </w:tc>
-        <w:tc>
-          <w:tcPr>
-            <w:tcW w:w="0" w:type="auto"/>
-            <w:vAlign w:val="center"/>
-            <w:hideMark/>
-          </w:tcPr>
-          <w:p>
-            <w:pPr>
-              <w:rPr>
-                <w:rFonts w:ascii="Times New Roman" w:hAnsi="Times New Roman" w:cs="Times New Roman"/>
-                <w:color w:val="000000" w:themeColor="text1"/>
-              </w:rPr>
-            </w:pPr>
-            <w:r>
-              <w:rPr>
-                <w:rFonts w:ascii="Times New Roman" w:hAnsi="Times New Roman" w:cs="Times New Roman"/>
-                <w:color w:val="000000" w:themeColor="text1"/>
-              </w:rPr>
-              <w:t>7</w:t>
-            </w:r>
-          </w:p>
-        </w:tc>
-      </w:tr>
-      <w:tr>
-        <w:trPr>
-          <w:tblCellSpacing w:w="15" w:type="dxa"/>
-        </w:trPr>
-        <w:tc>
-          <w:tcPr>
-            <w:tcW w:w="0" w:type="auto"/>
-            <w:vAlign w:val="center"/>
-            <w:hideMark/>
-          </w:tcPr>
-          <w:p>
-            <w:pPr>
-              <w:rPr>
-                <w:rFonts w:ascii="Times New Roman" w:hAnsi="Times New Roman" w:cs="Times New Roman"/>
-                <w:color w:val="000000" w:themeColor="text1"/>
-              </w:rPr>
-            </w:pPr>
-            <w:r>
-              <w:rPr>
-                <w:rFonts w:ascii="Times New Roman" w:hAnsi="Times New Roman" w:cs="Times New Roman"/>
-                <w:color w:val="000000" w:themeColor="text1"/>
-              </w:rPr>
-              <w:t>Ease of Fabrication</w:t>
-            </w:r>
-          </w:p>
-        </w:tc>
-        <w:tc>
-          <w:tcPr>
-            <w:tcW w:w="0" w:type="auto"/>
-            <w:vAlign w:val="center"/>
-            <w:hideMark/>
-          </w:tcPr>
-          <w:p>
-            <w:pPr>
-              <w:rPr>
-                <w:rFonts w:ascii="Times New Roman" w:hAnsi="Times New Roman" w:cs="Times New Roman"/>
-                <w:color w:val="000000" w:themeColor="text1"/>
-              </w:rPr>
-            </w:pPr>
-            <w:r>
-              <w:rPr>
-                <w:rFonts w:ascii="Times New Roman" w:hAnsi="Times New Roman" w:cs="Times New Roman"/>
-                <w:color w:val="000000" w:themeColor="text1"/>
-              </w:rPr>
-              <w:t>15</w:t>
-            </w:r>
-          </w:p>
-        </w:tc>
-        <w:tc>
-          <w:tcPr>
-            <w:tcW w:w="0" w:type="auto"/>
-            <w:vAlign w:val="center"/>
-            <w:hideMark/>
-          </w:tcPr>
-          <w:p>
-            <w:pPr>
-              <w:rPr>
-                <w:rFonts w:ascii="Times New Roman" w:hAnsi="Times New Roman" w:cs="Times New Roman"/>
-                <w:color w:val="000000" w:themeColor="text1"/>
-              </w:rPr>
-            </w:pPr>
-            <w:r>
-              <w:rPr>
-                <w:rFonts w:ascii="Times New Roman" w:hAnsi="Times New Roman" w:cs="Times New Roman"/>
-                <w:color w:val="000000" w:themeColor="text1"/>
-              </w:rPr>
-              <w:t>9</w:t>
-            </w:r>
-          </w:p>
-        </w:tc>
-        <w:tc>
-          <w:tcPr>
-            <w:tcW w:w="0" w:type="auto"/>
-            <w:vAlign w:val="center"/>
-            <w:hideMark/>
-          </w:tcPr>
-          <w:p>
-            <w:pPr>
-              <w:rPr>
-                <w:rFonts w:ascii="Times New Roman" w:hAnsi="Times New Roman" w:cs="Times New Roman"/>
-                <w:color w:val="000000" w:themeColor="text1"/>
-              </w:rPr>
-            </w:pPr>
-            <w:r>
-              <w:rPr>
-                <w:rFonts w:ascii="Times New Roman" w:hAnsi="Times New Roman" w:cs="Times New Roman"/>
-                <w:color w:val="000000" w:themeColor="text1"/>
-              </w:rPr>
-              <w:t>6</w:t>
-            </w:r>
-          </w:p>
-        </w:tc>
-        <w:tc>
-          <w:tcPr>
-            <w:tcW w:w="0" w:type="auto"/>
-            <w:vAlign w:val="center"/>
-            <w:hideMark/>
-          </w:tcPr>
-          <w:p>
-            <w:pPr>
-              <w:rPr>
-                <w:rFonts w:ascii="Times New Roman" w:hAnsi="Times New Roman" w:cs="Times New Roman"/>
-                <w:color w:val="000000" w:themeColor="text1"/>
-              </w:rPr>
-            </w:pPr>
-            <w:r>
-              <w:rPr>
-                <w:rFonts w:ascii="Times New Roman" w:hAnsi="Times New Roman" w:cs="Times New Roman"/>
-                <w:color w:val="000000" w:themeColor="text1"/>
-              </w:rPr>
-              <w:t>7</w:t>
-            </w:r>
-          </w:p>
-        </w:tc>
-      </w:tr>
-      <w:tr>
-        <w:trPr>
-          <w:tblCellSpacing w:w="15" w:type="dxa"/>
-        </w:trPr>
-        <w:tc>
-          <w:tcPr>
-            <w:tcW w:w="0" w:type="auto"/>
-            <w:vAlign w:val="center"/>
-            <w:hideMark/>
-          </w:tcPr>
-          <w:p>
-            <w:pPr>
-              <w:rPr>
-                <w:rFonts w:ascii="Times New Roman" w:hAnsi="Times New Roman" w:cs="Times New Roman"/>
-                <w:color w:val="000000" w:themeColor="text1"/>
-              </w:rPr>
-            </w:pPr>
-            <w:r>
-              <w:rPr>
-                <w:rFonts w:ascii="Times New Roman" w:hAnsi="Times New Roman" w:cs="Times New Roman"/>
-                <w:color w:val="000000" w:themeColor="text1"/>
-              </w:rPr>
-              <w:t>Autonomy Capability</w:t>
-            </w:r>
-          </w:p>
-        </w:tc>
-        <w:tc>
-          <w:tcPr>
-            <w:tcW w:w="0" w:type="auto"/>
-            <w:vAlign w:val="center"/>
-            <w:hideMark/>
-          </w:tcPr>
-          <w:p>
-            <w:pPr>
-              <w:rPr>
-                <w:rFonts w:ascii="Times New Roman" w:hAnsi="Times New Roman" w:cs="Times New Roman"/>
-                <w:color w:val="000000" w:themeColor="text1"/>
-              </w:rPr>
-            </w:pPr>
-            <w:r>
-              <w:rPr>
-                <w:rFonts w:ascii="Times New Roman" w:hAnsi="Times New Roman" w:cs="Times New Roman"/>
-                <w:color w:val="000000" w:themeColor="text1"/>
-              </w:rPr>
-              <w:t>15</w:t>
-            </w:r>
-          </w:p>
-        </w:tc>
-        <w:tc>
-          <w:tcPr>
-            <w:tcW w:w="0" w:type="auto"/>
-            <w:vAlign w:val="center"/>
-            <w:hideMark/>
-          </w:tcPr>
-          <w:p>
-            <w:pPr>
-              <w:rPr>
-                <w:rFonts w:ascii="Times New Roman" w:hAnsi="Times New Roman" w:cs="Times New Roman"/>
-                <w:color w:val="000000" w:themeColor="text1"/>
-              </w:rPr>
-            </w:pPr>
-            <w:r>
-              <w:rPr>
-                <w:rFonts w:ascii="Times New Roman" w:hAnsi="Times New Roman" w:cs="Times New Roman"/>
-                <w:color w:val="000000" w:themeColor="text1"/>
-              </w:rPr>
-              <w:t>5</w:t>
-            </w:r>
-          </w:p>
-        </w:tc>
-        <w:tc>
-          <w:tcPr>
-            <w:tcW w:w="0" w:type="auto"/>
-            <w:vAlign w:val="center"/>
-            <w:hideMark/>
-          </w:tcPr>
-          <w:p>
-            <w:pPr>
-              <w:rPr>
-                <w:rFonts w:ascii="Times New Roman" w:hAnsi="Times New Roman" w:cs="Times New Roman"/>
-                <w:color w:val="000000" w:themeColor="text1"/>
-              </w:rPr>
-            </w:pPr>
-            <w:r>
-              <w:rPr>
-                <w:rFonts w:ascii="Times New Roman" w:hAnsi="Times New Roman" w:cs="Times New Roman"/>
-                <w:color w:val="000000" w:themeColor="text1"/>
-              </w:rPr>
-              <w:t>9</w:t>
-            </w:r>
-          </w:p>
-        </w:tc>
-        <w:tc>
-          <w:tcPr>
-            <w:tcW w:w="0" w:type="auto"/>
-            <w:vAlign w:val="center"/>
-            <w:hideMark/>
-          </w:tcPr>
-          <w:p>
-            <w:pPr>
-              <w:rPr>
-                <w:rFonts w:ascii="Times New Roman" w:hAnsi="Times New Roman" w:cs="Times New Roman"/>
-                <w:color w:val="000000" w:themeColor="text1"/>
-              </w:rPr>
-            </w:pPr>
-            <w:r>
-              <w:rPr>
-                <w:rFonts w:ascii="Times New Roman" w:hAnsi="Times New Roman" w:cs="Times New Roman"/>
-                <w:color w:val="000000" w:themeColor="text1"/>
-              </w:rPr>
-              <w:t>7</w:t>
-            </w:r>
-          </w:p>
-        </w:tc>
-      </w:tr>
-      <w:tr>
-        <w:trPr>
-          <w:tblCellSpacing w:w="15" w:type="dxa"/>
-        </w:trPr>
-        <w:tc>
-          <w:tcPr>
-            <w:tcW w:w="0" w:type="auto"/>
-            <w:vAlign w:val="center"/>
-            <w:hideMark/>
-          </w:tcPr>
-          <w:p>
-            <w:pPr>
-              <w:rPr>
-                <w:rFonts w:ascii="Times New Roman" w:hAnsi="Times New Roman" w:cs="Times New Roman"/>
-                <w:color w:val="000000" w:themeColor="text1"/>
-              </w:rPr>
-            </w:pPr>
-            <w:r>
-              <w:rPr>
-                <w:rFonts w:ascii="Times New Roman" w:hAnsi="Times New Roman" w:cs="Times New Roman"/>
-                <w:color w:val="000000" w:themeColor="text1"/>
-              </w:rPr>
-              <w:t>Safety</w:t>
-            </w:r>
-          </w:p>
-        </w:tc>
-        <w:tc>
-          <w:tcPr>
-            <w:tcW w:w="0" w:type="auto"/>
-            <w:vAlign w:val="center"/>
-            <w:hideMark/>
-          </w:tcPr>
-          <w:p>
-            <w:pPr>
-              <w:rPr>
-                <w:rFonts w:ascii="Times New Roman" w:hAnsi="Times New Roman" w:cs="Times New Roman"/>
-                <w:color w:val="000000" w:themeColor="text1"/>
-              </w:rPr>
-            </w:pPr>
-            <w:r>
-              <w:rPr>
-                <w:rFonts w:ascii="Times New Roman" w:hAnsi="Times New Roman" w:cs="Times New Roman"/>
-                <w:color w:val="000000" w:themeColor="text1"/>
-              </w:rPr>
-              <w:t>10</w:t>
-            </w:r>
-          </w:p>
-        </w:tc>
-        <w:tc>
-          <w:tcPr>
-            <w:tcW w:w="0" w:type="auto"/>
-            <w:vAlign w:val="center"/>
-            <w:hideMark/>
-          </w:tcPr>
-          <w:p>
-            <w:pPr>
-              <w:rPr>
-                <w:rFonts w:ascii="Times New Roman" w:hAnsi="Times New Roman" w:cs="Times New Roman"/>
-                <w:color w:val="000000" w:themeColor="text1"/>
-              </w:rPr>
-            </w:pPr>
-            <w:r>
-              <w:rPr>
-                <w:rFonts w:ascii="Times New Roman" w:hAnsi="Times New Roman" w:cs="Times New Roman"/>
-                <w:color w:val="000000" w:themeColor="text1"/>
-              </w:rPr>
-              <w:t>8</w:t>
-            </w:r>
-          </w:p>
-        </w:tc>
-        <w:tc>
-          <w:tcPr>
-            <w:tcW w:w="0" w:type="auto"/>
-            <w:vAlign w:val="center"/>
-            <w:hideMark/>
-          </w:tcPr>
-          <w:p>
-            <w:pPr>
-              <w:rPr>
-                <w:rFonts w:ascii="Times New Roman" w:hAnsi="Times New Roman" w:cs="Times New Roman"/>
-                <w:color w:val="000000" w:themeColor="text1"/>
-              </w:rPr>
-            </w:pPr>
-            <w:r>
-              <w:rPr>
-                <w:rFonts w:ascii="Times New Roman" w:hAnsi="Times New Roman" w:cs="Times New Roman"/>
-                <w:color w:val="000000" w:themeColor="text1"/>
-              </w:rPr>
-              <w:t>7</w:t>
-            </w:r>
-          </w:p>
-        </w:tc>
-        <w:tc>
-          <w:tcPr>
-            <w:tcW w:w="0" w:type="auto"/>
-            <w:vAlign w:val="center"/>
-            <w:hideMark/>
-          </w:tcPr>
-          <w:p>
-            <w:pPr>
-              <w:rPr>
-                <w:rFonts w:ascii="Times New Roman" w:hAnsi="Times New Roman" w:cs="Times New Roman"/>
-                <w:color w:val="000000" w:themeColor="text1"/>
-              </w:rPr>
-            </w:pPr>
-            <w:r>
-              <w:rPr>
-                <w:rFonts w:ascii="Times New Roman" w:hAnsi="Times New Roman" w:cs="Times New Roman"/>
-                <w:color w:val="000000" w:themeColor="text1"/>
-              </w:rPr>
-              <w:t>7</w:t>
-            </w:r>
-          </w:p>
-        </w:tc>
-      </w:tr>
-      <w:tr>
-        <w:trPr>
-          <w:tblCellSpacing w:w="15" w:type="dxa"/>
-        </w:trPr>
-        <w:tc>
-          <w:tcPr>
-            <w:tcW w:w="0" w:type="auto"/>
-            <w:vAlign w:val="center"/>
-            <w:hideMark/>
-          </w:tcPr>
-          <w:p>
-            <w:pPr>
-              <w:rPr>
-                <w:rFonts w:ascii="Times New Roman" w:hAnsi="Times New Roman" w:cs="Times New Roman"/>
-                <w:color w:val="000000" w:themeColor="text1"/>
-              </w:rPr>
-            </w:pPr>
-            <w:r>
-              <w:rPr>
-                <w:rFonts w:ascii="Times New Roman" w:hAnsi="Times New Roman" w:cs="Times New Roman"/>
-                <w:color w:val="000000" w:themeColor="text1"/>
-              </w:rPr>
-              <w:t>Scalability</w:t>
-            </w:r>
-          </w:p>
-        </w:tc>
-        <w:tc>
-          <w:tcPr>
-            <w:tcW w:w="0" w:type="auto"/>
-            <w:vAlign w:val="center"/>
-            <w:hideMark/>
-          </w:tcPr>
-          <w:p>
-            <w:pPr>
-              <w:rPr>
-                <w:rFonts w:ascii="Times New Roman" w:hAnsi="Times New Roman" w:cs="Times New Roman"/>
-                <w:color w:val="000000" w:themeColor="text1"/>
-              </w:rPr>
-            </w:pPr>
-            <w:r>
-              <w:rPr>
-                <w:rFonts w:ascii="Times New Roman" w:hAnsi="Times New Roman" w:cs="Times New Roman"/>
-                <w:color w:val="000000" w:themeColor="text1"/>
-              </w:rPr>
-              <w:t>10</w:t>
-            </w:r>
-          </w:p>
-        </w:tc>
-        <w:tc>
-          <w:tcPr>
-            <w:tcW w:w="0" w:type="auto"/>
-            <w:vAlign w:val="center"/>
-            <w:hideMark/>
-          </w:tcPr>
-          <w:p>
-            <w:pPr>
-              <w:rPr>
-                <w:rFonts w:ascii="Times New Roman" w:hAnsi="Times New Roman" w:cs="Times New Roman"/>
-                <w:color w:val="000000" w:themeColor="text1"/>
-              </w:rPr>
-            </w:pPr>
-            <w:r>
-              <w:rPr>
-                <w:rFonts w:ascii="Times New Roman" w:hAnsi="Times New Roman" w:cs="Times New Roman"/>
-                <w:color w:val="000000" w:themeColor="text1"/>
-              </w:rPr>
-              <w:t>6</w:t>
-            </w:r>
-          </w:p>
-        </w:tc>
-        <w:tc>
-          <w:tcPr>
-            <w:tcW w:w="0" w:type="auto"/>
-            <w:vAlign w:val="center"/>
-            <w:hideMark/>
-          </w:tcPr>
-          <w:p>
-            <w:pPr>
-              <w:rPr>
-                <w:rFonts w:ascii="Times New Roman" w:hAnsi="Times New Roman" w:cs="Times New Roman"/>
-                <w:color w:val="000000" w:themeColor="text1"/>
-              </w:rPr>
-            </w:pPr>
-            <w:r>
-              <w:rPr>
-                <w:rFonts w:ascii="Times New Roman" w:hAnsi="Times New Roman" w:cs="Times New Roman"/>
-                <w:color w:val="000000" w:themeColor="text1"/>
-              </w:rPr>
-              <w:t>8</w:t>
-            </w:r>
-          </w:p>
-        </w:tc>
-        <w:tc>
-          <w:tcPr>
-            <w:tcW w:w="0" w:type="auto"/>
-            <w:vAlign w:val="center"/>
-            <w:hideMark/>
-          </w:tcPr>
-          <w:p>
-            <w:pPr>
-              <w:rPr>
-                <w:rFonts w:ascii="Times New Roman" w:hAnsi="Times New Roman" w:cs="Times New Roman"/>
-                <w:color w:val="000000" w:themeColor="text1"/>
-              </w:rPr>
-            </w:pPr>
-            <w:r>
-              <w:rPr>
-                <w:rFonts w:ascii="Times New Roman" w:hAnsi="Times New Roman" w:cs="Times New Roman"/>
-                <w:color w:val="000000" w:themeColor="text1"/>
-              </w:rPr>
-              <w:t>8</w:t>
-            </w:r>
-          </w:p>
-        </w:tc>
-      </w:tr>
-      <w:tr>
-        <w:trPr>
-          <w:tblCellSpacing w:w="15" w:type="dxa"/>
-        </w:trPr>
-        <w:tc>
-          <w:tcPr>
-            <w:tcW w:w="0" w:type="auto"/>
-            <w:vAlign w:val="center"/>
-            <w:hideMark/>
-          </w:tcPr>
-          <w:p>
-            <w:pPr>
-              <w:rPr>
-                <w:rFonts w:ascii="Times New Roman" w:hAnsi="Times New Roman" w:cs="Times New Roman"/>
-                <w:color w:val="000000" w:themeColor="text1"/>
-              </w:rPr>
-            </w:pPr>
-            <w:r>
-              <w:rPr>
-                <w:rFonts w:ascii="Times New Roman" w:hAnsi="Times New Roman" w:cs="Times New Roman"/>
-                <w:color w:val="000000" w:themeColor="text1"/>
-              </w:rPr>
-              <w:t>User Acceptance</w:t>
-            </w:r>
-          </w:p>
-        </w:tc>
-        <w:tc>
-          <w:tcPr>
-            <w:tcW w:w="0" w:type="auto"/>
-            <w:vAlign w:val="center"/>
-            <w:hideMark/>
-          </w:tcPr>
-          <w:p>
-            <w:pPr>
-              <w:rPr>
-                <w:rFonts w:ascii="Times New Roman" w:hAnsi="Times New Roman" w:cs="Times New Roman"/>
-                <w:color w:val="000000" w:themeColor="text1"/>
-              </w:rPr>
-            </w:pPr>
-            <w:r>
-              <w:rPr>
-                <w:rFonts w:ascii="Times New Roman" w:hAnsi="Times New Roman" w:cs="Times New Roman"/>
-                <w:color w:val="000000" w:themeColor="text1"/>
-              </w:rPr>
-              <w:t>15</w:t>
-            </w:r>
-          </w:p>
-        </w:tc>
-        <w:tc>
-          <w:tcPr>
-            <w:tcW w:w="0" w:type="auto"/>
-            <w:vAlign w:val="center"/>
-            <w:hideMark/>
-          </w:tcPr>
-          <w:p>
-            <w:pPr>
-              <w:rPr>
-                <w:rFonts w:ascii="Times New Roman" w:hAnsi="Times New Roman" w:cs="Times New Roman"/>
-                <w:color w:val="000000" w:themeColor="text1"/>
-              </w:rPr>
-            </w:pPr>
-            <w:r>
-              <w:rPr>
-                <w:rFonts w:ascii="Times New Roman" w:hAnsi="Times New Roman" w:cs="Times New Roman"/>
-                <w:color w:val="000000" w:themeColor="text1"/>
-              </w:rPr>
-              <w:t>5</w:t>
-            </w:r>
-          </w:p>
-        </w:tc>
-        <w:tc>
-          <w:tcPr>
-            <w:tcW w:w="0" w:type="auto"/>
-            <w:vAlign w:val="center"/>
-            <w:hideMark/>
-          </w:tcPr>
-          <w:p>
-            <w:pPr>
-              <w:rPr>
-                <w:rFonts w:ascii="Times New Roman" w:hAnsi="Times New Roman" w:cs="Times New Roman"/>
-                <w:color w:val="000000" w:themeColor="text1"/>
-              </w:rPr>
-            </w:pPr>
-            <w:r>
-              <w:rPr>
-                <w:rFonts w:ascii="Times New Roman" w:hAnsi="Times New Roman" w:cs="Times New Roman"/>
-                <w:color w:val="000000" w:themeColor="text1"/>
-              </w:rPr>
-              <w:t>7</w:t>
-            </w:r>
-          </w:p>
-        </w:tc>
-        <w:tc>
-          <w:tcPr>
-            <w:tcW w:w="0" w:type="auto"/>
-            <w:vAlign w:val="center"/>
-            <w:hideMark/>
-          </w:tcPr>
-          <w:p>
-            <w:pPr>
-              <w:rPr>
-                <w:rFonts w:ascii="Times New Roman" w:hAnsi="Times New Roman" w:cs="Times New Roman"/>
-                <w:color w:val="000000" w:themeColor="text1"/>
-              </w:rPr>
-            </w:pPr>
-            <w:r>
-              <w:rPr>
-                <w:rFonts w:ascii="Times New Roman" w:hAnsi="Times New Roman" w:cs="Times New Roman"/>
-                <w:color w:val="000000" w:themeColor="text1"/>
-              </w:rPr>
-              <w:t>9</w:t>
-            </w:r>
-          </w:p>
-        </w:tc>
-      </w:tr>
-      <w:tr>
-        <w:trPr>
-          <w:tblCellSpacing w:w="15" w:type="dxa"/>
-        </w:trPr>
-        <w:tc>
-          <w:tcPr>
-            <w:tcW w:w="0" w:type="auto"/>
-            <w:vAlign w:val="center"/>
-            <w:hideMark/>
-          </w:tcPr>
-          <w:p>
-            <w:pPr>
-              <w:rPr>
-                <w:rFonts w:ascii="Times New Roman" w:hAnsi="Times New Roman" w:cs="Times New Roman"/>
-                <w:color w:val="000000" w:themeColor="text1"/>
-              </w:rPr>
-            </w:pPr>
-            <w:r>
-              <w:rPr>
-                <w:rFonts w:ascii="Times New Roman" w:hAnsi="Times New Roman" w:cs="Times New Roman"/>
-                <w:b/>
-                <w:bCs/>
-                <w:color w:val="000000" w:themeColor="text1"/>
-              </w:rPr>
-              <w:t>Total Score</w:t>
-            </w:r>
-          </w:p>
-        </w:tc>
-        <w:tc>
-          <w:tcPr>
-            <w:tcW w:w="0" w:type="auto"/>
-            <w:vAlign w:val="center"/>
-            <w:hideMark/>
-          </w:tcPr>
-          <w:p>
-            <w:pPr>
-              <w:rPr>
-                <w:rFonts w:ascii="Times New Roman" w:hAnsi="Times New Roman" w:cs="Times New Roman"/>
-                <w:color w:val="000000" w:themeColor="text1"/>
-              </w:rPr>
-            </w:pPr>
-            <w:r>
-              <w:rPr>
-                <w:rFonts w:ascii="Times New Roman" w:hAnsi="Times New Roman" w:cs="Times New Roman"/>
-                <w:color w:val="000000" w:themeColor="text1"/>
-              </w:rPr>
-              <w:t>100</w:t>
-            </w:r>
-          </w:p>
-        </w:tc>
-        <w:tc>
-          <w:tcPr>
-            <w:tcW w:w="0" w:type="auto"/>
-            <w:vAlign w:val="center"/>
-            <w:hideMark/>
-          </w:tcPr>
-          <w:p>
-            <w:pPr>
-              <w:rPr>
-                <w:rFonts w:ascii="Times New Roman" w:hAnsi="Times New Roman" w:cs="Times New Roman"/>
-                <w:color w:val="000000" w:themeColor="text1"/>
-              </w:rPr>
-            </w:pPr>
-            <w:r>
-              <w:rPr>
-                <w:rFonts w:ascii="Times New Roman" w:hAnsi="Times New Roman" w:cs="Times New Roman"/>
-                <w:b/>
-                <w:bCs/>
-                <w:color w:val="000000" w:themeColor="text1"/>
-              </w:rPr>
-              <w:t>7.4</w:t>
-            </w:r>
-          </w:p>
-        </w:tc>
-        <w:tc>
-          <w:tcPr>
-            <w:tcW w:w="0" w:type="auto"/>
-            <w:vAlign w:val="center"/>
-            <w:hideMark/>
-          </w:tcPr>
-          <w:p>
-            <w:pPr>
-              <w:rPr>
-                <w:rFonts w:ascii="Times New Roman" w:hAnsi="Times New Roman" w:cs="Times New Roman"/>
-                <w:color w:val="000000" w:themeColor="text1"/>
-              </w:rPr>
-            </w:pPr>
-            <w:r>
-              <w:rPr>
-                <w:rFonts w:ascii="Times New Roman" w:hAnsi="Times New Roman" w:cs="Times New Roman"/>
-                <w:b/>
-                <w:bCs/>
-                <w:color w:val="000000" w:themeColor="text1"/>
-              </w:rPr>
-              <w:t>6.8</w:t>
-            </w:r>
-          </w:p>
-        </w:tc>
-        <w:tc>
-          <w:tcPr>
-            <w:tcW w:w="0" w:type="auto"/>
-            <w:vAlign w:val="center"/>
-            <w:hideMark/>
-          </w:tcPr>
-          <w:p>
-            <w:pPr>
-              <w:rPr>
-                <w:rFonts w:ascii="Times New Roman" w:hAnsi="Times New Roman" w:cs="Times New Roman"/>
-                <w:color w:val="000000" w:themeColor="text1"/>
-              </w:rPr>
-            </w:pPr>
-            <w:r>
-              <w:rPr>
-                <w:rFonts w:ascii="Times New Roman" w:hAnsi="Times New Roman" w:cs="Times New Roman"/>
-                <w:b/>
-                <w:bCs/>
-                <w:color w:val="000000" w:themeColor="text1"/>
-              </w:rPr>
-              <w:t>7.5</w:t>
-            </w:r>
-          </w:p>
-        </w:tc>
-      </w:tr>
-    </w:tbl>
-    <w:p>
-      <w:pPr>
-        <w:rPr>
-          <w:rFonts w:ascii="Times New Roman" w:hAnsi="Times New Roman" w:cs="Times New Roman"/>
-          <w:color w:val="000000" w:themeColor="text1"/>
-        </w:rPr>
-      </w:pPr>
-    </w:p>
-    <w:p>
-      <w:pPr>
         <w:pStyle w:val="Heading2"/>
+        <w:rPr>
+          <w:rFonts w:hint="eastAsia"/>
+        </w:rPr>
       </w:pPr>
       <w:bookmarkStart w:id="23" w:name="Xa7d721d4d72faddc4819ccedc34c6ace547e353"/>
       <w:bookmarkEnd w:id="19"/>
@@ -8197,6 +8378,9 @@
     <w:p>
       <w:pPr>
         <w:pStyle w:val="Heading3"/>
+        <w:rPr>
+          <w:rFonts w:hint="eastAsia"/>
+        </w:rPr>
       </w:pPr>
       <w:bookmarkStart w:id="24" w:name="hardware-architecture"/>
       <w:r>
@@ -8210,7 +8394,7 @@
         <w:pStyle w:val="Heading2"/>
         <w:numPr>
           <w:ilvl w:val="0"/>
-          <w:numId w:val="12"/>
+          <w:numId w:val="16"/>
         </w:numPr>
         <w:rPr>
           <w:rFonts w:ascii="Times New Roman" w:hAnsi="Times New Roman" w:cs="Times New Roman"/>
@@ -8285,7 +8469,7 @@
         <w:pStyle w:val="Heading2"/>
         <w:numPr>
           <w:ilvl w:val="0"/>
-          <w:numId w:val="12"/>
+          <w:numId w:val="16"/>
         </w:numPr>
         <w:rPr>
           <w:rFonts w:ascii="Times New Roman" w:hAnsi="Times New Roman" w:cs="Times New Roman"/>
@@ -8308,6 +8492,176 @@
           <w:szCs w:val="24"/>
         </w:rPr>
         <w:t>Sensors:</w:t>
+      </w:r>
+    </w:p>
+    <w:p>
+      <w:pPr>
+        <w:pStyle w:val="Heading2"/>
+        <w:numPr>
+          <w:ilvl w:val="0"/>
+          <w:numId w:val="17"/>
+        </w:numPr>
+        <w:rPr>
+          <w:rFonts w:ascii="Times New Roman" w:hAnsi="Times New Roman" w:cs="Times New Roman"/>
+          <w:color w:val="000000" w:themeColor="text1"/>
+          <w:sz w:val="24"/>
+          <w:szCs w:val="24"/>
+        </w:rPr>
+      </w:pPr>
+      <w:r>
+        <w:rPr>
+          <w:rFonts w:ascii="Times New Roman" w:hAnsi="Times New Roman" w:cs="Times New Roman"/>
+          <w:color w:val="000000" w:themeColor="text1"/>
+          <w:sz w:val="24"/>
+          <w:szCs w:val="24"/>
+        </w:rPr>
+        <w:t>Gas sensor (MQ series)</w:t>
+      </w:r>
+    </w:p>
+    <w:p>
+      <w:pPr>
+        <w:pStyle w:val="Heading2"/>
+        <w:numPr>
+          <w:ilvl w:val="0"/>
+          <w:numId w:val="17"/>
+        </w:numPr>
+        <w:rPr>
+          <w:rFonts w:ascii="Times New Roman" w:hAnsi="Times New Roman" w:cs="Times New Roman"/>
+          <w:color w:val="000000" w:themeColor="text1"/>
+          <w:sz w:val="24"/>
+          <w:szCs w:val="24"/>
+        </w:rPr>
+      </w:pPr>
+      <w:r>
+        <w:rPr>
+          <w:rFonts w:ascii="Times New Roman" w:hAnsi="Times New Roman" w:cs="Times New Roman"/>
+          <w:color w:val="000000" w:themeColor="text1"/>
+          <w:sz w:val="24"/>
+          <w:szCs w:val="24"/>
+        </w:rPr>
+        <w:t>Temperature &amp; Humidity (DHT11/DHT22)</w:t>
+      </w:r>
+    </w:p>
+    <w:p>
+      <w:pPr>
+        <w:pStyle w:val="Heading2"/>
+        <w:numPr>
+          <w:ilvl w:val="0"/>
+          <w:numId w:val="17"/>
+        </w:numPr>
+        <w:rPr>
+          <w:rFonts w:ascii="Times New Roman" w:hAnsi="Times New Roman" w:cs="Times New Roman"/>
+          <w:color w:val="000000" w:themeColor="text1"/>
+          <w:sz w:val="24"/>
+          <w:szCs w:val="24"/>
+        </w:rPr>
+      </w:pPr>
+      <w:r>
+        <w:rPr>
+          <w:rFonts w:ascii="Times New Roman" w:hAnsi="Times New Roman" w:cs="Times New Roman"/>
+          <w:color w:val="000000" w:themeColor="text1"/>
+          <w:sz w:val="24"/>
+          <w:szCs w:val="24"/>
+        </w:rPr>
+        <w:t>Ambient light sensor</w:t>
+      </w:r>
+    </w:p>
+    <w:p>
+      <w:pPr>
+        <w:pStyle w:val="Heading2"/>
+        <w:numPr>
+          <w:ilvl w:val="0"/>
+          <w:numId w:val="17"/>
+        </w:numPr>
+        <w:rPr>
+          <w:rFonts w:ascii="Times New Roman" w:hAnsi="Times New Roman" w:cs="Times New Roman"/>
+          <w:color w:val="000000" w:themeColor="text1"/>
+          <w:sz w:val="24"/>
+          <w:szCs w:val="24"/>
+        </w:rPr>
+      </w:pPr>
+      <w:r>
+        <w:rPr>
+          <w:rFonts w:ascii="Times New Roman" w:hAnsi="Times New Roman" w:cs="Times New Roman"/>
+          <w:color w:val="000000" w:themeColor="text1"/>
+          <w:sz w:val="24"/>
+          <w:szCs w:val="24"/>
+        </w:rPr>
+        <w:t>Camera (for basic CV)</w:t>
+      </w:r>
+    </w:p>
+    <w:p>
+      <w:pPr>
+        <w:pStyle w:val="Heading2"/>
+        <w:numPr>
+          <w:ilvl w:val="0"/>
+          <w:numId w:val="17"/>
+        </w:numPr>
+        <w:rPr>
+          <w:rFonts w:ascii="Times New Roman" w:hAnsi="Times New Roman" w:cs="Times New Roman"/>
+          <w:color w:val="000000" w:themeColor="text1"/>
+          <w:sz w:val="24"/>
+          <w:szCs w:val="24"/>
+        </w:rPr>
+      </w:pPr>
+      <w:r>
+        <w:rPr>
+          <w:rFonts w:ascii="Times New Roman" w:hAnsi="Times New Roman" w:cs="Times New Roman"/>
+          <w:color w:val="000000" w:themeColor="text1"/>
+          <w:sz w:val="24"/>
+          <w:szCs w:val="24"/>
+        </w:rPr>
+        <w:t>Proximity / ToF sensor</w:t>
+      </w:r>
+    </w:p>
+    <w:p>
+      <w:pPr>
+        <w:pStyle w:val="Heading2"/>
+        <w:numPr>
+          <w:ilvl w:val="0"/>
+          <w:numId w:val="17"/>
+        </w:numPr>
+        <w:rPr>
+          <w:rFonts w:ascii="Times New Roman" w:hAnsi="Times New Roman" w:cs="Times New Roman"/>
+          <w:color w:val="000000" w:themeColor="text1"/>
+          <w:sz w:val="24"/>
+          <w:szCs w:val="24"/>
+        </w:rPr>
+      </w:pPr>
+      <w:r>
+        <w:rPr>
+          <w:rFonts w:ascii="Times New Roman" w:hAnsi="Times New Roman" w:cs="Times New Roman"/>
+          <w:color w:val="000000" w:themeColor="text1"/>
+          <w:sz w:val="24"/>
+          <w:szCs w:val="24"/>
+        </w:rPr>
+        <w:t>IMU (for balance)</w:t>
+      </w:r>
+    </w:p>
+    <w:p>
+      <w:pPr>
+        <w:pStyle w:val="Heading2"/>
+        <w:numPr>
+          <w:ilvl w:val="0"/>
+          <w:numId w:val="11"/>
+        </w:numPr>
+        <w:rPr>
+          <w:rFonts w:ascii="Times New Roman" w:hAnsi="Times New Roman" w:cs="Times New Roman"/>
+          <w:color w:val="000000" w:themeColor="text1"/>
+          <w:sz w:val="24"/>
+          <w:szCs w:val="24"/>
+        </w:rPr>
+      </w:pPr>
+      <w:r>
+        <w:rPr>
+          <w:rFonts w:ascii="Times New Roman" w:hAnsi="Times New Roman" w:cs="Times New Roman"/>
+          <w:b/>
+          <w:bCs/>
+          <w:color w:val="000000" w:themeColor="text1"/>
+          <w:sz w:val="24"/>
+          <w:szCs w:val="24"/>
+        </w:rPr>
+        <w:t>Actuators:</w:t>
       </w:r>
     </w:p>
     <w:p>
@@ -8331,7 +8685,7 @@
           <w:sz w:val="24"/>
           <w:szCs w:val="24"/>
         </w:rPr>
-        <w:t>Gas sensor (MQ series)</w:t>
+        <w:t>Servo motors (legs, head)</w:t>
       </w:r>
     </w:p>
     <w:p>
@@ -8355,318 +8709,12 @@
           <w:sz w:val="24"/>
           <w:szCs w:val="24"/>
         </w:rPr>
-        <w:t>Temperature &amp; Humidity (DHT11/DHT22)</w:t>
+        <w:t>DC motors (if hybrid motion used)</w:t>
       </w:r>
     </w:p>
     <w:p>
       <w:pPr>
         <w:pStyle w:val="Heading2"/>
-        <w:numPr>
-          <w:ilvl w:val="0"/>
-          <w:numId w:val="7"/>
-        </w:numPr>
-        <w:rPr>
-          <w:rFonts w:ascii="Times New Roman" w:hAnsi="Times New Roman" w:cs="Times New Roman"/>
-          <w:color w:val="000000" w:themeColor="text1"/>
-          <w:sz w:val="24"/>
-          <w:szCs w:val="24"/>
-        </w:rPr>
-      </w:pPr>
-      <w:r>
-        <w:rPr>
-          <w:rFonts w:ascii="Times New Roman" w:hAnsi="Times New Roman" w:cs="Times New Roman"/>
-          <w:color w:val="000000" w:themeColor="text1"/>
-          <w:sz w:val="24"/>
-          <w:szCs w:val="24"/>
-        </w:rPr>
-        <w:t>Ambient light sensor</w:t>
-      </w:r>
-    </w:p>
-    <w:p>
-      <w:pPr>
-        <w:pStyle w:val="Heading2"/>
-        <w:numPr>
-          <w:ilvl w:val="0"/>
-          <w:numId w:val="7"/>
-        </w:numPr>
-        <w:rPr>
-          <w:rFonts w:ascii="Times New Roman" w:hAnsi="Times New Roman" w:cs="Times New Roman"/>
-          <w:color w:val="000000" w:themeColor="text1"/>
-          <w:sz w:val="24"/>
-          <w:szCs w:val="24"/>
-        </w:rPr>
-      </w:pPr>
-      <w:r>
-        <w:rPr>
-          <w:rFonts w:ascii="Times New Roman" w:hAnsi="Times New Roman" w:cs="Times New Roman"/>
-          <w:color w:val="000000" w:themeColor="text1"/>
-          <w:sz w:val="24"/>
-          <w:szCs w:val="24"/>
-        </w:rPr>
-        <w:t>Camera (for basic CV)</w:t>
-      </w:r>
-    </w:p>
-    <w:p>
-      <w:pPr>
-        <w:pStyle w:val="Heading2"/>
-        <w:numPr>
-          <w:ilvl w:val="0"/>
-          <w:numId w:val="7"/>
-        </w:numPr>
-        <w:rPr>
-          <w:rFonts w:ascii="Times New Roman" w:hAnsi="Times New Roman" w:cs="Times New Roman"/>
-          <w:color w:val="000000" w:themeColor="text1"/>
-          <w:sz w:val="24"/>
-          <w:szCs w:val="24"/>
-        </w:rPr>
-      </w:pPr>
-      <w:r>
-        <w:rPr>
-          <w:rFonts w:ascii="Times New Roman" w:hAnsi="Times New Roman" w:cs="Times New Roman"/>
-          <w:color w:val="000000" w:themeColor="text1"/>
-          <w:sz w:val="24"/>
-          <w:szCs w:val="24"/>
-        </w:rPr>
-        <w:t>Proximity / ToF sensor</w:t>
-      </w:r>
-    </w:p>
-    <w:p>
-      <w:pPr>
-        <w:pStyle w:val="Heading2"/>
-        <w:numPr>
-          <w:ilvl w:val="0"/>
-          <w:numId w:val="7"/>
-        </w:numPr>
-        <w:rPr>
-          <w:rFonts w:ascii="Times New Roman" w:hAnsi="Times New Roman" w:cs="Times New Roman"/>
-          <w:color w:val="000000" w:themeColor="text1"/>
-          <w:sz w:val="24"/>
-          <w:szCs w:val="24"/>
-        </w:rPr>
-      </w:pPr>
-      <w:r>
-        <w:rPr>
-          <w:rFonts w:ascii="Times New Roman" w:hAnsi="Times New Roman" w:cs="Times New Roman"/>
-          <w:color w:val="000000" w:themeColor="text1"/>
-          <w:sz w:val="24"/>
-          <w:szCs w:val="24"/>
-        </w:rPr>
-        <w:t>IMU (for balance)</w:t>
-      </w:r>
-    </w:p>
-    <w:p>
-      <w:pPr>
-        <w:pStyle w:val="Heading2"/>
-        <w:numPr>
-          <w:ilvl w:val="0"/>
-          <w:numId w:val="13"/>
-        </w:numPr>
-        <w:rPr>
-          <w:rFonts w:ascii="Times New Roman" w:hAnsi="Times New Roman" w:cs="Times New Roman"/>
-          <w:color w:val="000000" w:themeColor="text1"/>
-          <w:sz w:val="24"/>
-          <w:szCs w:val="24"/>
-        </w:rPr>
-      </w:pPr>
-      <w:r>
-        <w:rPr>
-          <w:rFonts w:ascii="Times New Roman" w:hAnsi="Times New Roman" w:cs="Times New Roman"/>
-          <w:b/>
-          <w:bCs/>
-          <w:color w:val="000000" w:themeColor="text1"/>
-          <w:sz w:val="24"/>
-          <w:szCs w:val="24"/>
-        </w:rPr>
-        <w:t>Actuators:</w:t>
-      </w:r>
-    </w:p>
-    <w:p>
-      <w:pPr>
-        <w:pStyle w:val="Heading2"/>
-        <w:numPr>
-          <w:ilvl w:val="0"/>
-          <w:numId w:val="8"/>
-        </w:numPr>
-        <w:rPr>
-          <w:rFonts w:ascii="Times New Roman" w:hAnsi="Times New Roman" w:cs="Times New Roman"/>
-          <w:color w:val="000000" w:themeColor="text1"/>
-          <w:sz w:val="24"/>
-          <w:szCs w:val="24"/>
-        </w:rPr>
-      </w:pPr>
-      <w:r>
-        <w:rPr>
-          <w:rFonts w:ascii="Times New Roman" w:hAnsi="Times New Roman" w:cs="Times New Roman"/>
-          <w:color w:val="000000" w:themeColor="text1"/>
-          <w:sz w:val="24"/>
-          <w:szCs w:val="24"/>
-        </w:rPr>
-        <w:t>Servo motors (legs, head)</w:t>
-      </w:r>
-    </w:p>
-    <w:p>
-      <w:pPr>
-        <w:pStyle w:val="Heading2"/>
-        <w:numPr>
-          <w:ilvl w:val="0"/>
-          <w:numId w:val="8"/>
-        </w:numPr>
-        <w:rPr>
-          <w:rFonts w:ascii="Times New Roman" w:hAnsi="Times New Roman" w:cs="Times New Roman"/>
-          <w:color w:val="000000" w:themeColor="text1"/>
-          <w:sz w:val="24"/>
-          <w:szCs w:val="24"/>
-        </w:rPr>
-      </w:pPr>
-      <w:r>
-        <w:rPr>
-          <w:rFonts w:ascii="Times New Roman" w:hAnsi="Times New Roman" w:cs="Times New Roman"/>
-          <w:color w:val="000000" w:themeColor="text1"/>
-          <w:sz w:val="24"/>
-          <w:szCs w:val="24"/>
-        </w:rPr>
-        <w:t>DC motors (if hybrid motion used)</w:t>
-      </w:r>
-    </w:p>
-    <w:p>
-      <w:pPr>
-        <w:pStyle w:val="Heading2"/>
-        <w:numPr>
-          <w:ilvl w:val="0"/>
-          <w:numId w:val="13"/>
-        </w:numPr>
-        <w:rPr>
-          <w:rFonts w:ascii="Times New Roman" w:hAnsi="Times New Roman" w:cs="Times New Roman"/>
-          <w:color w:val="000000" w:themeColor="text1"/>
-          <w:sz w:val="24"/>
-          <w:szCs w:val="24"/>
-        </w:rPr>
-      </w:pPr>
-      <w:r>
-        <w:rPr>
-          <w:rFonts w:ascii="Times New Roman" w:hAnsi="Times New Roman" w:cs="Times New Roman"/>
-          <w:b/>
-          <w:bCs/>
-          <w:color w:val="000000" w:themeColor="text1"/>
-          <w:sz w:val="24"/>
-          <w:szCs w:val="24"/>
-        </w:rPr>
-        <w:t>Motor Drivers:</w:t>
-      </w:r>
-      <w:r>
-        <w:rPr>
-          <w:rFonts w:ascii="Times New Roman" w:hAnsi="Times New Roman" w:cs="Times New Roman"/>
-          <w:color w:val="000000" w:themeColor="text1"/>
-          <w:sz w:val="24"/>
-          <w:szCs w:val="24"/>
-        </w:rPr>
-        <w:t xml:space="preserve"> DRV8833 / similar</w:t>
-      </w:r>
-    </w:p>
-    <w:p>
-      <w:pPr>
-        <w:pStyle w:val="Heading2"/>
-        <w:numPr>
-          <w:ilvl w:val="0"/>
-          <w:numId w:val="13"/>
-        </w:numPr>
-        <w:rPr>
-          <w:rFonts w:ascii="Times New Roman" w:hAnsi="Times New Roman" w:cs="Times New Roman"/>
-          <w:color w:val="000000" w:themeColor="text1"/>
-          <w:sz w:val="24"/>
-          <w:szCs w:val="24"/>
-        </w:rPr>
-      </w:pPr>
-      <w:r>
-        <w:rPr>
-          <w:rFonts w:ascii="Times New Roman" w:hAnsi="Times New Roman" w:cs="Times New Roman"/>
-          <w:b/>
-          <w:bCs/>
-          <w:color w:val="000000" w:themeColor="text1"/>
-          <w:sz w:val="24"/>
-          <w:szCs w:val="24"/>
-        </w:rPr>
-        <w:t>Communication Module:</w:t>
-      </w:r>
-      <w:r>
-        <w:rPr>
-          <w:rFonts w:ascii="Times New Roman" w:hAnsi="Times New Roman" w:cs="Times New Roman"/>
-          <w:color w:val="000000" w:themeColor="text1"/>
-          <w:sz w:val="24"/>
-          <w:szCs w:val="24"/>
-        </w:rPr>
-        <w:t xml:space="preserve"> </w:t>
-      </w:r>
-      <w:r>
-        <w:rPr>
-          <w:rFonts w:ascii="Times New Roman" w:hAnsi="Times New Roman" w:cs="Times New Roman"/>
-          <w:color w:val="000000" w:themeColor="text1"/>
-          <w:sz w:val="24"/>
-          <w:szCs w:val="24"/>
-        </w:rPr>
-        <w:t>Wi-Fi</w:t>
-      </w:r>
-      <w:r>
-        <w:rPr>
-          <w:rFonts w:ascii="Times New Roman" w:hAnsi="Times New Roman" w:cs="Times New Roman"/>
-          <w:color w:val="000000" w:themeColor="text1"/>
-          <w:sz w:val="24"/>
-          <w:szCs w:val="24"/>
-        </w:rPr>
-        <w:t xml:space="preserve"> (ESP32) / Bluetooth</w:t>
-      </w:r>
-    </w:p>
-    <w:p>
-      <w:pPr>
-        <w:pStyle w:val="Heading2"/>
-        <w:numPr>
-          <w:ilvl w:val="0"/>
-          <w:numId w:val="13"/>
-        </w:numPr>
-        <w:rPr>
-          <w:rFonts w:ascii="Times New Roman" w:hAnsi="Times New Roman" w:cs="Times New Roman"/>
-          <w:color w:val="000000" w:themeColor="text1"/>
-          <w:sz w:val="24"/>
-          <w:szCs w:val="24"/>
-        </w:rPr>
-      </w:pPr>
-      <w:r>
-        <w:rPr>
-          <w:rFonts w:ascii="Times New Roman" w:hAnsi="Times New Roman" w:cs="Times New Roman"/>
-          <w:b/>
-          <w:bCs/>
-          <w:color w:val="000000" w:themeColor="text1"/>
-          <w:sz w:val="24"/>
-          <w:szCs w:val="24"/>
-        </w:rPr>
-        <w:t>Power System:</w:t>
-      </w:r>
-      <w:r>
-        <w:rPr>
-          <w:rFonts w:ascii="Times New Roman" w:hAnsi="Times New Roman" w:cs="Times New Roman"/>
-          <w:color w:val="000000" w:themeColor="text1"/>
-          <w:sz w:val="24"/>
-          <w:szCs w:val="24"/>
-        </w:rPr>
-        <w:t xml:space="preserve"> Li-ion battery + voltage regulators</w:t>
-      </w:r>
-    </w:p>
-    <w:p>
-      <w:pPr>
-        <w:pStyle w:val="BodyText"/>
-      </w:pPr>
-    </w:p>
-    <w:p>
-      <w:pPr>
-        <w:pStyle w:val="Heading3"/>
-      </w:pPr>
-      <w:r>
-        <w:t>9.2 Software Architecture</w:t>
-      </w:r>
-    </w:p>
-    <w:p>
-      <w:pPr>
-        <w:pStyle w:val="ListParagraph"/>
         <w:numPr>
           <w:ilvl w:val="0"/>
           <w:numId w:val="11"/>
@@ -8674,6 +8722,8 @@
         <w:rPr>
           <w:rFonts w:ascii="Times New Roman" w:hAnsi="Times New Roman" w:cs="Times New Roman"/>
           <w:color w:val="000000" w:themeColor="text1"/>
+          <w:sz w:val="24"/>
+          <w:szCs w:val="24"/>
         </w:rPr>
       </w:pPr>
       <w:r>
@@ -8682,20 +8732,24 @@
           <w:b/>
           <w:bCs/>
           <w:color w:val="000000" w:themeColor="text1"/>
-        </w:rPr>
-        <w:t>Control Logic:</w:t>
-      </w:r>
-      <w:r>
-        <w:rPr>
-          <w:rFonts w:ascii="Times New Roman" w:hAnsi="Times New Roman" w:cs="Times New Roman"/>
-          <w:color w:val="000000" w:themeColor="text1"/>
-        </w:rPr>
-        <w:t xml:space="preserve"> Finite State Machine (FSM)</w:t>
+          <w:sz w:val="24"/>
+          <w:szCs w:val="24"/>
+        </w:rPr>
+        <w:t>Motor Drivers:</w:t>
+      </w:r>
+      <w:r>
+        <w:rPr>
+          <w:rFonts w:ascii="Times New Roman" w:hAnsi="Times New Roman" w:cs="Times New Roman"/>
+          <w:color w:val="000000" w:themeColor="text1"/>
+          <w:sz w:val="24"/>
+          <w:szCs w:val="24"/>
+        </w:rPr>
+        <w:t xml:space="preserve"> DRV8833 / similar</w:t>
       </w:r>
     </w:p>
     <w:p>
       <w:pPr>
-        <w:pStyle w:val="ListParagraph"/>
+        <w:pStyle w:val="Heading2"/>
         <w:numPr>
           <w:ilvl w:val="0"/>
           <w:numId w:val="11"/>
@@ -8703,6 +8757,8 @@
         <w:rPr>
           <w:rFonts w:ascii="Times New Roman" w:hAnsi="Times New Roman" w:cs="Times New Roman"/>
           <w:color w:val="000000" w:themeColor="text1"/>
+          <w:sz w:val="24"/>
+          <w:szCs w:val="24"/>
         </w:rPr>
       </w:pPr>
       <w:r>
@@ -8711,20 +8767,42 @@
           <w:b/>
           <w:bCs/>
           <w:color w:val="000000" w:themeColor="text1"/>
-        </w:rPr>
-        <w:t>Autonomy Level:</w:t>
-      </w:r>
-      <w:r>
-        <w:rPr>
-          <w:rFonts w:ascii="Times New Roman" w:hAnsi="Times New Roman" w:cs="Times New Roman"/>
-          <w:color w:val="000000" w:themeColor="text1"/>
-        </w:rPr>
-        <w:t xml:space="preserve"> Semi-autonomous</w:t>
+          <w:sz w:val="24"/>
+          <w:szCs w:val="24"/>
+        </w:rPr>
+        <w:t>Communication Module:</w:t>
+      </w:r>
+      <w:r>
+        <w:rPr>
+          <w:rFonts w:ascii="Times New Roman" w:hAnsi="Times New Roman" w:cs="Times New Roman"/>
+          <w:color w:val="000000" w:themeColor="text1"/>
+          <w:sz w:val="24"/>
+          <w:szCs w:val="24"/>
+        </w:rPr>
+        <w:t xml:space="preserve"> </w:t>
+      </w:r>
+      <w:r>
+        <w:rPr>
+          <w:rFonts w:ascii="Times New Roman" w:hAnsi="Times New Roman" w:cs="Times New Roman"/>
+          <w:color w:val="000000" w:themeColor="text1"/>
+          <w:sz w:val="24"/>
+          <w:szCs w:val="24"/>
+        </w:rPr>
+        <w:t>Wi-Fi</w:t>
+      </w:r>
+      <w:r>
+        <w:rPr>
+          <w:rFonts w:ascii="Times New Roman" w:hAnsi="Times New Roman" w:cs="Times New Roman"/>
+          <w:color w:val="000000" w:themeColor="text1"/>
+          <w:sz w:val="24"/>
+          <w:szCs w:val="24"/>
+        </w:rPr>
+        <w:t xml:space="preserve"> (ESP32) / Bluetooth</w:t>
       </w:r>
     </w:p>
     <w:p>
       <w:pPr>
-        <w:pStyle w:val="ListParagraph"/>
+        <w:pStyle w:val="Heading2"/>
         <w:numPr>
           <w:ilvl w:val="0"/>
           <w:numId w:val="11"/>
@@ -8732,6 +8810,8 @@
         <w:rPr>
           <w:rFonts w:ascii="Times New Roman" w:hAnsi="Times New Roman" w:cs="Times New Roman"/>
           <w:color w:val="000000" w:themeColor="text1"/>
+          <w:sz w:val="24"/>
+          <w:szCs w:val="24"/>
         </w:rPr>
       </w:pPr>
       <w:r>
@@ -8740,15 +8820,35 @@
           <w:b/>
           <w:bCs/>
           <w:color w:val="000000" w:themeColor="text1"/>
-        </w:rPr>
-        <w:t>Algorithm Type:</w:t>
-      </w:r>
-      <w:r>
-        <w:rPr>
-          <w:rFonts w:ascii="Times New Roman" w:hAnsi="Times New Roman" w:cs="Times New Roman"/>
-          <w:color w:val="000000" w:themeColor="text1"/>
-        </w:rPr>
-        <w:t xml:space="preserve"> Rule-based with basic CV integration</w:t>
+          <w:sz w:val="24"/>
+          <w:szCs w:val="24"/>
+        </w:rPr>
+        <w:t>Power System:</w:t>
+      </w:r>
+      <w:r>
+        <w:rPr>
+          <w:rFonts w:ascii="Times New Roman" w:hAnsi="Times New Roman" w:cs="Times New Roman"/>
+          <w:color w:val="000000" w:themeColor="text1"/>
+          <w:sz w:val="24"/>
+          <w:szCs w:val="24"/>
+        </w:rPr>
+        <w:t xml:space="preserve"> Li-ion battery + voltage regulators</w:t>
+      </w:r>
+    </w:p>
+    <w:p>
+      <w:pPr>
+        <w:pStyle w:val="BodyText"/>
+      </w:pPr>
+    </w:p>
+    <w:p>
+      <w:pPr>
+        <w:pStyle w:val="Heading3"/>
+        <w:rPr>
+          <w:rFonts w:hint="eastAsia"/>
+        </w:rPr>
+      </w:pPr>
+      <w:r>
+        <w:t>9.2 Software Architecture</w:t>
       </w:r>
     </w:p>
     <w:p>
@@ -8756,7 +8856,7 @@
         <w:pStyle w:val="ListParagraph"/>
         <w:numPr>
           <w:ilvl w:val="0"/>
-          <w:numId w:val="11"/>
+          <w:numId w:val="2"/>
         </w:numPr>
         <w:rPr>
           <w:rFonts w:ascii="Times New Roman" w:hAnsi="Times New Roman" w:cs="Times New Roman"/>
@@ -8770,15 +8870,14 @@
           <w:bCs/>
           <w:color w:val="000000" w:themeColor="text1"/>
         </w:rPr>
-        <w:t>Data Flow:</w:t>
-      </w:r>
-      <w:r>
-        <w:rPr>
-          <w:rFonts w:ascii="Times New Roman" w:hAnsi="Times New Roman" w:cs="Times New Roman"/>
-          <w:color w:val="000000" w:themeColor="text1"/>
-        </w:rPr>
-        <w:br/>
-        <w:t>Sensors → Processing → Decision (FSM) → Actuation → Feedback</w:t>
+        <w:t>Control Logic:</w:t>
+      </w:r>
+      <w:r>
+        <w:rPr>
+          <w:rFonts w:ascii="Times New Roman" w:hAnsi="Times New Roman" w:cs="Times New Roman"/>
+          <w:color w:val="000000" w:themeColor="text1"/>
+        </w:rPr>
+        <w:t xml:space="preserve"> Finite State Machine (FSM)</w:t>
       </w:r>
     </w:p>
     <w:p>
@@ -8786,7 +8885,7 @@
         <w:pStyle w:val="ListParagraph"/>
         <w:numPr>
           <w:ilvl w:val="0"/>
-          <w:numId w:val="11"/>
+          <w:numId w:val="2"/>
         </w:numPr>
         <w:rPr>
           <w:rFonts w:ascii="Times New Roman" w:hAnsi="Times New Roman" w:cs="Times New Roman"/>
@@ -8800,14 +8899,22 @@
           <w:bCs/>
           <w:color w:val="000000" w:themeColor="text1"/>
         </w:rPr>
-        <w:t>Modules:</w:t>
+        <w:t>Autonomy Level:</w:t>
+      </w:r>
+      <w:r>
+        <w:rPr>
+          <w:rFonts w:ascii="Times New Roman" w:hAnsi="Times New Roman" w:cs="Times New Roman"/>
+          <w:color w:val="000000" w:themeColor="text1"/>
+        </w:rPr>
+        <w:t xml:space="preserve"> Semi-autonomous</w:t>
       </w:r>
     </w:p>
     <w:p>
       <w:pPr>
+        <w:pStyle w:val="ListParagraph"/>
         <w:numPr>
           <w:ilvl w:val="0"/>
-          <w:numId w:val="10"/>
+          <w:numId w:val="2"/>
         </w:numPr>
         <w:rPr>
           <w:rFonts w:ascii="Times New Roman" w:hAnsi="Times New Roman" w:cs="Times New Roman"/>
@@ -8817,16 +8924,26 @@
       <w:r>
         <w:rPr>
           <w:rFonts w:ascii="Times New Roman" w:hAnsi="Times New Roman" w:cs="Times New Roman"/>
-          <w:color w:val="000000" w:themeColor="text1"/>
-        </w:rPr>
-        <w:t>Sensor data acquisition</w:t>
+          <w:b/>
+          <w:bCs/>
+          <w:color w:val="000000" w:themeColor="text1"/>
+        </w:rPr>
+        <w:t>Algorithm Type:</w:t>
+      </w:r>
+      <w:r>
+        <w:rPr>
+          <w:rFonts w:ascii="Times New Roman" w:hAnsi="Times New Roman" w:cs="Times New Roman"/>
+          <w:color w:val="000000" w:themeColor="text1"/>
+        </w:rPr>
+        <w:t xml:space="preserve"> Rule-based with basic CV integration</w:t>
       </w:r>
     </w:p>
     <w:p>
       <w:pPr>
+        <w:pStyle w:val="ListParagraph"/>
         <w:numPr>
           <w:ilvl w:val="0"/>
-          <w:numId w:val="10"/>
+          <w:numId w:val="2"/>
         </w:numPr>
         <w:rPr>
           <w:rFonts w:ascii="Times New Roman" w:hAnsi="Times New Roman" w:cs="Times New Roman"/>
@@ -8836,16 +8953,27 @@
       <w:r>
         <w:rPr>
           <w:rFonts w:ascii="Times New Roman" w:hAnsi="Times New Roman" w:cs="Times New Roman"/>
-          <w:color w:val="000000" w:themeColor="text1"/>
-        </w:rPr>
-        <w:t>Environment analysis (threshold-based)</w:t>
+          <w:b/>
+          <w:bCs/>
+          <w:color w:val="000000" w:themeColor="text1"/>
+        </w:rPr>
+        <w:t>Data Flow:</w:t>
+      </w:r>
+      <w:r>
+        <w:rPr>
+          <w:rFonts w:ascii="Times New Roman" w:hAnsi="Times New Roman" w:cs="Times New Roman"/>
+          <w:color w:val="000000" w:themeColor="text1"/>
+        </w:rPr>
+        <w:br/>
+        <w:t>Sensors → Processing → Decision (FSM) → Actuation → Feedback</w:t>
       </w:r>
     </w:p>
     <w:p>
       <w:pPr>
+        <w:pStyle w:val="ListParagraph"/>
         <w:numPr>
           <w:ilvl w:val="0"/>
-          <w:numId w:val="10"/>
+          <w:numId w:val="2"/>
         </w:numPr>
         <w:rPr>
           <w:rFonts w:ascii="Times New Roman" w:hAnsi="Times New Roman" w:cs="Times New Roman"/>
@@ -8855,16 +8983,18 @@
       <w:r>
         <w:rPr>
           <w:rFonts w:ascii="Times New Roman" w:hAnsi="Times New Roman" w:cs="Times New Roman"/>
-          <w:color w:val="000000" w:themeColor="text1"/>
-        </w:rPr>
-        <w:t>Presence detection (CV)</w:t>
+          <w:b/>
+          <w:bCs/>
+          <w:color w:val="000000" w:themeColor="text1"/>
+        </w:rPr>
+        <w:t>Modules:</w:t>
       </w:r>
     </w:p>
     <w:p>
       <w:pPr>
         <w:numPr>
           <w:ilvl w:val="0"/>
-          <w:numId w:val="10"/>
+          <w:numId w:val="12"/>
         </w:numPr>
         <w:rPr>
           <w:rFonts w:ascii="Times New Roman" w:hAnsi="Times New Roman" w:cs="Times New Roman"/>
@@ -8876,14 +9006,14 @@
           <w:rFonts w:ascii="Times New Roman" w:hAnsi="Times New Roman" w:cs="Times New Roman"/>
           <w:color w:val="000000" w:themeColor="text1"/>
         </w:rPr>
-        <w:t>Behavior control (state machine)</w:t>
+        <w:t>Sensor data acquisition</w:t>
       </w:r>
     </w:p>
     <w:p>
       <w:pPr>
         <w:numPr>
           <w:ilvl w:val="0"/>
-          <w:numId w:val="10"/>
+          <w:numId w:val="12"/>
         </w:numPr>
         <w:rPr>
           <w:rFonts w:ascii="Times New Roman" w:hAnsi="Times New Roman" w:cs="Times New Roman"/>
@@ -8895,20 +9025,80 @@
           <w:rFonts w:ascii="Times New Roman" w:hAnsi="Times New Roman" w:cs="Times New Roman"/>
           <w:color w:val="000000" w:themeColor="text1"/>
         </w:rPr>
-        <w:t>Communication (alerts to caregiver)</w:t>
+        <w:t>Environment analysis (threshold-based)</w:t>
       </w:r>
     </w:p>
     <w:p>
       <w:pPr>
-        <w:rPr>
-          <w:rFonts w:ascii="Times New Roman" w:hAnsi="Times New Roman" w:cs="Times New Roman"/>
-          <w:color w:val="000000" w:themeColor="text1"/>
-        </w:rPr>
-      </w:pPr>
+        <w:numPr>
+          <w:ilvl w:val="0"/>
+          <w:numId w:val="12"/>
+        </w:numPr>
+        <w:rPr>
+          <w:rFonts w:ascii="Times New Roman" w:hAnsi="Times New Roman" w:cs="Times New Roman"/>
+          <w:color w:val="000000" w:themeColor="text1"/>
+        </w:rPr>
+      </w:pPr>
+      <w:r>
+        <w:rPr>
+          <w:rFonts w:ascii="Times New Roman" w:hAnsi="Times New Roman" w:cs="Times New Roman"/>
+          <w:color w:val="000000" w:themeColor="text1"/>
+        </w:rPr>
+        <w:t>Presence detection (CV)</w:t>
+      </w:r>
     </w:p>
     <w:p>
       <w:pPr>
+        <w:numPr>
+          <w:ilvl w:val="0"/>
+          <w:numId w:val="12"/>
+        </w:numPr>
+        <w:rPr>
+          <w:rFonts w:ascii="Times New Roman" w:hAnsi="Times New Roman" w:cs="Times New Roman"/>
+          <w:color w:val="000000" w:themeColor="text1"/>
+        </w:rPr>
+      </w:pPr>
+      <w:r>
+        <w:rPr>
+          <w:rFonts w:ascii="Times New Roman" w:hAnsi="Times New Roman" w:cs="Times New Roman"/>
+          <w:color w:val="000000" w:themeColor="text1"/>
+        </w:rPr>
+        <w:t>Behavior control (state machine)</w:t>
+      </w:r>
+    </w:p>
+    <w:p>
+      <w:pPr>
+        <w:numPr>
+          <w:ilvl w:val="0"/>
+          <w:numId w:val="12"/>
+        </w:numPr>
+        <w:rPr>
+          <w:rFonts w:ascii="Times New Roman" w:hAnsi="Times New Roman" w:cs="Times New Roman"/>
+          <w:color w:val="000000" w:themeColor="text1"/>
+        </w:rPr>
+      </w:pPr>
+      <w:r>
+        <w:rPr>
+          <w:rFonts w:ascii="Times New Roman" w:hAnsi="Times New Roman" w:cs="Times New Roman"/>
+          <w:color w:val="000000" w:themeColor="text1"/>
+        </w:rPr>
+        <w:t>Communication (alerts to caregiver)</w:t>
+      </w:r>
+    </w:p>
+    <w:p>
+      <w:pPr>
+        <w:rPr>
+          <w:rFonts w:ascii="Times New Roman" w:hAnsi="Times New Roman" w:cs="Times New Roman"/>
+          <w:color w:val="000000" w:themeColor="text1"/>
+        </w:rPr>
+      </w:pPr>
+    </w:p>
+    <w:p>
+      <w:pPr>
         <w:pStyle w:val="Heading2"/>
+        <w:rPr>
+          <w:rFonts w:hint="eastAsia"/>
+        </w:rPr>
       </w:pPr>
       <w:bookmarkStart w:id="26" w:name="risk-feasibility-analysis"/>
       <w:bookmarkEnd w:id="23"/>
@@ -8919,48 +9109,39 @@
     </w:p>
     <w:tbl>
       <w:tblPr>
+        <w:tblStyle w:val="GridTable4"/>
         <w:tblW w:w="0" w:type="auto"/>
-        <w:tblCellSpacing w:w="15" w:type="dxa"/>
-        <w:tblCellMar>
-          <w:top w:w="15" w:type="dxa"/>
-          <w:left w:w="15" w:type="dxa"/>
-          <w:bottom w:w="15" w:type="dxa"/>
-          <w:right w:w="15" w:type="dxa"/>
-        </w:tblCellMar>
         <w:tblLook w:val="04A0" w:firstRow="1" w:lastRow="0" w:firstColumn="1" w:lastColumn="0" w:noHBand="0" w:noVBand="1"/>
       </w:tblPr>
       <w:tblGrid>
-        <w:gridCol w:w="2599"/>
-        <w:gridCol w:w="1221"/>
-        <w:gridCol w:w="874"/>
-        <w:gridCol w:w="4666"/>
+        <w:gridCol w:w="2709"/>
+        <w:gridCol w:w="1283"/>
+        <w:gridCol w:w="1030"/>
+        <w:gridCol w:w="4328"/>
       </w:tblGrid>
       <w:tr>
         <w:trPr>
-          <w:tblHeader/>
-          <w:tblCellSpacing w:w="15" w:type="dxa"/>
+          <w:cnfStyle w:val="100000000000" w:firstRow="1" w:lastRow="0" w:firstColumn="0" w:lastColumn="0" w:oddVBand="0" w:evenVBand="0" w:oddHBand="0" w:evenHBand="0" w:firstRowFirstColumn="0" w:firstRowLastColumn="0" w:lastRowFirstColumn="0" w:lastRowLastColumn="0"/>
         </w:trPr>
         <w:tc>
           <w:tcPr>
-            <w:tcW w:w="0" w:type="auto"/>
-            <w:vAlign w:val="center"/>
-            <w:hideMark/>
-          </w:tcPr>
-          <w:p>
-            <w:pPr>
-              <w:rPr>
-                <w:rFonts w:ascii="Times New Roman" w:hAnsi="Times New Roman" w:cs="Times New Roman"/>
-                <w:b/>
-                <w:bCs/>
-                <w:color w:val="000000" w:themeColor="text1"/>
-              </w:rPr>
-            </w:pPr>
-            <w:r>
-              <w:rPr>
-                <w:rFonts w:ascii="Times New Roman" w:hAnsi="Times New Roman" w:cs="Times New Roman"/>
-                <w:b/>
-                <w:bCs/>
-                <w:color w:val="000000" w:themeColor="text1"/>
+            <w:cnfStyle w:val="001000000000" w:firstRow="0" w:lastRow="0" w:firstColumn="1" w:lastColumn="0" w:oddVBand="0" w:evenVBand="0" w:oddHBand="0" w:evenHBand="0" w:firstRowFirstColumn="0" w:firstRowLastColumn="0" w:lastRowFirstColumn="0" w:lastRowLastColumn="0"/>
+            <w:tcW w:w="0" w:type="auto"/>
+            <w:hideMark/>
+          </w:tcPr>
+          <w:p>
+            <w:pPr>
+              <w:rPr>
+                <w:rFonts w:ascii="Times New Roman" w:hAnsi="Times New Roman" w:cs="Times New Roman"/>
+                <w:b w:val="0"/>
+                <w:bCs w:val="0"/>
+              </w:rPr>
+            </w:pPr>
+            <w:r>
+              <w:rPr>
+                <w:rFonts w:ascii="Times New Roman" w:hAnsi="Times New Roman" w:cs="Times New Roman"/>
+                <w:b w:val="0"/>
+                <w:bCs w:val="0"/>
               </w:rPr>
               <w:t>Risk</w:t>
             </w:r>
@@ -8969,24 +9150,22 @@
         <w:tc>
           <w:tcPr>
             <w:tcW w:w="0" w:type="auto"/>
-            <w:vAlign w:val="center"/>
-            <w:hideMark/>
-          </w:tcPr>
-          <w:p>
-            <w:pPr>
-              <w:rPr>
-                <w:rFonts w:ascii="Times New Roman" w:hAnsi="Times New Roman" w:cs="Times New Roman"/>
-                <w:b/>
-                <w:bCs/>
-                <w:color w:val="000000" w:themeColor="text1"/>
-              </w:rPr>
-            </w:pPr>
-            <w:r>
-              <w:rPr>
-                <w:rFonts w:ascii="Times New Roman" w:hAnsi="Times New Roman" w:cs="Times New Roman"/>
-                <w:b/>
-                <w:bCs/>
-                <w:color w:val="000000" w:themeColor="text1"/>
+            <w:hideMark/>
+          </w:tcPr>
+          <w:p>
+            <w:pPr>
+              <w:cnfStyle w:val="100000000000" w:firstRow="1" w:lastRow="0" w:firstColumn="0" w:lastColumn="0" w:oddVBand="0" w:evenVBand="0" w:oddHBand="0" w:evenHBand="0" w:firstRowFirstColumn="0" w:firstRowLastColumn="0" w:lastRowFirstColumn="0" w:lastRowLastColumn="0"/>
+              <w:rPr>
+                <w:rFonts w:ascii="Times New Roman" w:hAnsi="Times New Roman" w:cs="Times New Roman"/>
+                <w:b w:val="0"/>
+                <w:bCs w:val="0"/>
+              </w:rPr>
+            </w:pPr>
+            <w:r>
+              <w:rPr>
+                <w:rFonts w:ascii="Times New Roman" w:hAnsi="Times New Roman" w:cs="Times New Roman"/>
+                <w:b w:val="0"/>
+                <w:bCs w:val="0"/>
               </w:rPr>
               <w:t>Probability</w:t>
             </w:r>
@@ -8995,24 +9174,22 @@
         <w:tc>
           <w:tcPr>
             <w:tcW w:w="0" w:type="auto"/>
-            <w:vAlign w:val="center"/>
-            <w:hideMark/>
-          </w:tcPr>
-          <w:p>
-            <w:pPr>
-              <w:rPr>
-                <w:rFonts w:ascii="Times New Roman" w:hAnsi="Times New Roman" w:cs="Times New Roman"/>
-                <w:b/>
-                <w:bCs/>
-                <w:color w:val="000000" w:themeColor="text1"/>
-              </w:rPr>
-            </w:pPr>
-            <w:r>
-              <w:rPr>
-                <w:rFonts w:ascii="Times New Roman" w:hAnsi="Times New Roman" w:cs="Times New Roman"/>
-                <w:b/>
-                <w:bCs/>
-                <w:color w:val="000000" w:themeColor="text1"/>
+            <w:hideMark/>
+          </w:tcPr>
+          <w:p>
+            <w:pPr>
+              <w:cnfStyle w:val="100000000000" w:firstRow="1" w:lastRow="0" w:firstColumn="0" w:lastColumn="0" w:oddVBand="0" w:evenVBand="0" w:oddHBand="0" w:evenHBand="0" w:firstRowFirstColumn="0" w:firstRowLastColumn="0" w:lastRowFirstColumn="0" w:lastRowLastColumn="0"/>
+              <w:rPr>
+                <w:rFonts w:ascii="Times New Roman" w:hAnsi="Times New Roman" w:cs="Times New Roman"/>
+                <w:b w:val="0"/>
+                <w:bCs w:val="0"/>
+              </w:rPr>
+            </w:pPr>
+            <w:r>
+              <w:rPr>
+                <w:rFonts w:ascii="Times New Roman" w:hAnsi="Times New Roman" w:cs="Times New Roman"/>
+                <w:b w:val="0"/>
+                <w:bCs w:val="0"/>
               </w:rPr>
               <w:t>Impact</w:t>
             </w:r>
@@ -9021,24 +9198,22 @@
         <w:tc>
           <w:tcPr>
             <w:tcW w:w="0" w:type="auto"/>
-            <w:vAlign w:val="center"/>
-            <w:hideMark/>
-          </w:tcPr>
-          <w:p>
-            <w:pPr>
-              <w:rPr>
-                <w:rFonts w:ascii="Times New Roman" w:hAnsi="Times New Roman" w:cs="Times New Roman"/>
-                <w:b/>
-                <w:bCs/>
-                <w:color w:val="000000" w:themeColor="text1"/>
-              </w:rPr>
-            </w:pPr>
-            <w:r>
-              <w:rPr>
-                <w:rFonts w:ascii="Times New Roman" w:hAnsi="Times New Roman" w:cs="Times New Roman"/>
-                <w:b/>
-                <w:bCs/>
-                <w:color w:val="000000" w:themeColor="text1"/>
+            <w:hideMark/>
+          </w:tcPr>
+          <w:p>
+            <w:pPr>
+              <w:cnfStyle w:val="100000000000" w:firstRow="1" w:lastRow="0" w:firstColumn="0" w:lastColumn="0" w:oddVBand="0" w:evenVBand="0" w:oddHBand="0" w:evenHBand="0" w:firstRowFirstColumn="0" w:firstRowLastColumn="0" w:lastRowFirstColumn="0" w:lastRowLastColumn="0"/>
+              <w:rPr>
+                <w:rFonts w:ascii="Times New Roman" w:hAnsi="Times New Roman" w:cs="Times New Roman"/>
+                <w:b w:val="0"/>
+                <w:bCs w:val="0"/>
+              </w:rPr>
+            </w:pPr>
+            <w:r>
+              <w:rPr>
+                <w:rFonts w:ascii="Times New Roman" w:hAnsi="Times New Roman" w:cs="Times New Roman"/>
+                <w:b w:val="0"/>
+                <w:bCs w:val="0"/>
               </w:rPr>
               <w:t>Mitigation Strategy</w:t>
             </w:r>
@@ -9047,12 +9222,12 @@
       </w:tr>
       <w:tr>
         <w:trPr>
-          <w:tblCellSpacing w:w="15" w:type="dxa"/>
+          <w:cnfStyle w:val="000000100000" w:firstRow="0" w:lastRow="0" w:firstColumn="0" w:lastColumn="0" w:oddVBand="0" w:evenVBand="0" w:oddHBand="1" w:evenHBand="0" w:firstRowFirstColumn="0" w:firstRowLastColumn="0" w:lastRowFirstColumn="0" w:lastRowLastColumn="0"/>
         </w:trPr>
         <w:tc>
           <w:tcPr>
-            <w:tcW w:w="0" w:type="auto"/>
-            <w:vAlign w:val="center"/>
+            <w:cnfStyle w:val="001000000000" w:firstRow="0" w:lastRow="0" w:firstColumn="1" w:lastColumn="0" w:oddVBand="0" w:evenVBand="0" w:oddHBand="0" w:evenHBand="0" w:firstRowFirstColumn="0" w:firstRowLastColumn="0" w:lastRowFirstColumn="0" w:lastRowLastColumn="0"/>
+            <w:tcW w:w="0" w:type="auto"/>
             <w:hideMark/>
           </w:tcPr>
           <w:p>
@@ -9074,11 +9249,11 @@
         <w:tc>
           <w:tcPr>
             <w:tcW w:w="0" w:type="auto"/>
-            <w:vAlign w:val="center"/>
-            <w:hideMark/>
-          </w:tcPr>
-          <w:p>
-            <w:pPr>
+            <w:hideMark/>
+          </w:tcPr>
+          <w:p>
+            <w:pPr>
+              <w:cnfStyle w:val="000000100000" w:firstRow="0" w:lastRow="0" w:firstColumn="0" w:lastColumn="0" w:oddVBand="0" w:evenVBand="0" w:oddHBand="1" w:evenHBand="0" w:firstRowFirstColumn="0" w:firstRowLastColumn="0" w:lastRowFirstColumn="0" w:lastRowLastColumn="0"/>
               <w:rPr>
                 <w:rFonts w:ascii="Times New Roman" w:hAnsi="Times New Roman" w:cs="Times New Roman"/>
                 <w:color w:val="000000" w:themeColor="text1"/>
@@ -9096,11 +9271,11 @@
         <w:tc>
           <w:tcPr>
             <w:tcW w:w="0" w:type="auto"/>
-            <w:vAlign w:val="center"/>
-            <w:hideMark/>
-          </w:tcPr>
-          <w:p>
-            <w:pPr>
+            <w:hideMark/>
+          </w:tcPr>
+          <w:p>
+            <w:pPr>
+              <w:cnfStyle w:val="000000100000" w:firstRow="0" w:lastRow="0" w:firstColumn="0" w:lastColumn="0" w:oddVBand="0" w:evenVBand="0" w:oddHBand="1" w:evenHBand="0" w:firstRowFirstColumn="0" w:firstRowLastColumn="0" w:lastRowFirstColumn="0" w:lastRowLastColumn="0"/>
               <w:rPr>
                 <w:rFonts w:ascii="Times New Roman" w:hAnsi="Times New Roman" w:cs="Times New Roman"/>
                 <w:color w:val="000000" w:themeColor="text1"/>
@@ -9118,11 +9293,11 @@
         <w:tc>
           <w:tcPr>
             <w:tcW w:w="0" w:type="auto"/>
-            <w:vAlign w:val="center"/>
-            <w:hideMark/>
-          </w:tcPr>
-          <w:p>
-            <w:pPr>
+            <w:hideMark/>
+          </w:tcPr>
+          <w:p>
+            <w:pPr>
+              <w:cnfStyle w:val="000000100000" w:firstRow="0" w:lastRow="0" w:firstColumn="0" w:lastColumn="0" w:oddVBand="0" w:evenVBand="0" w:oddHBand="1" w:evenHBand="0" w:firstRowFirstColumn="0" w:firstRowLastColumn="0" w:lastRowFirstColumn="0" w:lastRowLastColumn="0"/>
               <w:rPr>
                 <w:rFonts w:ascii="Times New Roman" w:hAnsi="Times New Roman" w:cs="Times New Roman"/>
                 <w:color w:val="000000" w:themeColor="text1"/>
@@ -9134,44 +9309,134 @@
                 <w:color w:val="000000" w:themeColor="text1"/>
               </w:rPr>
               <w:t>Start with constrained gait, low speed, wide stance; test on flat surfaces</w:t>
+            </w:r>
+          </w:p>
+        </w:tc>
+      </w:tr>
+      <w:tr>
+        <w:tc>
+          <w:tcPr>
+            <w:cnfStyle w:val="001000000000" w:firstRow="0" w:lastRow="0" w:firstColumn="1" w:lastColumn="0" w:oddVBand="0" w:evenVBand="0" w:oddHBand="0" w:evenHBand="0" w:firstRowFirstColumn="0" w:firstRowLastColumn="0" w:lastRowFirstColumn="0" w:lastRowLastColumn="0"/>
+            <w:tcW w:w="0" w:type="auto"/>
+            <w:hideMark/>
+          </w:tcPr>
+          <w:p>
+            <w:pPr>
+              <w:rPr>
+                <w:rFonts w:ascii="Times New Roman" w:hAnsi="Times New Roman" w:cs="Times New Roman"/>
+                <w:color w:val="000000" w:themeColor="text1"/>
+              </w:rPr>
+            </w:pPr>
+            <w:r>
+              <w:rPr>
+                <w:rFonts w:ascii="Times New Roman" w:hAnsi="Times New Roman" w:cs="Times New Roman"/>
+                <w:color w:val="000000" w:themeColor="text1"/>
+              </w:rPr>
+              <w:t>Power consumption too high</w:t>
+            </w:r>
+          </w:p>
+        </w:tc>
+        <w:tc>
+          <w:tcPr>
+            <w:tcW w:w="0" w:type="auto"/>
+            <w:hideMark/>
+          </w:tcPr>
+          <w:p>
+            <w:pPr>
+              <w:cnfStyle w:val="000000000000" w:firstRow="0" w:lastRow="0" w:firstColumn="0" w:lastColumn="0" w:oddVBand="0" w:evenVBand="0" w:oddHBand="0" w:evenHBand="0" w:firstRowFirstColumn="0" w:firstRowLastColumn="0" w:lastRowFirstColumn="0" w:lastRowLastColumn="0"/>
+              <w:rPr>
+                <w:rFonts w:ascii="Times New Roman" w:hAnsi="Times New Roman" w:cs="Times New Roman"/>
+                <w:color w:val="000000" w:themeColor="text1"/>
+              </w:rPr>
+            </w:pPr>
+            <w:r>
+              <w:rPr>
+                <w:rFonts w:ascii="Times New Roman" w:hAnsi="Times New Roman" w:cs="Times New Roman"/>
+                <w:color w:val="000000" w:themeColor="text1"/>
+              </w:rPr>
+              <w:t>Medium</w:t>
+            </w:r>
+          </w:p>
+        </w:tc>
+        <w:tc>
+          <w:tcPr>
+            <w:tcW w:w="0" w:type="auto"/>
+            <w:hideMark/>
+          </w:tcPr>
+          <w:p>
+            <w:pPr>
+              <w:cnfStyle w:val="000000000000" w:firstRow="0" w:lastRow="0" w:firstColumn="0" w:lastColumn="0" w:oddVBand="0" w:evenVBand="0" w:oddHBand="0" w:evenHBand="0" w:firstRowFirstColumn="0" w:firstRowLastColumn="0" w:lastRowFirstColumn="0" w:lastRowLastColumn="0"/>
+              <w:rPr>
+                <w:rFonts w:ascii="Times New Roman" w:hAnsi="Times New Roman" w:cs="Times New Roman"/>
+                <w:color w:val="000000" w:themeColor="text1"/>
+              </w:rPr>
+            </w:pPr>
+            <w:r>
+              <w:rPr>
+                <w:rFonts w:ascii="Times New Roman" w:hAnsi="Times New Roman" w:cs="Times New Roman"/>
+                <w:color w:val="000000" w:themeColor="text1"/>
+              </w:rPr>
+              <w:t>Medium</w:t>
+            </w:r>
+          </w:p>
+        </w:tc>
+        <w:tc>
+          <w:tcPr>
+            <w:tcW w:w="0" w:type="auto"/>
+            <w:hideMark/>
+          </w:tcPr>
+          <w:p>
+            <w:pPr>
+              <w:cnfStyle w:val="000000000000" w:firstRow="0" w:lastRow="0" w:firstColumn="0" w:lastColumn="0" w:oddVBand="0" w:evenVBand="0" w:oddHBand="0" w:evenHBand="0" w:firstRowFirstColumn="0" w:firstRowLastColumn="0" w:lastRowFirstColumn="0" w:lastRowLastColumn="0"/>
+              <w:rPr>
+                <w:rFonts w:ascii="Times New Roman" w:hAnsi="Times New Roman" w:cs="Times New Roman"/>
+                <w:color w:val="000000" w:themeColor="text1"/>
+              </w:rPr>
+            </w:pPr>
+            <w:r>
+              <w:rPr>
+                <w:rFonts w:ascii="Times New Roman" w:hAnsi="Times New Roman" w:cs="Times New Roman"/>
+                <w:color w:val="000000" w:themeColor="text1"/>
+              </w:rPr>
+              <w:t>Use efficient servos, optimize duty cycles, sleep modes</w:t>
             </w:r>
           </w:p>
         </w:tc>
       </w:tr>
       <w:tr>
         <w:trPr>
-          <w:tblCellSpacing w:w="15" w:type="dxa"/>
+          <w:cnfStyle w:val="000000100000" w:firstRow="0" w:lastRow="0" w:firstColumn="0" w:lastColumn="0" w:oddVBand="0" w:evenVBand="0" w:oddHBand="1" w:evenHBand="0" w:firstRowFirstColumn="0" w:firstRowLastColumn="0" w:lastRowFirstColumn="0" w:lastRowLastColumn="0"/>
         </w:trPr>
         <w:tc>
           <w:tcPr>
-            <w:tcW w:w="0" w:type="auto"/>
-            <w:vAlign w:val="center"/>
-            <w:hideMark/>
-          </w:tcPr>
-          <w:p>
-            <w:pPr>
-              <w:rPr>
-                <w:rFonts w:ascii="Times New Roman" w:hAnsi="Times New Roman" w:cs="Times New Roman"/>
-                <w:color w:val="000000" w:themeColor="text1"/>
-              </w:rPr>
-            </w:pPr>
-            <w:r>
-              <w:rPr>
-                <w:rFonts w:ascii="Times New Roman" w:hAnsi="Times New Roman" w:cs="Times New Roman"/>
-                <w:color w:val="000000" w:themeColor="text1"/>
-              </w:rPr>
-              <w:t>Power consumption too high</w:t>
-            </w:r>
-          </w:p>
-        </w:tc>
-        <w:tc>
-          <w:tcPr>
-            <w:tcW w:w="0" w:type="auto"/>
-            <w:vAlign w:val="center"/>
-            <w:hideMark/>
-          </w:tcPr>
-          <w:p>
-            <w:pPr>
+            <w:cnfStyle w:val="001000000000" w:firstRow="0" w:lastRow="0" w:firstColumn="1" w:lastColumn="0" w:oddVBand="0" w:evenVBand="0" w:oddHBand="0" w:evenHBand="0" w:firstRowFirstColumn="0" w:firstRowLastColumn="0" w:lastRowFirstColumn="0" w:lastRowLastColumn="0"/>
+            <w:tcW w:w="0" w:type="auto"/>
+            <w:hideMark/>
+          </w:tcPr>
+          <w:p>
+            <w:pPr>
+              <w:rPr>
+                <w:rFonts w:ascii="Times New Roman" w:hAnsi="Times New Roman" w:cs="Times New Roman"/>
+                <w:color w:val="000000" w:themeColor="text1"/>
+              </w:rPr>
+            </w:pPr>
+            <w:r>
+              <w:rPr>
+                <w:rFonts w:ascii="Times New Roman" w:hAnsi="Times New Roman" w:cs="Times New Roman"/>
+                <w:color w:val="000000" w:themeColor="text1"/>
+              </w:rPr>
+              <w:t>Sensor noise / false alerts</w:t>
+            </w:r>
+          </w:p>
+        </w:tc>
+        <w:tc>
+          <w:tcPr>
+            <w:tcW w:w="0" w:type="auto"/>
+            <w:hideMark/>
+          </w:tcPr>
+          <w:p>
+            <w:pPr>
+              <w:cnfStyle w:val="000000100000" w:firstRow="0" w:lastRow="0" w:firstColumn="0" w:lastColumn="0" w:oddVBand="0" w:evenVBand="0" w:oddHBand="1" w:evenHBand="0" w:firstRowFirstColumn="0" w:firstRowLastColumn="0" w:lastRowFirstColumn="0" w:lastRowLastColumn="0"/>
               <w:rPr>
                 <w:rFonts w:ascii="Times New Roman" w:hAnsi="Times New Roman" w:cs="Times New Roman"/>
                 <w:color w:val="000000" w:themeColor="text1"/>
@@ -9189,11 +9454,11 @@
         <w:tc>
           <w:tcPr>
             <w:tcW w:w="0" w:type="auto"/>
-            <w:vAlign w:val="center"/>
-            <w:hideMark/>
-          </w:tcPr>
-          <w:p>
-            <w:pPr>
+            <w:hideMark/>
+          </w:tcPr>
+          <w:p>
+            <w:pPr>
+              <w:cnfStyle w:val="000000100000" w:firstRow="0" w:lastRow="0" w:firstColumn="0" w:lastColumn="0" w:oddVBand="0" w:evenVBand="0" w:oddHBand="1" w:evenHBand="0" w:firstRowFirstColumn="0" w:firstRowLastColumn="0" w:lastRowFirstColumn="0" w:lastRowLastColumn="0"/>
               <w:rPr>
                 <w:rFonts w:ascii="Times New Roman" w:hAnsi="Times New Roman" w:cs="Times New Roman"/>
                 <w:color w:val="000000" w:themeColor="text1"/>
@@ -9211,60 +9476,240 @@
         <w:tc>
           <w:tcPr>
             <w:tcW w:w="0" w:type="auto"/>
-            <w:vAlign w:val="center"/>
-            <w:hideMark/>
-          </w:tcPr>
-          <w:p>
-            <w:pPr>
-              <w:rPr>
-                <w:rFonts w:ascii="Times New Roman" w:hAnsi="Times New Roman" w:cs="Times New Roman"/>
-                <w:color w:val="000000" w:themeColor="text1"/>
-              </w:rPr>
-            </w:pPr>
-            <w:r>
-              <w:rPr>
-                <w:rFonts w:ascii="Times New Roman" w:hAnsi="Times New Roman" w:cs="Times New Roman"/>
-                <w:color w:val="000000" w:themeColor="text1"/>
-              </w:rPr>
-              <w:t>Use efficient servos, optimize duty cycles, sleep modes</w:t>
+            <w:hideMark/>
+          </w:tcPr>
+          <w:p>
+            <w:pPr>
+              <w:cnfStyle w:val="000000100000" w:firstRow="0" w:lastRow="0" w:firstColumn="0" w:lastColumn="0" w:oddVBand="0" w:evenVBand="0" w:oddHBand="1" w:evenHBand="0" w:firstRowFirstColumn="0" w:firstRowLastColumn="0" w:lastRowFirstColumn="0" w:lastRowLastColumn="0"/>
+              <w:rPr>
+                <w:rFonts w:ascii="Times New Roman" w:hAnsi="Times New Roman" w:cs="Times New Roman"/>
+                <w:color w:val="000000" w:themeColor="text1"/>
+              </w:rPr>
+            </w:pPr>
+            <w:r>
+              <w:rPr>
+                <w:rFonts w:ascii="Times New Roman" w:hAnsi="Times New Roman" w:cs="Times New Roman"/>
+                <w:color w:val="000000" w:themeColor="text1"/>
+              </w:rPr>
+              <w:t>Filtering, threshold tuning, multi-sensor validation</w:t>
+            </w:r>
+          </w:p>
+        </w:tc>
+      </w:tr>
+      <w:tr>
+        <w:tc>
+          <w:tcPr>
+            <w:cnfStyle w:val="001000000000" w:firstRow="0" w:lastRow="0" w:firstColumn="1" w:lastColumn="0" w:oddVBand="0" w:evenVBand="0" w:oddHBand="0" w:evenHBand="0" w:firstRowFirstColumn="0" w:firstRowLastColumn="0" w:lastRowFirstColumn="0" w:lastRowLastColumn="0"/>
+            <w:tcW w:w="0" w:type="auto"/>
+            <w:hideMark/>
+          </w:tcPr>
+          <w:p>
+            <w:pPr>
+              <w:rPr>
+                <w:rFonts w:ascii="Times New Roman" w:hAnsi="Times New Roman" w:cs="Times New Roman"/>
+                <w:color w:val="000000" w:themeColor="text1"/>
+              </w:rPr>
+            </w:pPr>
+            <w:r>
+              <w:rPr>
+                <w:rFonts w:ascii="Times New Roman" w:hAnsi="Times New Roman" w:cs="Times New Roman"/>
+                <w:color w:val="000000" w:themeColor="text1"/>
+              </w:rPr>
+              <w:t>CV not reliable in low light</w:t>
+            </w:r>
+          </w:p>
+        </w:tc>
+        <w:tc>
+          <w:tcPr>
+            <w:tcW w:w="0" w:type="auto"/>
+            <w:hideMark/>
+          </w:tcPr>
+          <w:p>
+            <w:pPr>
+              <w:cnfStyle w:val="000000000000" w:firstRow="0" w:lastRow="0" w:firstColumn="0" w:lastColumn="0" w:oddVBand="0" w:evenVBand="0" w:oddHBand="0" w:evenHBand="0" w:firstRowFirstColumn="0" w:firstRowLastColumn="0" w:lastRowFirstColumn="0" w:lastRowLastColumn="0"/>
+              <w:rPr>
+                <w:rFonts w:ascii="Times New Roman" w:hAnsi="Times New Roman" w:cs="Times New Roman"/>
+                <w:color w:val="000000" w:themeColor="text1"/>
+              </w:rPr>
+            </w:pPr>
+            <w:r>
+              <w:rPr>
+                <w:rFonts w:ascii="Times New Roman" w:hAnsi="Times New Roman" w:cs="Times New Roman"/>
+                <w:color w:val="000000" w:themeColor="text1"/>
+              </w:rPr>
+              <w:t>Medium</w:t>
+            </w:r>
+          </w:p>
+        </w:tc>
+        <w:tc>
+          <w:tcPr>
+            <w:tcW w:w="0" w:type="auto"/>
+            <w:hideMark/>
+          </w:tcPr>
+          <w:p>
+            <w:pPr>
+              <w:cnfStyle w:val="000000000000" w:firstRow="0" w:lastRow="0" w:firstColumn="0" w:lastColumn="0" w:oddVBand="0" w:evenVBand="0" w:oddHBand="0" w:evenHBand="0" w:firstRowFirstColumn="0" w:firstRowLastColumn="0" w:lastRowFirstColumn="0" w:lastRowLastColumn="0"/>
+              <w:rPr>
+                <w:rFonts w:ascii="Times New Roman" w:hAnsi="Times New Roman" w:cs="Times New Roman"/>
+                <w:color w:val="000000" w:themeColor="text1"/>
+              </w:rPr>
+            </w:pPr>
+            <w:r>
+              <w:rPr>
+                <w:rFonts w:ascii="Times New Roman" w:hAnsi="Times New Roman" w:cs="Times New Roman"/>
+                <w:color w:val="000000" w:themeColor="text1"/>
+              </w:rPr>
+              <w:t>Low</w:t>
+            </w:r>
+          </w:p>
+        </w:tc>
+        <w:tc>
+          <w:tcPr>
+            <w:tcW w:w="0" w:type="auto"/>
+            <w:hideMark/>
+          </w:tcPr>
+          <w:p>
+            <w:pPr>
+              <w:cnfStyle w:val="000000000000" w:firstRow="0" w:lastRow="0" w:firstColumn="0" w:lastColumn="0" w:oddVBand="0" w:evenVBand="0" w:oddHBand="0" w:evenHBand="0" w:firstRowFirstColumn="0" w:firstRowLastColumn="0" w:lastRowFirstColumn="0" w:lastRowLastColumn="0"/>
+              <w:rPr>
+                <w:rFonts w:ascii="Times New Roman" w:hAnsi="Times New Roman" w:cs="Times New Roman"/>
+                <w:color w:val="000000" w:themeColor="text1"/>
+              </w:rPr>
+            </w:pPr>
+            <w:r>
+              <w:rPr>
+                <w:rFonts w:ascii="Times New Roman" w:hAnsi="Times New Roman" w:cs="Times New Roman"/>
+                <w:color w:val="000000" w:themeColor="text1"/>
+              </w:rPr>
+              <w:t>Use fallback (proximity/IR), limit CV dependency</w:t>
             </w:r>
           </w:p>
         </w:tc>
       </w:tr>
       <w:tr>
         <w:trPr>
-          <w:tblCellSpacing w:w="15" w:type="dxa"/>
+          <w:cnfStyle w:val="000000100000" w:firstRow="0" w:lastRow="0" w:firstColumn="0" w:lastColumn="0" w:oddVBand="0" w:evenVBand="0" w:oddHBand="1" w:evenHBand="0" w:firstRowFirstColumn="0" w:firstRowLastColumn="0" w:lastRowFirstColumn="0" w:lastRowLastColumn="0"/>
         </w:trPr>
         <w:tc>
           <w:tcPr>
-            <w:tcW w:w="0" w:type="auto"/>
-            <w:vAlign w:val="center"/>
-            <w:hideMark/>
-          </w:tcPr>
-          <w:p>
-            <w:pPr>
-              <w:rPr>
-                <w:rFonts w:ascii="Times New Roman" w:hAnsi="Times New Roman" w:cs="Times New Roman"/>
-                <w:color w:val="000000" w:themeColor="text1"/>
-              </w:rPr>
-            </w:pPr>
-            <w:r>
-              <w:rPr>
-                <w:rFonts w:ascii="Times New Roman" w:hAnsi="Times New Roman" w:cs="Times New Roman"/>
-                <w:color w:val="000000" w:themeColor="text1"/>
-              </w:rPr>
-              <w:t>Sensor noise / false alerts</w:t>
-            </w:r>
-          </w:p>
-        </w:tc>
-        <w:tc>
-          <w:tcPr>
-            <w:tcW w:w="0" w:type="auto"/>
-            <w:vAlign w:val="center"/>
-            <w:hideMark/>
-          </w:tcPr>
-          <w:p>
-            <w:pPr>
+            <w:cnfStyle w:val="001000000000" w:firstRow="0" w:lastRow="0" w:firstColumn="1" w:lastColumn="0" w:oddVBand="0" w:evenVBand="0" w:oddHBand="0" w:evenHBand="0" w:firstRowFirstColumn="0" w:firstRowLastColumn="0" w:lastRowFirstColumn="0" w:lastRowLastColumn="0"/>
+            <w:tcW w:w="0" w:type="auto"/>
+            <w:hideMark/>
+          </w:tcPr>
+          <w:p>
+            <w:pPr>
+              <w:rPr>
+                <w:rFonts w:ascii="Times New Roman" w:hAnsi="Times New Roman" w:cs="Times New Roman"/>
+                <w:color w:val="000000" w:themeColor="text1"/>
+              </w:rPr>
+            </w:pPr>
+            <w:r>
+              <w:rPr>
+                <w:rFonts w:ascii="Times New Roman" w:hAnsi="Times New Roman" w:cs="Times New Roman"/>
+                <w:color w:val="000000" w:themeColor="text1"/>
+              </w:rPr>
+              <w:t>Integration complexity</w:t>
+            </w:r>
+          </w:p>
+        </w:tc>
+        <w:tc>
+          <w:tcPr>
+            <w:tcW w:w="0" w:type="auto"/>
+            <w:hideMark/>
+          </w:tcPr>
+          <w:p>
+            <w:pPr>
+              <w:cnfStyle w:val="000000100000" w:firstRow="0" w:lastRow="0" w:firstColumn="0" w:lastColumn="0" w:oddVBand="0" w:evenVBand="0" w:oddHBand="1" w:evenHBand="0" w:firstRowFirstColumn="0" w:firstRowLastColumn="0" w:lastRowFirstColumn="0" w:lastRowLastColumn="0"/>
+              <w:rPr>
+                <w:rFonts w:ascii="Times New Roman" w:hAnsi="Times New Roman" w:cs="Times New Roman"/>
+                <w:color w:val="000000" w:themeColor="text1"/>
+              </w:rPr>
+            </w:pPr>
+            <w:r>
+              <w:rPr>
+                <w:rFonts w:ascii="Times New Roman" w:hAnsi="Times New Roman" w:cs="Times New Roman"/>
+                <w:color w:val="000000" w:themeColor="text1"/>
+              </w:rPr>
+              <w:t>High</w:t>
+            </w:r>
+          </w:p>
+        </w:tc>
+        <w:tc>
+          <w:tcPr>
+            <w:tcW w:w="0" w:type="auto"/>
+            <w:hideMark/>
+          </w:tcPr>
+          <w:p>
+            <w:pPr>
+              <w:cnfStyle w:val="000000100000" w:firstRow="0" w:lastRow="0" w:firstColumn="0" w:lastColumn="0" w:oddVBand="0" w:evenVBand="0" w:oddHBand="1" w:evenHBand="0" w:firstRowFirstColumn="0" w:firstRowLastColumn="0" w:lastRowFirstColumn="0" w:lastRowLastColumn="0"/>
+              <w:rPr>
+                <w:rFonts w:ascii="Times New Roman" w:hAnsi="Times New Roman" w:cs="Times New Roman"/>
+                <w:color w:val="000000" w:themeColor="text1"/>
+              </w:rPr>
+            </w:pPr>
+            <w:r>
+              <w:rPr>
+                <w:rFonts w:ascii="Times New Roman" w:hAnsi="Times New Roman" w:cs="Times New Roman"/>
+                <w:color w:val="000000" w:themeColor="text1"/>
+              </w:rPr>
+              <w:t>High</w:t>
+            </w:r>
+          </w:p>
+        </w:tc>
+        <w:tc>
+          <w:tcPr>
+            <w:tcW w:w="0" w:type="auto"/>
+            <w:hideMark/>
+          </w:tcPr>
+          <w:p>
+            <w:pPr>
+              <w:cnfStyle w:val="000000100000" w:firstRow="0" w:lastRow="0" w:firstColumn="0" w:lastColumn="0" w:oddVBand="0" w:evenVBand="0" w:oddHBand="1" w:evenHBand="0" w:firstRowFirstColumn="0" w:firstRowLastColumn="0" w:lastRowFirstColumn="0" w:lastRowLastColumn="0"/>
+              <w:rPr>
+                <w:rFonts w:ascii="Times New Roman" w:hAnsi="Times New Roman" w:cs="Times New Roman"/>
+                <w:color w:val="000000" w:themeColor="text1"/>
+              </w:rPr>
+            </w:pPr>
+            <w:r>
+              <w:rPr>
+                <w:rFonts w:ascii="Times New Roman" w:hAnsi="Times New Roman" w:cs="Times New Roman"/>
+                <w:color w:val="000000" w:themeColor="text1"/>
+              </w:rPr>
+              <w:t>Modular development (test sensing, control, locomotion separately)</w:t>
+            </w:r>
+          </w:p>
+        </w:tc>
+      </w:tr>
+      <w:tr>
+        <w:tc>
+          <w:tcPr>
+            <w:cnfStyle w:val="001000000000" w:firstRow="0" w:lastRow="0" w:firstColumn="1" w:lastColumn="0" w:oddVBand="0" w:evenVBand="0" w:oddHBand="0" w:evenHBand="0" w:firstRowFirstColumn="0" w:firstRowLastColumn="0" w:lastRowFirstColumn="0" w:lastRowLastColumn="0"/>
+            <w:tcW w:w="0" w:type="auto"/>
+            <w:hideMark/>
+          </w:tcPr>
+          <w:p>
+            <w:pPr>
+              <w:rPr>
+                <w:rFonts w:ascii="Times New Roman" w:hAnsi="Times New Roman" w:cs="Times New Roman"/>
+                <w:color w:val="000000" w:themeColor="text1"/>
+              </w:rPr>
+            </w:pPr>
+            <w:r>
+              <w:rPr>
+                <w:rFonts w:ascii="Times New Roman" w:hAnsi="Times New Roman" w:cs="Times New Roman"/>
+                <w:color w:val="000000" w:themeColor="text1"/>
+              </w:rPr>
+              <w:t>Weight vs actuator torque mismatch</w:t>
+            </w:r>
+          </w:p>
+        </w:tc>
+        <w:tc>
+          <w:tcPr>
+            <w:tcW w:w="0" w:type="auto"/>
+            <w:hideMark/>
+          </w:tcPr>
+          <w:p>
+            <w:pPr>
+              <w:cnfStyle w:val="000000000000" w:firstRow="0" w:lastRow="0" w:firstColumn="0" w:lastColumn="0" w:oddVBand="0" w:evenVBand="0" w:oddHBand="0" w:evenHBand="0" w:firstRowFirstColumn="0" w:firstRowLastColumn="0" w:lastRowFirstColumn="0" w:lastRowLastColumn="0"/>
               <w:rPr>
                 <w:rFonts w:ascii="Times New Roman" w:hAnsi="Times New Roman" w:cs="Times New Roman"/>
                 <w:color w:val="000000" w:themeColor="text1"/>
@@ -9282,107 +9727,82 @@
         <w:tc>
           <w:tcPr>
             <w:tcW w:w="0" w:type="auto"/>
-            <w:vAlign w:val="center"/>
-            <w:hideMark/>
-          </w:tcPr>
-          <w:p>
-            <w:pPr>
-              <w:rPr>
-                <w:rFonts w:ascii="Times New Roman" w:hAnsi="Times New Roman" w:cs="Times New Roman"/>
-                <w:color w:val="000000" w:themeColor="text1"/>
-              </w:rPr>
-            </w:pPr>
-            <w:r>
-              <w:rPr>
-                <w:rFonts w:ascii="Times New Roman" w:hAnsi="Times New Roman" w:cs="Times New Roman"/>
-                <w:color w:val="000000" w:themeColor="text1"/>
-              </w:rPr>
-              <w:t>Medium</w:t>
-            </w:r>
-          </w:p>
-        </w:tc>
-        <w:tc>
-          <w:tcPr>
-            <w:tcW w:w="0" w:type="auto"/>
-            <w:vAlign w:val="center"/>
-            <w:hideMark/>
-          </w:tcPr>
-          <w:p>
-            <w:pPr>
-              <w:rPr>
-                <w:rFonts w:ascii="Times New Roman" w:hAnsi="Times New Roman" w:cs="Times New Roman"/>
-                <w:color w:val="000000" w:themeColor="text1"/>
-              </w:rPr>
-            </w:pPr>
-            <w:r>
-              <w:rPr>
-                <w:rFonts w:ascii="Times New Roman" w:hAnsi="Times New Roman" w:cs="Times New Roman"/>
-                <w:color w:val="000000" w:themeColor="text1"/>
-              </w:rPr>
-              <w:t>Filtering, threshold tuning, multi-sensor validation</w:t>
+            <w:hideMark/>
+          </w:tcPr>
+          <w:p>
+            <w:pPr>
+              <w:cnfStyle w:val="000000000000" w:firstRow="0" w:lastRow="0" w:firstColumn="0" w:lastColumn="0" w:oddVBand="0" w:evenVBand="0" w:oddHBand="0" w:evenHBand="0" w:firstRowFirstColumn="0" w:firstRowLastColumn="0" w:lastRowFirstColumn="0" w:lastRowLastColumn="0"/>
+              <w:rPr>
+                <w:rFonts w:ascii="Times New Roman" w:hAnsi="Times New Roman" w:cs="Times New Roman"/>
+                <w:color w:val="000000" w:themeColor="text1"/>
+              </w:rPr>
+            </w:pPr>
+            <w:r>
+              <w:rPr>
+                <w:rFonts w:ascii="Times New Roman" w:hAnsi="Times New Roman" w:cs="Times New Roman"/>
+                <w:color w:val="000000" w:themeColor="text1"/>
+              </w:rPr>
+              <w:t>High</w:t>
+            </w:r>
+          </w:p>
+        </w:tc>
+        <w:tc>
+          <w:tcPr>
+            <w:tcW w:w="0" w:type="auto"/>
+            <w:hideMark/>
+          </w:tcPr>
+          <w:p>
+            <w:pPr>
+              <w:cnfStyle w:val="000000000000" w:firstRow="0" w:lastRow="0" w:firstColumn="0" w:lastColumn="0" w:oddVBand="0" w:evenVBand="0" w:oddHBand="0" w:evenHBand="0" w:firstRowFirstColumn="0" w:firstRowLastColumn="0" w:lastRowFirstColumn="0" w:lastRowLastColumn="0"/>
+              <w:rPr>
+                <w:rFonts w:ascii="Times New Roman" w:hAnsi="Times New Roman" w:cs="Times New Roman"/>
+                <w:color w:val="000000" w:themeColor="text1"/>
+              </w:rPr>
+            </w:pPr>
+            <w:r>
+              <w:rPr>
+                <w:rFonts w:ascii="Times New Roman" w:hAnsi="Times New Roman" w:cs="Times New Roman"/>
+                <w:color w:val="000000" w:themeColor="text1"/>
+              </w:rPr>
+              <w:t>Keep lightweight design, calculate torque before selection</w:t>
             </w:r>
           </w:p>
         </w:tc>
       </w:tr>
       <w:tr>
         <w:trPr>
-          <w:tblCellSpacing w:w="15" w:type="dxa"/>
+          <w:cnfStyle w:val="000000100000" w:firstRow="0" w:lastRow="0" w:firstColumn="0" w:lastColumn="0" w:oddVBand="0" w:evenVBand="0" w:oddHBand="1" w:evenHBand="0" w:firstRowFirstColumn="0" w:firstRowLastColumn="0" w:lastRowFirstColumn="0" w:lastRowLastColumn="0"/>
         </w:trPr>
         <w:tc>
           <w:tcPr>
-            <w:tcW w:w="0" w:type="auto"/>
-            <w:vAlign w:val="center"/>
-            <w:hideMark/>
-          </w:tcPr>
-          <w:p>
-            <w:pPr>
-              <w:rPr>
-                <w:rFonts w:ascii="Times New Roman" w:hAnsi="Times New Roman" w:cs="Times New Roman"/>
-                <w:color w:val="000000" w:themeColor="text1"/>
-              </w:rPr>
-            </w:pPr>
-            <w:proofErr w:type="gramStart"/>
-            <w:r>
-              <w:rPr>
-                <w:rFonts w:ascii="Times New Roman" w:hAnsi="Times New Roman" w:cs="Times New Roman"/>
-                <w:color w:val="000000" w:themeColor="text1"/>
-              </w:rPr>
-              <w:t>CV</w:t>
-            </w:r>
-            <w:proofErr w:type="gramEnd"/>
-            <w:r>
-              <w:rPr>
-                <w:rFonts w:ascii="Times New Roman" w:hAnsi="Times New Roman" w:cs="Times New Roman"/>
-                <w:color w:val="000000" w:themeColor="text1"/>
-              </w:rPr>
-              <w:t xml:space="preserve"> not </w:t>
-            </w:r>
-            <w:proofErr w:type="gramStart"/>
-            <w:r>
-              <w:rPr>
-                <w:rFonts w:ascii="Times New Roman" w:hAnsi="Times New Roman" w:cs="Times New Roman"/>
-                <w:color w:val="000000" w:themeColor="text1"/>
-              </w:rPr>
-              <w:t>reliable</w:t>
-            </w:r>
-            <w:proofErr w:type="gramEnd"/>
-            <w:r>
-              <w:rPr>
-                <w:rFonts w:ascii="Times New Roman" w:hAnsi="Times New Roman" w:cs="Times New Roman"/>
-                <w:color w:val="000000" w:themeColor="text1"/>
-              </w:rPr>
-              <w:t xml:space="preserve"> in low light</w:t>
-            </w:r>
-          </w:p>
-        </w:tc>
-        <w:tc>
-          <w:tcPr>
-            <w:tcW w:w="0" w:type="auto"/>
-            <w:vAlign w:val="center"/>
-            <w:hideMark/>
-          </w:tcPr>
-          <w:p>
-            <w:pPr>
+            <w:cnfStyle w:val="001000000000" w:firstRow="0" w:lastRow="0" w:firstColumn="1" w:lastColumn="0" w:oddVBand="0" w:evenVBand="0" w:oddHBand="0" w:evenHBand="0" w:firstRowFirstColumn="0" w:firstRowLastColumn="0" w:lastRowFirstColumn="0" w:lastRowLastColumn="0"/>
+            <w:tcW w:w="0" w:type="auto"/>
+            <w:hideMark/>
+          </w:tcPr>
+          <w:p>
+            <w:pPr>
+              <w:rPr>
+                <w:rFonts w:ascii="Times New Roman" w:hAnsi="Times New Roman" w:cs="Times New Roman"/>
+                <w:color w:val="000000" w:themeColor="text1"/>
+              </w:rPr>
+            </w:pPr>
+            <w:r>
+              <w:rPr>
+                <w:rFonts w:ascii="Times New Roman" w:hAnsi="Times New Roman" w:cs="Times New Roman"/>
+                <w:color w:val="000000" w:themeColor="text1"/>
+              </w:rPr>
+              <w:t>Budget overrun</w:t>
+            </w:r>
+          </w:p>
+        </w:tc>
+        <w:tc>
+          <w:tcPr>
+            <w:tcW w:w="0" w:type="auto"/>
+            <w:hideMark/>
+          </w:tcPr>
+          <w:p>
+            <w:pPr>
+              <w:cnfStyle w:val="000000100000" w:firstRow="0" w:lastRow="0" w:firstColumn="0" w:lastColumn="0" w:oddVBand="0" w:evenVBand="0" w:oddHBand="1" w:evenHBand="0" w:firstRowFirstColumn="0" w:firstRowLastColumn="0" w:lastRowFirstColumn="0" w:lastRowLastColumn="0"/>
               <w:rPr>
                 <w:rFonts w:ascii="Times New Roman" w:hAnsi="Times New Roman" w:cs="Times New Roman"/>
                 <w:color w:val="000000" w:themeColor="text1"/>
@@ -9400,175 +9820,11 @@
         <w:tc>
           <w:tcPr>
             <w:tcW w:w="0" w:type="auto"/>
-            <w:vAlign w:val="center"/>
-            <w:hideMark/>
-          </w:tcPr>
-          <w:p>
-            <w:pPr>
-              <w:rPr>
-                <w:rFonts w:ascii="Times New Roman" w:hAnsi="Times New Roman" w:cs="Times New Roman"/>
-                <w:color w:val="000000" w:themeColor="text1"/>
-              </w:rPr>
-            </w:pPr>
-            <w:r>
-              <w:rPr>
-                <w:rFonts w:ascii="Times New Roman" w:hAnsi="Times New Roman" w:cs="Times New Roman"/>
-                <w:color w:val="000000" w:themeColor="text1"/>
-              </w:rPr>
-              <w:t>Low</w:t>
-            </w:r>
-          </w:p>
-        </w:tc>
-        <w:tc>
-          <w:tcPr>
-            <w:tcW w:w="0" w:type="auto"/>
-            <w:vAlign w:val="center"/>
-            <w:hideMark/>
-          </w:tcPr>
-          <w:p>
-            <w:pPr>
-              <w:rPr>
-                <w:rFonts w:ascii="Times New Roman" w:hAnsi="Times New Roman" w:cs="Times New Roman"/>
-                <w:color w:val="000000" w:themeColor="text1"/>
-              </w:rPr>
-            </w:pPr>
-            <w:r>
-              <w:rPr>
-                <w:rFonts w:ascii="Times New Roman" w:hAnsi="Times New Roman" w:cs="Times New Roman"/>
-                <w:color w:val="000000" w:themeColor="text1"/>
-              </w:rPr>
-              <w:t>Use fallback (proximity/IR), limit CV dependency</w:t>
-            </w:r>
-          </w:p>
-        </w:tc>
-      </w:tr>
-      <w:tr>
-        <w:trPr>
-          <w:tblCellSpacing w:w="15" w:type="dxa"/>
-        </w:trPr>
-        <w:tc>
-          <w:tcPr>
-            <w:tcW w:w="0" w:type="auto"/>
-            <w:vAlign w:val="center"/>
-            <w:hideMark/>
-          </w:tcPr>
-          <w:p>
-            <w:pPr>
-              <w:rPr>
-                <w:rFonts w:ascii="Times New Roman" w:hAnsi="Times New Roman" w:cs="Times New Roman"/>
-                <w:color w:val="000000" w:themeColor="text1"/>
-              </w:rPr>
-            </w:pPr>
-            <w:r>
-              <w:rPr>
-                <w:rFonts w:ascii="Times New Roman" w:hAnsi="Times New Roman" w:cs="Times New Roman"/>
-                <w:color w:val="000000" w:themeColor="text1"/>
-              </w:rPr>
-              <w:t>Integration complexity</w:t>
-            </w:r>
-          </w:p>
-        </w:tc>
-        <w:tc>
-          <w:tcPr>
-            <w:tcW w:w="0" w:type="auto"/>
-            <w:vAlign w:val="center"/>
-            <w:hideMark/>
-          </w:tcPr>
-          <w:p>
-            <w:pPr>
-              <w:rPr>
-                <w:rFonts w:ascii="Times New Roman" w:hAnsi="Times New Roman" w:cs="Times New Roman"/>
-                <w:color w:val="000000" w:themeColor="text1"/>
-              </w:rPr>
-            </w:pPr>
-            <w:r>
-              <w:rPr>
-                <w:rFonts w:ascii="Times New Roman" w:hAnsi="Times New Roman" w:cs="Times New Roman"/>
-                <w:color w:val="000000" w:themeColor="text1"/>
-              </w:rPr>
-              <w:t>High</w:t>
-            </w:r>
-          </w:p>
-        </w:tc>
-        <w:tc>
-          <w:tcPr>
-            <w:tcW w:w="0" w:type="auto"/>
-            <w:vAlign w:val="center"/>
-            <w:hideMark/>
-          </w:tcPr>
-          <w:p>
-            <w:pPr>
-              <w:rPr>
-                <w:rFonts w:ascii="Times New Roman" w:hAnsi="Times New Roman" w:cs="Times New Roman"/>
-                <w:color w:val="000000" w:themeColor="text1"/>
-              </w:rPr>
-            </w:pPr>
-            <w:r>
-              <w:rPr>
-                <w:rFonts w:ascii="Times New Roman" w:hAnsi="Times New Roman" w:cs="Times New Roman"/>
-                <w:color w:val="000000" w:themeColor="text1"/>
-              </w:rPr>
-              <w:t>High</w:t>
-            </w:r>
-          </w:p>
-        </w:tc>
-        <w:tc>
-          <w:tcPr>
-            <w:tcW w:w="0" w:type="auto"/>
-            <w:vAlign w:val="center"/>
-            <w:hideMark/>
-          </w:tcPr>
-          <w:p>
-            <w:pPr>
-              <w:rPr>
-                <w:rFonts w:ascii="Times New Roman" w:hAnsi="Times New Roman" w:cs="Times New Roman"/>
-                <w:color w:val="000000" w:themeColor="text1"/>
-              </w:rPr>
-            </w:pPr>
-            <w:r>
-              <w:rPr>
-                <w:rFonts w:ascii="Times New Roman" w:hAnsi="Times New Roman" w:cs="Times New Roman"/>
-                <w:color w:val="000000" w:themeColor="text1"/>
-              </w:rPr>
-              <w:t>Modular development (test sensing, control, locomotion separately)</w:t>
-            </w:r>
-          </w:p>
-        </w:tc>
-      </w:tr>
-      <w:tr>
-        <w:trPr>
-          <w:tblCellSpacing w:w="15" w:type="dxa"/>
-        </w:trPr>
-        <w:tc>
-          <w:tcPr>
-            <w:tcW w:w="0" w:type="auto"/>
-            <w:vAlign w:val="center"/>
-            <w:hideMark/>
-          </w:tcPr>
-          <w:p>
-            <w:pPr>
-              <w:rPr>
-                <w:rFonts w:ascii="Times New Roman" w:hAnsi="Times New Roman" w:cs="Times New Roman"/>
-                <w:color w:val="000000" w:themeColor="text1"/>
-              </w:rPr>
-            </w:pPr>
-            <w:r>
-              <w:rPr>
-                <w:rFonts w:ascii="Times New Roman" w:hAnsi="Times New Roman" w:cs="Times New Roman"/>
-                <w:color w:val="000000" w:themeColor="text1"/>
-              </w:rPr>
-              <w:t>Weight vs actuator torque mismatch</w:t>
-            </w:r>
-          </w:p>
-        </w:tc>
-        <w:tc>
-          <w:tcPr>
-            <w:tcW w:w="0" w:type="auto"/>
-            <w:vAlign w:val="center"/>
-            <w:hideMark/>
-          </w:tcPr>
-          <w:p>
-            <w:pPr>
+            <w:hideMark/>
+          </w:tcPr>
+          <w:p>
+            <w:pPr>
+              <w:cnfStyle w:val="000000100000" w:firstRow="0" w:lastRow="0" w:firstColumn="0" w:lastColumn="0" w:oddVBand="0" w:evenVBand="0" w:oddHBand="1" w:evenHBand="0" w:firstRowFirstColumn="0" w:firstRowLastColumn="0" w:lastRowFirstColumn="0" w:lastRowLastColumn="0"/>
               <w:rPr>
                 <w:rFonts w:ascii="Times New Roman" w:hAnsi="Times New Roman" w:cs="Times New Roman"/>
                 <w:color w:val="000000" w:themeColor="text1"/>
@@ -9586,126 +9842,11 @@
         <w:tc>
           <w:tcPr>
             <w:tcW w:w="0" w:type="auto"/>
-            <w:vAlign w:val="center"/>
-            <w:hideMark/>
-          </w:tcPr>
-          <w:p>
-            <w:pPr>
-              <w:rPr>
-                <w:rFonts w:ascii="Times New Roman" w:hAnsi="Times New Roman" w:cs="Times New Roman"/>
-                <w:color w:val="000000" w:themeColor="text1"/>
-              </w:rPr>
-            </w:pPr>
-            <w:r>
-              <w:rPr>
-                <w:rFonts w:ascii="Times New Roman" w:hAnsi="Times New Roman" w:cs="Times New Roman"/>
-                <w:color w:val="000000" w:themeColor="text1"/>
-              </w:rPr>
-              <w:t>High</w:t>
-            </w:r>
-          </w:p>
-        </w:tc>
-        <w:tc>
-          <w:tcPr>
-            <w:tcW w:w="0" w:type="auto"/>
-            <w:vAlign w:val="center"/>
-            <w:hideMark/>
-          </w:tcPr>
-          <w:p>
-            <w:pPr>
-              <w:rPr>
-                <w:rFonts w:ascii="Times New Roman" w:hAnsi="Times New Roman" w:cs="Times New Roman"/>
-                <w:color w:val="000000" w:themeColor="text1"/>
-              </w:rPr>
-            </w:pPr>
-            <w:r>
-              <w:rPr>
-                <w:rFonts w:ascii="Times New Roman" w:hAnsi="Times New Roman" w:cs="Times New Roman"/>
-                <w:color w:val="000000" w:themeColor="text1"/>
-              </w:rPr>
-              <w:t>Keep lightweight design, calculate torque before selection</w:t>
-            </w:r>
-          </w:p>
-        </w:tc>
-      </w:tr>
-      <w:tr>
-        <w:trPr>
-          <w:tblCellSpacing w:w="15" w:type="dxa"/>
-        </w:trPr>
-        <w:tc>
-          <w:tcPr>
-            <w:tcW w:w="0" w:type="auto"/>
-            <w:vAlign w:val="center"/>
-            <w:hideMark/>
-          </w:tcPr>
-          <w:p>
-            <w:pPr>
-              <w:rPr>
-                <w:rFonts w:ascii="Times New Roman" w:hAnsi="Times New Roman" w:cs="Times New Roman"/>
-                <w:color w:val="000000" w:themeColor="text1"/>
-              </w:rPr>
-            </w:pPr>
-            <w:r>
-              <w:rPr>
-                <w:rFonts w:ascii="Times New Roman" w:hAnsi="Times New Roman" w:cs="Times New Roman"/>
-                <w:color w:val="000000" w:themeColor="text1"/>
-              </w:rPr>
-              <w:t>Budget overrun</w:t>
-            </w:r>
-          </w:p>
-        </w:tc>
-        <w:tc>
-          <w:tcPr>
-            <w:tcW w:w="0" w:type="auto"/>
-            <w:vAlign w:val="center"/>
-            <w:hideMark/>
-          </w:tcPr>
-          <w:p>
-            <w:pPr>
-              <w:rPr>
-                <w:rFonts w:ascii="Times New Roman" w:hAnsi="Times New Roman" w:cs="Times New Roman"/>
-                <w:color w:val="000000" w:themeColor="text1"/>
-              </w:rPr>
-            </w:pPr>
-            <w:r>
-              <w:rPr>
-                <w:rFonts w:ascii="Times New Roman" w:hAnsi="Times New Roman" w:cs="Times New Roman"/>
-                <w:color w:val="000000" w:themeColor="text1"/>
-              </w:rPr>
-              <w:t>Medium</w:t>
-            </w:r>
-          </w:p>
-        </w:tc>
-        <w:tc>
-          <w:tcPr>
-            <w:tcW w:w="0" w:type="auto"/>
-            <w:vAlign w:val="center"/>
-            <w:hideMark/>
-          </w:tcPr>
-          <w:p>
-            <w:pPr>
-              <w:rPr>
-                <w:rFonts w:ascii="Times New Roman" w:hAnsi="Times New Roman" w:cs="Times New Roman"/>
-                <w:color w:val="000000" w:themeColor="text1"/>
-              </w:rPr>
-            </w:pPr>
-            <w:r>
-              <w:rPr>
-                <w:rFonts w:ascii="Times New Roman" w:hAnsi="Times New Roman" w:cs="Times New Roman"/>
-                <w:color w:val="000000" w:themeColor="text1"/>
-              </w:rPr>
-              <w:t>Medium</w:t>
-            </w:r>
-          </w:p>
-        </w:tc>
-        <w:tc>
-          <w:tcPr>
-            <w:tcW w:w="0" w:type="auto"/>
-            <w:vAlign w:val="center"/>
-            <w:hideMark/>
-          </w:tcPr>
-          <w:p>
-            <w:pPr>
+            <w:hideMark/>
+          </w:tcPr>
+          <w:p>
+            <w:pPr>
+              <w:cnfStyle w:val="000000100000" w:firstRow="0" w:lastRow="0" w:firstColumn="0" w:lastColumn="0" w:oddVBand="0" w:evenVBand="0" w:oddHBand="1" w:evenHBand="0" w:firstRowFirstColumn="0" w:firstRowLastColumn="0" w:lastRowFirstColumn="0" w:lastRowLastColumn="0"/>
               <w:rPr>
                 <w:rFonts w:ascii="Times New Roman" w:hAnsi="Times New Roman" w:cs="Times New Roman"/>
                 <w:color w:val="000000" w:themeColor="text1"/>
@@ -9788,6 +9929,9 @@
     <w:p>
       <w:pPr>
         <w:pStyle w:val="Heading2"/>
+        <w:rPr>
+          <w:rFonts w:hint="eastAsia"/>
+        </w:rPr>
       </w:pPr>
       <w:bookmarkStart w:id="27" w:name="innovation-statement-150-words"/>
       <w:bookmarkEnd w:id="26"/>
@@ -9969,6 +10113,9 @@
     <w:p>
       <w:pPr>
         <w:pStyle w:val="Heading2"/>
+        <w:rPr>
+          <w:rFonts w:hint="eastAsia"/>
+        </w:rPr>
       </w:pPr>
       <w:bookmarkStart w:id="28" w:name="sustainability-ethical-considerations"/>
       <w:bookmarkEnd w:id="27"/>
@@ -9982,7 +10129,7 @@
         <w:pStyle w:val="ListParagraph"/>
         <w:numPr>
           <w:ilvl w:val="0"/>
-          <w:numId w:val="15"/>
+          <w:numId w:val="3"/>
         </w:numPr>
         <w:rPr>
           <w:rFonts w:ascii="Times New Roman" w:hAnsi="Times New Roman" w:cs="Times New Roman"/>
@@ -10012,7 +10159,7 @@
         <w:pStyle w:val="ListParagraph"/>
         <w:numPr>
           <w:ilvl w:val="0"/>
-          <w:numId w:val="16"/>
+          <w:numId w:val="4"/>
         </w:numPr>
         <w:rPr>
           <w:rFonts w:ascii="Times New Roman" w:hAnsi="Times New Roman" w:cs="Times New Roman"/>
@@ -10042,7 +10189,7 @@
         <w:pStyle w:val="ListParagraph"/>
         <w:numPr>
           <w:ilvl w:val="0"/>
-          <w:numId w:val="16"/>
+          <w:numId w:val="4"/>
         </w:numPr>
         <w:rPr>
           <w:rFonts w:ascii="Times New Roman" w:hAnsi="Times New Roman" w:cs="Times New Roman"/>
@@ -10072,7 +10219,7 @@
         <w:pStyle w:val="ListParagraph"/>
         <w:numPr>
           <w:ilvl w:val="0"/>
-          <w:numId w:val="16"/>
+          <w:numId w:val="4"/>
         </w:numPr>
         <w:rPr>
           <w:rFonts w:ascii="Times New Roman" w:hAnsi="Times New Roman" w:cs="Times New Roman"/>
@@ -10117,7 +10264,7 @@
         <w:pStyle w:val="ListParagraph"/>
         <w:numPr>
           <w:ilvl w:val="0"/>
-          <w:numId w:val="16"/>
+          <w:numId w:val="4"/>
         </w:numPr>
         <w:rPr>
           <w:rFonts w:ascii="Times New Roman" w:hAnsi="Times New Roman" w:cs="Times New Roman"/>
@@ -10162,6 +10309,56 @@
 </w:document>
 </file>
 
+<file path=word/endnotes.xml><?xml version="1.0" encoding="utf-8"?>
+<w:endnotes xmlns:wpc="http://schemas.microsoft.com/office/word/2010/wordprocessingCanvas" xmlns:cx="http://schemas.microsoft.com/office/drawing/2014/chartex" xmlns:cx1="http://schemas.microsoft.com/office/drawing/2015/9/8/chartex" xmlns:cx2="http://schemas.microsoft.com/office/drawing/2015/10/21/chartex" xmlns:cx3="http://schemas.microsoft.com/office/drawing/2016/5/9/chartex" xmlns:cx4="http://schemas.microsoft.com/office/drawing/2016/5/10/chartex" xmlns:cx5="http://schemas.microsoft.com/office/drawing/2016/5/11/chartex" xmlns:cx6="http://schemas.microsoft.com/office/drawing/2016/5/12/chartex" xmlns:cx7="http://schemas.microsoft.com/office/drawing/2016/5/13/chartex" xmlns:cx8="http://schemas.microsoft.com/office/drawing/2016/5/14/chartex" xmlns:mc="http://schemas.openxmlformats.org/markup-compatibility/2006" xmlns:aink="http://schemas.microsoft.com/office/drawing/2016/ink" xmlns:am3d="http://schemas.microsoft.com/office/drawing/2017/model3d" xmlns:o="urn:schemas-microsoft-com:office:office" xmlns:oel="http://schemas.microsoft.com/office/2019/extlst" xmlns:r="http://schemas.openxmlformats.org/officeDocument/2006/relationships" xmlns:m="http://schemas.openxmlformats.org/officeDocument/2006/math" xmlns:v="urn:schemas-microsoft-com:vml" xmlns:wp14="http://schemas.microsoft.com/office/word/2010/wordprocessingDrawing" xmlns:wp="http://schemas.openxmlformats.org/drawingml/2006/wordprocessingDrawing" xmlns:w10="urn:schemas-microsoft-com:office:word" xmlns:w="http://schemas.openxmlformats.org/wordprocessingml/2006/main" xmlns:w14="http://schemas.microsoft.com/office/word/2010/wordml" xmlns:w15="http://schemas.microsoft.com/office/word/2012/wordml" xmlns:w16cex="http://schemas.microsoft.com/office/word/2018/wordml/cex" xmlns:w16cid="http://schemas.microsoft.com/office/word/2016/wordml/cid" xmlns:w16="http://schemas.microsoft.com/office/word/2018/wordml" xmlns:w16du="http://schemas.microsoft.com/office/word/2023/wordml/word16du" xmlns:w16sdtdh="http://schemas.microsoft.com/office/word/2020/wordml/sdtdatahash" xmlns:w16sdtfl="http://schemas.microsoft.com/office/word/2024/wordml/sdtformatlock" xmlns:w16se="http://schemas.microsoft.com/office/word/2015/wordml/symex" xmlns:wpg="http://schemas.microsoft.com/office/word/2010/wordprocessingGroup" xmlns:wpi="http://schemas.microsoft.com/office/word/2010/wordprocessingInk" xmlns:wne="http://schemas.microsoft.com/office/word/2006/wordml" xmlns:wps="http://schemas.microsoft.com/office/word/2010/wordprocessingShape" mc:Ignorable="w14 w15 w16se w16cid w16 w16cex w16sdtdh w16sdtfl w16du wp14">
+  <w:endnote w:type="separator" w:id="-1">
+    <w:p>
+      <w:pPr>
+        <w:spacing w:after="0"/>
+      </w:pPr>
+      <w:r>
+        <w:separator/>
+      </w:r>
+    </w:p>
+  </w:endnote>
+  <w:endnote w:type="continuationSeparator" w:id="0">
+    <w:p>
+      <w:pPr>
+        <w:spacing w:after="0"/>
+      </w:pPr>
+      <w:r>
+        <w:continuationSeparator/>
+      </w:r>
+    </w:p>
+  </w:endnote>
+</w:endnotes>
+</file>
+
+<file path=word/footnotes.xml><?xml version="1.0" encoding="utf-8"?>
+<w:footnotes xmlns:wpc="http://schemas.microsoft.com/office/word/2010/wordprocessingCanvas" xmlns:cx="http://schemas.microsoft.com/office/drawing/2014/chartex" xmlns:cx1="http://schemas.microsoft.com/office/drawing/2015/9/8/chartex" xmlns:cx2="http://schemas.microsoft.com/office/drawing/2015/10/21/chartex" xmlns:cx3="http://schemas.microsoft.com/office/drawing/2016/5/9/chartex" xmlns:cx4="http://schemas.microsoft.com/office/drawing/2016/5/10/chartex" xmlns:cx5="http://schemas.microsoft.com/office/drawing/2016/5/11/chartex" xmlns:cx6="http://schemas.microsoft.com/office/drawing/2016/5/12/chartex" xmlns:cx7="http://schemas.microsoft.com/office/drawing/2016/5/13/chartex" xmlns:cx8="http://schemas.microsoft.com/office/drawing/2016/5/14/chartex" xmlns:mc="http://schemas.openxmlformats.org/markup-compatibility/2006" xmlns:aink="http://schemas.microsoft.com/office/drawing/2016/ink" xmlns:am3d="http://schemas.microsoft.com/office/drawing/2017/model3d" xmlns:o="urn:schemas-microsoft-com:office:office" xmlns:oel="http://schemas.microsoft.com/office/2019/extlst" xmlns:r="http://schemas.openxmlformats.org/officeDocument/2006/relationships" xmlns:m="http://schemas.openxmlformats.org/officeDocument/2006/math" xmlns:v="urn:schemas-microsoft-com:vml" xmlns:wp14="http://schemas.microsoft.com/office/word/2010/wordprocessingDrawing" xmlns:wp="http://schemas.openxmlformats.org/drawingml/2006/wordprocessingDrawing" xmlns:w10="urn:schemas-microsoft-com:office:word" xmlns:w="http://schemas.openxmlformats.org/wordprocessingml/2006/main" xmlns:w14="http://schemas.microsoft.com/office/word/2010/wordml" xmlns:w15="http://schemas.microsoft.com/office/word/2012/wordml" xmlns:w16cex="http://schemas.microsoft.com/office/word/2018/wordml/cex" xmlns:w16cid="http://schemas.microsoft.com/office/word/2016/wordml/cid" xmlns:w16="http://schemas.microsoft.com/office/word/2018/wordml" xmlns:w16du="http://schemas.microsoft.com/office/word/2023/wordml/word16du" xmlns:w16sdtdh="http://schemas.microsoft.com/office/word/2020/wordml/sdtdatahash" xmlns:w16sdtfl="http://schemas.microsoft.com/office/word/2024/wordml/sdtformatlock" xmlns:w16se="http://schemas.microsoft.com/office/word/2015/wordml/symex" xmlns:wpg="http://schemas.microsoft.com/office/word/2010/wordprocessingGroup" xmlns:wpi="http://schemas.microsoft.com/office/word/2010/wordprocessingInk" xmlns:wne="http://schemas.microsoft.com/office/word/2006/wordml" xmlns:wps="http://schemas.microsoft.com/office/word/2010/wordprocessingShape" mc:Ignorable="w14 w15 w16se w16cid w16 w16cex w16sdtdh w16sdtfl w16du wp14">
+  <w:footnote w:type="separator" w:id="-1">
+    <w:p>
+      <w:pPr>
+        <w:spacing w:after="0"/>
+      </w:pPr>
+      <w:r>
+        <w:separator/>
+      </w:r>
+    </w:p>
+  </w:footnote>
+  <w:footnote w:type="continuationSeparator" w:id="0">
+    <w:p>
+      <w:pPr>
+        <w:spacing w:after="0"/>
+      </w:pPr>
+      <w:r>
+        <w:continuationSeparator/>
+      </w:r>
+    </w:p>
+  </w:footnote>
+</w:footnotes>
+</file>
+
 <file path=word/numbering.xml><?xml version="1.0" encoding="utf-8"?>
 <w:numbering xmlns:wpc="http://schemas.microsoft.com/office/word/2010/wordprocessingCanvas" xmlns:cx="http://schemas.microsoft.com/office/drawing/2014/chartex" xmlns:cx1="http://schemas.microsoft.com/office/drawing/2015/9/8/chartex" xmlns:cx2="http://schemas.microsoft.com/office/drawing/2015/10/21/chartex" xmlns:cx3="http://schemas.microsoft.com/office/drawing/2016/5/9/chartex" xmlns:cx4="http://schemas.microsoft.com/office/drawing/2016/5/10/chartex" xmlns:cx5="http://schemas.microsoft.com/office/drawing/2016/5/11/chartex" xmlns:cx6="http://schemas.microsoft.com/office/drawing/2016/5/12/chartex" xmlns:cx7="http://schemas.microsoft.com/office/drawing/2016/5/13/chartex" xmlns:cx8="http://schemas.microsoft.com/office/drawing/2016/5/14/chartex" xmlns:mc="http://schemas.openxmlformats.org/markup-compatibility/2006" xmlns:aink="http://schemas.microsoft.com/office/drawing/2016/ink" xmlns:am3d="http://schemas.microsoft.com/office/drawing/2017/model3d" xmlns:o="urn:schemas-microsoft-com:office:office" xmlns:oel="http://schemas.microsoft.com/office/2019/extlst" xmlns:r="http://schemas.openxmlformats.org/officeDocument/2006/relationships" xmlns:m="http://schemas.openxmlformats.org/officeDocument/2006/math" xmlns:v="urn:schemas-microsoft-com:vml" xmlns:wp14="http://schemas.microsoft.com/office/word/2010/wordprocessingDrawing" xmlns:wp="http://schemas.openxmlformats.org/drawingml/2006/wordprocessingDrawing" xmlns:w10="urn:schemas-microsoft-com:office:word" xmlns:w="http://schemas.openxmlformats.org/wordprocessingml/2006/main" xmlns:w14="http://schemas.microsoft.com/office/word/2010/wordml" xmlns:w15="http://schemas.microsoft.com/office/word/2012/wordml" xmlns:w16cex="http://schemas.microsoft.com/office/word/2018/wordml/cex" xmlns:w16cid="http://schemas.microsoft.com/office/word/2016/wordml/cid" xmlns:w16="http://schemas.microsoft.com/office/word/2018/wordml" xmlns:w16du="http://schemas.microsoft.com/office/word/2023/wordml/word16du" xmlns:w16sdtdh="http://schemas.microsoft.com/office/word/2020/wordml/sdtdatahash" xmlns:w16sdtfl="http://schemas.microsoft.com/office/word/2024/wordml/sdtformatlock" xmlns:w16se="http://schemas.microsoft.com/office/word/2015/wordml/symex" xmlns:wpg="http://schemas.microsoft.com/office/word/2010/wordprocessingGroup" xmlns:wpi="http://schemas.microsoft.com/office/word/2010/wordprocessingInk" xmlns:wne="http://schemas.microsoft.com/office/word/2006/wordml" xmlns:wps="http://schemas.microsoft.com/office/word/2010/wordprocessingShape" mc:Ignorable="w14 w15 w16se w16cid w16 w16cex w16sdtdh w16sdtfl w16du wp14">
   <w:abstractNum w:abstractNumId="0" w15:restartNumberingAfterBreak="0">
@@ -12303,13 +12500,31 @@
       </w:rPr>
     </w:lvl>
   </w:abstractNum>
-  <w:num w:numId="1" w16cid:durableId="413742500">
-    <w:abstractNumId w:val="0"/>
+  <w:num w:numId="1" w16cid:durableId="1085492163">
+    <w:abstractNumId w:val="3"/>
   </w:num>
-  <w:num w:numId="2" w16cid:durableId="245311507">
-    <w:abstractNumId w:val="1"/>
+  <w:num w:numId="2" w16cid:durableId="1352150484">
+    <w:abstractNumId w:val="13"/>
   </w:num>
-  <w:num w:numId="3" w16cid:durableId="1881740894">
+  <w:num w:numId="3" w16cid:durableId="1410537542">
+    <w:abstractNumId w:val="12"/>
+  </w:num>
+  <w:num w:numId="4" w16cid:durableId="1501965119">
+    <w:abstractNumId w:val="8"/>
+  </w:num>
+  <w:num w:numId="5" w16cid:durableId="1519351823">
+    <w:abstractNumId w:val="4"/>
+  </w:num>
+  <w:num w:numId="6" w16cid:durableId="1718698961">
+    <w:abstractNumId w:val="16"/>
+  </w:num>
+  <w:num w:numId="7" w16cid:durableId="1753577923">
+    <w:abstractNumId w:val="15"/>
+  </w:num>
+  <w:num w:numId="8" w16cid:durableId="1835871327">
+    <w:abstractNumId w:val="7"/>
+  </w:num>
+  <w:num w:numId="9" w16cid:durableId="1881740894">
     <w:abstractNumId w:val="2"/>
     <w:lvlOverride w:ilvl="0">
       <w:startOverride w:val="1"/>
@@ -12339,50 +12554,32 @@
       <w:startOverride w:val="1"/>
     </w:lvlOverride>
   </w:num>
-  <w:num w:numId="4" w16cid:durableId="1085492163">
-    <w:abstractNumId w:val="3"/>
+  <w:num w:numId="10" w16cid:durableId="1975717597">
+    <w:abstractNumId w:val="6"/>
   </w:num>
-  <w:num w:numId="5" w16cid:durableId="39718007">
+  <w:num w:numId="11" w16cid:durableId="2061435930">
+    <w:abstractNumId w:val="17"/>
+  </w:num>
+  <w:num w:numId="12" w16cid:durableId="2110159496">
+    <w:abstractNumId w:val="5"/>
+  </w:num>
+  <w:num w:numId="13" w16cid:durableId="245311507">
+    <w:abstractNumId w:val="1"/>
+  </w:num>
+  <w:num w:numId="14" w16cid:durableId="39718007">
     <w:abstractNumId w:val="11"/>
   </w:num>
-  <w:num w:numId="6" w16cid:durableId="1718698961">
-    <w:abstractNumId w:val="16"/>
+  <w:num w:numId="15" w16cid:durableId="413742500">
+    <w:abstractNumId w:val="0"/>
   </w:num>
-  <w:num w:numId="7" w16cid:durableId="578173755">
+  <w:num w:numId="16" w16cid:durableId="517819855">
+    <w:abstractNumId w:val="9"/>
+  </w:num>
+  <w:num w:numId="17" w16cid:durableId="578173755">
     <w:abstractNumId w:val="14"/>
   </w:num>
-  <w:num w:numId="8" w16cid:durableId="1753577923">
-    <w:abstractNumId w:val="15"/>
-  </w:num>
-  <w:num w:numId="9" w16cid:durableId="1835871327">
-    <w:abstractNumId w:val="7"/>
-  </w:num>
-  <w:num w:numId="10" w16cid:durableId="2110159496">
-    <w:abstractNumId w:val="5"/>
-  </w:num>
-  <w:num w:numId="11" w16cid:durableId="1352150484">
-    <w:abstractNumId w:val="13"/>
-  </w:num>
-  <w:num w:numId="12" w16cid:durableId="517819855">
-    <w:abstractNumId w:val="9"/>
-  </w:num>
-  <w:num w:numId="13" w16cid:durableId="2061435930">
-    <w:abstractNumId w:val="17"/>
-  </w:num>
-  <w:num w:numId="14" w16cid:durableId="692078805">
+  <w:num w:numId="18" w16cid:durableId="692078805">
     <w:abstractNumId w:val="10"/>
-  </w:num>
-  <w:num w:numId="15" w16cid:durableId="1410537542">
-    <w:abstractNumId w:val="12"/>
-  </w:num>
-  <w:num w:numId="16" w16cid:durableId="1501965119">
-    <w:abstractNumId w:val="8"/>
-  </w:num>
-  <w:num w:numId="17" w16cid:durableId="1519351823">
-    <w:abstractNumId w:val="4"/>
-  </w:num>
-  <w:num w:numId="18" w16cid:durableId="1975717597">
-    <w:abstractNumId w:val="6"/>
   </w:num>
 </w:numbering>
 </file>
@@ -12946,6 +13143,7 @@
   <w:style w:type="character" w:default="1" w:styleId="DefaultParagraphFont">
     <w:name w:val="Default Paragraph Font"/>
     <w:uiPriority w:val="1"/>
+    <w:semiHidden/>
     <w:unhideWhenUsed/>
   </w:style>
   <w:style w:type="table" w:default="1" w:styleId="TableNormal">
@@ -13890,6 +14088,46 @@
     <w:link w:val="BodyText"/>
     <w:rsid w:val="001355D5"/>
   </w:style>
+  <w:style w:type="paragraph" w:styleId="Header">
+    <w:name w:val="header"/>
+    <w:basedOn w:val="Normal"/>
+    <w:link w:val="HeaderChar"/>
+    <w:unhideWhenUsed/>
+    <w:rsid w:val="003722F4"/>
+    <w:pPr>
+      <w:tabs>
+        <w:tab w:val="center" w:pos="4680"/>
+        <w:tab w:val="right" w:pos="9360"/>
+      </w:tabs>
+      <w:spacing w:after="0"/>
+    </w:pPr>
+  </w:style>
+  <w:style w:type="character" w:customStyle="1" w:styleId="HeaderChar">
+    <w:name w:val="Header Char"/>
+    <w:basedOn w:val="DefaultParagraphFont"/>
+    <w:link w:val="Header"/>
+    <w:rsid w:val="003722F4"/>
+  </w:style>
+  <w:style w:type="paragraph" w:styleId="Footer">
+    <w:name w:val="footer"/>
+    <w:basedOn w:val="Normal"/>
+    <w:link w:val="FooterChar"/>
+    <w:unhideWhenUsed/>
+    <w:rsid w:val="003722F4"/>
+    <w:pPr>
+      <w:tabs>
+        <w:tab w:val="center" w:pos="4680"/>
+        <w:tab w:val="right" w:pos="9360"/>
+      </w:tabs>
+      <w:spacing w:after="0"/>
+    </w:pPr>
+  </w:style>
+  <w:style w:type="character" w:customStyle="1" w:styleId="FooterChar">
+    <w:name w:val="Footer Char"/>
+    <w:basedOn w:val="DefaultParagraphFont"/>
+    <w:link w:val="Footer"/>
+    <w:rsid w:val="003722F4"/>
+  </w:style>
 </w:styles>
 </file>
 
